--- a/EDUARDA. tcc 2026 (1).docx
+++ b/EDUARDA. tcc 2026 (1).docx
@@ -1,6 +1,6 @@
 
 <file path=word/document.xml><?xml version="1.0" encoding="utf-8"?>
-<w:document xmlns:o="urn:schemas-microsoft-com:office:office" xmlns:r="http://schemas.openxmlformats.org/officeDocument/2006/relationships" xmlns:v="urn:schemas-microsoft-com:vml" xmlns:w="http://schemas.openxmlformats.org/wordprocessingml/2006/main" xmlns:w10="urn:schemas-microsoft-com:office:word" xmlns:wp="http://schemas.openxmlformats.org/drawingml/2006/wordprocessingDrawing" xmlns:wps="http://schemas.microsoft.com/office/word/2010/wordprocessingShape" xmlns:wpg="http://schemas.microsoft.com/office/word/2010/wordprocessingGroup" xmlns:mc="http://schemas.openxmlformats.org/markup-compatibility/2006" xmlns:wp14="http://schemas.microsoft.com/office/word/2010/wordprocessingDrawing" xmlns:w14="http://schemas.microsoft.com/office/word/2010/wordml" xmlns:w15="http://schemas.microsoft.com/office/word/2012/wordml" mc:Ignorable="w14 wp14 w15">
+<w:document xmlns:o="urn:schemas-microsoft-com:office:office" xmlns:r="http://schemas.openxmlformats.org/officeDocument/2006/relationships" xmlns:v="urn:schemas-microsoft-com:vml" xmlns:w="http://schemas.openxmlformats.org/wordprocessingml/2006/main" xmlns:w10="urn:schemas-microsoft-com:office:word" xmlns:wp="http://schemas.openxmlformats.org/drawingml/2006/wordprocessingDrawing" xmlns:wps="http://schemas.microsoft.com/office/word/2010/wordprocessingShape" xmlns:wpg="http://schemas.microsoft.com/office/word/2010/wordprocessingGroup" xmlns:mc="http://schemas.openxmlformats.org/markup-compatibility/2006" xmlns:wp14="http://schemas.microsoft.com/office/word/2010/wordprocessingDrawing" xmlns:w14="http://schemas.microsoft.com/office/word/2010/wordml" mc:Ignorable="w14 wp14">
   <w:background w:color="FFFFFF"/>
   <w:body>
     <w:p>
@@ -12,9 +12,10 @@
           <w:tab w:val="left" w:pos="6780" w:leader="none"/>
         </w:tabs>
         <w:spacing w:lineRule="auto" w:line="300"/>
-        <w:ind w:hanging="0" w:left="0" w:right="0"/>
+        <w:ind w:left="0" w:right="0" w:hanging="0"/>
         <w:jc w:val="center"/>
         <w:rPr>
+          <w:b/>
           <w:b/>
           <w:color w:val="000000"/>
           <w:sz w:val="28"/>
@@ -40,9 +41,10 @@
           <w:tab w:val="left" w:pos="6780" w:leader="none"/>
         </w:tabs>
         <w:spacing w:lineRule="auto" w:line="300"/>
-        <w:ind w:hanging="0" w:left="0" w:right="0"/>
+        <w:ind w:left="0" w:right="0" w:hanging="0"/>
         <w:jc w:val="center"/>
         <w:rPr>
+          <w:b/>
           <w:b/>
           <w:color w:val="000000"/>
           <w:sz w:val="28"/>
@@ -67,7 +69,7 @@
           <w:tab w:val="left" w:pos="6780" w:leader="none"/>
         </w:tabs>
         <w:spacing w:lineRule="auto" w:line="300"/>
-        <w:ind w:hanging="0" w:left="0" w:right="0"/>
+        <w:ind w:left="0" w:right="0" w:hanging="0"/>
         <w:jc w:val="center"/>
         <w:rPr>
           <w:sz w:val="28"/>
@@ -100,6 +102,7 @@
         <w:jc w:val="center"/>
         <w:rPr>
           <w:b/>
+          <w:b/>
         </w:rPr>
       </w:pPr>
       <w:r>
@@ -114,6 +117,7 @@
         <w:jc w:val="center"/>
         <w:rPr>
           <w:b/>
+          <w:b/>
         </w:rPr>
       </w:pPr>
       <w:r>
@@ -128,6 +132,7 @@
         <w:jc w:val="center"/>
         <w:rPr>
           <w:b/>
+          <w:b/>
         </w:rPr>
       </w:pPr>
       <w:r>
@@ -142,6 +147,7 @@
         <w:jc w:val="center"/>
         <w:rPr>
           <w:b/>
+          <w:b/>
         </w:rPr>
       </w:pPr>
       <w:r>
@@ -156,6 +162,7 @@
         <w:jc w:val="center"/>
         <w:rPr>
           <w:b/>
+          <w:b/>
         </w:rPr>
       </w:pPr>
       <w:r>
@@ -170,20 +177,22 @@
         <w:jc w:val="center"/>
         <w:rPr>
           <w:b/>
-        </w:rPr>
-      </w:pPr>
-      <w:r>
-        <w:rPr>
-          <w:b/>
-        </w:rPr>
-      </w:r>
-    </w:p>
-    <w:p>
-      <w:pPr>
-        <w:pStyle w:val="Normal"/>
-        <w:ind w:hanging="0" w:left="0" w:right="0"/>
+          <w:b/>
+        </w:rPr>
+      </w:pPr>
+      <w:r>
+        <w:rPr>
+          <w:b/>
+        </w:rPr>
+      </w:r>
+    </w:p>
+    <w:p>
+      <w:pPr>
+        <w:pStyle w:val="Normal"/>
+        <w:ind w:left="0" w:right="0" w:hanging="0"/>
         <w:jc w:val="center"/>
         <w:rPr>
+          <w:b/>
           <w:b/>
           <w:sz w:val="28"/>
           <w:szCs w:val="28"/>
@@ -204,6 +213,7 @@
         <w:jc w:val="center"/>
         <w:rPr>
           <w:b/>
+          <w:b/>
         </w:rPr>
       </w:pPr>
       <w:r>
@@ -218,6 +228,7 @@
         <w:jc w:val="center"/>
         <w:rPr>
           <w:b/>
+          <w:b/>
         </w:rPr>
       </w:pPr>
       <w:r>
@@ -232,20 +243,22 @@
         <w:jc w:val="center"/>
         <w:rPr>
           <w:b/>
-        </w:rPr>
-      </w:pPr>
-      <w:r>
-        <w:rPr>
-          <w:b/>
-        </w:rPr>
-      </w:r>
-    </w:p>
-    <w:p>
-      <w:pPr>
-        <w:pStyle w:val="Normal"/>
-        <w:ind w:hanging="0" w:left="0" w:right="0"/>
+          <w:b/>
+        </w:rPr>
+      </w:pPr>
+      <w:r>
+        <w:rPr>
+          <w:b/>
+        </w:rPr>
+      </w:r>
+    </w:p>
+    <w:p>
+      <w:pPr>
+        <w:pStyle w:val="Normal"/>
+        <w:ind w:left="0" w:right="0" w:hanging="0"/>
         <w:jc w:val="center"/>
         <w:rPr>
+          <w:b/>
           <w:b/>
           <w:sz w:val="28"/>
           <w:szCs w:val="28"/>
@@ -265,83 +278,90 @@
         <w:pStyle w:val="Normal"/>
         <w:rPr>
           <w:b/>
-        </w:rPr>
-      </w:pPr>
-      <w:r>
-        <w:rPr>
-          <w:b/>
-        </w:rPr>
-      </w:r>
-    </w:p>
-    <w:p>
-      <w:pPr>
-        <w:pStyle w:val="Normal"/>
-        <w:rPr>
-          <w:b/>
-        </w:rPr>
-      </w:pPr>
-      <w:r>
-        <w:rPr>
-          <w:b/>
-        </w:rPr>
-      </w:r>
-    </w:p>
-    <w:p>
-      <w:pPr>
-        <w:pStyle w:val="Normal"/>
-        <w:rPr>
-          <w:b/>
-        </w:rPr>
-      </w:pPr>
-      <w:r>
-        <w:rPr>
-          <w:b/>
-        </w:rPr>
-      </w:r>
-    </w:p>
-    <w:p>
-      <w:pPr>
-        <w:pStyle w:val="Normal"/>
-        <w:rPr>
-          <w:b/>
-        </w:rPr>
-      </w:pPr>
-      <w:r>
-        <w:rPr>
-          <w:b/>
-        </w:rPr>
-      </w:r>
-    </w:p>
-    <w:p>
-      <w:pPr>
-        <w:pStyle w:val="Normal"/>
-        <w:rPr>
-          <w:b/>
-        </w:rPr>
-      </w:pPr>
-      <w:r>
-        <w:rPr>
-          <w:b/>
-        </w:rPr>
-      </w:r>
-    </w:p>
-    <w:p>
-      <w:pPr>
-        <w:pStyle w:val="Normal"/>
-        <w:rPr>
-          <w:b/>
-        </w:rPr>
-      </w:pPr>
-      <w:r>
-        <w:rPr>
-          <w:b/>
-        </w:rPr>
-      </w:r>
-    </w:p>
-    <w:p>
-      <w:pPr>
-        <w:pStyle w:val="Normal"/>
-        <w:rPr>
+          <w:b/>
+        </w:rPr>
+      </w:pPr>
+      <w:r>
+        <w:rPr>
+          <w:b/>
+        </w:rPr>
+      </w:r>
+    </w:p>
+    <w:p>
+      <w:pPr>
+        <w:pStyle w:val="Normal"/>
+        <w:rPr>
+          <w:b/>
+          <w:b/>
+        </w:rPr>
+      </w:pPr>
+      <w:r>
+        <w:rPr>
+          <w:b/>
+        </w:rPr>
+      </w:r>
+    </w:p>
+    <w:p>
+      <w:pPr>
+        <w:pStyle w:val="Normal"/>
+        <w:rPr>
+          <w:b/>
+          <w:b/>
+        </w:rPr>
+      </w:pPr>
+      <w:r>
+        <w:rPr>
+          <w:b/>
+        </w:rPr>
+      </w:r>
+    </w:p>
+    <w:p>
+      <w:pPr>
+        <w:pStyle w:val="Normal"/>
+        <w:rPr>
+          <w:b/>
+          <w:b/>
+        </w:rPr>
+      </w:pPr>
+      <w:r>
+        <w:rPr>
+          <w:b/>
+        </w:rPr>
+      </w:r>
+    </w:p>
+    <w:p>
+      <w:pPr>
+        <w:pStyle w:val="Normal"/>
+        <w:rPr>
+          <w:b/>
+          <w:b/>
+        </w:rPr>
+      </w:pPr>
+      <w:r>
+        <w:rPr>
+          <w:b/>
+        </w:rPr>
+      </w:r>
+    </w:p>
+    <w:p>
+      <w:pPr>
+        <w:pStyle w:val="Normal"/>
+        <w:rPr>
+          <w:b/>
+          <w:b/>
+        </w:rPr>
+      </w:pPr>
+      <w:r>
+        <w:rPr>
+          <w:b/>
+        </w:rPr>
+      </w:r>
+    </w:p>
+    <w:p>
+      <w:pPr>
+        <w:pStyle w:val="Normal"/>
+        <w:rPr>
+          <w:b/>
           <w:b/>
         </w:rPr>
       </w:pPr>
@@ -355,10 +375,11 @@
       <w:pPr>
         <w:pStyle w:val="Normal"/>
         <w:spacing w:lineRule="auto" w:line="300"/>
-        <w:ind w:hanging="0" w:left="0" w:right="0"/>
+        <w:ind w:left="0" w:right="0" w:hanging="0"/>
         <w:jc w:val="center"/>
         <w:rPr>
           <w:b/>
+          <w:b/>
         </w:rPr>
       </w:pPr>
       <w:r>
@@ -371,10 +392,11 @@
       <w:pPr>
         <w:pStyle w:val="Normal"/>
         <w:spacing w:lineRule="auto" w:line="300"/>
-        <w:ind w:hanging="0" w:left="0" w:right="0"/>
+        <w:ind w:left="0" w:right="0" w:hanging="0"/>
         <w:jc w:val="center"/>
         <w:rPr>
           <w:b/>
+          <w:b/>
           <w:color w:val="000000"/>
         </w:rPr>
       </w:pPr>
@@ -389,10 +411,11 @@
       <w:pPr>
         <w:pStyle w:val="Normal"/>
         <w:spacing w:lineRule="auto" w:line="300"/>
-        <w:ind w:hanging="0" w:left="0" w:right="0"/>
+        <w:ind w:left="0" w:right="0" w:hanging="0"/>
         <w:jc w:val="center"/>
         <w:rPr>
           <w:b/>
+          <w:b/>
           <w:color w:val="000000"/>
         </w:rPr>
       </w:pPr>
@@ -407,10 +430,11 @@
       <w:pPr>
         <w:pStyle w:val="Normal"/>
         <w:spacing w:lineRule="auto" w:line="300"/>
-        <w:ind w:hanging="0" w:left="0" w:right="0"/>
+        <w:ind w:left="0" w:right="0" w:hanging="0"/>
         <w:jc w:val="center"/>
         <w:rPr>
           <w:b/>
+          <w:b/>
           <w:color w:val="000000"/>
         </w:rPr>
       </w:pPr>
@@ -425,10 +449,11 @@
       <w:pPr>
         <w:pStyle w:val="Normal"/>
         <w:spacing w:lineRule="auto" w:line="300"/>
-        <w:ind w:hanging="0" w:left="0" w:right="0"/>
+        <w:ind w:left="0" w:right="0" w:hanging="0"/>
         <w:jc w:val="center"/>
         <w:rPr>
           <w:b/>
+          <w:b/>
           <w:color w:val="000000"/>
         </w:rPr>
       </w:pPr>
@@ -443,10 +468,11 @@
       <w:pPr>
         <w:pStyle w:val="Normal"/>
         <w:spacing w:lineRule="auto" w:line="300"/>
-        <w:ind w:hanging="0" w:left="0" w:right="0"/>
+        <w:ind w:left="0" w:right="0" w:hanging="0"/>
         <w:jc w:val="center"/>
         <w:rPr>
           <w:b/>
+          <w:b/>
           <w:color w:val="000000"/>
         </w:rPr>
       </w:pPr>
@@ -462,10 +488,11 @@
       <w:pPr>
         <w:pStyle w:val="Normal"/>
         <w:spacing w:lineRule="auto" w:line="300"/>
-        <w:ind w:hanging="0" w:left="0" w:right="0"/>
+        <w:ind w:left="0" w:right="0" w:hanging="0"/>
         <w:jc w:val="center"/>
         <w:rPr>
           <w:b/>
+          <w:b/>
           <w:color w:val="000000"/>
           <w:lang w:val="pt-BR"/>
         </w:rPr>
@@ -490,10 +517,11 @@
       <w:pPr>
         <w:pStyle w:val="Normal"/>
         <w:spacing w:lineRule="auto" w:line="300"/>
-        <w:ind w:hanging="0" w:left="0" w:right="0"/>
+        <w:ind w:left="0" w:right="0" w:hanging="0"/>
         <w:jc w:val="center"/>
         <w:rPr>
           <w:b/>
+          <w:b/>
           <w:color w:val="000000"/>
           <w:lang w:val="pt-BR"/>
         </w:rPr>
@@ -510,10 +538,11 @@
       <w:pPr>
         <w:pStyle w:val="Normal"/>
         <w:spacing w:lineRule="auto" w:line="300"/>
-        <w:ind w:hanging="0" w:left="0" w:right="0"/>
+        <w:ind w:left="0" w:right="0" w:hanging="0"/>
         <w:jc w:val="center"/>
         <w:rPr>
           <w:b/>
+          <w:b/>
           <w:color w:val="000000"/>
           <w:lang w:val="pt-BR"/>
         </w:rPr>
@@ -529,9 +558,10 @@
     <w:p>
       <w:pPr>
         <w:pStyle w:val="Normal"/>
-        <w:ind w:hanging="0" w:left="0" w:right="0"/>
+        <w:ind w:left="0" w:right="0" w:hanging="0"/>
         <w:jc w:val="center"/>
         <w:rPr>
+          <w:b/>
           <w:b/>
           <w:sz w:val="28"/>
           <w:szCs w:val="28"/>
@@ -550,9 +580,10 @@
       <w:pPr>
         <w:pStyle w:val="Normal"/>
         <w:spacing w:lineRule="auto" w:line="300"/>
-        <w:ind w:hanging="0" w:left="0" w:right="0"/>
+        <w:ind w:left="0" w:right="0" w:hanging="0"/>
         <w:jc w:val="center"/>
         <w:rPr>
+          <w:b/>
           <w:b/>
           <w:sz w:val="28"/>
           <w:szCs w:val="28"/>
@@ -569,9 +600,10 @@
     <w:p>
       <w:pPr>
         <w:pStyle w:val="Normal"/>
-        <w:ind w:hanging="0" w:left="0" w:right="0"/>
+        <w:ind w:left="0" w:right="0" w:hanging="0"/>
         <w:jc w:val="center"/>
         <w:rPr>
+          <w:b/>
           <w:b/>
           <w:sz w:val="28"/>
           <w:szCs w:val="28"/>
@@ -591,6 +623,7 @@
         <w:jc w:val="center"/>
         <w:rPr>
           <w:b/>
+          <w:b/>
           <w:sz w:val="28"/>
           <w:szCs w:val="28"/>
         </w:rPr>
@@ -609,6 +642,7 @@
         <w:jc w:val="center"/>
         <w:rPr>
           <w:b/>
+          <w:b/>
           <w:sz w:val="28"/>
           <w:szCs w:val="28"/>
         </w:rPr>
@@ -624,9 +658,10 @@
     <w:p>
       <w:pPr>
         <w:pStyle w:val="Normal"/>
-        <w:ind w:hanging="0" w:left="0" w:right="0"/>
+        <w:ind w:left="0" w:right="0" w:hanging="0"/>
         <w:jc w:val="center"/>
         <w:rPr>
+          <w:b/>
           <w:b/>
           <w:sz w:val="28"/>
           <w:szCs w:val="28"/>
@@ -643,9 +678,10 @@
     <w:p>
       <w:pPr>
         <w:pStyle w:val="Normal"/>
-        <w:ind w:hanging="0" w:left="0" w:right="0"/>
+        <w:ind w:left="0" w:right="0" w:hanging="0"/>
         <w:jc w:val="center"/>
         <w:rPr>
+          <w:b/>
           <w:b/>
           <w:sz w:val="28"/>
           <w:szCs w:val="28"/>
@@ -665,18 +701,20 @@
         <w:pStyle w:val="Normal"/>
         <w:rPr>
           <w:b/>
-        </w:rPr>
-      </w:pPr>
-      <w:r>
-        <w:rPr>
-          <w:b/>
-        </w:rPr>
-      </w:r>
-    </w:p>
-    <w:p>
-      <w:pPr>
-        <w:pStyle w:val="Normal"/>
-        <w:rPr>
+          <w:b/>
+        </w:rPr>
+      </w:pPr>
+      <w:r>
+        <w:rPr>
+          <w:b/>
+        </w:rPr>
+      </w:r>
+    </w:p>
+    <w:p>
+      <w:pPr>
+        <w:pStyle w:val="Normal"/>
+        <w:rPr>
+          <w:b/>
           <w:b/>
         </w:rPr>
       </w:pPr>
@@ -708,7 +746,7 @@
       <w:pPr>
         <w:pStyle w:val="Normal"/>
         <w:spacing w:lineRule="auto" w:line="240"/>
-        <w:ind w:hanging="0" w:left="4560" w:right="0"/>
+        <w:ind w:left="4560" w:right="0" w:hanging="0"/>
         <w:rPr/>
       </w:pPr>
       <w:r>
@@ -748,7 +786,7 @@
       <w:pPr>
         <w:pStyle w:val="Normal"/>
         <w:spacing w:lineRule="auto" w:line="240"/>
-        <w:ind w:hanging="0" w:left="4560" w:right="0"/>
+        <w:ind w:left="4560" w:right="0" w:hanging="0"/>
         <w:rPr>
           <w:color w:val="000000"/>
         </w:rPr>
@@ -763,7 +801,7 @@
       <w:pPr>
         <w:pStyle w:val="Normal"/>
         <w:spacing w:lineRule="auto" w:line="240"/>
-        <w:ind w:hanging="0" w:left="4560" w:right="0"/>
+        <w:ind w:left="4560" w:right="0" w:hanging="0"/>
         <w:jc w:val="right"/>
         <w:rPr/>
       </w:pPr>
@@ -777,7 +815,7 @@
       </w:r>
       <w:r>
         <w:rPr>
-          <w:rStyle w:val="FootnoteReference"/>
+          <w:rStyle w:val="Ncoradanotaderodap"/>
           <w:color w:val="000000"/>
           <w:vertAlign w:val="superscript"/>
         </w:rPr>
@@ -788,7 +826,7 @@
       <w:pPr>
         <w:pStyle w:val="Normal"/>
         <w:spacing w:lineRule="auto" w:line="240"/>
-        <w:ind w:hanging="0" w:left="5672" w:right="0"/>
+        <w:ind w:left="5672" w:right="0" w:hanging="0"/>
         <w:jc w:val="right"/>
         <w:rPr/>
       </w:pPr>
@@ -847,8 +885,9 @@
       <w:pPr>
         <w:pStyle w:val="Normal"/>
         <w:spacing w:lineRule="auto" w:line="300"/>
-        <w:ind w:firstLine="720" w:left="2880" w:right="0"/>
-        <w:rPr>
+        <w:ind w:left="2880" w:right="0" w:firstLine="720"/>
+        <w:rPr>
+          <w:b/>
           <w:b/>
           <w:color w:val="000000"/>
         </w:rPr>
@@ -864,8 +903,9 @@
       <w:pPr>
         <w:pStyle w:val="Normal"/>
         <w:spacing w:lineRule="auto" w:line="300"/>
-        <w:ind w:firstLine="720" w:left="2880" w:right="0"/>
-        <w:rPr>
+        <w:ind w:left="2880" w:right="0" w:firstLine="720"/>
+        <w:rPr>
+          <w:b/>
           <w:b/>
           <w:color w:val="000000"/>
         </w:rPr>
@@ -881,8 +921,9 @@
       <w:pPr>
         <w:pStyle w:val="Normal"/>
         <w:spacing w:lineRule="auto" w:line="300"/>
-        <w:ind w:firstLine="720" w:left="2880" w:right="0"/>
-        <w:rPr>
+        <w:ind w:left="2880" w:right="0" w:firstLine="720"/>
+        <w:rPr>
+          <w:b/>
           <w:b/>
           <w:color w:val="000000"/>
         </w:rPr>
@@ -898,8 +939,9 @@
       <w:pPr>
         <w:pStyle w:val="Normal"/>
         <w:spacing w:lineRule="auto" w:line="300"/>
-        <w:ind w:firstLine="720" w:left="2880" w:right="0"/>
-        <w:rPr>
+        <w:ind w:left="2880" w:right="0" w:firstLine="720"/>
+        <w:rPr>
+          <w:b/>
           <w:b/>
           <w:color w:val="000000"/>
         </w:rPr>
@@ -915,10 +957,11 @@
       <w:pPr>
         <w:pStyle w:val="Normal"/>
         <w:spacing w:lineRule="auto" w:line="300"/>
-        <w:ind w:hanging="0" w:left="0" w:right="0"/>
+        <w:ind w:left="0" w:right="0" w:hanging="0"/>
         <w:jc w:val="center"/>
         <w:rPr>
           <w:b/>
+          <w:b/>
           <w:color w:val="000000"/>
         </w:rPr>
       </w:pPr>
@@ -934,10 +977,11 @@
       <w:pPr>
         <w:pStyle w:val="Normal"/>
         <w:spacing w:lineRule="auto" w:line="300"/>
-        <w:ind w:hanging="0" w:left="0" w:right="0"/>
+        <w:ind w:left="0" w:right="0" w:hanging="0"/>
         <w:jc w:val="center"/>
         <w:rPr>
           <w:b/>
+          <w:b/>
           <w:color w:val="000000"/>
           <w:lang w:val="pt-BR"/>
         </w:rPr>
@@ -962,10 +1006,11 @@
       <w:pPr>
         <w:pStyle w:val="Normal"/>
         <w:spacing w:lineRule="auto" w:line="300"/>
-        <w:ind w:hanging="0" w:left="0" w:right="0"/>
+        <w:ind w:left="0" w:right="0" w:hanging="0"/>
         <w:jc w:val="center"/>
         <w:rPr>
           <w:b/>
+          <w:b/>
           <w:color w:val="000000"/>
           <w:lang w:val="pt-BR"/>
         </w:rPr>
@@ -982,10 +1027,11 @@
       <w:pPr>
         <w:pStyle w:val="Normal"/>
         <w:spacing w:lineRule="auto" w:line="300"/>
-        <w:ind w:hanging="0" w:left="0" w:right="0"/>
+        <w:ind w:left="0" w:right="0" w:hanging="0"/>
         <w:jc w:val="center"/>
         <w:rPr>
           <w:b/>
+          <w:b/>
           <w:color w:val="000000"/>
         </w:rPr>
       </w:pPr>
@@ -1000,10 +1046,11 @@
       <w:pPr>
         <w:pStyle w:val="Normal"/>
         <w:spacing w:lineRule="auto" w:line="300"/>
-        <w:ind w:hanging="0" w:left="0" w:right="0"/>
+        <w:ind w:left="0" w:right="0" w:hanging="0"/>
         <w:jc w:val="center"/>
         <w:rPr>
           <w:b/>
+          <w:b/>
           <w:color w:val="000000"/>
         </w:rPr>
       </w:pPr>
@@ -1017,9 +1064,10 @@
     <w:p>
       <w:pPr>
         <w:pStyle w:val="Normal"/>
-        <w:ind w:hanging="0" w:left="0" w:right="0"/>
+        <w:ind w:left="0" w:right="0" w:hanging="0"/>
         <w:jc w:val="center"/>
         <w:rPr>
+          <w:b/>
           <w:b/>
           <w:sz w:val="28"/>
           <w:szCs w:val="28"/>
@@ -1037,9 +1085,10 @@
     <w:p>
       <w:pPr>
         <w:pStyle w:val="Normal"/>
-        <w:ind w:hanging="0" w:left="0" w:right="0"/>
+        <w:ind w:left="0" w:right="0" w:hanging="0"/>
         <w:jc w:val="center"/>
         <w:rPr>
+          <w:b/>
           <w:b/>
           <w:sz w:val="28"/>
           <w:szCs w:val="28"/>
@@ -1059,6 +1108,7 @@
         <w:jc w:val="center"/>
         <w:rPr>
           <w:b/>
+          <w:b/>
           <w:sz w:val="28"/>
           <w:szCs w:val="28"/>
         </w:rPr>
@@ -1077,6 +1127,7 @@
         <w:jc w:val="center"/>
         <w:rPr>
           <w:b/>
+          <w:b/>
           <w:sz w:val="28"/>
           <w:szCs w:val="28"/>
         </w:rPr>
@@ -1092,9 +1143,10 @@
     <w:p>
       <w:pPr>
         <w:pStyle w:val="Normal"/>
-        <w:ind w:hanging="0" w:left="0" w:right="0"/>
+        <w:ind w:left="0" w:right="0" w:hanging="0"/>
         <w:jc w:val="center"/>
         <w:rPr>
+          <w:b/>
           <w:b/>
           <w:sz w:val="28"/>
           <w:szCs w:val="28"/>
@@ -1111,9 +1163,10 @@
     <w:p>
       <w:pPr>
         <w:pStyle w:val="Normal"/>
-        <w:ind w:hanging="0" w:left="0" w:right="0"/>
+        <w:ind w:left="0" w:right="0" w:hanging="0"/>
         <w:jc w:val="center"/>
         <w:rPr>
+          <w:b/>
           <w:b/>
           <w:sz w:val="28"/>
           <w:szCs w:val="28"/>
@@ -1134,19 +1187,20 @@
         <w:jc w:val="center"/>
         <w:rPr>
           <w:b/>
-        </w:rPr>
-      </w:pPr>
-      <w:r>
-        <w:rPr>
-          <w:b/>
-        </w:rPr>
-      </w:r>
-    </w:p>
-    <w:p>
-      <w:pPr>
-        <w:pStyle w:val="Normal"/>
-        <w:spacing w:lineRule="auto" w:line="360"/>
-        <w:ind w:hanging="0" w:left="0" w:right="0"/>
+          <w:b/>
+        </w:rPr>
+      </w:pPr>
+      <w:r>
+        <w:rPr>
+          <w:b/>
+        </w:rPr>
+      </w:r>
+    </w:p>
+    <w:p>
+      <w:pPr>
+        <w:pStyle w:val="Normal"/>
+        <w:spacing w:lineRule="auto" w:line="360"/>
+        <w:ind w:left="0" w:right="0" w:hanging="0"/>
         <w:jc w:val="center"/>
         <w:rPr>
           <w:smallCaps/>
@@ -1164,7 +1218,7 @@
       <w:pPr>
         <w:pStyle w:val="Normal"/>
         <w:spacing w:lineRule="auto" w:line="300"/>
-        <w:ind w:hanging="0" w:left="0" w:right="0"/>
+        <w:ind w:left="0" w:right="0" w:hanging="0"/>
         <w:rPr/>
       </w:pPr>
       <w:r>
@@ -1191,7 +1245,7 @@
       <w:pPr>
         <w:pStyle w:val="Normal"/>
         <w:spacing w:lineRule="auto" w:line="360"/>
-        <w:ind w:hanging="0" w:left="0" w:right="0"/>
+        <w:ind w:left="0" w:right="0" w:hanging="0"/>
         <w:jc w:val="center"/>
         <w:rPr>
           <w:color w:val="000000"/>
@@ -1207,7 +1261,7 @@
       <w:pPr>
         <w:pStyle w:val="Normal"/>
         <w:spacing w:lineRule="auto" w:line="360"/>
-        <w:ind w:hanging="0" w:left="0" w:right="0"/>
+        <w:ind w:left="0" w:right="0" w:hanging="0"/>
         <w:jc w:val="center"/>
         <w:rPr/>
       </w:pPr>
@@ -1229,10 +1283,11 @@
       <w:pPr>
         <w:pStyle w:val="Normal"/>
         <w:spacing w:lineRule="auto" w:line="360"/>
-        <w:ind w:hanging="0" w:left="0" w:right="0"/>
+        <w:ind w:left="0" w:right="0" w:hanging="0"/>
         <w:jc w:val="center"/>
         <w:rPr>
           <w:b/>
+          <w:b/>
           <w:color w:val="000000"/>
         </w:rPr>
       </w:pPr>
@@ -1248,9 +1303,10 @@
       <w:pPr>
         <w:pStyle w:val="Normal"/>
         <w:spacing w:lineRule="auto" w:line="360"/>
-        <w:ind w:hanging="0" w:left="0" w:right="0"/>
+        <w:ind w:left="0" w:right="0" w:hanging="0"/>
         <w:jc w:val="center"/>
         <w:rPr>
+          <w:b/>
           <w:b/>
           <w:color w:val="000000"/>
         </w:rPr>
@@ -1268,7 +1324,6 @@
         <w:tblW w:w="8504" w:type="dxa"/>
         <w:jc w:val="left"/>
         <w:tblInd w:w="108" w:type="dxa"/>
-        <w:tblLayout w:type="fixed"/>
         <w:tblCellMar>
           <w:top w:w="0" w:type="dxa"/>
           <w:left w:w="115" w:type="dxa"/>
@@ -1291,7 +1346,7 @@
           <w:p>
             <w:pPr>
               <w:pStyle w:val="Normal"/>
-              <w:ind w:hanging="0" w:left="0" w:right="0"/>
+              <w:ind w:left="0" w:right="0" w:hanging="0"/>
               <w:jc w:val="left"/>
               <w:rPr>
                 <w:color w:val="000000"/>
@@ -1309,7 +1364,7 @@
             <w:pPr>
               <w:pStyle w:val="Normal"/>
               <w:spacing w:lineRule="auto" w:line="240"/>
-              <w:ind w:hanging="0" w:left="0" w:right="0"/>
+              <w:ind w:left="0" w:right="0" w:hanging="0"/>
               <w:jc w:val="center"/>
               <w:rPr>
                 <w:sz w:val="20"/>
@@ -1335,7 +1390,7 @@
             <w:pPr>
               <w:pStyle w:val="Normal"/>
               <w:spacing w:lineRule="auto" w:line="240"/>
-              <w:ind w:hanging="0" w:left="0" w:right="0"/>
+              <w:ind w:left="0" w:right="0" w:hanging="0"/>
               <w:jc w:val="center"/>
               <w:rPr>
                 <w:color w:val="000000"/>
@@ -1353,7 +1408,7 @@
             <w:pPr>
               <w:pStyle w:val="Normal"/>
               <w:spacing w:lineRule="auto" w:line="240" w:before="0" w:after="14"/>
-              <w:ind w:hanging="10" w:left="10" w:right="344"/>
+              <w:ind w:left="10" w:right="344" w:hanging="10"/>
               <w:jc w:val="center"/>
               <w:rPr>
                 <w:i/>
@@ -1375,7 +1430,7 @@
             <w:pPr>
               <w:pStyle w:val="Normal"/>
               <w:spacing w:lineRule="auto" w:line="240"/>
-              <w:ind w:hanging="0" w:left="0" w:right="0"/>
+              <w:ind w:left="0" w:right="0" w:hanging="0"/>
               <w:rPr>
                 <w:sz w:val="20"/>
               </w:rPr>
@@ -1396,7 +1451,7 @@
           <w:p>
             <w:pPr>
               <w:pStyle w:val="Normal"/>
-              <w:ind w:hanging="0" w:left="0" w:right="0"/>
+              <w:ind w:left="0" w:right="0" w:hanging="0"/>
               <w:jc w:val="center"/>
               <w:rPr>
                 <w:color w:val="000000"/>
@@ -1405,7 +1460,6 @@
             <w:r>
               <w:rPr>
                 <w:color w:val="000000"/>
-                <w:sz w:val="20"/>
               </w:rPr>
             </w:r>
           </w:p>
@@ -1419,7 +1473,7 @@
           <w:p>
             <w:pPr>
               <w:pStyle w:val="Normal"/>
-              <w:ind w:hanging="0" w:left="0" w:right="0"/>
+              <w:ind w:left="0" w:right="0" w:hanging="0"/>
               <w:jc w:val="left"/>
               <w:rPr>
                 <w:color w:val="000000"/>
@@ -1437,7 +1491,7 @@
             <w:pPr>
               <w:pStyle w:val="Normal"/>
               <w:spacing w:lineRule="auto" w:line="240"/>
-              <w:ind w:hanging="0" w:left="0" w:right="0"/>
+              <w:ind w:left="0" w:right="0" w:hanging="0"/>
               <w:jc w:val="center"/>
               <w:rPr>
                 <w:sz w:val="20"/>
@@ -1463,7 +1517,7 @@
             <w:pPr>
               <w:pStyle w:val="Normal"/>
               <w:spacing w:lineRule="auto" w:line="240"/>
-              <w:ind w:hanging="0" w:left="0" w:right="0"/>
+              <w:ind w:left="0" w:right="0" w:hanging="0"/>
               <w:rPr>
                 <w:sz w:val="20"/>
               </w:rPr>
@@ -1485,7 +1539,7 @@
             <w:pPr>
               <w:pStyle w:val="Normal"/>
               <w:spacing w:lineRule="auto" w:line="240"/>
-              <w:ind w:hanging="0" w:left="0" w:right="0"/>
+              <w:ind w:left="0" w:right="0" w:hanging="0"/>
               <w:rPr>
                 <w:sz w:val="20"/>
               </w:rPr>
@@ -1510,7 +1564,7 @@
             <w:pPr>
               <w:pStyle w:val="Normal"/>
               <w:spacing w:lineRule="auto" w:line="240"/>
-              <w:ind w:hanging="0" w:left="0" w:right="0"/>
+              <w:ind w:left="0" w:right="0" w:hanging="0"/>
               <w:jc w:val="left"/>
               <w:rPr>
                 <w:color w:val="000000"/>
@@ -1528,7 +1582,7 @@
             <w:pPr>
               <w:pStyle w:val="Normal"/>
               <w:spacing w:lineRule="auto" w:line="240"/>
-              <w:ind w:hanging="0" w:left="0" w:right="0"/>
+              <w:ind w:left="0" w:right="0" w:hanging="0"/>
               <w:jc w:val="center"/>
               <w:rPr>
                 <w:color w:val="000000"/>
@@ -1537,7 +1591,6 @@
             <w:r>
               <w:rPr>
                 <w:color w:val="000000"/>
-                <w:sz w:val="20"/>
               </w:rPr>
             </w:r>
           </w:p>
@@ -1545,7 +1598,7 @@
             <w:pPr>
               <w:pStyle w:val="Normal"/>
               <w:spacing w:lineRule="auto" w:line="240"/>
-              <w:ind w:hanging="0" w:left="0" w:right="0"/>
+              <w:ind w:left="0" w:right="0" w:hanging="0"/>
               <w:jc w:val="center"/>
               <w:rPr>
                 <w:color w:val="000000"/>
@@ -1563,7 +1616,7 @@
             <w:pPr>
               <w:pStyle w:val="Normal"/>
               <w:spacing w:lineRule="auto" w:line="240"/>
-              <w:ind w:hanging="0" w:left="0" w:right="0"/>
+              <w:ind w:left="0" w:right="0" w:hanging="0"/>
               <w:jc w:val="center"/>
               <w:rPr>
                 <w:color w:val="000000"/>
@@ -1581,7 +1634,7 @@
             <w:pPr>
               <w:pStyle w:val="Normal"/>
               <w:spacing w:lineRule="auto" w:line="240" w:before="0" w:after="14"/>
-              <w:ind w:hanging="10" w:left="10" w:right="344"/>
+              <w:ind w:left="10" w:right="344" w:hanging="10"/>
               <w:jc w:val="center"/>
               <w:rPr>
                 <w:i/>
@@ -1603,7 +1656,7 @@
             <w:pPr>
               <w:pStyle w:val="Normal"/>
               <w:spacing w:lineRule="auto" w:line="240"/>
-              <w:ind w:hanging="0" w:left="0" w:right="0"/>
+              <w:ind w:left="0" w:right="0" w:hanging="0"/>
               <w:rPr>
                 <w:sz w:val="20"/>
               </w:rPr>
@@ -1629,7 +1682,7 @@
                 <w:tab w:val="left" w:pos="8130" w:leader="none"/>
               </w:tabs>
               <w:spacing w:lineRule="auto" w:line="240"/>
-              <w:ind w:hanging="0" w:left="0" w:right="0"/>
+              <w:ind w:left="0" w:right="0" w:hanging="0"/>
               <w:jc w:val="center"/>
               <w:rPr>
                 <w:color w:val="000000"/>
@@ -1638,7 +1691,6 @@
             <w:r>
               <w:rPr>
                 <w:color w:val="000000"/>
-                <w:sz w:val="20"/>
               </w:rPr>
             </w:r>
           </w:p>
@@ -1653,7 +1705,7 @@
             <w:pPr>
               <w:pStyle w:val="Normal"/>
               <w:spacing w:lineRule="auto" w:line="240"/>
-              <w:ind w:hanging="0" w:left="0" w:right="0"/>
+              <w:ind w:left="0" w:right="0" w:hanging="0"/>
               <w:jc w:val="left"/>
               <w:rPr>
                 <w:color w:val="000000"/>
@@ -1671,7 +1723,7 @@
             <w:pPr>
               <w:pStyle w:val="Normal"/>
               <w:spacing w:lineRule="auto" w:line="240"/>
-              <w:ind w:hanging="0" w:left="0" w:right="0"/>
+              <w:ind w:left="0" w:right="0" w:hanging="0"/>
               <w:jc w:val="center"/>
               <w:rPr>
                 <w:color w:val="000000"/>
@@ -1680,7 +1732,6 @@
             <w:r>
               <w:rPr>
                 <w:color w:val="000000"/>
-                <w:sz w:val="20"/>
               </w:rPr>
             </w:r>
           </w:p>
@@ -1688,7 +1739,7 @@
             <w:pPr>
               <w:pStyle w:val="Normal"/>
               <w:spacing w:lineRule="auto" w:line="240"/>
-              <w:ind w:hanging="0" w:left="0" w:right="0"/>
+              <w:ind w:left="0" w:right="0" w:hanging="0"/>
               <w:jc w:val="center"/>
               <w:rPr>
                 <w:color w:val="000000"/>
@@ -1706,7 +1757,7 @@
             <w:pPr>
               <w:pStyle w:val="Normal"/>
               <w:spacing w:lineRule="auto" w:line="240"/>
-              <w:ind w:hanging="0" w:left="0" w:right="0"/>
+              <w:ind w:left="0" w:right="0" w:hanging="0"/>
               <w:jc w:val="center"/>
               <w:rPr>
                 <w:sz w:val="20"/>
@@ -1731,7 +1782,7 @@
             <w:pPr>
               <w:pStyle w:val="Normal"/>
               <w:spacing w:lineRule="auto" w:line="240"/>
-              <w:ind w:hanging="0" w:left="0" w:right="0"/>
+              <w:ind w:left="0" w:right="0" w:hanging="0"/>
               <w:jc w:val="center"/>
               <w:rPr>
                 <w:color w:val="000000"/>
@@ -1753,7 +1804,7 @@
                 <w:tab w:val="left" w:pos="8130" w:leader="none"/>
               </w:tabs>
               <w:spacing w:lineRule="auto" w:line="240"/>
-              <w:ind w:hanging="0" w:left="0" w:right="0"/>
+              <w:ind w:left="0" w:right="0" w:hanging="0"/>
               <w:jc w:val="center"/>
               <w:rPr>
                 <w:color w:val="000000"/>
@@ -1762,7 +1813,6 @@
             <w:r>
               <w:rPr>
                 <w:color w:val="000000"/>
-                <w:sz w:val="20"/>
               </w:rPr>
             </w:r>
           </w:p>
@@ -1782,7 +1832,7 @@
             <w:pPr>
               <w:pStyle w:val="Normal"/>
               <w:spacing w:lineRule="auto" w:line="240"/>
-              <w:ind w:hanging="0" w:left="0" w:right="0"/>
+              <w:ind w:left="0" w:right="0" w:hanging="0"/>
               <w:jc w:val="left"/>
               <w:rPr>
                 <w:color w:val="000000"/>
@@ -1791,7 +1841,6 @@
             <w:r>
               <w:rPr>
                 <w:color w:val="000000"/>
-                <w:sz w:val="20"/>
               </w:rPr>
             </w:r>
           </w:p>
@@ -1806,7 +1855,7 @@
             <w:pPr>
               <w:pStyle w:val="Normal"/>
               <w:spacing w:lineRule="auto" w:line="240"/>
-              <w:ind w:hanging="0" w:left="0" w:right="0"/>
+              <w:ind w:left="0" w:right="0" w:hanging="0"/>
               <w:jc w:val="left"/>
               <w:rPr>
                 <w:color w:val="000000"/>
@@ -1815,7 +1864,6 @@
             <w:r>
               <w:rPr>
                 <w:color w:val="000000"/>
-                <w:sz w:val="20"/>
               </w:rPr>
             </w:r>
           </w:p>
@@ -1826,10 +1874,11 @@
       <w:pPr>
         <w:pStyle w:val="Normal"/>
         <w:spacing w:lineRule="auto" w:line="360"/>
-        <w:ind w:hanging="0" w:left="0" w:right="0"/>
+        <w:ind w:left="0" w:right="0" w:hanging="0"/>
         <w:jc w:val="center"/>
         <w:rPr>
           <w:b/>
+          <w:b/>
           <w:color w:val="000000"/>
         </w:rPr>
       </w:pPr>
@@ -1844,10 +1893,11 @@
       <w:pPr>
         <w:pStyle w:val="Normal"/>
         <w:spacing w:lineRule="auto" w:line="360"/>
-        <w:ind w:hanging="0" w:left="0" w:right="0"/>
+        <w:ind w:left="0" w:right="0" w:hanging="0"/>
         <w:jc w:val="center"/>
         <w:rPr>
           <w:b/>
+          <w:b/>
           <w:color w:val="000000"/>
         </w:rPr>
       </w:pPr>
@@ -1862,9 +1912,10 @@
       <w:pPr>
         <w:pStyle w:val="Normal"/>
         <w:spacing w:lineRule="auto" w:line="360"/>
-        <w:ind w:hanging="0" w:left="0" w:right="0"/>
+        <w:ind w:left="0" w:right="0" w:hanging="0"/>
         <w:jc w:val="center"/>
         <w:rPr>
+          <w:b/>
           <w:b/>
           <w:color w:val="000000"/>
         </w:rPr>
@@ -1887,7 +1938,7 @@
           <w:tab w:val="left" w:pos="709" w:leader="none"/>
         </w:tabs>
         <w:spacing w:lineRule="auto" w:line="259" w:before="240" w:after="0"/>
-        <w:ind w:hanging="0" w:left="0" w:right="0"/>
+        <w:ind w:left="0" w:right="0" w:hanging="0"/>
         <w:rPr>
           <w:rFonts w:ascii="Calibri" w:hAnsi="Calibri" w:eastAsia="Calibri" w:cs="Calibri"/>
           <w:color w:val="366091"/>
@@ -1907,7 +1958,7 @@
     </w:p>
     <w:p>
       <w:pPr>
-        <w:pStyle w:val="TOC1"/>
+        <w:pStyle w:val="Sumrio1"/>
         <w:rPr/>
       </w:pPr>
       <w:r>
@@ -1949,13 +2000,13 @@
     </w:p>
     <w:p>
       <w:pPr>
-        <w:pStyle w:val="Heading1"/>
+        <w:pStyle w:val="Ttulo1"/>
         <w:numPr>
           <w:ilvl w:val="0"/>
           <w:numId w:val="1"/>
         </w:numPr>
         <w:spacing w:lineRule="auto" w:line="360"/>
-        <w:ind w:hanging="0" w:left="0" w:right="0"/>
+        <w:ind w:left="0" w:right="0" w:hanging="0"/>
         <w:rPr/>
       </w:pPr>
       <w:bookmarkStart w:id="1" w:name="_Toc119164362"/>
@@ -2530,12 +2581,12 @@
     </w:p>
     <w:p>
       <w:pPr>
-        <w:pStyle w:val="Heading2"/>
+        <w:pStyle w:val="Ttulo2"/>
         <w:numPr>
           <w:ilvl w:val="1"/>
           <w:numId w:val="1"/>
         </w:numPr>
-        <w:ind w:hanging="578" w:left="578" w:right="0"/>
+        <w:ind w:left="578" w:right="0" w:hanging="578"/>
         <w:rPr/>
       </w:pPr>
       <w:bookmarkStart w:id="2" w:name="_Toc119164363"/>
@@ -2578,9 +2629,9 @@
     </w:p>
     <w:p>
       <w:pPr>
-        <w:pStyle w:val="Heading1"/>
-        <w:spacing w:lineRule="auto" w:line="360"/>
-        <w:ind w:hanging="0" w:left="0" w:right="0"/>
+        <w:pStyle w:val="Ttulo1"/>
+        <w:spacing w:lineRule="auto" w:line="360"/>
+        <w:ind w:left="0" w:right="0" w:hanging="0"/>
         <w:rPr/>
       </w:pPr>
       <w:bookmarkStart w:id="3" w:name="_Toc119164364"/>
@@ -2600,7 +2651,7 @@
           <w:numId w:val="2"/>
         </w:numPr>
         <w:spacing w:lineRule="auto" w:line="360"/>
-        <w:ind w:hanging="420" w:left="420" w:right="0"/>
+        <w:ind w:left="420" w:right="0" w:hanging="420"/>
         <w:rPr/>
       </w:pPr>
       <w:r>
@@ -2616,7 +2667,7 @@
           <w:numId w:val="2"/>
         </w:numPr>
         <w:spacing w:lineRule="auto" w:line="360"/>
-        <w:ind w:hanging="420" w:left="420" w:right="0"/>
+        <w:ind w:left="420" w:right="0" w:hanging="420"/>
         <w:rPr/>
       </w:pPr>
       <w:r>
@@ -2632,7 +2683,7 @@
           <w:numId w:val="2"/>
         </w:numPr>
         <w:spacing w:lineRule="auto" w:line="360"/>
-        <w:ind w:hanging="420" w:left="420" w:right="0"/>
+        <w:ind w:left="420" w:right="0" w:hanging="420"/>
         <w:rPr/>
       </w:pPr>
       <w:r>
@@ -2668,7 +2719,7 @@
           <w:numId w:val="2"/>
         </w:numPr>
         <w:spacing w:lineRule="auto" w:line="360"/>
-        <w:ind w:hanging="420" w:left="420" w:right="0"/>
+        <w:ind w:left="420" w:right="0" w:hanging="420"/>
         <w:rPr/>
       </w:pPr>
       <w:r>
@@ -2704,7 +2755,7 @@
           <w:numId w:val="2"/>
         </w:numPr>
         <w:spacing w:lineRule="auto" w:line="360"/>
-        <w:ind w:hanging="420" w:left="420" w:right="0"/>
+        <w:ind w:left="420" w:right="0" w:hanging="420"/>
         <w:rPr/>
       </w:pPr>
       <w:r>
@@ -2720,7 +2771,7 @@
           <w:numId w:val="2"/>
         </w:numPr>
         <w:spacing w:lineRule="auto" w:line="360"/>
-        <w:ind w:hanging="420" w:left="420" w:right="0"/>
+        <w:ind w:left="420" w:right="0" w:hanging="420"/>
         <w:rPr/>
       </w:pPr>
       <w:r>
@@ -2746,7 +2797,7 @@
           <w:numId w:val="2"/>
         </w:numPr>
         <w:spacing w:lineRule="auto" w:line="360"/>
-        <w:ind w:hanging="420" w:left="420" w:right="0"/>
+        <w:ind w:left="420" w:right="0" w:hanging="420"/>
         <w:rPr/>
       </w:pPr>
       <w:r>
@@ -2762,7 +2813,7 @@
           <w:numId w:val="2"/>
         </w:numPr>
         <w:spacing w:lineRule="auto" w:line="360"/>
-        <w:ind w:hanging="420" w:left="420" w:right="0"/>
+        <w:ind w:left="420" w:right="0" w:hanging="420"/>
         <w:rPr/>
       </w:pPr>
       <w:r>
@@ -2778,7 +2829,7 @@
           <w:numId w:val="2"/>
         </w:numPr>
         <w:spacing w:lineRule="auto" w:line="360"/>
-        <w:ind w:hanging="420" w:left="420" w:right="0"/>
+        <w:ind w:left="420" w:right="0" w:hanging="420"/>
         <w:rPr/>
       </w:pPr>
       <w:r>
@@ -2824,7 +2875,7 @@
           <w:numId w:val="2"/>
         </w:numPr>
         <w:spacing w:lineRule="auto" w:line="360"/>
-        <w:ind w:hanging="420" w:left="420" w:right="0"/>
+        <w:ind w:left="420" w:right="0" w:hanging="420"/>
         <w:rPr/>
       </w:pPr>
       <w:r>
@@ -2840,7 +2891,7 @@
           <w:numId w:val="2"/>
         </w:numPr>
         <w:spacing w:lineRule="auto" w:line="360"/>
-        <w:ind w:hanging="420" w:left="420" w:right="0"/>
+        <w:ind w:left="420" w:right="0" w:hanging="420"/>
         <w:rPr/>
       </w:pPr>
       <w:r>
@@ -2856,7 +2907,7 @@
           <w:numId w:val="2"/>
         </w:numPr>
         <w:spacing w:lineRule="auto" w:line="360"/>
-        <w:ind w:hanging="420" w:left="420" w:right="0"/>
+        <w:ind w:left="420" w:right="0" w:hanging="420"/>
         <w:rPr/>
       </w:pPr>
       <w:r>
@@ -2872,7 +2923,7 @@
           <w:numId w:val="2"/>
         </w:numPr>
         <w:spacing w:lineRule="auto" w:line="360"/>
-        <w:ind w:hanging="420" w:left="420" w:right="0"/>
+        <w:ind w:left="420" w:right="0" w:hanging="420"/>
         <w:rPr/>
       </w:pPr>
       <w:r>
@@ -2888,7 +2939,7 @@
           <w:numId w:val="2"/>
         </w:numPr>
         <w:spacing w:lineRule="auto" w:line="360"/>
-        <w:ind w:hanging="420" w:left="420" w:right="0"/>
+        <w:ind w:left="420" w:right="0" w:hanging="420"/>
         <w:rPr/>
       </w:pPr>
       <w:r>
@@ -2904,7 +2955,7 @@
           <w:numId w:val="2"/>
         </w:numPr>
         <w:spacing w:lineRule="auto" w:line="360"/>
-        <w:ind w:hanging="420" w:left="420" w:right="0"/>
+        <w:ind w:left="420" w:right="0" w:hanging="420"/>
         <w:rPr/>
       </w:pPr>
       <w:r>
@@ -2920,7 +2971,7 @@
           <w:numId w:val="2"/>
         </w:numPr>
         <w:spacing w:lineRule="auto" w:line="360"/>
-        <w:ind w:hanging="420" w:left="420" w:right="0"/>
+        <w:ind w:left="420" w:right="0" w:hanging="420"/>
         <w:rPr/>
       </w:pPr>
       <w:r>
@@ -2936,7 +2987,7 @@
           <w:numId w:val="2"/>
         </w:numPr>
         <w:spacing w:lineRule="auto" w:line="360"/>
-        <w:ind w:hanging="420" w:left="420" w:right="0"/>
+        <w:ind w:left="420" w:right="0" w:hanging="420"/>
         <w:rPr/>
       </w:pPr>
       <w:r>
@@ -2972,7 +3023,7 @@
           <w:numId w:val="2"/>
         </w:numPr>
         <w:spacing w:lineRule="auto" w:line="360"/>
-        <w:ind w:hanging="420" w:left="420" w:right="0"/>
+        <w:ind w:left="420" w:right="0" w:hanging="420"/>
         <w:rPr/>
       </w:pPr>
       <w:r>
@@ -2988,7 +3039,7 @@
           <w:numId w:val="2"/>
         </w:numPr>
         <w:spacing w:lineRule="auto" w:line="360"/>
-        <w:ind w:hanging="420" w:left="420" w:right="0"/>
+        <w:ind w:left="420" w:right="0" w:hanging="420"/>
         <w:rPr/>
       </w:pPr>
       <w:r>
@@ -3024,7 +3075,7 @@
           <w:numId w:val="2"/>
         </w:numPr>
         <w:spacing w:lineRule="auto" w:line="360"/>
-        <w:ind w:hanging="420" w:left="420" w:right="0"/>
+        <w:ind w:left="420" w:right="0" w:hanging="420"/>
         <w:rPr/>
       </w:pPr>
       <w:r>
@@ -3040,7 +3091,7 @@
           <w:numId w:val="2"/>
         </w:numPr>
         <w:spacing w:lineRule="auto" w:line="360"/>
-        <w:ind w:hanging="420" w:left="420" w:right="0"/>
+        <w:ind w:left="420" w:right="0" w:hanging="420"/>
         <w:rPr/>
       </w:pPr>
       <w:r>
@@ -3056,7 +3107,7 @@
           <w:numId w:val="2"/>
         </w:numPr>
         <w:spacing w:lineRule="auto" w:line="360"/>
-        <w:ind w:hanging="420" w:left="420" w:right="0"/>
+        <w:ind w:left="420" w:right="0" w:hanging="420"/>
         <w:rPr/>
       </w:pPr>
       <w:r>
@@ -3072,7 +3123,7 @@
           <w:numId w:val="2"/>
         </w:numPr>
         <w:spacing w:lineRule="auto" w:line="360"/>
-        <w:ind w:hanging="420" w:left="420" w:right="0"/>
+        <w:ind w:left="420" w:right="0" w:hanging="420"/>
         <w:rPr/>
       </w:pPr>
       <w:r>
@@ -3098,7 +3149,7 @@
           <w:numId w:val="2"/>
         </w:numPr>
         <w:spacing w:lineRule="auto" w:line="360"/>
-        <w:ind w:hanging="420" w:left="420" w:right="0"/>
+        <w:ind w:left="420" w:right="0" w:hanging="420"/>
         <w:rPr/>
       </w:pPr>
       <w:r>
@@ -3114,7 +3165,7 @@
           <w:numId w:val="2"/>
         </w:numPr>
         <w:spacing w:lineRule="auto" w:line="360"/>
-        <w:ind w:hanging="420" w:left="420" w:right="0"/>
+        <w:ind w:left="420" w:right="0" w:hanging="420"/>
         <w:rPr/>
       </w:pPr>
       <w:r>
@@ -3130,7 +3181,7 @@
           <w:numId w:val="2"/>
         </w:numPr>
         <w:spacing w:lineRule="auto" w:line="360"/>
-        <w:ind w:hanging="420" w:left="420" w:right="0"/>
+        <w:ind w:left="420" w:right="0" w:hanging="420"/>
         <w:rPr/>
       </w:pPr>
       <w:r>
@@ -3146,7 +3197,7 @@
           <w:numId w:val="2"/>
         </w:numPr>
         <w:spacing w:lineRule="auto" w:line="360"/>
-        <w:ind w:hanging="420" w:left="420" w:right="0"/>
+        <w:ind w:left="420" w:right="0" w:hanging="420"/>
         <w:rPr/>
       </w:pPr>
       <w:r>
@@ -3158,7 +3209,7 @@
       <w:pPr>
         <w:pStyle w:val="Normal"/>
         <w:spacing w:lineRule="auto" w:line="360"/>
-        <w:ind w:hanging="0" w:left="0" w:right="0"/>
+        <w:ind w:left="0" w:right="0" w:hanging="0"/>
         <w:rPr>
           <w:color w:val="000000"/>
           <w:sz w:val="22"/>
@@ -3177,7 +3228,7 @@
       <w:pPr>
         <w:pStyle w:val="Normal"/>
         <w:spacing w:lineRule="auto" w:line="360"/>
-        <w:ind w:hanging="0" w:left="0" w:right="0"/>
+        <w:ind w:left="0" w:right="0" w:hanging="0"/>
         <w:rPr>
           <w:color w:val="000000"/>
           <w:sz w:val="22"/>
@@ -3194,9 +3245,9 @@
     </w:p>
     <w:p>
       <w:pPr>
-        <w:pStyle w:val="Heading1"/>
-        <w:spacing w:lineRule="auto" w:line="360"/>
-        <w:ind w:hanging="0" w:left="0" w:right="0"/>
+        <w:pStyle w:val="Ttulo1"/>
+        <w:spacing w:lineRule="auto" w:line="360"/>
+        <w:ind w:left="0" w:right="0" w:hanging="0"/>
         <w:rPr/>
       </w:pPr>
       <w:bookmarkStart w:id="4" w:name="_Toc119164365"/>
@@ -3212,7 +3263,7 @@
       <w:pPr>
         <w:pStyle w:val="Normal"/>
         <w:spacing w:lineRule="auto" w:line="360"/>
-        <w:ind w:hanging="0" w:left="0" w:right="0"/>
+        <w:ind w:left="0" w:right="0" w:hanging="0"/>
         <w:rPr/>
       </w:pPr>
       <w:r>
@@ -3343,7 +3394,7 @@
       <w:pPr>
         <w:pStyle w:val="Normal"/>
         <w:spacing w:lineRule="auto" w:line="360"/>
-        <w:ind w:firstLine="720" w:left="0" w:right="0"/>
+        <w:ind w:left="0" w:right="0" w:firstLine="720"/>
         <w:rPr/>
       </w:pPr>
       <w:r>
@@ -3465,7 +3516,7 @@
       <w:pPr>
         <w:pStyle w:val="Normal"/>
         <w:spacing w:lineRule="auto" w:line="360"/>
-        <w:ind w:firstLine="720" w:left="0" w:right="0"/>
+        <w:ind w:left="0" w:right="0" w:firstLine="720"/>
         <w:rPr/>
       </w:pPr>
       <w:r>
@@ -3507,7 +3558,7 @@
       <w:pPr>
         <w:pStyle w:val="Normal"/>
         <w:spacing w:lineRule="auto" w:line="360"/>
-        <w:ind w:firstLine="720" w:left="0" w:right="0"/>
+        <w:ind w:left="0" w:right="0" w:firstLine="720"/>
         <w:rPr/>
       </w:pPr>
       <w:r>
@@ -3629,7 +3680,7 @@
       <w:pPr>
         <w:pStyle w:val="Normal"/>
         <w:spacing w:lineRule="auto" w:line="360"/>
-        <w:ind w:firstLine="720" w:left="0" w:right="0"/>
+        <w:ind w:left="0" w:right="0" w:firstLine="720"/>
         <w:rPr/>
       </w:pPr>
       <w:r>
@@ -4111,7 +4162,7 @@
       <w:pPr>
         <w:pStyle w:val="Normal"/>
         <w:spacing w:lineRule="auto" w:line="360"/>
-        <w:ind w:firstLine="720" w:left="0" w:right="0"/>
+        <w:ind w:left="0" w:right="0" w:firstLine="720"/>
         <w:rPr/>
       </w:pPr>
       <w:r>
@@ -4173,7 +4224,7 @@
       <w:pPr>
         <w:pStyle w:val="Normal"/>
         <w:spacing w:lineRule="auto" w:line="360"/>
-        <w:ind w:firstLine="720" w:left="0" w:right="0"/>
+        <w:ind w:left="0" w:right="0" w:firstLine="720"/>
         <w:rPr/>
       </w:pPr>
       <w:r>
@@ -4365,7 +4416,7 @@
       <w:pPr>
         <w:pStyle w:val="Normal"/>
         <w:spacing w:lineRule="auto" w:line="360"/>
-        <w:ind w:firstLine="720" w:left="0" w:right="0"/>
+        <w:ind w:left="0" w:right="0" w:firstLine="720"/>
         <w:rPr/>
       </w:pPr>
       <w:r>
@@ -4527,7 +4578,7 @@
       <w:pPr>
         <w:pStyle w:val="Normal"/>
         <w:spacing w:lineRule="auto" w:line="360"/>
-        <w:ind w:firstLine="720" w:left="0" w:right="0"/>
+        <w:ind w:left="0" w:right="0" w:firstLine="720"/>
         <w:rPr/>
       </w:pPr>
       <w:r>
@@ -4657,9 +4708,9 @@
     </w:p>
     <w:p>
       <w:pPr>
-        <w:pStyle w:val="Heading1"/>
-        <w:spacing w:lineRule="auto" w:line="360"/>
-        <w:ind w:hanging="0" w:left="0" w:right="0"/>
+        <w:pStyle w:val="Ttulo1"/>
+        <w:spacing w:lineRule="auto" w:line="360"/>
+        <w:ind w:left="0" w:right="0" w:hanging="0"/>
         <w:rPr/>
       </w:pPr>
       <w:bookmarkStart w:id="5" w:name="_Toc119164366"/>
@@ -4764,8 +4815,9 @@
       <w:pPr>
         <w:pStyle w:val="Normal"/>
         <w:spacing w:lineRule="auto" w:line="360"/>
-        <w:ind w:hanging="0" w:left="0" w:right="0"/>
-        <w:rPr>
+        <w:ind w:left="0" w:right="0" w:hanging="0"/>
+        <w:rPr>
+          <w:b/>
           <w:b/>
           <w:color w:val="000000"/>
           <w:sz w:val="28"/>
@@ -4783,9 +4835,9 @@
     </w:p>
     <w:p>
       <w:pPr>
-        <w:pStyle w:val="Heading1"/>
-        <w:spacing w:lineRule="auto" w:line="360"/>
-        <w:ind w:hanging="0" w:left="0" w:right="0"/>
+        <w:pStyle w:val="Ttulo1"/>
+        <w:spacing w:lineRule="auto" w:line="360"/>
+        <w:ind w:left="0" w:right="0" w:hanging="0"/>
         <w:rPr/>
       </w:pPr>
       <w:bookmarkStart w:id="6" w:name="_Toc119164367"/>
@@ -4978,9 +5030,7 @@
       </w:r>
       <w:hyperlink r:id="rId2">
         <w:r>
-          <w:rPr>
-            <w:rStyle w:val="ListLabel2"/>
-          </w:rPr>
+          <w:rPr/>
           <w:t>fases de um projeto</w:t>
         </w:r>
       </w:hyperlink>
@@ -5278,8 +5328,9 @@
     <w:p>
       <w:pPr>
         <w:pStyle w:val="Normal"/>
-        <w:ind w:hanging="0" w:left="0" w:right="0"/>
-        <w:rPr>
+        <w:ind w:left="0" w:right="0" w:hanging="0"/>
+        <w:rPr>
+          <w:b/>
           <w:b/>
           <w:color w:val="FF0000"/>
         </w:rPr>
@@ -5297,7 +5348,7 @@
     <w:p>
       <w:pPr>
         <w:pStyle w:val="Normal"/>
-        <w:ind w:hanging="0" w:left="0" w:right="0"/>
+        <w:ind w:left="0" w:right="0" w:hanging="0"/>
         <w:rPr/>
       </w:pPr>
       <w:r>
@@ -5344,8 +5395,9 @@
     <w:p>
       <w:pPr>
         <w:pStyle w:val="Normal"/>
-        <w:ind w:hanging="0" w:left="0" w:right="0"/>
-        <w:rPr>
+        <w:ind w:left="0" w:right="0" w:hanging="0"/>
+        <w:rPr>
+          <w:b/>
           <w:b/>
           <w:color w:val="FF0000"/>
         </w:rPr>
@@ -5360,8 +5412,9 @@
     <w:p>
       <w:pPr>
         <w:pStyle w:val="Normal"/>
-        <w:ind w:hanging="0" w:left="0" w:right="0"/>
-        <w:rPr>
+        <w:ind w:left="0" w:right="0" w:hanging="0"/>
+        <w:rPr>
+          <w:b w:val="false"/>
           <w:b w:val="false"/>
           <w:bCs/>
           <w:color w:val="auto"/>
@@ -5381,8 +5434,9 @@
     <w:p>
       <w:pPr>
         <w:pStyle w:val="Normal"/>
-        <w:ind w:hanging="0" w:left="0" w:right="0"/>
-        <w:rPr>
+        <w:ind w:left="0" w:right="0" w:hanging="0"/>
+        <w:rPr>
+          <w:b/>
           <w:b/>
           <w:color w:val="FF0000"/>
         </w:rPr>
@@ -5397,8 +5451,9 @@
     <w:p>
       <w:pPr>
         <w:pStyle w:val="Normal"/>
-        <w:ind w:hanging="0" w:left="0" w:right="0"/>
-        <w:rPr>
+        <w:ind w:left="0" w:right="0" w:hanging="0"/>
+        <w:rPr>
+          <w:b/>
           <w:b/>
           <w:color w:val="FF0000"/>
         </w:rPr>
@@ -5412,9 +5467,9 @@
     </w:p>
     <w:p>
       <w:pPr>
-        <w:pStyle w:val="Heading2"/>
+        <w:pStyle w:val="Ttulo2"/>
         <w:spacing w:before="0" w:after="0"/>
-        <w:ind w:hanging="578" w:left="578" w:right="0"/>
+        <w:ind w:left="578" w:right="0" w:hanging="578"/>
         <w:rPr/>
       </w:pPr>
       <w:bookmarkStart w:id="9" w:name="_Toc119164368"/>
@@ -5444,14 +5499,15 @@
     </w:p>
     <w:p>
       <w:pPr>
-        <w:pStyle w:val="BodyText"/>
+        <w:pStyle w:val="Corpodotexto"/>
         <w:widowControl/>
-        <w:pBdr/>
         <w:spacing w:lineRule="atLeast" w:line="450" w:before="0" w:after="330"/>
-        <w:ind w:hanging="0" w:left="0" w:right="0"/>
+        <w:ind w:left="0" w:right="0" w:hanging="0"/>
         <w:rPr>
           <w:rFonts w:ascii="DM Sans light" w:hAnsi="DM Sans light"/>
           <w:b w:val="false"/>
+          <w:b w:val="false"/>
+          <w:i w:val="false"/>
           <w:i w:val="false"/>
           <w:caps w:val="false"/>
           <w:smallCaps w:val="false"/>
@@ -5478,11 +5534,10 @@
     </w:p>
     <w:p>
       <w:pPr>
-        <w:pStyle w:val="BodyText"/>
+        <w:pStyle w:val="Corpodotexto"/>
         <w:widowControl/>
-        <w:pBdr/>
         <w:spacing w:lineRule="atLeast" w:line="450" w:before="0" w:after="330"/>
-        <w:ind w:firstLine="709" w:left="0" w:right="0"/>
+        <w:ind w:left="0" w:right="0" w:firstLine="709"/>
         <w:rPr/>
       </w:pPr>
       <w:r>
@@ -5502,7 +5557,7 @@
       <w:hyperlink r:id="rId4" w:tgtFrame="_blank">
         <w:r>
           <w:rPr>
-            <w:rStyle w:val="Hyperlink"/>
+            <w:rStyle w:val="LinkdaInternet"/>
             <w:rFonts w:ascii="DM Sans Medium" w:hAnsi="DM Sans Medium"/>
             <w:b/>
             <w:i w:val="false"/>
@@ -5550,11 +5605,10 @@
     </w:p>
     <w:p>
       <w:pPr>
-        <w:pStyle w:val="BodyText"/>
+        <w:pStyle w:val="Corpodotexto"/>
         <w:widowControl/>
-        <w:pBdr/>
         <w:spacing w:lineRule="atLeast" w:line="450" w:before="0" w:after="330"/>
-        <w:ind w:hanging="0" w:left="0" w:right="0"/>
+        <w:ind w:left="0" w:right="0" w:hanging="0"/>
         <w:rPr/>
       </w:pPr>
       <w:r>
@@ -5592,7 +5646,7 @@
           <w:tab w:val="left" w:pos="0" w:leader="none"/>
         </w:tabs>
         <w:spacing w:lineRule="auto" w:line="360"/>
-        <w:ind w:hanging="0" w:left="0" w:right="0"/>
+        <w:ind w:left="0" w:right="0" w:hanging="0"/>
         <w:rPr>
           <w:sz w:val="24"/>
           <w:szCs w:val="24"/>
@@ -5622,7 +5676,7 @@
           <w:tab w:val="left" w:pos="0" w:leader="none"/>
         </w:tabs>
         <w:spacing w:lineRule="auto" w:line="360"/>
-        <w:ind w:hanging="0" w:left="0" w:right="0"/>
+        <w:ind w:left="0" w:right="0" w:hanging="0"/>
         <w:rPr>
           <w:sz w:val="24"/>
           <w:szCs w:val="24"/>
@@ -5645,9 +5699,9 @@
     </w:p>
     <w:p>
       <w:pPr>
-        <w:pStyle w:val="Heading2"/>
+        <w:pStyle w:val="Ttulo2"/>
         <w:spacing w:before="0" w:after="0"/>
-        <w:ind w:hanging="578" w:left="578" w:right="0"/>
+        <w:ind w:left="578" w:right="0" w:hanging="578"/>
         <w:rPr/>
       </w:pPr>
       <w:bookmarkStart w:id="11" w:name="_Toc119164369"/>
@@ -5662,9 +5716,9 @@
     </w:p>
     <w:p>
       <w:pPr>
-        <w:pStyle w:val="Heading2"/>
+        <w:pStyle w:val="Ttulo2"/>
         <w:spacing w:before="0" w:after="0"/>
-        <w:ind w:hanging="578" w:left="578" w:right="0"/>
+        <w:ind w:left="578" w:right="0" w:hanging="578"/>
         <w:rPr/>
       </w:pPr>
       <w:r>
@@ -5684,9 +5738,9 @@
     </w:p>
     <w:p>
       <w:pPr>
-        <w:pStyle w:val="Heading2"/>
+        <w:pStyle w:val="Ttulo2"/>
         <w:spacing w:before="0" w:after="0"/>
-        <w:ind w:hanging="578" w:left="578" w:right="0"/>
+        <w:ind w:left="578" w:right="0" w:hanging="578"/>
         <w:rPr/>
       </w:pPr>
       <w:r>
@@ -5706,7 +5760,7 @@
       <w:hyperlink r:id="rId5" w:tgtFrame="_blank">
         <w:r>
           <w:rPr>
-            <w:rStyle w:val="Hyperlink"/>
+            <w:rStyle w:val="LinkdaInternet"/>
             <w:rFonts w:ascii="DM Sans Medium" w:hAnsi="DM Sans Medium"/>
             <w:b/>
             <w:i w:val="false"/>
@@ -5741,9 +5795,9 @@
     </w:p>
     <w:p>
       <w:pPr>
-        <w:pStyle w:val="Heading2"/>
+        <w:pStyle w:val="Ttulo2"/>
         <w:spacing w:before="0" w:after="0"/>
-        <w:ind w:hanging="578" w:left="578" w:right="0"/>
+        <w:ind w:left="578" w:right="0" w:hanging="578"/>
         <w:rPr/>
       </w:pPr>
       <w:r>
@@ -5763,9 +5817,9 @@
     </w:p>
     <w:p>
       <w:pPr>
-        <w:pStyle w:val="Heading2"/>
+        <w:pStyle w:val="Ttulo2"/>
         <w:spacing w:before="0" w:after="0"/>
-        <w:ind w:hanging="578" w:left="578" w:right="0"/>
+        <w:ind w:left="578" w:right="0" w:hanging="578"/>
         <w:rPr/>
       </w:pPr>
       <w:r>
@@ -5785,9 +5839,9 @@
     </w:p>
     <w:p>
       <w:pPr>
-        <w:pStyle w:val="Heading2"/>
+        <w:pStyle w:val="Ttulo2"/>
         <w:spacing w:before="0" w:after="0"/>
-        <w:ind w:hanging="578" w:left="578" w:right="0"/>
+        <w:ind w:left="578" w:right="0" w:hanging="578"/>
         <w:rPr/>
       </w:pPr>
       <w:r>
@@ -5807,9 +5861,9 @@
     </w:p>
     <w:p>
       <w:pPr>
-        <w:pStyle w:val="Heading2"/>
+        <w:pStyle w:val="Ttulo2"/>
         <w:spacing w:before="0" w:after="0"/>
-        <w:ind w:hanging="578" w:left="578" w:right="0"/>
+        <w:ind w:left="578" w:right="0" w:hanging="578"/>
         <w:rPr/>
       </w:pPr>
       <w:r>
@@ -5829,22 +5883,23 @@
     </w:p>
     <w:p>
       <w:pPr>
-        <w:pStyle w:val="BodyText"/>
+        <w:pStyle w:val="Corpodotexto"/>
         <w:widowControl/>
         <w:numPr>
           <w:ilvl w:val="0"/>
           <w:numId w:val="5"/>
         </w:numPr>
-        <w:pBdr/>
         <w:tabs>
           <w:tab w:val="clear" w:pos="720"/>
           <w:tab w:val="left" w:pos="0" w:leader="none"/>
         </w:tabs>
         <w:spacing w:lineRule="atLeast" w:line="450" w:before="0" w:after="120"/>
-        <w:ind w:hanging="0" w:left="709" w:right="0"/>
+        <w:ind w:left="709" w:right="0" w:hanging="0"/>
         <w:rPr>
           <w:rFonts w:ascii="DM Sans light" w:hAnsi="DM Sans light"/>
           <w:b w:val="false"/>
+          <w:b w:val="false"/>
+          <w:i w:val="false"/>
           <w:i w:val="false"/>
           <w:caps w:val="false"/>
           <w:smallCaps w:val="false"/>
@@ -5871,22 +5926,23 @@
     </w:p>
     <w:p>
       <w:pPr>
-        <w:pStyle w:val="BodyText"/>
+        <w:pStyle w:val="Corpodotexto"/>
         <w:widowControl/>
         <w:numPr>
           <w:ilvl w:val="0"/>
           <w:numId w:val="5"/>
         </w:numPr>
-        <w:pBdr/>
         <w:tabs>
           <w:tab w:val="clear" w:pos="720"/>
           <w:tab w:val="left" w:pos="0" w:leader="none"/>
         </w:tabs>
         <w:spacing w:lineRule="atLeast" w:line="450" w:before="0" w:after="120"/>
-        <w:ind w:hanging="0" w:left="709" w:right="0"/>
+        <w:ind w:left="709" w:right="0" w:hanging="0"/>
         <w:rPr>
           <w:rFonts w:ascii="DM Sans light" w:hAnsi="DM Sans light"/>
           <w:b w:val="false"/>
+          <w:b w:val="false"/>
+          <w:i w:val="false"/>
           <w:i w:val="false"/>
           <w:caps w:val="false"/>
           <w:smallCaps w:val="false"/>
@@ -5913,22 +5969,23 @@
     </w:p>
     <w:p>
       <w:pPr>
-        <w:pStyle w:val="BodyText"/>
+        <w:pStyle w:val="Corpodotexto"/>
         <w:widowControl/>
         <w:numPr>
           <w:ilvl w:val="0"/>
           <w:numId w:val="5"/>
         </w:numPr>
-        <w:pBdr/>
         <w:tabs>
           <w:tab w:val="clear" w:pos="720"/>
           <w:tab w:val="left" w:pos="0" w:leader="none"/>
         </w:tabs>
         <w:spacing w:lineRule="atLeast" w:line="450" w:before="0" w:after="120"/>
-        <w:ind w:hanging="0" w:left="709" w:right="0"/>
+        <w:ind w:left="709" w:right="0" w:hanging="0"/>
         <w:rPr>
           <w:rFonts w:ascii="DM Sans light" w:hAnsi="DM Sans light"/>
           <w:b w:val="false"/>
+          <w:b w:val="false"/>
+          <w:i w:val="false"/>
           <w:i w:val="false"/>
           <w:caps w:val="false"/>
           <w:smallCaps w:val="false"/>
@@ -5955,14 +6012,15 @@
     </w:p>
     <w:p>
       <w:pPr>
-        <w:pStyle w:val="BodyText"/>
+        <w:pStyle w:val="Corpodotexto"/>
         <w:widowControl/>
-        <w:pBdr/>
         <w:spacing w:lineRule="atLeast" w:line="450" w:before="0" w:after="330"/>
-        <w:ind w:hanging="0" w:left="0" w:right="0"/>
+        <w:ind w:left="0" w:right="0" w:hanging="0"/>
         <w:rPr>
           <w:rFonts w:ascii="DM Sans light" w:hAnsi="DM Sans light"/>
           <w:b w:val="false"/>
+          <w:b w:val="false"/>
+          <w:i w:val="false"/>
           <w:i w:val="false"/>
           <w:caps w:val="false"/>
           <w:smallCaps w:val="false"/>
@@ -5989,14 +6047,15 @@
     </w:p>
     <w:p>
       <w:pPr>
-        <w:pStyle w:val="BodyText"/>
+        <w:pStyle w:val="Corpodotexto"/>
         <w:widowControl/>
-        <w:pBdr/>
         <w:spacing w:lineRule="atLeast" w:line="450" w:before="0" w:after="330"/>
-        <w:ind w:hanging="0" w:left="0" w:right="0"/>
+        <w:ind w:left="0" w:right="0" w:hanging="0"/>
         <w:rPr>
           <w:rFonts w:ascii="DM Sans light" w:hAnsi="DM Sans light"/>
           <w:b w:val="false"/>
+          <w:b w:val="false"/>
+          <w:i w:val="false"/>
           <w:i w:val="false"/>
           <w:caps w:val="false"/>
           <w:smallCaps w:val="false"/>
@@ -6023,14 +6082,15 @@
     </w:p>
     <w:p>
       <w:pPr>
-        <w:pStyle w:val="BodyText"/>
+        <w:pStyle w:val="Corpodotexto"/>
         <w:widowControl/>
-        <w:pBdr/>
         <w:spacing w:lineRule="atLeast" w:line="450" w:before="0" w:after="330"/>
-        <w:ind w:hanging="0" w:left="0" w:right="0"/>
+        <w:ind w:left="0" w:right="0" w:hanging="0"/>
         <w:rPr>
           <w:rFonts w:ascii="DM Sans light" w:hAnsi="DM Sans light"/>
           <w:b w:val="false"/>
+          <w:b w:val="false"/>
+          <w:i w:val="false"/>
           <w:i w:val="false"/>
           <w:caps w:val="false"/>
           <w:smallCaps w:val="false"/>
@@ -6057,19 +6117,18 @@
     </w:p>
     <w:p>
       <w:pPr>
-        <w:pStyle w:val="BodyText"/>
+        <w:pStyle w:val="Corpodotexto"/>
         <w:widowControl/>
         <w:numPr>
           <w:ilvl w:val="0"/>
           <w:numId w:val="6"/>
         </w:numPr>
-        <w:pBdr/>
         <w:tabs>
           <w:tab w:val="clear" w:pos="720"/>
           <w:tab w:val="left" w:pos="0" w:leader="none"/>
         </w:tabs>
         <w:spacing w:lineRule="atLeast" w:line="450" w:before="0" w:after="120"/>
-        <w:ind w:hanging="0" w:left="709" w:right="0"/>
+        <w:ind w:left="709" w:right="0" w:hanging="0"/>
         <w:rPr/>
       </w:pPr>
       <w:r>
@@ -6104,23 +6163,24 @@
     </w:p>
     <w:p>
       <w:pPr>
-        <w:pStyle w:val="BodyText"/>
+        <w:pStyle w:val="Corpodotexto"/>
         <w:widowControl/>
         <w:numPr>
           <w:ilvl w:val="0"/>
           <w:numId w:val="6"/>
         </w:numPr>
-        <w:pBdr/>
         <w:tabs>
           <w:tab w:val="clear" w:pos="720"/>
           <w:tab w:val="left" w:pos="0" w:leader="none"/>
         </w:tabs>
         <w:spacing w:lineRule="atLeast" w:line="450" w:before="0" w:after="120"/>
-        <w:ind w:hanging="0" w:left="709" w:right="0"/>
+        <w:ind w:left="709" w:right="0" w:hanging="0"/>
         <w:rPr>
           <w:rStyle w:val="Strong"/>
           <w:rFonts w:ascii="DM Sans light" w:hAnsi="DM Sans light"/>
           <w:b/>
+          <w:b/>
+          <w:i w:val="false"/>
           <w:i w:val="false"/>
           <w:caps w:val="false"/>
           <w:smallCaps w:val="false"/>
@@ -6131,24 +6191,35 @@
         </w:rPr>
       </w:pPr>
       <w:r>
-        <w:rPr/>
-      </w:r>
-    </w:p>
-    <w:p>
-      <w:pPr>
-        <w:pStyle w:val="BodyText"/>
+        <w:rPr>
+          <w:rFonts w:ascii="DM Sans light" w:hAnsi="DM Sans light"/>
+          <w:b/>
+          <w:i w:val="false"/>
+          <w:caps w:val="false"/>
+          <w:smallCaps w:val="false"/>
+          <w:color w:val="212529"/>
+          <w:spacing w:val="0"/>
+          <w:sz w:val="24"/>
+          <w:szCs w:val="24"/>
+        </w:rPr>
+      </w:r>
+    </w:p>
+    <w:p>
+      <w:pPr>
+        <w:pStyle w:val="Corpodotexto"/>
         <w:widowControl/>
         <w:numPr>
           <w:ilvl w:val="0"/>
           <w:numId w:val="0"/>
         </w:numPr>
-        <w:pBdr/>
         <w:spacing w:lineRule="atLeast" w:line="450" w:before="0" w:after="120"/>
-        <w:ind w:hanging="0" w:left="0" w:right="0"/>
+        <w:ind w:left="0" w:right="0" w:hanging="0"/>
         <w:rPr>
           <w:rStyle w:val="Strong"/>
           <w:rFonts w:ascii="DM Sans light" w:hAnsi="DM Sans light"/>
           <w:b/>
+          <w:b/>
+          <w:i w:val="false"/>
           <w:i w:val="false"/>
           <w:caps w:val="false"/>
           <w:smallCaps w:val="false"/>
@@ -6159,24 +6230,35 @@
         </w:rPr>
       </w:pPr>
       <w:r>
-        <w:rPr/>
-      </w:r>
-    </w:p>
-    <w:p>
-      <w:pPr>
-        <w:pStyle w:val="BodyText"/>
+        <w:rPr>
+          <w:rFonts w:ascii="DM Sans light" w:hAnsi="DM Sans light"/>
+          <w:b/>
+          <w:i w:val="false"/>
+          <w:caps w:val="false"/>
+          <w:smallCaps w:val="false"/>
+          <w:color w:val="212529"/>
+          <w:spacing w:val="0"/>
+          <w:sz w:val="24"/>
+          <w:szCs w:val="24"/>
+        </w:rPr>
+      </w:r>
+    </w:p>
+    <w:p>
+      <w:pPr>
+        <w:pStyle w:val="Corpodotexto"/>
         <w:widowControl/>
         <w:numPr>
           <w:ilvl w:val="0"/>
           <w:numId w:val="0"/>
         </w:numPr>
-        <w:pBdr/>
         <w:spacing w:lineRule="atLeast" w:line="450" w:before="0" w:after="120"/>
-        <w:ind w:hanging="0" w:left="0" w:right="0"/>
+        <w:ind w:left="0" w:right="0" w:hanging="0"/>
         <w:rPr>
           <w:rStyle w:val="Strong"/>
           <w:rFonts w:ascii="DM Sans light" w:hAnsi="DM Sans light"/>
           <w:b/>
+          <w:b/>
+          <w:i w:val="false"/>
           <w:i w:val="false"/>
           <w:caps w:val="false"/>
           <w:smallCaps w:val="false"/>
@@ -6187,24 +6269,33 @@
         </w:rPr>
       </w:pPr>
       <w:r>
-        <w:rPr/>
-      </w:r>
-    </w:p>
-    <w:p>
-      <w:pPr>
-        <w:pStyle w:val="BodyText"/>
+        <w:rPr>
+          <w:rFonts w:ascii="DM Sans light" w:hAnsi="DM Sans light"/>
+          <w:b/>
+          <w:i w:val="false"/>
+          <w:caps w:val="false"/>
+          <w:smallCaps w:val="false"/>
+          <w:color w:val="212529"/>
+          <w:spacing w:val="0"/>
+          <w:sz w:val="24"/>
+          <w:szCs w:val="24"/>
+        </w:rPr>
+      </w:r>
+    </w:p>
+    <w:p>
+      <w:pPr>
+        <w:pStyle w:val="Corpodotexto"/>
         <w:widowControl/>
         <w:numPr>
           <w:ilvl w:val="0"/>
           <w:numId w:val="6"/>
         </w:numPr>
-        <w:pBdr/>
         <w:tabs>
           <w:tab w:val="clear" w:pos="720"/>
           <w:tab w:val="left" w:pos="0" w:leader="none"/>
         </w:tabs>
         <w:spacing w:lineRule="atLeast" w:line="450" w:before="0" w:after="120"/>
-        <w:ind w:hanging="0" w:left="709" w:right="0"/>
+        <w:ind w:left="709" w:right="0" w:hanging="0"/>
         <w:rPr/>
       </w:pPr>
       <w:r>
@@ -6239,19 +6330,18 @@
     </w:p>
     <w:p>
       <w:pPr>
-        <w:pStyle w:val="BodyText"/>
+        <w:pStyle w:val="Corpodotexto"/>
         <w:widowControl/>
         <w:numPr>
           <w:ilvl w:val="0"/>
           <w:numId w:val="6"/>
         </w:numPr>
-        <w:pBdr/>
         <w:tabs>
           <w:tab w:val="clear" w:pos="720"/>
           <w:tab w:val="left" w:pos="0" w:leader="none"/>
         </w:tabs>
         <w:spacing w:lineRule="atLeast" w:line="450" w:before="0" w:after="120"/>
-        <w:ind w:hanging="0" w:left="709" w:right="0"/>
+        <w:ind w:left="709" w:right="0" w:hanging="0"/>
         <w:rPr/>
       </w:pPr>
       <w:r>
@@ -6286,19 +6376,18 @@
     </w:p>
     <w:p>
       <w:pPr>
-        <w:pStyle w:val="BodyText"/>
+        <w:pStyle w:val="Corpodotexto"/>
         <w:widowControl/>
         <w:numPr>
           <w:ilvl w:val="0"/>
           <w:numId w:val="6"/>
         </w:numPr>
-        <w:pBdr/>
         <w:tabs>
           <w:tab w:val="clear" w:pos="720"/>
           <w:tab w:val="left" w:pos="0" w:leader="none"/>
         </w:tabs>
         <w:spacing w:lineRule="atLeast" w:line="450" w:before="0" w:after="120"/>
-        <w:ind w:hanging="0" w:left="709" w:right="0"/>
+        <w:ind w:left="709" w:right="0" w:hanging="0"/>
         <w:rPr/>
       </w:pPr>
       <w:r>
@@ -6375,14 +6464,15 @@
     </w:p>
     <w:p>
       <w:pPr>
-        <w:pStyle w:val="BodyText"/>
+        <w:pStyle w:val="Corpodotexto"/>
         <w:widowControl/>
-        <w:pBdr/>
         <w:spacing w:lineRule="atLeast" w:line="450" w:before="0" w:after="120"/>
-        <w:ind w:hanging="0" w:left="0" w:right="0"/>
+        <w:ind w:left="0" w:right="0" w:hanging="0"/>
         <w:rPr>
           <w:rFonts w:ascii="DM Sans light" w:hAnsi="DM Sans light"/>
           <w:b w:val="false"/>
+          <w:b w:val="false"/>
+          <w:i w:val="false"/>
           <w:i w:val="false"/>
           <w:caps w:val="false"/>
           <w:smallCaps w:val="false"/>
@@ -6393,19 +6483,30 @@
         </w:rPr>
       </w:pPr>
       <w:r>
-        <w:rPr/>
-      </w:r>
-    </w:p>
-    <w:p>
-      <w:pPr>
-        <w:pStyle w:val="BodyText"/>
+        <w:rPr>
+          <w:rFonts w:ascii="DM Sans light" w:hAnsi="DM Sans light"/>
+          <w:b w:val="false"/>
+          <w:i w:val="false"/>
+          <w:caps w:val="false"/>
+          <w:smallCaps w:val="false"/>
+          <w:color w:val="212529"/>
+          <w:spacing w:val="0"/>
+          <w:sz w:val="24"/>
+          <w:szCs w:val="24"/>
+        </w:rPr>
+      </w:r>
+    </w:p>
+    <w:p>
+      <w:pPr>
+        <w:pStyle w:val="Corpodotexto"/>
         <w:widowControl/>
-        <w:pBdr/>
         <w:spacing w:lineRule="atLeast" w:line="450" w:before="0" w:after="120"/>
-        <w:ind w:hanging="0" w:left="0" w:right="0"/>
+        <w:ind w:left="0" w:right="0" w:hanging="0"/>
         <w:rPr>
           <w:rFonts w:ascii="DM Sans light" w:hAnsi="DM Sans light"/>
           <w:b w:val="false"/>
+          <w:b w:val="false"/>
+          <w:i w:val="false"/>
           <w:i w:val="false"/>
           <w:caps w:val="false"/>
           <w:smallCaps w:val="false"/>
@@ -6416,9 +6517,19 @@
         </w:rPr>
       </w:pPr>
       <w:r>
-        <w:rPr/>
+        <w:rPr>
+          <w:rFonts w:ascii="DM Sans light" w:hAnsi="DM Sans light"/>
+          <w:b w:val="false"/>
+          <w:i w:val="false"/>
+          <w:caps w:val="false"/>
+          <w:smallCaps w:val="false"/>
+          <w:color w:val="212529"/>
+          <w:spacing w:val="0"/>
+          <w:sz w:val="24"/>
+          <w:szCs w:val="24"/>
+        </w:rPr>
         <w:drawing>
-          <wp:anchor behindDoc="0" distT="0" distB="0" distL="0" distR="0" simplePos="0" locked="0" layoutInCell="0" allowOverlap="1" relativeHeight="3">
+          <wp:anchor behindDoc="0" distT="0" distB="0" distL="0" distR="0" simplePos="0" locked="0" layoutInCell="1" allowOverlap="1" relativeHeight="2">
             <wp:simplePos x="0" y="0"/>
             <wp:positionH relativeFrom="column">
               <wp:posOffset>-558165</wp:posOffset>
@@ -6466,14 +6577,15 @@
     </w:p>
     <w:p>
       <w:pPr>
-        <w:pStyle w:val="BodyText"/>
+        <w:pStyle w:val="Corpodotexto"/>
         <w:widowControl/>
-        <w:pBdr/>
         <w:spacing w:lineRule="atLeast" w:line="450" w:before="0" w:after="120"/>
-        <w:ind w:hanging="0" w:left="0" w:right="0"/>
+        <w:ind w:left="0" w:right="0" w:hanging="0"/>
         <w:rPr>
           <w:rFonts w:ascii="DM Sans light" w:hAnsi="DM Sans light"/>
           <w:b w:val="false"/>
+          <w:b w:val="false"/>
+          <w:i w:val="false"/>
           <w:i w:val="false"/>
           <w:caps w:val="false"/>
           <w:smallCaps w:val="false"/>
@@ -6484,19 +6596,30 @@
         </w:rPr>
       </w:pPr>
       <w:r>
-        <w:rPr/>
-      </w:r>
-    </w:p>
-    <w:p>
-      <w:pPr>
-        <w:pStyle w:val="BodyText"/>
+        <w:rPr>
+          <w:rFonts w:ascii="DM Sans light" w:hAnsi="DM Sans light"/>
+          <w:b w:val="false"/>
+          <w:i w:val="false"/>
+          <w:caps w:val="false"/>
+          <w:smallCaps w:val="false"/>
+          <w:color w:val="212529"/>
+          <w:spacing w:val="0"/>
+          <w:sz w:val="24"/>
+          <w:szCs w:val="24"/>
+        </w:rPr>
+      </w:r>
+    </w:p>
+    <w:p>
+      <w:pPr>
+        <w:pStyle w:val="Corpodotexto"/>
         <w:widowControl/>
-        <w:pBdr/>
         <w:spacing w:lineRule="atLeast" w:line="450" w:before="0" w:after="120"/>
-        <w:ind w:hanging="0" w:left="0" w:right="0"/>
+        <w:ind w:left="0" w:right="0" w:hanging="0"/>
         <w:rPr>
           <w:rFonts w:ascii="DM Sans light" w:hAnsi="DM Sans light"/>
           <w:b w:val="false"/>
+          <w:b w:val="false"/>
+          <w:i w:val="false"/>
           <w:i w:val="false"/>
           <w:caps w:val="false"/>
           <w:smallCaps w:val="false"/>
@@ -6507,19 +6630,30 @@
         </w:rPr>
       </w:pPr>
       <w:r>
-        <w:rPr/>
-      </w:r>
-    </w:p>
-    <w:p>
-      <w:pPr>
-        <w:pStyle w:val="BodyText"/>
+        <w:rPr>
+          <w:rFonts w:ascii="DM Sans light" w:hAnsi="DM Sans light"/>
+          <w:b w:val="false"/>
+          <w:i w:val="false"/>
+          <w:caps w:val="false"/>
+          <w:smallCaps w:val="false"/>
+          <w:color w:val="212529"/>
+          <w:spacing w:val="0"/>
+          <w:sz w:val="24"/>
+          <w:szCs w:val="24"/>
+        </w:rPr>
+      </w:r>
+    </w:p>
+    <w:p>
+      <w:pPr>
+        <w:pStyle w:val="Corpodotexto"/>
         <w:widowControl/>
-        <w:pBdr/>
         <w:spacing w:lineRule="atLeast" w:line="450" w:before="0" w:after="120"/>
-        <w:ind w:hanging="0" w:left="0" w:right="0"/>
+        <w:ind w:left="0" w:right="0" w:hanging="0"/>
         <w:rPr>
           <w:rFonts w:ascii="DM Sans light" w:hAnsi="DM Sans light"/>
           <w:b w:val="false"/>
+          <w:b w:val="false"/>
+          <w:i w:val="false"/>
           <w:i w:val="false"/>
           <w:caps w:val="false"/>
           <w:smallCaps w:val="false"/>
@@ -6530,7 +6664,17 @@
         </w:rPr>
       </w:pPr>
       <w:r>
-        <w:rPr/>
+        <w:rPr>
+          <w:rFonts w:ascii="DM Sans light" w:hAnsi="DM Sans light"/>
+          <w:b w:val="false"/>
+          <w:i w:val="false"/>
+          <w:caps w:val="false"/>
+          <w:smallCaps w:val="false"/>
+          <w:color w:val="212529"/>
+          <w:spacing w:val="0"/>
+          <w:sz w:val="24"/>
+          <w:szCs w:val="24"/>
+        </w:rPr>
       </w:r>
     </w:p>
     <w:p>
@@ -6541,24 +6685,24 @@
           <w:tab w:val="left" w:pos="0" w:leader="none"/>
         </w:tabs>
         <w:spacing w:lineRule="auto" w:line="360"/>
-        <w:ind w:hanging="0" w:left="0" w:right="0"/>
-        <w:rPr>
-          <w:sz w:val="24"/>
-          <w:szCs w:val="24"/>
-        </w:rPr>
-      </w:pPr>
-      <w:r>
-        <w:rPr>
-          <w:sz w:val="24"/>
-          <w:szCs w:val="24"/>
-        </w:rPr>
-      </w:r>
-    </w:p>
-    <w:p>
-      <w:pPr>
-        <w:pStyle w:val="Heading3"/>
+        <w:ind w:left="0" w:right="0" w:hanging="0"/>
+        <w:rPr>
+          <w:sz w:val="24"/>
+          <w:szCs w:val="24"/>
+        </w:rPr>
+      </w:pPr>
+      <w:r>
+        <w:rPr>
+          <w:sz w:val="24"/>
+          <w:szCs w:val="24"/>
+        </w:rPr>
+      </w:r>
+    </w:p>
+    <w:p>
+      <w:pPr>
+        <w:pStyle w:val="Ttulo3"/>
         <w:spacing w:lineRule="auto" w:line="360" w:before="0" w:after="0"/>
-        <w:ind w:hanging="720" w:left="720" w:right="0"/>
+        <w:ind w:left="720" w:right="0" w:hanging="720"/>
         <w:rPr>
           <w:sz w:val="24"/>
           <w:szCs w:val="24"/>
@@ -6591,7 +6735,7 @@
           <w:tab w:val="left" w:pos="0" w:leader="none"/>
         </w:tabs>
         <w:spacing w:lineRule="auto" w:line="360"/>
-        <w:ind w:hanging="0" w:left="0" w:right="0"/>
+        <w:ind w:left="0" w:right="0" w:hanging="0"/>
         <w:rPr>
           <w:sz w:val="24"/>
           <w:szCs w:val="24"/>
@@ -6621,14 +6765,15 @@
     </w:p>
     <w:p>
       <w:pPr>
-        <w:pStyle w:val="BodyText"/>
+        <w:pStyle w:val="Corpodotexto"/>
         <w:widowControl/>
-        <w:pBdr/>
         <w:spacing w:lineRule="atLeast" w:line="450" w:before="0" w:after="330"/>
-        <w:ind w:hanging="0" w:left="0" w:right="0"/>
+        <w:ind w:left="0" w:right="0" w:hanging="0"/>
         <w:rPr>
           <w:rFonts w:ascii="DM Sans light" w:hAnsi="DM Sans light"/>
           <w:b w:val="false"/>
+          <w:b w:val="false"/>
+          <w:i w:val="false"/>
           <w:i w:val="false"/>
           <w:caps w:val="false"/>
           <w:smallCaps w:val="false"/>
@@ -6655,14 +6800,15 @@
     </w:p>
     <w:p>
       <w:pPr>
-        <w:pStyle w:val="BodyText"/>
+        <w:pStyle w:val="Corpodotexto"/>
         <w:widowControl/>
-        <w:pBdr/>
         <w:spacing w:lineRule="atLeast" w:line="450" w:before="0" w:after="330"/>
-        <w:ind w:hanging="0" w:left="0" w:right="0"/>
+        <w:ind w:left="0" w:right="0" w:hanging="0"/>
         <w:rPr>
           <w:rFonts w:ascii="DM Sans light" w:hAnsi="DM Sans light"/>
           <w:b w:val="false"/>
+          <w:b w:val="false"/>
+          <w:i w:val="false"/>
           <w:i w:val="false"/>
           <w:caps w:val="false"/>
           <w:smallCaps w:val="false"/>
@@ -6689,19 +6835,18 @@
     </w:p>
     <w:p>
       <w:pPr>
-        <w:pStyle w:val="BodyText"/>
+        <w:pStyle w:val="Corpodotexto"/>
         <w:widowControl/>
         <w:numPr>
           <w:ilvl w:val="0"/>
           <w:numId w:val="7"/>
         </w:numPr>
-        <w:pBdr/>
         <w:tabs>
           <w:tab w:val="clear" w:pos="720"/>
           <w:tab w:val="left" w:pos="0" w:leader="none"/>
         </w:tabs>
         <w:spacing w:lineRule="atLeast" w:line="450" w:before="0" w:after="120"/>
-        <w:ind w:hanging="0" w:left="709" w:right="0"/>
+        <w:ind w:left="709" w:right="0" w:hanging="0"/>
         <w:rPr/>
       </w:pPr>
       <w:r>
@@ -6736,19 +6881,18 @@
     </w:p>
     <w:p>
       <w:pPr>
-        <w:pStyle w:val="BodyText"/>
+        <w:pStyle w:val="Corpodotexto"/>
         <w:widowControl/>
         <w:numPr>
           <w:ilvl w:val="0"/>
           <w:numId w:val="7"/>
         </w:numPr>
-        <w:pBdr/>
         <w:tabs>
           <w:tab w:val="clear" w:pos="720"/>
           <w:tab w:val="left" w:pos="0" w:leader="none"/>
         </w:tabs>
         <w:spacing w:lineRule="atLeast" w:line="450" w:before="0" w:after="120"/>
-        <w:ind w:hanging="0" w:left="709" w:right="0"/>
+        <w:ind w:left="709" w:right="0" w:hanging="0"/>
         <w:rPr/>
       </w:pPr>
       <w:r>
@@ -6783,19 +6927,18 @@
     </w:p>
     <w:p>
       <w:pPr>
-        <w:pStyle w:val="BodyText"/>
+        <w:pStyle w:val="Corpodotexto"/>
         <w:widowControl/>
         <w:numPr>
           <w:ilvl w:val="0"/>
           <w:numId w:val="7"/>
         </w:numPr>
-        <w:pBdr/>
         <w:tabs>
           <w:tab w:val="clear" w:pos="720"/>
           <w:tab w:val="left" w:pos="0" w:leader="none"/>
         </w:tabs>
         <w:spacing w:lineRule="atLeast" w:line="450" w:before="0" w:after="120"/>
-        <w:ind w:hanging="0" w:left="709" w:right="0"/>
+        <w:ind w:left="709" w:right="0" w:hanging="0"/>
         <w:rPr/>
       </w:pPr>
       <w:r>
@@ -6830,11 +6973,10 @@
     </w:p>
     <w:p>
       <w:pPr>
-        <w:pStyle w:val="BodyText"/>
+        <w:pStyle w:val="Corpodotexto"/>
         <w:widowControl/>
-        <w:pBdr/>
         <w:spacing w:lineRule="atLeast" w:line="450" w:before="0" w:after="330"/>
-        <w:ind w:firstLine="709" w:left="0" w:right="0"/>
+        <w:ind w:left="0" w:right="0" w:firstLine="709"/>
         <w:rPr/>
       </w:pPr>
       <w:r>
@@ -6854,7 +6996,7 @@
       <w:hyperlink r:id="rId7" w:tgtFrame="_blank">
         <w:r>
           <w:rPr>
-            <w:rStyle w:val="Hyperlink"/>
+            <w:rStyle w:val="LinkdaInternet"/>
             <w:rFonts w:ascii="DM Sans Medium" w:hAnsi="DM Sans Medium"/>
             <w:b/>
             <w:i w:val="false"/>
@@ -6889,14 +7031,15 @@
     </w:p>
     <w:p>
       <w:pPr>
-        <w:pStyle w:val="BodyText"/>
+        <w:pStyle w:val="Corpodotexto"/>
         <w:widowControl/>
-        <w:pBdr/>
         <w:spacing w:lineRule="atLeast" w:line="450" w:before="0" w:after="330"/>
-        <w:ind w:hanging="0" w:left="0" w:right="0"/>
+        <w:ind w:left="0" w:right="0" w:hanging="0"/>
         <w:rPr>
           <w:rFonts w:ascii="DM Sans light" w:hAnsi="DM Sans light"/>
           <w:b w:val="false"/>
+          <w:b w:val="false"/>
+          <w:i w:val="false"/>
           <w:i w:val="false"/>
           <w:caps w:val="false"/>
           <w:smallCaps w:val="false"/>
@@ -6923,19 +7066,18 @@
     </w:p>
     <w:p>
       <w:pPr>
-        <w:pStyle w:val="BodyText"/>
+        <w:pStyle w:val="Corpodotexto"/>
         <w:widowControl/>
         <w:numPr>
           <w:ilvl w:val="0"/>
           <w:numId w:val="8"/>
         </w:numPr>
-        <w:pBdr/>
         <w:tabs>
           <w:tab w:val="clear" w:pos="720"/>
           <w:tab w:val="left" w:pos="0" w:leader="none"/>
         </w:tabs>
         <w:spacing w:lineRule="atLeast" w:line="450" w:before="0" w:after="120"/>
-        <w:ind w:hanging="0" w:left="709" w:right="0"/>
+        <w:ind w:left="709" w:right="0" w:hanging="0"/>
         <w:rPr/>
       </w:pPr>
       <w:r>
@@ -6970,19 +7112,18 @@
     </w:p>
     <w:p>
       <w:pPr>
-        <w:pStyle w:val="BodyText"/>
+        <w:pStyle w:val="Corpodotexto"/>
         <w:widowControl/>
         <w:numPr>
           <w:ilvl w:val="0"/>
           <w:numId w:val="8"/>
         </w:numPr>
-        <w:pBdr/>
         <w:tabs>
           <w:tab w:val="clear" w:pos="720"/>
           <w:tab w:val="left" w:pos="0" w:leader="none"/>
         </w:tabs>
         <w:spacing w:lineRule="atLeast" w:line="450" w:before="0" w:after="120"/>
-        <w:ind w:hanging="0" w:left="709" w:right="0"/>
+        <w:ind w:left="709" w:right="0" w:hanging="0"/>
         <w:rPr/>
       </w:pPr>
       <w:r>
@@ -7017,19 +7158,18 @@
     </w:p>
     <w:p>
       <w:pPr>
-        <w:pStyle w:val="BodyText"/>
+        <w:pStyle w:val="Corpodotexto"/>
         <w:widowControl/>
         <w:numPr>
           <w:ilvl w:val="0"/>
           <w:numId w:val="8"/>
         </w:numPr>
-        <w:pBdr/>
         <w:tabs>
           <w:tab w:val="clear" w:pos="720"/>
           <w:tab w:val="left" w:pos="0" w:leader="none"/>
         </w:tabs>
         <w:spacing w:lineRule="atLeast" w:line="450" w:before="0" w:after="120"/>
-        <w:ind w:hanging="0" w:left="709" w:right="0"/>
+        <w:ind w:left="709" w:right="0" w:hanging="0"/>
         <w:rPr/>
       </w:pPr>
       <w:r>
@@ -7064,19 +7204,18 @@
     </w:p>
     <w:p>
       <w:pPr>
-        <w:pStyle w:val="BodyText"/>
+        <w:pStyle w:val="Corpodotexto"/>
         <w:widowControl/>
         <w:numPr>
           <w:ilvl w:val="0"/>
           <w:numId w:val="8"/>
         </w:numPr>
-        <w:pBdr/>
         <w:tabs>
           <w:tab w:val="clear" w:pos="720"/>
           <w:tab w:val="left" w:pos="0" w:leader="none"/>
         </w:tabs>
         <w:spacing w:lineRule="atLeast" w:line="450" w:before="0" w:after="120"/>
-        <w:ind w:hanging="0" w:left="709" w:right="0"/>
+        <w:ind w:left="709" w:right="0" w:hanging="0"/>
         <w:rPr/>
       </w:pPr>
       <w:r>
@@ -7111,19 +7250,18 @@
     </w:p>
     <w:p>
       <w:pPr>
-        <w:pStyle w:val="BodyText"/>
+        <w:pStyle w:val="Corpodotexto"/>
         <w:widowControl/>
         <w:numPr>
           <w:ilvl w:val="0"/>
           <w:numId w:val="8"/>
         </w:numPr>
-        <w:pBdr/>
         <w:tabs>
           <w:tab w:val="clear" w:pos="720"/>
           <w:tab w:val="left" w:pos="0" w:leader="none"/>
         </w:tabs>
         <w:spacing w:lineRule="atLeast" w:line="450" w:before="0" w:after="120"/>
-        <w:ind w:hanging="0" w:left="709" w:right="0"/>
+        <w:ind w:left="709" w:right="0" w:hanging="0"/>
         <w:rPr/>
       </w:pPr>
       <w:r>
@@ -7191,7 +7329,7 @@
           <w:tab w:val="left" w:pos="0" w:leader="none"/>
         </w:tabs>
         <w:spacing w:lineRule="auto" w:line="360"/>
-        <w:ind w:hanging="0" w:left="0" w:right="0"/>
+        <w:ind w:left="0" w:right="0" w:hanging="0"/>
         <w:rPr>
           <w:sz w:val="24"/>
           <w:szCs w:val="24"/>
@@ -7212,7 +7350,7 @@
           <w:tab w:val="left" w:pos="0" w:leader="none"/>
         </w:tabs>
         <w:spacing w:lineRule="auto" w:line="360"/>
-        <w:ind w:hanging="0" w:left="0" w:right="0"/>
+        <w:ind w:left="0" w:right="0" w:hanging="0"/>
         <w:rPr>
           <w:sz w:val="24"/>
           <w:szCs w:val="24"/>
@@ -7233,7 +7371,7 @@
           <w:tab w:val="left" w:pos="0" w:leader="none"/>
         </w:tabs>
         <w:spacing w:lineRule="auto" w:line="360"/>
-        <w:ind w:hanging="0" w:left="0" w:right="0"/>
+        <w:ind w:left="0" w:right="0" w:hanging="0"/>
         <w:rPr>
           <w:sz w:val="24"/>
           <w:szCs w:val="24"/>
@@ -7245,7 +7383,7 @@
           <w:szCs w:val="24"/>
         </w:rPr>
         <w:drawing>
-          <wp:anchor behindDoc="0" distT="0" distB="0" distL="0" distR="0" simplePos="0" locked="0" layoutInCell="0" allowOverlap="1" relativeHeight="4">
+          <wp:anchor behindDoc="0" distT="0" distB="0" distL="0" distR="0" simplePos="0" locked="0" layoutInCell="1" allowOverlap="1" relativeHeight="3">
             <wp:simplePos x="0" y="0"/>
             <wp:positionH relativeFrom="column">
               <wp:posOffset>13970</wp:posOffset>
@@ -7299,7 +7437,7 @@
           <w:tab w:val="left" w:pos="0" w:leader="none"/>
         </w:tabs>
         <w:spacing w:lineRule="auto" w:line="360"/>
-        <w:ind w:hanging="0" w:left="0" w:right="0"/>
+        <w:ind w:left="0" w:right="0" w:hanging="0"/>
         <w:rPr>
           <w:sz w:val="24"/>
           <w:szCs w:val="24"/>
@@ -7320,7 +7458,7 @@
           <w:tab w:val="left" w:pos="0" w:leader="none"/>
         </w:tabs>
         <w:spacing w:lineRule="auto" w:line="360"/>
-        <w:ind w:hanging="0" w:left="0" w:right="0"/>
+        <w:ind w:left="0" w:right="0" w:hanging="0"/>
         <w:rPr>
           <w:sz w:val="24"/>
           <w:szCs w:val="24"/>
@@ -7341,7 +7479,7 @@
           <w:tab w:val="left" w:pos="0" w:leader="none"/>
         </w:tabs>
         <w:spacing w:lineRule="auto" w:line="360"/>
-        <w:ind w:hanging="0" w:left="0" w:right="0"/>
+        <w:ind w:left="0" w:right="0" w:hanging="0"/>
         <w:rPr>
           <w:sz w:val="24"/>
           <w:szCs w:val="24"/>
@@ -7362,7 +7500,7 @@
           <w:tab w:val="left" w:pos="0" w:leader="none"/>
         </w:tabs>
         <w:spacing w:lineRule="auto" w:line="360"/>
-        <w:ind w:hanging="0" w:left="0" w:right="0"/>
+        <w:ind w:left="0" w:right="0" w:hanging="0"/>
         <w:rPr>
           <w:sz w:val="24"/>
           <w:szCs w:val="24"/>
@@ -7383,7 +7521,7 @@
           <w:tab w:val="left" w:pos="0" w:leader="none"/>
         </w:tabs>
         <w:spacing w:lineRule="auto" w:line="360"/>
-        <w:ind w:hanging="0" w:left="0" w:right="0"/>
+        <w:ind w:left="0" w:right="0" w:hanging="0"/>
         <w:rPr>
           <w:sz w:val="24"/>
           <w:szCs w:val="24"/>
@@ -7404,7 +7542,7 @@
           <w:tab w:val="left" w:pos="0" w:leader="none"/>
         </w:tabs>
         <w:spacing w:lineRule="auto" w:line="360"/>
-        <w:ind w:hanging="0" w:left="0" w:right="0"/>
+        <w:ind w:left="0" w:right="0" w:hanging="0"/>
         <w:rPr>
           <w:sz w:val="24"/>
           <w:szCs w:val="24"/>
@@ -7425,7 +7563,7 @@
           <w:tab w:val="left" w:pos="0" w:leader="none"/>
         </w:tabs>
         <w:spacing w:lineRule="auto" w:line="360"/>
-        <w:ind w:hanging="0" w:left="0" w:right="0"/>
+        <w:ind w:left="0" w:right="0" w:hanging="0"/>
         <w:rPr>
           <w:sz w:val="24"/>
           <w:szCs w:val="24"/>
@@ -7446,7 +7584,7 @@
           <w:tab w:val="left" w:pos="0" w:leader="none"/>
         </w:tabs>
         <w:spacing w:lineRule="auto" w:line="360"/>
-        <w:ind w:hanging="0" w:left="0" w:right="0"/>
+        <w:ind w:left="0" w:right="0" w:hanging="0"/>
         <w:rPr>
           <w:sz w:val="24"/>
           <w:szCs w:val="24"/>
@@ -7467,7 +7605,7 @@
           <w:tab w:val="left" w:pos="0" w:leader="none"/>
         </w:tabs>
         <w:spacing w:lineRule="auto" w:line="360"/>
-        <w:ind w:hanging="0" w:left="0" w:right="0"/>
+        <w:ind w:left="0" w:right="0" w:hanging="0"/>
         <w:rPr>
           <w:sz w:val="24"/>
           <w:szCs w:val="24"/>
@@ -7488,7 +7626,7 @@
           <w:tab w:val="left" w:pos="0" w:leader="none"/>
         </w:tabs>
         <w:spacing w:lineRule="auto" w:line="360"/>
-        <w:ind w:hanging="0" w:left="0" w:right="0"/>
+        <w:ind w:left="0" w:right="0" w:hanging="0"/>
         <w:rPr>
           <w:sz w:val="24"/>
           <w:szCs w:val="24"/>
@@ -7509,7 +7647,7 @@
           <w:tab w:val="left" w:pos="0" w:leader="none"/>
         </w:tabs>
         <w:spacing w:lineRule="auto" w:line="360"/>
-        <w:ind w:hanging="0" w:left="0" w:right="0"/>
+        <w:ind w:left="0" w:right="0" w:hanging="0"/>
         <w:rPr>
           <w:sz w:val="24"/>
           <w:szCs w:val="24"/>
@@ -7530,7 +7668,7 @@
           <w:tab w:val="left" w:pos="0" w:leader="none"/>
         </w:tabs>
         <w:spacing w:lineRule="auto" w:line="360"/>
-        <w:ind w:hanging="0" w:left="0" w:right="0"/>
+        <w:ind w:left="0" w:right="0" w:hanging="0"/>
         <w:rPr>
           <w:sz w:val="24"/>
           <w:szCs w:val="24"/>
@@ -7548,7 +7686,7 @@
         <w:pStyle w:val="Normal"/>
         <w:widowControl/>
         <w:spacing w:lineRule="auto" w:line="240"/>
-        <w:ind w:hanging="0" w:left="0" w:right="0"/>
+        <w:ind w:left="0" w:right="0" w:hanging="0"/>
         <w:jc w:val="left"/>
         <w:rPr>
           <w:rFonts w:ascii="Calibri" w:hAnsi="Calibri" w:eastAsia="Calibri" w:cs="Calibri"/>
@@ -7564,7 +7702,7 @@
       <w:pPr>
         <w:pStyle w:val="Normal"/>
         <w:spacing w:lineRule="auto" w:line="360"/>
-        <w:ind w:hanging="0" w:left="0" w:right="0"/>
+        <w:ind w:left="0" w:right="0" w:hanging="0"/>
         <w:rPr>
           <w:bCs/>
         </w:rPr>
@@ -7579,7 +7717,7 @@
       <w:pPr>
         <w:pStyle w:val="Normal"/>
         <w:spacing w:lineRule="auto" w:line="360"/>
-        <w:ind w:hanging="0" w:left="0" w:right="0"/>
+        <w:ind w:left="0" w:right="0" w:hanging="0"/>
         <w:rPr/>
       </w:pPr>
       <w:r>
@@ -7633,7 +7771,7 @@
       <w:pPr>
         <w:pStyle w:val="Normal"/>
         <w:spacing w:lineRule="auto" w:line="360"/>
-        <w:ind w:hanging="0" w:left="0" w:right="0"/>
+        <w:ind w:left="0" w:right="0" w:hanging="0"/>
         <w:rPr>
           <w:bCs/>
         </w:rPr>
@@ -7648,7 +7786,7 @@
       <w:pPr>
         <w:pStyle w:val="Normal"/>
         <w:spacing w:lineRule="auto" w:line="360"/>
-        <w:ind w:hanging="0" w:left="0" w:right="0"/>
+        <w:ind w:left="0" w:right="0" w:hanging="0"/>
         <w:rPr>
           <w:color w:val="000000"/>
           <w:sz w:val="22"/>
@@ -7667,7 +7805,7 @@
       <w:pPr>
         <w:pStyle w:val="Normal"/>
         <w:spacing w:lineRule="auto" w:line="360"/>
-        <w:ind w:hanging="0" w:left="0" w:right="0"/>
+        <w:ind w:left="0" w:right="0" w:hanging="0"/>
         <w:rPr>
           <w:color w:val="000000"/>
           <w:sz w:val="22"/>
@@ -7686,7 +7824,7 @@
       <w:pPr>
         <w:pStyle w:val="Normal"/>
         <w:spacing w:lineRule="auto" w:line="360"/>
-        <w:ind w:hanging="0" w:left="0" w:right="0"/>
+        <w:ind w:left="0" w:right="0" w:hanging="0"/>
         <w:rPr>
           <w:color w:val="000000"/>
           <w:sz w:val="22"/>
@@ -7705,7 +7843,7 @@
       <w:pPr>
         <w:pStyle w:val="Normal"/>
         <w:spacing w:lineRule="auto" w:line="360"/>
-        <w:ind w:hanging="0" w:left="0" w:right="0"/>
+        <w:ind w:left="0" w:right="0" w:hanging="0"/>
         <w:rPr>
           <w:color w:val="000000"/>
           <w:sz w:val="22"/>
@@ -7724,7 +7862,7 @@
       <w:pPr>
         <w:pStyle w:val="Normal"/>
         <w:spacing w:lineRule="auto" w:line="360"/>
-        <w:ind w:hanging="0" w:left="0" w:right="0"/>
+        <w:ind w:left="0" w:right="0" w:hanging="0"/>
         <w:rPr>
           <w:color w:val="000000"/>
           <w:sz w:val="22"/>
@@ -7743,7 +7881,7 @@
       <w:pPr>
         <w:pStyle w:val="Normal"/>
         <w:spacing w:lineRule="auto" w:line="360"/>
-        <w:ind w:hanging="0" w:left="0" w:right="0"/>
+        <w:ind w:left="0" w:right="0" w:hanging="0"/>
         <w:rPr>
           <w:color w:val="000000"/>
           <w:sz w:val="22"/>
@@ -7762,7 +7900,7 @@
       <w:pPr>
         <w:pStyle w:val="Normal"/>
         <w:spacing w:lineRule="auto" w:line="360"/>
-        <w:ind w:hanging="0" w:left="0" w:right="0"/>
+        <w:ind w:left="0" w:right="0" w:hanging="0"/>
         <w:rPr>
           <w:color w:val="000000"/>
           <w:sz w:val="22"/>
@@ -7779,13 +7917,13 @@
     </w:p>
     <w:p>
       <w:pPr>
-        <w:pStyle w:val="Heading2"/>
+        <w:pStyle w:val="Ttulo2"/>
         <w:numPr>
           <w:ilvl w:val="1"/>
           <w:numId w:val="3"/>
         </w:numPr>
         <w:spacing w:before="0" w:after="0"/>
-        <w:ind w:hanging="360" w:left="360" w:right="0"/>
+        <w:ind w:left="360" w:right="0" w:hanging="360"/>
         <w:rPr/>
       </w:pPr>
       <w:r>
@@ -7803,126 +7941,1109 @@
       <w:pPr>
         <w:pStyle w:val="Normal"/>
         <w:spacing w:before="0" w:after="0"/>
-        <w:rPr/>
-      </w:pPr>
-      <w:r>
-        <w:rPr/>
-      </w:r>
-    </w:p>
-    <w:p>
-      <w:pPr>
-        <w:pStyle w:val="Normal"/>
-        <w:spacing w:lineRule="auto" w:line="360"/>
-        <w:rPr/>
-      </w:pPr>
-      <w:r>
-        <w:rPr>
-          <w:color w:val="000000"/>
-        </w:rPr>
-        <w:t>Definir o que é diagrama e fazer citação (</w:t>
-      </w:r>
-      <w:r>
-        <w:rPr>
-          <w:color w:val="FF0000"/>
-        </w:rPr>
-        <w:t>Fazer o diagrama</w:t>
-      </w:r>
-      <w:r>
-        <w:rPr>
-          <w:color w:val="000000"/>
-        </w:rPr>
-        <w:t>) 5.2- 5.3-5.4</w:t>
-      </w:r>
-    </w:p>
-    <w:p>
-      <w:pPr>
-        <w:pStyle w:val="Normal"/>
-        <w:spacing w:lineRule="auto" w:line="360"/>
-        <w:ind w:firstLine="141" w:left="0" w:right="0"/>
-        <w:rPr>
-          <w:color w:val="000000"/>
-        </w:rPr>
-      </w:pPr>
-      <w:r>
-        <w:rPr>
-          <w:color w:val="000000"/>
-        </w:rPr>
-      </w:r>
-    </w:p>
-    <w:p>
-      <w:pPr>
-        <w:pStyle w:val="Normal"/>
-        <w:ind w:hanging="0" w:left="0" w:right="0"/>
-        <w:rPr/>
-      </w:pPr>
-      <w:r>
-        <w:rPr>
-          <w:b/>
+        <w:ind w:left="360" w:right="0" w:hanging="360"/>
+        <w:rPr/>
+      </w:pPr>
+      <w:r>
+        <w:rPr/>
+        <w:drawing>
+          <wp:anchor behindDoc="0" distT="0" distB="0" distL="0" distR="0" simplePos="0" locked="0" layoutInCell="1" allowOverlap="1" relativeHeight="5">
+            <wp:simplePos x="0" y="0"/>
+            <wp:positionH relativeFrom="column">
+              <wp:align>center</wp:align>
+            </wp:positionH>
+            <wp:positionV relativeFrom="paragraph">
+              <wp:posOffset>635</wp:posOffset>
+            </wp:positionV>
+            <wp:extent cx="6598285" cy="4029710"/>
+            <wp:effectExtent l="0" t="0" r="0" b="0"/>
+            <wp:wrapSquare wrapText="largest"/>
+            <wp:docPr id="4" name="Figura3" descr=""/>
+            <wp:cNvGraphicFramePr>
+              <a:graphicFrameLocks xmlns:a="http://schemas.openxmlformats.org/drawingml/2006/main" noChangeAspect="1"/>
+            </wp:cNvGraphicFramePr>
+            <a:graphic xmlns:a="http://schemas.openxmlformats.org/drawingml/2006/main">
+              <a:graphicData uri="http://schemas.openxmlformats.org/drawingml/2006/picture">
+                <pic:pic xmlns:pic="http://schemas.openxmlformats.org/drawingml/2006/picture">
+                  <pic:nvPicPr>
+                    <pic:cNvPr id="4" name="Figura3" descr=""/>
+                    <pic:cNvPicPr>
+                      <a:picLocks noChangeAspect="1" noChangeArrowheads="1"/>
+                    </pic:cNvPicPr>
+                  </pic:nvPicPr>
+                  <pic:blipFill>
+                    <a:blip r:embed="rId9"/>
+                    <a:stretch>
+                      <a:fillRect/>
+                    </a:stretch>
+                  </pic:blipFill>
+                  <pic:spPr bwMode="auto">
+                    <a:xfrm>
+                      <a:off x="0" y="0"/>
+                      <a:ext cx="6598285" cy="4029710"/>
+                    </a:xfrm>
+                    <a:prstGeom prst="rect">
+                      <a:avLst/>
+                    </a:prstGeom>
+                  </pic:spPr>
+                </pic:pic>
+              </a:graphicData>
+            </a:graphic>
+          </wp:anchor>
+        </w:drawing>
+      </w:r>
+    </w:p>
+    <w:p>
+      <w:pPr>
+        <w:pStyle w:val="Ttulo2"/>
+        <w:spacing w:before="0" w:after="0"/>
+        <w:rPr/>
+      </w:pPr>
+      <w:bookmarkStart w:id="14" w:name="1"/>
+      <w:bookmarkEnd w:id="14"/>
+      <w:r>
+        <w:rPr>
+          <w:rStyle w:val="Nfaseforte"/>
+          <w:rFonts w:ascii="Inter;Oxygen;Helvetica Neue;Helvetica;Arial;sans-serif" w:hAnsi="Inter;Oxygen;Helvetica Neue;Helvetica;Arial;sans-serif"/>
+          <w:b/>
+          <w:i w:val="false"/>
+          <w:caps w:val="false"/>
+          <w:smallCaps w:val="false"/>
+          <w:color w:val="2B2B35"/>
+          <w:spacing w:val="0"/>
           <w:sz w:val="20"/>
           <w:szCs w:val="20"/>
         </w:rPr>
-        <w:t>Fonte: O autor, 202</w:t>
-      </w:r>
+        <w:t>O que é um diagrama de contexto?</w:t>
+      </w:r>
+    </w:p>
+    <w:p>
+      <w:pPr>
+        <w:pStyle w:val="Corpodotexto"/>
+        <w:widowControl/>
+        <w:pBdr/>
+        <w:spacing w:lineRule="auto" w:line="410" w:before="0" w:after="360"/>
+        <w:ind w:left="0" w:right="0" w:hanging="0"/>
+        <w:rPr>
+          <w:sz w:val="24"/>
+          <w:szCs w:val="24"/>
+        </w:rPr>
+      </w:pPr>
+      <w:r>
+        <w:rPr>
+          <w:rFonts w:ascii="Inter;Oxygen;Helvetica;Arial;sans-serif" w:hAnsi="Inter;Oxygen;Helvetica;Arial;sans-serif"/>
+          <w:b w:val="false"/>
+          <w:i w:val="false"/>
+          <w:caps w:val="false"/>
+          <w:smallCaps w:val="false"/>
+          <w:color w:val="2B2B35"/>
+          <w:spacing w:val="0"/>
+          <w:sz w:val="24"/>
+          <w:szCs w:val="24"/>
+        </w:rPr>
+        <w:t>Um diagrama de contexto é uma visão de alto nível de um sistema. É um esboço básico destinado a definir um projeto com base em seu escopo, limites e relação com componentes externos, como partes interessadas.</w:t>
+      </w:r>
+    </w:p>
+    <w:p>
+      <w:pPr>
+        <w:pStyle w:val="Corpodotexto"/>
+        <w:widowControl/>
+        <w:pBdr/>
+        <w:spacing w:lineRule="auto" w:line="410" w:before="0" w:after="360"/>
+        <w:ind w:left="0" w:right="0" w:hanging="0"/>
+        <w:rPr>
+          <w:rFonts w:ascii="Inter;Oxygen;Helvetica;Arial;sans-serif" w:hAnsi="Inter;Oxygen;Helvetica;Arial;sans-serif"/>
+          <w:b w:val="false"/>
+          <w:i w:val="false"/>
+          <w:caps w:val="false"/>
+          <w:smallCaps w:val="false"/>
+          <w:color w:val="2B2B35"/>
+          <w:spacing w:val="0"/>
+          <w:sz w:val="24"/>
+          <w:szCs w:val="24"/>
+        </w:rPr>
+      </w:pPr>
+      <w:r>
+        <w:rPr>
+          <w:rFonts w:ascii="Inter;Oxygen;Helvetica;Arial;sans-serif" w:hAnsi="Inter;Oxygen;Helvetica;Arial;sans-serif"/>
+          <w:b w:val="false"/>
+          <w:i w:val="false"/>
+          <w:caps w:val="false"/>
+          <w:smallCaps w:val="false"/>
+          <w:color w:val="2B2B35"/>
+          <w:spacing w:val="0"/>
+          <w:sz w:val="24"/>
+          <w:szCs w:val="24"/>
+        </w:rPr>
+        <w:t>Também conhecido como diagrama de fluxo de dados de nível 0, um diagrama de contexto fornece uma visão geral de um processo, concentrando-se em sua interação com elementos externos, e não em seus subprocessos internos. Este último normalmente é reservado para diagramas de fluxo de dados mais avançados.</w:t>
+      </w:r>
+    </w:p>
+    <w:p>
+      <w:pPr>
+        <w:pStyle w:val="Ttulo3"/>
+        <w:widowControl/>
+        <w:pBdr/>
+        <w:spacing w:lineRule="auto" w:line="410" w:before="0" w:after="360"/>
+        <w:ind w:left="0" w:right="0" w:hanging="0"/>
+        <w:rPr>
+          <w:rFonts w:ascii="Inter;Oxygen;Helvetica;Arial;sans-serif" w:hAnsi="Inter;Oxygen;Helvetica;Arial;sans-serif"/>
+          <w:b w:val="false"/>
+          <w:i w:val="false"/>
+          <w:caps w:val="false"/>
+          <w:smallCaps w:val="false"/>
+          <w:color w:val="2B2B35"/>
+          <w:spacing w:val="0"/>
+          <w:sz w:val="24"/>
+          <w:szCs w:val="24"/>
+        </w:rPr>
+      </w:pPr>
+      <w:r>
+        <w:rPr>
+          <w:rStyle w:val="Nfaseforte"/>
+          <w:rFonts w:ascii="Inter;Oxygen;Helvetica Neue;Helvetica;Arial;sans-serif" w:hAnsi="Inter;Oxygen;Helvetica Neue;Helvetica;Arial;sans-serif"/>
+          <w:b/>
+          <w:i w:val="false"/>
+          <w:caps w:val="false"/>
+          <w:smallCaps w:val="false"/>
+          <w:color w:val="2B2B35"/>
+          <w:spacing w:val="0"/>
+          <w:sz w:val="24"/>
+          <w:szCs w:val="24"/>
+        </w:rPr>
+        <w:t>Elementos de um diagrama de contexto</w:t>
+      </w:r>
+    </w:p>
+    <w:p>
+      <w:pPr>
+        <w:pStyle w:val="Ttulo3"/>
+        <w:widowControl/>
+        <w:pBdr/>
+        <w:spacing w:lineRule="auto" w:line="410" w:before="0" w:after="360"/>
+        <w:ind w:left="0" w:right="0" w:hanging="0"/>
+        <w:rPr>
+          <w:rFonts w:ascii="Inter;Oxygen;Helvetica;Arial;sans-serif" w:hAnsi="Inter;Oxygen;Helvetica;Arial;sans-serif"/>
+          <w:b w:val="false"/>
+          <w:i w:val="false"/>
+          <w:caps w:val="false"/>
+          <w:smallCaps w:val="false"/>
+          <w:color w:val="2B2B35"/>
+          <w:spacing w:val="0"/>
+          <w:sz w:val="24"/>
+          <w:szCs w:val="24"/>
+        </w:rPr>
+      </w:pPr>
+      <w:r>
+        <w:rPr>
+          <w:rFonts w:ascii="Inter;Oxygen;Helvetica;Arial;sans-serif" w:hAnsi="Inter;Oxygen;Helvetica;Arial;sans-serif"/>
+          <w:b w:val="false"/>
+          <w:i w:val="false"/>
+          <w:caps w:val="false"/>
+          <w:smallCaps w:val="false"/>
+          <w:color w:val="2B2B35"/>
+          <w:spacing w:val="0"/>
+          <w:sz w:val="24"/>
+          <w:szCs w:val="24"/>
+        </w:rPr>
+        <w:t>Um diagrama de contexto compreende três recursos principais.</w:t>
+      </w:r>
+    </w:p>
+    <w:p>
+      <w:pPr>
+        <w:pStyle w:val="Corpodotexto"/>
+        <w:widowControl/>
+        <w:numPr>
+          <w:ilvl w:val="0"/>
+          <w:numId w:val="9"/>
+        </w:numPr>
+        <w:pBdr/>
+        <w:tabs>
+          <w:tab w:val="clear" w:pos="720"/>
+          <w:tab w:val="left" w:pos="0" w:leader="none"/>
+        </w:tabs>
+        <w:spacing w:lineRule="auto" w:line="410" w:before="0" w:after="0"/>
+        <w:ind w:left="0" w:right="0" w:hanging="0"/>
+        <w:rPr/>
+      </w:pPr>
+      <w:r>
+        <w:rPr>
+          <w:rStyle w:val="Nfaseforte"/>
+          <w:rFonts w:ascii="Inter;Oxygen;Helvetica;Arial;sans-serif" w:hAnsi="Inter;Oxygen;Helvetica;Arial;sans-serif"/>
+          <w:b/>
+          <w:i w:val="false"/>
+          <w:caps w:val="false"/>
+          <w:smallCaps w:val="false"/>
+          <w:color w:val="2B2B35"/>
+          <w:spacing w:val="0"/>
+          <w:sz w:val="24"/>
+          <w:szCs w:val="24"/>
+        </w:rPr>
+        <w:t>Produto </w:t>
+      </w:r>
+      <w:r>
+        <w:rPr>
+          <w:rFonts w:ascii="Inter;Oxygen;Helvetica;Arial;sans-serif" w:hAnsi="Inter;Oxygen;Helvetica;Arial;sans-serif"/>
+          <w:b w:val="false"/>
+          <w:i w:val="false"/>
+          <w:caps w:val="false"/>
+          <w:smallCaps w:val="false"/>
+          <w:color w:val="2B2B35"/>
+          <w:spacing w:val="0"/>
+          <w:sz w:val="24"/>
+          <w:szCs w:val="24"/>
+        </w:rPr>
+        <w:t>– O projeto, sistema ou entidade a ser definido. É simbolizado por um círculo que mantém dentro de si tudo o que está sob seu controle (ou seja, funções e responsabilidades de trabalho, processos). </w:t>
+      </w:r>
+      <w:hyperlink r:id="rId10" w:tgtFrame="_blank">
+        <w:r>
+          <w:rPr>
+            <w:rStyle w:val="LinkdaInternet"/>
+            <w:rFonts w:ascii="Inter;Oxygen;Helvetica;Arial;sans-serif" w:hAnsi="Inter;Oxygen;Helvetica;Arial;sans-serif"/>
+            <w:b w:val="false"/>
+            <w:i w:val="false"/>
+            <w:caps w:val="false"/>
+            <w:smallCaps w:val="false"/>
+            <w:strike w:val="false"/>
+            <w:dstrike w:val="false"/>
+            <w:color w:val="0073E6"/>
+            <w:spacing w:val="0"/>
+            <w:sz w:val="24"/>
+            <w:szCs w:val="24"/>
+            <w:u w:val="none"/>
+            <w:effect w:val="none"/>
+          </w:rPr>
+          <w:t>Os diagramas circulares</w:t>
+        </w:r>
+      </w:hyperlink>
+      <w:r>
+        <w:rPr>
+          <w:rFonts w:ascii="Inter;Oxygen;Helvetica;Arial;sans-serif" w:hAnsi="Inter;Oxygen;Helvetica;Arial;sans-serif"/>
+          <w:b w:val="false"/>
+          <w:i w:val="false"/>
+          <w:caps w:val="false"/>
+          <w:smallCaps w:val="false"/>
+          <w:color w:val="2B2B35"/>
+          <w:spacing w:val="0"/>
+          <w:sz w:val="24"/>
+          <w:szCs w:val="24"/>
+        </w:rPr>
+        <w:t> são praticamente um padrão para apresentar tópicos como partes de um todo.</w:t>
+      </w:r>
+    </w:p>
+    <w:p>
+      <w:pPr>
+        <w:pStyle w:val="Corpodotexto"/>
+        <w:widowControl/>
+        <w:numPr>
+          <w:ilvl w:val="0"/>
+          <w:numId w:val="9"/>
+        </w:numPr>
+        <w:pBdr/>
+        <w:tabs>
+          <w:tab w:val="clear" w:pos="720"/>
+          <w:tab w:val="left" w:pos="0" w:leader="none"/>
+        </w:tabs>
+        <w:spacing w:lineRule="auto" w:line="410" w:before="0" w:after="0"/>
+        <w:ind w:left="0" w:right="0" w:hanging="0"/>
+        <w:rPr/>
+      </w:pPr>
+      <w:r>
+        <w:rPr>
+          <w:rStyle w:val="Nfaseforte"/>
+          <w:rFonts w:ascii="Inter;Oxygen;Helvetica;Arial;sans-serif" w:hAnsi="Inter;Oxygen;Helvetica;Arial;sans-serif"/>
+          <w:b/>
+          <w:i w:val="false"/>
+          <w:caps w:val="false"/>
+          <w:smallCaps w:val="false"/>
+          <w:color w:val="2B2B35"/>
+          <w:spacing w:val="0"/>
+          <w:sz w:val="24"/>
+          <w:szCs w:val="24"/>
+        </w:rPr>
+        <w:t>Entidades ou agentes externos </w:t>
+      </w:r>
+      <w:r>
+        <w:rPr>
+          <w:rFonts w:ascii="Inter;Oxygen;Helvetica;Arial;sans-serif" w:hAnsi="Inter;Oxygen;Helvetica;Arial;sans-serif"/>
+          <w:b w:val="false"/>
+          <w:i w:val="false"/>
+          <w:caps w:val="false"/>
+          <w:smallCaps w:val="false"/>
+          <w:color w:val="2B2B35"/>
+          <w:spacing w:val="0"/>
+          <w:sz w:val="24"/>
+          <w:szCs w:val="24"/>
+        </w:rPr>
+        <w:t>– As pessoas, sistemas e organizações que funcionam fora, mas interagem com o produto de alguma forma (ou seja, tomadores de decisão, fornecedores, clientes). Eles são representados por quadrados ou retângulos.</w:t>
+      </w:r>
+    </w:p>
+    <w:p>
+      <w:pPr>
+        <w:pStyle w:val="Corpodotexto"/>
+        <w:widowControl/>
+        <w:numPr>
+          <w:ilvl w:val="0"/>
+          <w:numId w:val="9"/>
+        </w:numPr>
+        <w:pBdr/>
+        <w:tabs>
+          <w:tab w:val="clear" w:pos="720"/>
+          <w:tab w:val="left" w:pos="0" w:leader="none"/>
+        </w:tabs>
+        <w:spacing w:lineRule="auto" w:line="410" w:before="0" w:after="0"/>
+        <w:ind w:left="0" w:right="0" w:hanging="0"/>
+        <w:rPr/>
+      </w:pPr>
+      <w:r>
+        <w:rPr>
+          <w:rStyle w:val="Nfaseforte"/>
+          <w:rFonts w:ascii="Inter;Oxygen;Helvetica;Arial;sans-serif" w:hAnsi="Inter;Oxygen;Helvetica;Arial;sans-serif"/>
+          <w:b/>
+          <w:i w:val="false"/>
+          <w:caps w:val="false"/>
+          <w:smallCaps w:val="false"/>
+          <w:color w:val="2B2B35"/>
+          <w:spacing w:val="0"/>
+          <w:sz w:val="24"/>
+          <w:szCs w:val="24"/>
+        </w:rPr>
+        <w:t>Linhas de fluxo </w:t>
+      </w:r>
+      <w:r>
+        <w:rPr>
+          <w:rFonts w:ascii="Inter;Oxygen;Helvetica;Arial;sans-serif" w:hAnsi="Inter;Oxygen;Helvetica;Arial;sans-serif"/>
+          <w:b w:val="false"/>
+          <w:i w:val="false"/>
+          <w:caps w:val="false"/>
+          <w:smallCaps w:val="false"/>
+          <w:color w:val="2B2B35"/>
+          <w:spacing w:val="0"/>
+          <w:sz w:val="24"/>
+          <w:szCs w:val="24"/>
+        </w:rPr>
+        <w:t>– representadas por setas, representam o fluxo de dados entre agentes ou as formas específicas como entidades externas interagem com o produto. As setas são frequentemente acompanhadas de texto para mostrar o tipo específico de dados que estão sendo trocados ou a ação que está sendo executada.</w:t>
+      </w:r>
+    </w:p>
+    <w:p>
+      <w:pPr>
+        <w:pStyle w:val="Ttulo3"/>
+        <w:widowControl/>
+        <w:pBdr/>
+        <w:spacing w:before="0" w:after="0"/>
+        <w:ind w:left="720" w:right="0" w:hanging="720"/>
+        <w:rPr/>
+      </w:pPr>
+      <w:r>
+        <w:rPr>
+          <w:rStyle w:val="Nfaseforte"/>
+          <w:rFonts w:ascii="Inter;Oxygen;Helvetica Neue;Helvetica;Arial;sans-serif" w:hAnsi="Inter;Oxygen;Helvetica Neue;Helvetica;Arial;sans-serif"/>
+          <w:b/>
+          <w:i w:val="false"/>
+          <w:caps w:val="false"/>
+          <w:smallCaps w:val="false"/>
+          <w:color w:val="2B2B35"/>
+          <w:spacing w:val="0"/>
+          <w:sz w:val="24"/>
+          <w:szCs w:val="24"/>
+        </w:rPr>
+        <w:t>Benefícios de fazer um diagrama de contexto</w:t>
+      </w:r>
+    </w:p>
+    <w:p>
+      <w:pPr>
+        <w:pStyle w:val="Corpodotexto"/>
+        <w:widowControl/>
+        <w:pBdr/>
+        <w:spacing w:lineRule="auto" w:line="410" w:before="0" w:after="360"/>
+        <w:ind w:left="0" w:right="0" w:hanging="0"/>
+        <w:rPr>
+          <w:rFonts w:ascii="Inter;Oxygen;Helvetica;Arial;sans-serif" w:hAnsi="Inter;Oxygen;Helvetica;Arial;sans-serif"/>
+          <w:b w:val="false"/>
+          <w:i w:val="false"/>
+          <w:caps w:val="false"/>
+          <w:smallCaps w:val="false"/>
+          <w:color w:val="2B2B35"/>
+          <w:spacing w:val="0"/>
+          <w:sz w:val="24"/>
+          <w:szCs w:val="24"/>
+        </w:rPr>
+      </w:pPr>
+      <w:r>
+        <w:rPr>
+          <w:rFonts w:ascii="Inter;Oxygen;Helvetica;Arial;sans-serif" w:hAnsi="Inter;Oxygen;Helvetica;Arial;sans-serif"/>
+          <w:b w:val="false"/>
+          <w:i w:val="false"/>
+          <w:caps w:val="false"/>
+          <w:smallCaps w:val="false"/>
+          <w:color w:val="2B2B35"/>
+          <w:spacing w:val="0"/>
+          <w:sz w:val="24"/>
+          <w:szCs w:val="24"/>
+        </w:rPr>
+        <w:t>Um diagrama de contexto concentra-se nos fatores externos que devem ser considerados ao construir um projeto ou arquitetura interna de um produto ou negócio. E justamente por isso é uma poderosa ferramenta na administração de empresas.</w:t>
+      </w:r>
+    </w:p>
+    <w:p>
+      <w:pPr>
+        <w:pStyle w:val="Corpodotexto"/>
+        <w:widowControl/>
+        <w:pBdr/>
+        <w:spacing w:lineRule="auto" w:line="410" w:before="0" w:after="360"/>
+        <w:ind w:left="0" w:right="0" w:hanging="0"/>
+        <w:rPr>
+          <w:rFonts w:ascii="Inter;Oxygen;Helvetica;Arial;sans-serif" w:hAnsi="Inter;Oxygen;Helvetica;Arial;sans-serif"/>
+          <w:b w:val="false"/>
+          <w:i w:val="false"/>
+          <w:caps w:val="false"/>
+          <w:smallCaps w:val="false"/>
+          <w:color w:val="2B2B35"/>
+          <w:spacing w:val="0"/>
+          <w:sz w:val="24"/>
+          <w:szCs w:val="24"/>
+        </w:rPr>
+      </w:pPr>
+      <w:r>
+        <w:rPr>
+          <w:rFonts w:ascii="Inter;Oxygen;Helvetica;Arial;sans-serif" w:hAnsi="Inter;Oxygen;Helvetica;Arial;sans-serif"/>
+          <w:b w:val="false"/>
+          <w:i w:val="false"/>
+          <w:caps w:val="false"/>
+          <w:smallCaps w:val="false"/>
+          <w:color w:val="2B2B35"/>
+          <w:spacing w:val="0"/>
+          <w:sz w:val="24"/>
+          <w:szCs w:val="24"/>
+        </w:rPr>
+        <w:t>O seu uso é mais útil durante a fase de planeamento, quando os proponentes estão apenas começando a interpretar as ideias sobre o trabalho que darão início. Neste ponto, um diagrama de contexto pode garantir que os sistemas desenvolvidos são relevantes para os requisitos e restrições do projeto e, portanto, capazes de reduzir riscos potenciais.</w:t>
+      </w:r>
+    </w:p>
+    <w:p>
+      <w:pPr>
+        <w:pStyle w:val="Ttulo2"/>
+        <w:widowControl/>
+        <w:pBdr/>
+        <w:spacing w:lineRule="auto" w:line="410" w:before="0" w:after="360"/>
+        <w:ind w:left="0" w:right="0" w:hanging="0"/>
+        <w:rPr>
+          <w:rFonts w:ascii="Inter;Oxygen;Helvetica;Arial;sans-serif" w:hAnsi="Inter;Oxygen;Helvetica;Arial;sans-serif"/>
+          <w:b w:val="false"/>
+          <w:i w:val="false"/>
+          <w:caps w:val="false"/>
+          <w:smallCaps w:val="false"/>
+          <w:color w:val="2B2B35"/>
+          <w:spacing w:val="0"/>
+          <w:sz w:val="24"/>
+          <w:szCs w:val="24"/>
+        </w:rPr>
+      </w:pPr>
+      <w:bookmarkStart w:id="15" w:name="2"/>
+      <w:bookmarkEnd w:id="15"/>
+      <w:r>
+        <w:rPr>
+          <w:rStyle w:val="Nfaseforte"/>
+          <w:rFonts w:ascii="Inter;Oxygen;Helvetica Neue;Helvetica;Arial;sans-serif" w:hAnsi="Inter;Oxygen;Helvetica Neue;Helvetica;Arial;sans-serif"/>
+          <w:b/>
+          <w:i w:val="false"/>
+          <w:caps w:val="false"/>
+          <w:smallCaps w:val="false"/>
+          <w:color w:val="2B2B35"/>
+          <w:spacing w:val="0"/>
+          <w:sz w:val="24"/>
+          <w:szCs w:val="24"/>
+        </w:rPr>
+        <w:t>Exemplos de diagramas de contexto</w:t>
+      </w:r>
+    </w:p>
+    <w:p>
+      <w:pPr>
+        <w:pStyle w:val="Corpodotexto"/>
+        <w:widowControl/>
+        <w:pBdr/>
+        <w:spacing w:lineRule="auto" w:line="410" w:before="0" w:after="360"/>
+        <w:ind w:left="0" w:right="0" w:hanging="0"/>
+        <w:rPr>
+          <w:rFonts w:ascii="Inter;Oxygen;Helvetica;Arial;sans-serif" w:hAnsi="Inter;Oxygen;Helvetica;Arial;sans-serif"/>
+          <w:b w:val="false"/>
+          <w:i w:val="false"/>
+          <w:caps w:val="false"/>
+          <w:smallCaps w:val="false"/>
+          <w:color w:val="2B2B35"/>
+          <w:spacing w:val="0"/>
+          <w:sz w:val="24"/>
+          <w:szCs w:val="24"/>
+        </w:rPr>
+      </w:pPr>
+      <w:r>
+        <w:rPr>
+          <w:rFonts w:ascii="Inter;Oxygen;Helvetica;Arial;sans-serif" w:hAnsi="Inter;Oxygen;Helvetica;Arial;sans-serif"/>
+          <w:b w:val="false"/>
+          <w:i w:val="false"/>
+          <w:caps w:val="false"/>
+          <w:smallCaps w:val="false"/>
+          <w:color w:val="2B2B35"/>
+          <w:spacing w:val="0"/>
+          <w:sz w:val="24"/>
+          <w:szCs w:val="24"/>
+        </w:rPr>
+        <w:t>Um diagrama de contexto pode ser usado em diversos setores e para diferentes objetivos. Eu separei alguns exemplos abaixo, incluindo um diagrama de contexto em engenharia de software, desenvolvimento de produtos e análise de negócios e sistemas.</w:t>
+      </w:r>
+    </w:p>
+    <w:p>
+      <w:pPr>
+        <w:pStyle w:val="Ttulo3"/>
+        <w:widowControl/>
+        <w:pBdr/>
+        <w:spacing w:before="0" w:after="0"/>
+        <w:ind w:left="720" w:right="0" w:hanging="720"/>
+        <w:rPr/>
+      </w:pPr>
+      <w:r>
+        <w:rPr>
+          <w:rStyle w:val="Nfaseforte"/>
+          <w:rFonts w:ascii="Inter;Oxygen;Helvetica Neue;Helvetica;Arial;sans-serif" w:hAnsi="Inter;Oxygen;Helvetica Neue;Helvetica;Arial;sans-serif"/>
+          <w:b/>
+          <w:i w:val="false"/>
+          <w:caps w:val="false"/>
+          <w:smallCaps w:val="false"/>
+          <w:color w:val="2B2B35"/>
+          <w:spacing w:val="0"/>
+          <w:sz w:val="24"/>
+          <w:szCs w:val="24"/>
+        </w:rPr>
+        <w:t>Diagrama de contexto do sistema</w:t>
+      </w:r>
+    </w:p>
+    <w:p>
+      <w:pPr>
+        <w:pStyle w:val="Corpodotexto"/>
+        <w:widowControl/>
+        <w:pBdr/>
+        <w:spacing w:lineRule="auto" w:line="410" w:before="0" w:after="360"/>
+        <w:ind w:left="0" w:right="0" w:hanging="0"/>
+        <w:rPr>
+          <w:rFonts w:ascii="Inter;Oxygen;Helvetica;Arial;sans-serif" w:hAnsi="Inter;Oxygen;Helvetica;Arial;sans-serif"/>
+          <w:b w:val="false"/>
+          <w:i w:val="false"/>
+          <w:caps w:val="false"/>
+          <w:smallCaps w:val="false"/>
+          <w:color w:val="2B2B35"/>
+          <w:spacing w:val="0"/>
+          <w:sz w:val="24"/>
+          <w:szCs w:val="24"/>
+        </w:rPr>
+      </w:pPr>
+      <w:r>
+        <w:rPr>
+          <w:rFonts w:ascii="Inter;Oxygen;Helvetica;Arial;sans-serif" w:hAnsi="Inter;Oxygen;Helvetica;Arial;sans-serif"/>
+          <w:b w:val="false"/>
+          <w:i w:val="false"/>
+          <w:caps w:val="false"/>
+          <w:smallCaps w:val="false"/>
+          <w:color w:val="2B2B35"/>
+          <w:spacing w:val="0"/>
+          <w:sz w:val="24"/>
+          <w:szCs w:val="24"/>
+        </w:rPr>
+        <w:t>Um diagrama de contexto do sistema representa o escopo de um programa ou aplicativo técnico, como um software de sistema de caixa automático. Veja o exemplo abaixo:</w:t>
+      </w:r>
+    </w:p>
+    <w:p>
+      <w:pPr>
+        <w:pStyle w:val="Corpodotexto"/>
+        <w:widowControl/>
+        <w:pBdr/>
+        <w:spacing w:lineRule="auto" w:line="410" w:before="0" w:after="360"/>
+        <w:ind w:left="0" w:right="0" w:hanging="0"/>
+        <w:rPr>
+          <w:rFonts w:ascii="Inter;Oxygen;Helvetica;Arial;sans-serif" w:hAnsi="Inter;Oxygen;Helvetica;Arial;sans-serif"/>
+          <w:b w:val="false"/>
+          <w:i w:val="false"/>
+          <w:caps w:val="false"/>
+          <w:smallCaps w:val="false"/>
+          <w:color w:val="2B2B35"/>
+          <w:spacing w:val="0"/>
+          <w:sz w:val="24"/>
+          <w:szCs w:val="24"/>
+        </w:rPr>
+      </w:pPr>
+      <w:r>
+        <w:rPr>
+          <w:rFonts w:ascii="Inter;Oxygen;Helvetica;Arial;sans-serif" w:hAnsi="Inter;Oxygen;Helvetica;Arial;sans-serif"/>
+          <w:b w:val="false"/>
+          <w:i w:val="false"/>
+          <w:caps w:val="false"/>
+          <w:smallCaps w:val="false"/>
+          <w:color w:val="2B2B35"/>
+          <w:spacing w:val="0"/>
+          <w:sz w:val="24"/>
+          <w:szCs w:val="24"/>
+        </w:rPr>
+        <w:t>Um pouco semelhante a um </w:t>
+      </w:r>
+      <w:hyperlink r:id="rId11" w:tgtFrame="_blank">
+        <w:r>
+          <w:rPr>
+            <w:rStyle w:val="LinkdaInternet"/>
+            <w:rFonts w:ascii="Inter;Oxygen;Helvetica;Arial;sans-serif" w:hAnsi="Inter;Oxygen;Helvetica;Arial;sans-serif"/>
+            <w:b w:val="false"/>
+            <w:i w:val="false"/>
+            <w:caps w:val="false"/>
+            <w:smallCaps w:val="false"/>
+            <w:strike w:val="false"/>
+            <w:dstrike w:val="false"/>
+            <w:color w:val="0073E6"/>
+            <w:spacing w:val="0"/>
+            <w:sz w:val="24"/>
+            <w:szCs w:val="24"/>
+            <w:u w:val="none"/>
+            <w:effect w:val="none"/>
+          </w:rPr>
+          <w:t>diagrama de caso</w:t>
+        </w:r>
+      </w:hyperlink>
+      <w:r>
+        <w:rPr>
+          <w:rFonts w:ascii="Inter;Oxygen;Helvetica;Arial;sans-serif" w:hAnsi="Inter;Oxygen;Helvetica;Arial;sans-serif"/>
+          <w:b w:val="false"/>
+          <w:i w:val="false"/>
+          <w:caps w:val="false"/>
+          <w:smallCaps w:val="false"/>
+          <w:color w:val="2B2B35"/>
+          <w:spacing w:val="0"/>
+          <w:sz w:val="24"/>
+          <w:szCs w:val="24"/>
+        </w:rPr>
+        <w:t>, os diagramas de contexto do sistema representam um sistema de software inteiro como um único processo, com setas indicando os diferentes tipos de dados que fluem entre seus elementos de interação.</w:t>
+      </w:r>
+    </w:p>
+    <w:p>
+      <w:pPr>
+        <w:pStyle w:val="Ttulo3"/>
+        <w:widowControl/>
+        <w:pBdr/>
+        <w:spacing w:before="0" w:after="0"/>
+        <w:ind w:left="720" w:right="0" w:hanging="720"/>
+        <w:rPr/>
+      </w:pPr>
+      <w:r>
+        <w:rPr>
+          <w:rStyle w:val="Nfaseforte"/>
+          <w:rFonts w:ascii="Inter;Oxygen;Helvetica Neue;Helvetica;Arial;sans-serif" w:hAnsi="Inter;Oxygen;Helvetica Neue;Helvetica;Arial;sans-serif"/>
+          <w:b/>
+          <w:i w:val="false"/>
+          <w:caps w:val="false"/>
+          <w:smallCaps w:val="false"/>
+          <w:color w:val="2B2B35"/>
+          <w:spacing w:val="0"/>
+          <w:sz w:val="24"/>
+          <w:szCs w:val="24"/>
+        </w:rPr>
+        <w:t>Diagrama de contexto de trabalho</w:t>
+      </w:r>
+    </w:p>
+    <w:p>
+      <w:pPr>
+        <w:pStyle w:val="Corpodotexto"/>
+        <w:widowControl/>
+        <w:pBdr/>
+        <w:spacing w:lineRule="auto" w:line="410" w:before="0" w:after="0"/>
+        <w:ind w:left="0" w:right="0" w:hanging="0"/>
+        <w:rPr/>
+      </w:pPr>
+      <w:r>
+        <w:rPr>
+          <w:rFonts w:ascii="Inter;Oxygen;Helvetica;Arial;sans-serif" w:hAnsi="Inter;Oxygen;Helvetica;Arial;sans-serif"/>
+          <w:b w:val="false"/>
+          <w:i w:val="false"/>
+          <w:caps w:val="false"/>
+          <w:smallCaps w:val="false"/>
+          <w:color w:val="2B2B35"/>
+          <w:spacing w:val="0"/>
+          <w:sz w:val="24"/>
+          <w:szCs w:val="24"/>
+        </w:rPr>
+        <w:t>Um diagrama de contexto de trabalho identifica os fatores e eventos externos que devem ser considerados para projetar um produto que se adapte ao ambiente. </w:t>
+      </w:r>
+      <w:hyperlink r:id="rId12" w:tgtFrame="_blank">
+        <w:r>
+          <w:rPr>
+            <w:rStyle w:val="LinkdaInternet"/>
+            <w:rFonts w:ascii="Inter;Oxygen;Helvetica;Arial;sans-serif" w:hAnsi="Inter;Oxygen;Helvetica;Arial;sans-serif"/>
+            <w:b w:val="false"/>
+            <w:i w:val="false"/>
+            <w:caps w:val="false"/>
+            <w:smallCaps w:val="false"/>
+            <w:strike w:val="false"/>
+            <w:dstrike w:val="false"/>
+            <w:color w:val="0073E6"/>
+            <w:spacing w:val="0"/>
+            <w:sz w:val="24"/>
+            <w:szCs w:val="24"/>
+            <w:u w:val="none"/>
+            <w:effect w:val="none"/>
+          </w:rPr>
+          <w:t>Os diagramas circulares</w:t>
+        </w:r>
+      </w:hyperlink>
+      <w:r>
+        <w:rPr>
+          <w:rFonts w:ascii="Inter;Oxygen;Helvetica;Arial;sans-serif" w:hAnsi="Inter;Oxygen;Helvetica;Arial;sans-serif"/>
+          <w:b w:val="false"/>
+          <w:i w:val="false"/>
+          <w:caps w:val="false"/>
+          <w:smallCaps w:val="false"/>
+          <w:color w:val="2B2B35"/>
+          <w:spacing w:val="0"/>
+          <w:sz w:val="24"/>
+          <w:szCs w:val="24"/>
+        </w:rPr>
+        <w:t> podem ser uma excelente fonte para apresentar tópicos como parte de um todo. No exemplo abaixo, o diagrama mostra a relação de troca de ideias prevista entre uma comunidade online (produto) e os principais intervenientes (entidades externas) no seu entorno.</w:t>
+      </w:r>
+    </w:p>
+    <w:p>
+      <w:pPr>
+        <w:pStyle w:val="Corpodotexto"/>
+        <w:widowControl/>
+        <w:pBdr/>
+        <w:spacing w:lineRule="auto" w:line="410" w:before="0" w:after="360"/>
+        <w:ind w:left="0" w:right="0" w:hanging="0"/>
+        <w:rPr>
+          <w:rFonts w:ascii="Inter;Oxygen;Helvetica;Arial;sans-serif" w:hAnsi="Inter;Oxygen;Helvetica;Arial;sans-serif"/>
+          <w:b w:val="false"/>
+          <w:i w:val="false"/>
+          <w:caps w:val="false"/>
+          <w:smallCaps w:val="false"/>
+          <w:color w:val="2B2B35"/>
+          <w:spacing w:val="0"/>
+          <w:sz w:val="24"/>
+          <w:szCs w:val="24"/>
+        </w:rPr>
+      </w:pPr>
+      <w:r>
+        <w:rPr>
+          <w:rFonts w:ascii="Inter;Oxygen;Helvetica;Arial;sans-serif" w:hAnsi="Inter;Oxygen;Helvetica;Arial;sans-serif"/>
+          <w:b w:val="false"/>
+          <w:i w:val="false"/>
+          <w:caps w:val="false"/>
+          <w:smallCaps w:val="false"/>
+          <w:color w:val="2B2B35"/>
+          <w:spacing w:val="0"/>
+          <w:sz w:val="24"/>
+          <w:szCs w:val="24"/>
+        </w:rPr>
+      </w:r>
+    </w:p>
+    <w:p>
+      <w:pPr>
+        <w:pStyle w:val="Corpodotexto"/>
+        <w:widowControl/>
+        <w:pBdr/>
+        <w:spacing w:lineRule="auto" w:line="410" w:before="0" w:after="360"/>
+        <w:ind w:left="0" w:right="0" w:hanging="0"/>
+        <w:rPr>
+          <w:rFonts w:ascii="Inter;Oxygen;Helvetica;Arial;sans-serif" w:hAnsi="Inter;Oxygen;Helvetica;Arial;sans-serif"/>
+          <w:b w:val="false"/>
+          <w:i w:val="false"/>
+          <w:caps w:val="false"/>
+          <w:smallCaps w:val="false"/>
+          <w:color w:val="2B2B35"/>
+          <w:spacing w:val="0"/>
+          <w:sz w:val="24"/>
+          <w:szCs w:val="24"/>
+        </w:rPr>
+      </w:pPr>
+      <w:r>
+        <w:rPr>
+          <w:rFonts w:ascii="Inter;Oxygen;Helvetica;Arial;sans-serif" w:hAnsi="Inter;Oxygen;Helvetica;Arial;sans-serif"/>
+          <w:b w:val="false"/>
+          <w:i w:val="false"/>
+          <w:caps w:val="false"/>
+          <w:smallCaps w:val="false"/>
+          <w:color w:val="2B2B35"/>
+          <w:spacing w:val="0"/>
+          <w:sz w:val="24"/>
+          <w:szCs w:val="24"/>
+        </w:rPr>
+      </w:r>
+    </w:p>
+    <w:p>
+      <w:pPr>
+        <w:pStyle w:val="Normal"/>
+        <w:spacing w:lineRule="auto" w:line="360"/>
+        <w:rPr/>
+      </w:pPr>
+      <w:r>
+        <w:rPr>
+          <w:color w:val="000000"/>
+        </w:rPr>
+        <w:t>Definir o que é diagrama e fazer citação (</w:t>
+      </w:r>
+      <w:r>
+        <w:rPr>
+          <w:color w:val="FF0000"/>
+        </w:rPr>
+        <w:t>Fazer o diagrama</w:t>
+      </w:r>
+      <w:r>
+        <w:rPr>
+          <w:color w:val="000000"/>
+        </w:rPr>
+        <w:t>) 5.3-5.4</w:t>
+      </w:r>
+    </w:p>
+    <w:p>
+      <w:pPr>
+        <w:pStyle w:val="Normal"/>
+        <w:spacing w:lineRule="auto" w:line="360"/>
+        <w:ind w:left="0" w:right="0" w:firstLine="141"/>
+        <w:rPr>
+          <w:color w:val="000000"/>
+        </w:rPr>
+      </w:pPr>
+      <w:r>
+        <w:rPr>
+          <w:color w:val="000000"/>
+        </w:rPr>
+      </w:r>
+    </w:p>
+    <w:p>
+      <w:pPr>
+        <w:pStyle w:val="Normal"/>
+        <w:ind w:left="0" w:right="0" w:hanging="0"/>
+        <w:rPr/>
+      </w:pPr>
       <w:r>
         <w:rPr>
           <w:b/>
           <w:sz w:val="20"/>
           <w:szCs w:val="20"/>
-          <w:lang w:val="pt-BR"/>
-        </w:rPr>
-        <w:t>6</w:t>
-      </w:r>
-    </w:p>
-    <w:p>
-      <w:pPr>
-        <w:pStyle w:val="Normal"/>
-        <w:rPr/>
-      </w:pPr>
-      <w:r>
-        <w:rPr/>
-      </w:r>
-    </w:p>
-    <w:p>
-      <w:pPr>
-        <w:pStyle w:val="Normal"/>
-        <w:ind w:hanging="0" w:left="0" w:right="0"/>
-        <w:rPr/>
-      </w:pPr>
-      <w:r>
-        <w:rPr/>
-      </w:r>
-    </w:p>
-    <w:p>
-      <w:pPr>
-        <w:pStyle w:val="Normal"/>
-        <w:ind w:hanging="0" w:left="0" w:right="0"/>
-        <w:rPr/>
-      </w:pPr>
-      <w:r>
-        <w:rPr/>
-      </w:r>
-    </w:p>
-    <w:p>
-      <w:pPr>
-        <w:pStyle w:val="Heading2"/>
+        </w:rPr>
+        <w:t xml:space="preserve">Fonte: </w:t>
+      </w:r>
+      <w:r>
+        <w:rPr>
+          <w:rFonts w:ascii="Helvetica Neue;Helvetica;Roboto;Arial;sans-serif" w:hAnsi="Helvetica Neue;Helvetica;Roboto;Arial;sans-serif"/>
+          <w:b/>
+          <w:i w:val="false"/>
+          <w:caps w:val="false"/>
+          <w:smallCaps w:val="false"/>
+          <w:color w:val="222222"/>
+          <w:spacing w:val="0"/>
+          <w:sz w:val="20"/>
+          <w:szCs w:val="20"/>
+          <w:lang w:val="pt-BR"/>
+        </w:rPr>
+        <w:t>(PEDRIQUEZ, 2023)</w:t>
+      </w:r>
+    </w:p>
+    <w:p>
+      <w:pPr>
+        <w:pStyle w:val="Ttulo2"/>
         <w:numPr>
           <w:ilvl w:val="1"/>
           <w:numId w:val="3"/>
         </w:numPr>
-        <w:ind w:hanging="360" w:left="360" w:right="0"/>
-        <w:rPr/>
-      </w:pPr>
-      <w:bookmarkStart w:id="14" w:name="_Toc119164372"/>
+        <w:ind w:left="360" w:right="0" w:hanging="360"/>
+        <w:rPr/>
+      </w:pPr>
+      <w:bookmarkStart w:id="16" w:name="_Toc119164372"/>
       <w:r>
         <w:rPr/>
         <w:t>Diagrama de Fluxo de dados</w:t>
       </w:r>
-      <w:bookmarkEnd w:id="14"/>
-    </w:p>
-    <w:p>
-      <w:pPr>
-        <w:pStyle w:val="Normal"/>
-        <w:ind w:hanging="0" w:left="0" w:right="0"/>
+      <w:bookmarkEnd w:id="16"/>
+    </w:p>
+    <w:p>
+      <w:pPr>
+        <w:pStyle w:val="Normal"/>
+        <w:ind w:left="0" w:right="0" w:hanging="0"/>
+        <w:rPr/>
+      </w:pPr>
+      <w:r>
+        <w:rPr/>
+      </w:r>
+    </w:p>
+    <w:p>
+      <w:pPr>
+        <w:pStyle w:val="Normal"/>
+        <w:ind w:left="0" w:right="0" w:hanging="0"/>
+        <w:rPr/>
+      </w:pPr>
+      <w:r>
+        <w:rPr/>
+      </w:r>
+    </w:p>
+    <w:p>
+      <w:pPr>
+        <w:pStyle w:val="Normal"/>
+        <w:ind w:left="0" w:right="0" w:hanging="0"/>
+        <w:rPr/>
+      </w:pPr>
+      <w:r>
+        <w:drawing>
+          <wp:anchor behindDoc="0" distT="0" distB="0" distL="0" distR="0" simplePos="0" locked="0" layoutInCell="1" allowOverlap="1" relativeHeight="6">
+            <wp:simplePos x="0" y="0"/>
+            <wp:positionH relativeFrom="column">
+              <wp:align>center</wp:align>
+            </wp:positionH>
+            <wp:positionV relativeFrom="paragraph">
+              <wp:posOffset>635</wp:posOffset>
+            </wp:positionV>
+            <wp:extent cx="5760085" cy="3113405"/>
+            <wp:effectExtent l="0" t="0" r="0" b="0"/>
+            <wp:wrapSquare wrapText="largest"/>
+            <wp:docPr id="5" name="Figura4" descr=""/>
+            <wp:cNvGraphicFramePr>
+              <a:graphicFrameLocks xmlns:a="http://schemas.openxmlformats.org/drawingml/2006/main" noChangeAspect="1"/>
+            </wp:cNvGraphicFramePr>
+            <a:graphic xmlns:a="http://schemas.openxmlformats.org/drawingml/2006/main">
+              <a:graphicData uri="http://schemas.openxmlformats.org/drawingml/2006/picture">
+                <pic:pic xmlns:pic="http://schemas.openxmlformats.org/drawingml/2006/picture">
+                  <pic:nvPicPr>
+                    <pic:cNvPr id="5" name="Figura4" descr=""/>
+                    <pic:cNvPicPr>
+                      <a:picLocks noChangeAspect="1" noChangeArrowheads="1"/>
+                    </pic:cNvPicPr>
+                  </pic:nvPicPr>
+                  <pic:blipFill>
+                    <a:blip r:embed="rId13"/>
+                    <a:stretch>
+                      <a:fillRect/>
+                    </a:stretch>
+                  </pic:blipFill>
+                  <pic:spPr bwMode="auto">
+                    <a:xfrm>
+                      <a:off x="0" y="0"/>
+                      <a:ext cx="5760085" cy="3113405"/>
+                    </a:xfrm>
+                    <a:prstGeom prst="rect">
+                      <a:avLst/>
+                    </a:prstGeom>
+                  </pic:spPr>
+                </pic:pic>
+              </a:graphicData>
+            </a:graphic>
+          </wp:anchor>
+        </w:drawing>
+      </w:r>
+      <w:r>
+        <w:rPr/>
+        <w:t>D</w:t>
+      </w:r>
+      <w:r>
+        <w:rPr/>
+        <w:t xml:space="preserve">IAGRAMA DE FLUXO DE DADOS </w:t>
+      </w:r>
+    </w:p>
+    <w:p>
+      <w:pPr>
+        <w:pStyle w:val="Normal"/>
+        <w:ind w:left="0" w:right="0" w:hanging="0"/>
+        <w:rPr/>
+      </w:pPr>
+      <w:r>
+        <w:rPr/>
+        <w:t>O Diagrama de Fluxo de Dados (DFD) é uma das principais ferramentas utilizadas no projeto de sistemas de informação. O DFD é um diagrama gráfico, baseado apenas em quatro símbolos, que mostra a estrutura do sistema e sua fronteira, ou seja, todas as relações entre os dados, os processos que transformam esses dados e o limite entre o que pertence ao sistema e o que está fora dele. DFD é uma representação em rede dos processos (funções) do sistema e dos dados que ligam esses processos. Ele mostra o que o sistema faz e não como é feito. É a ferramenta de demonstração central da análise estruturada. Um DFD apresenta as partes componentes de um sistema e as interfaces entre elas. É um conjunto integrado de procedimentos, sendo que as partes do computador poderão estar inseridos ou não. Na elaboração de um DFD, utilizaremos quatro símbolos que nos permitirão, debater e apresentar ao usuário todo o processo, sem assumir nenhum compromisso com implementações e demostrar a sua fluência, sem a preocupação com a hierarquização e tomadas de decisão. São os seguintes símbolos utilizados na elaboração de um DFD:</w:t>
+      </w:r>
+    </w:p>
+    <w:p>
+      <w:pPr>
+        <w:pStyle w:val="Normal"/>
+        <w:ind w:left="0" w:right="0" w:hanging="0"/>
+        <w:rPr/>
+      </w:pPr>
+      <w:r>
+        <w:rPr/>
+        <w:drawing>
+          <wp:anchor behindDoc="0" distT="0" distB="0" distL="0" distR="0" simplePos="0" locked="0" layoutInCell="1" allowOverlap="1" relativeHeight="7">
+            <wp:simplePos x="0" y="0"/>
+            <wp:positionH relativeFrom="column">
+              <wp:align>center</wp:align>
+            </wp:positionH>
+            <wp:positionV relativeFrom="paragraph">
+              <wp:posOffset>635</wp:posOffset>
+            </wp:positionV>
+            <wp:extent cx="5567680" cy="3287395"/>
+            <wp:effectExtent l="0" t="0" r="0" b="0"/>
+            <wp:wrapSquare wrapText="largest"/>
+            <wp:docPr id="6" name="Figura5" descr=""/>
+            <wp:cNvGraphicFramePr>
+              <a:graphicFrameLocks xmlns:a="http://schemas.openxmlformats.org/drawingml/2006/main" noChangeAspect="1"/>
+            </wp:cNvGraphicFramePr>
+            <a:graphic xmlns:a="http://schemas.openxmlformats.org/drawingml/2006/main">
+              <a:graphicData uri="http://schemas.openxmlformats.org/drawingml/2006/picture">
+                <pic:pic xmlns:pic="http://schemas.openxmlformats.org/drawingml/2006/picture">
+                  <pic:nvPicPr>
+                    <pic:cNvPr id="6" name="Figura5" descr=""/>
+                    <pic:cNvPicPr>
+                      <a:picLocks noChangeAspect="1" noChangeArrowheads="1"/>
+                    </pic:cNvPicPr>
+                  </pic:nvPicPr>
+                  <pic:blipFill>
+                    <a:blip r:embed="rId14"/>
+                    <a:stretch>
+                      <a:fillRect/>
+                    </a:stretch>
+                  </pic:blipFill>
+                  <pic:spPr bwMode="auto">
+                    <a:xfrm>
+                      <a:off x="0" y="0"/>
+                      <a:ext cx="5567680" cy="3287395"/>
+                    </a:xfrm>
+                    <a:prstGeom prst="rect">
+                      <a:avLst/>
+                    </a:prstGeom>
+                  </pic:spPr>
+                </pic:pic>
+              </a:graphicData>
+            </a:graphic>
+          </wp:anchor>
+        </w:drawing>
+      </w:r>
+    </w:p>
+    <w:p>
+      <w:pPr>
+        <w:pStyle w:val="Normal"/>
+        <w:ind w:left="0" w:right="0" w:hanging="0"/>
+        <w:rPr/>
+      </w:pPr>
+      <w:r>
+        <w:rPr/>
+      </w:r>
+    </w:p>
+    <w:p>
+      <w:pPr>
+        <w:pStyle w:val="Normal"/>
+        <w:ind w:left="0" w:right="0" w:hanging="0"/>
+        <w:rPr/>
+      </w:pPr>
+      <w:r>
+        <w:rPr/>
+      </w:r>
+    </w:p>
+    <w:p>
+      <w:pPr>
+        <w:pStyle w:val="Normal"/>
+        <w:ind w:left="0" w:right="0" w:hanging="0"/>
+        <w:rPr/>
+      </w:pPr>
+      <w:r>
+        <w:rPr/>
+      </w:r>
+    </w:p>
+    <w:p>
+      <w:pPr>
+        <w:pStyle w:val="Normal"/>
+        <w:ind w:left="0" w:right="0" w:hanging="0"/>
+        <w:rPr/>
+      </w:pPr>
+      <w:r>
+        <w:rPr/>
+      </w:r>
+    </w:p>
+    <w:p>
+      <w:pPr>
+        <w:pStyle w:val="Normal"/>
+        <w:ind w:left="0" w:right="0" w:hanging="0"/>
         <w:rPr/>
       </w:pPr>
       <w:r>
@@ -7944,22 +9065,29 @@
           <w:sz w:val="20"/>
           <w:szCs w:val="20"/>
         </w:rPr>
-        <w:t>Fonte: O autor, 202</w:t>
-      </w:r>
-      <w:r>
-        <w:rPr>
-          <w:b/>
+        <w:t xml:space="preserve">Fonte: </w:t>
+      </w:r>
+      <w:r>
+        <w:rPr>
+          <w:rFonts w:ascii="Helvetica Neue;Helvetica;Roboto;Arial;sans-serif" w:hAnsi="Helvetica Neue;Helvetica;Roboto;Arial;sans-serif"/>
+          <w:b/>
+          <w:i w:val="false"/>
+          <w:caps w:val="false"/>
+          <w:smallCaps w:val="false"/>
+          <w:color w:val="222222"/>
+          <w:spacing w:val="0"/>
           <w:sz w:val="20"/>
           <w:szCs w:val="20"/>
           <w:lang w:val="pt-BR"/>
         </w:rPr>
-        <w:t>6</w:t>
-      </w:r>
-    </w:p>
-    <w:p>
-      <w:pPr>
-        <w:pStyle w:val="Normal"/>
-        <w:rPr>
+        <w:t>(CLAUDIA, 2025)</w:t>
+      </w:r>
+    </w:p>
+    <w:p>
+      <w:pPr>
+        <w:pStyle w:val="Normal"/>
+        <w:rPr>
+          <w:b/>
           <w:b/>
           <w:sz w:val="20"/>
           <w:szCs w:val="20"/>
@@ -7971,12 +9099,14 @@
           <w:sz w:val="20"/>
           <w:szCs w:val="20"/>
         </w:rPr>
-      </w:r>
-    </w:p>
-    <w:p>
-      <w:pPr>
-        <w:pStyle w:val="Normal"/>
-        <w:rPr>
+        <w:t>O que é um diagrama de fluxo de dados (DFD)?</w:t>
+      </w:r>
+    </w:p>
+    <w:p>
+      <w:pPr>
+        <w:pStyle w:val="Normal"/>
+        <w:rPr>
+          <w:b/>
           <w:b/>
           <w:sz w:val="20"/>
           <w:szCs w:val="20"/>
@@ -7995,6 +9125,7 @@
         <w:pStyle w:val="Normal"/>
         <w:rPr>
           <w:b/>
+          <w:b/>
           <w:sz w:val="20"/>
           <w:szCs w:val="20"/>
         </w:rPr>
@@ -8012,6 +9143,7 @@
         <w:pStyle w:val="Normal"/>
         <w:rPr>
           <w:b/>
+          <w:b/>
           <w:sz w:val="20"/>
           <w:szCs w:val="20"/>
         </w:rPr>
@@ -8029,6 +9161,7 @@
         <w:pStyle w:val="Normal"/>
         <w:rPr>
           <w:b/>
+          <w:b/>
           <w:sz w:val="20"/>
           <w:szCs w:val="20"/>
         </w:rPr>
@@ -8046,6 +9179,7 @@
         <w:pStyle w:val="Normal"/>
         <w:rPr>
           <w:b/>
+          <w:b/>
           <w:sz w:val="20"/>
           <w:szCs w:val="20"/>
         </w:rPr>
@@ -8063,6 +9197,7 @@
         <w:pStyle w:val="Normal"/>
         <w:rPr>
           <w:b/>
+          <w:b/>
           <w:sz w:val="20"/>
           <w:szCs w:val="20"/>
         </w:rPr>
@@ -8073,73 +9208,84 @@
           <w:sz w:val="20"/>
           <w:szCs w:val="20"/>
         </w:rPr>
-      </w:r>
-    </w:p>
-    <w:p>
-      <w:pPr>
-        <w:pStyle w:val="Normal"/>
+        <w:t xml:space="preserve"> </w:t>
+      </w:r>
+      <w:r>
         <w:rPr>
           <w:b/>
           <w:sz w:val="20"/>
           <w:szCs w:val="20"/>
         </w:rPr>
-      </w:pPr>
-      <w:r>
-        <w:rPr>
+        <w:t>CLAUDIA, Ana. DIAGRAMA DE FLUXO DE DADOS. 2025. Disponível em: https://moodle.unesp.br/pluginfile.php/24930/mod_resource/content/1/2-NormasParaElaboracaoDiagramaFluxoDados.pdfh. Acesso em: 07 ago. 2026.</w:t>
+      </w:r>
+    </w:p>
+    <w:p>
+      <w:pPr>
+        <w:pStyle w:val="Normal"/>
+        <w:rPr>
+          <w:b/>
           <w:b/>
           <w:sz w:val="20"/>
           <w:szCs w:val="20"/>
         </w:rPr>
-      </w:r>
-    </w:p>
-    <w:p>
-      <w:pPr>
-        <w:pStyle w:val="Normal"/>
+      </w:pPr>
+      <w:r>
         <w:rPr>
           <w:b/>
           <w:sz w:val="20"/>
           <w:szCs w:val="20"/>
         </w:rPr>
-      </w:pPr>
-      <w:r>
-        <w:rPr>
+      </w:r>
+    </w:p>
+    <w:p>
+      <w:pPr>
+        <w:pStyle w:val="Normal"/>
+        <w:rPr>
+          <w:b/>
           <w:b/>
           <w:sz w:val="20"/>
           <w:szCs w:val="20"/>
         </w:rPr>
-      </w:r>
-    </w:p>
-    <w:p>
-      <w:pPr>
-        <w:pStyle w:val="Heading2"/>
+      </w:pPr>
+      <w:r>
+        <w:rPr>
+          <w:b/>
+          <w:sz w:val="20"/>
+          <w:szCs w:val="20"/>
+        </w:rPr>
+      </w:r>
+    </w:p>
+    <w:p>
+      <w:pPr>
+        <w:pStyle w:val="Ttulo2"/>
         <w:numPr>
           <w:ilvl w:val="1"/>
           <w:numId w:val="3"/>
         </w:numPr>
-        <w:ind w:hanging="578" w:left="578" w:right="0"/>
-        <w:rPr/>
-      </w:pPr>
-      <w:bookmarkStart w:id="15" w:name="_Toc119164373"/>
+        <w:ind w:left="578" w:right="0" w:hanging="578"/>
+        <w:rPr/>
+      </w:pPr>
+      <w:bookmarkStart w:id="17" w:name="_Toc119164373"/>
       <w:r>
         <w:rPr/>
         <w:t>Diagrama de Entidade e relacionamento</w:t>
       </w:r>
-      <w:bookmarkEnd w:id="15"/>
-    </w:p>
-    <w:p>
-      <w:pPr>
-        <w:pStyle w:val="Normal"/>
-        <w:ind w:hanging="0" w:left="0" w:right="0"/>
-        <w:rPr/>
-      </w:pPr>
-      <w:r>
-        <w:rPr/>
-      </w:r>
-    </w:p>
-    <w:p>
-      <w:pPr>
-        <w:pStyle w:val="Normal"/>
-        <w:ind w:hanging="0" w:left="0" w:right="0"/>
+      <w:bookmarkEnd w:id="17"/>
+    </w:p>
+    <w:p>
+      <w:pPr>
+        <w:pStyle w:val="Normal"/>
+        <w:ind w:left="0" w:right="0" w:hanging="0"/>
+        <w:rPr/>
+      </w:pPr>
+      <w:r>
+        <w:rPr/>
+      </w:r>
+    </w:p>
+    <w:p>
+      <w:pPr>
+        <w:pStyle w:val="Normal"/>
+        <w:ind w:left="0" w:right="0" w:hanging="0"/>
         <w:rPr/>
       </w:pPr>
       <w:r>
@@ -8171,7 +9317,7 @@
           <w:tab w:val="clear" w:pos="720"/>
           <w:tab w:val="left" w:pos="0" w:leader="none"/>
         </w:tabs>
-        <w:ind w:hanging="0" w:left="0" w:right="0"/>
+        <w:ind w:left="0" w:right="0" w:hanging="0"/>
         <w:rPr/>
       </w:pPr>
       <w:r>
@@ -8185,7 +9331,7 @@
           <w:tab w:val="clear" w:pos="720"/>
           <w:tab w:val="left" w:pos="0" w:leader="none"/>
         </w:tabs>
-        <w:ind w:hanging="0" w:left="0" w:right="0"/>
+        <w:ind w:left="0" w:right="0" w:hanging="0"/>
         <w:rPr/>
       </w:pPr>
       <w:r>
@@ -8199,38 +9345,38 @@
           <w:tab w:val="clear" w:pos="720"/>
           <w:tab w:val="left" w:pos="0" w:leader="none"/>
         </w:tabs>
-        <w:ind w:hanging="0" w:left="0" w:right="0"/>
-        <w:rPr/>
-      </w:pPr>
-      <w:r>
-        <w:rPr/>
-      </w:r>
-    </w:p>
-    <w:p>
-      <w:pPr>
-        <w:pStyle w:val="Heading2"/>
+        <w:ind w:left="0" w:right="0" w:hanging="0"/>
+        <w:rPr/>
+      </w:pPr>
+      <w:r>
+        <w:rPr/>
+      </w:r>
+    </w:p>
+    <w:p>
+      <w:pPr>
+        <w:pStyle w:val="Ttulo2"/>
         <w:numPr>
           <w:ilvl w:val="1"/>
           <w:numId w:val="3"/>
         </w:numPr>
-        <w:ind w:hanging="578" w:left="578" w:right="0"/>
-        <w:rPr/>
-      </w:pPr>
-      <w:bookmarkStart w:id="16" w:name="_Toc119164374"/>
+        <w:ind w:left="578" w:right="0" w:hanging="578"/>
+        <w:rPr/>
+      </w:pPr>
+      <w:bookmarkStart w:id="18" w:name="_Toc119164374"/>
       <w:r>
         <w:rPr/>
         <w:t>Dicionário de Dados</w:t>
       </w:r>
-      <w:bookmarkEnd w:id="16"/>
-      <w:r>
-        <w:rPr/>
-        <w:t xml:space="preserve"> </w:t>
-      </w:r>
-    </w:p>
-    <w:p>
-      <w:pPr>
-        <w:pStyle w:val="Normal"/>
-        <w:ind w:hanging="578" w:left="578" w:right="0"/>
+      <w:bookmarkEnd w:id="18"/>
+      <w:r>
+        <w:rPr/>
+        <w:t xml:space="preserve"> </w:t>
+      </w:r>
+    </w:p>
+    <w:p>
+      <w:pPr>
+        <w:pStyle w:val="Normal"/>
+        <w:ind w:left="578" w:right="0" w:hanging="578"/>
         <w:rPr/>
       </w:pPr>
       <w:r>
@@ -8246,17 +9392,17 @@
           <w:tab w:val="left" w:pos="0" w:leader="none"/>
         </w:tabs>
         <w:spacing w:lineRule="auto" w:line="360" w:before="240" w:after="0"/>
-        <w:ind w:hanging="0" w:left="0" w:right="0"/>
-        <w:rPr/>
-      </w:pPr>
-      <w:r>
-        <w:rPr/>
-      </w:r>
-    </w:p>
-    <w:p>
-      <w:pPr>
-        <w:pStyle w:val="Normal"/>
-        <w:ind w:hanging="0" w:left="0" w:right="0"/>
+        <w:ind w:left="0" w:right="0" w:hanging="0"/>
+        <w:rPr/>
+      </w:pPr>
+      <w:r>
+        <w:rPr/>
+      </w:r>
+    </w:p>
+    <w:p>
+      <w:pPr>
+        <w:pStyle w:val="Normal"/>
+        <w:ind w:left="0" w:right="0" w:hanging="0"/>
         <w:rPr/>
       </w:pPr>
       <w:r>
@@ -8280,89 +9426,89 @@
     <w:p>
       <w:pPr>
         <w:pStyle w:val="Normal"/>
-        <w:ind w:hanging="0" w:left="0" w:right="0"/>
-        <w:rPr/>
-      </w:pPr>
-      <w:r>
-        <w:rPr/>
-      </w:r>
-    </w:p>
-    <w:p>
-      <w:pPr>
-        <w:pStyle w:val="Normal"/>
-        <w:ind w:hanging="0" w:left="0" w:right="0"/>
-        <w:rPr/>
-      </w:pPr>
-      <w:r>
-        <w:rPr/>
-      </w:r>
-    </w:p>
-    <w:p>
-      <w:pPr>
-        <w:pStyle w:val="Normal"/>
-        <w:ind w:hanging="0" w:left="0" w:right="0"/>
-        <w:rPr/>
-      </w:pPr>
-      <w:r>
-        <w:rPr/>
-      </w:r>
-    </w:p>
-    <w:p>
-      <w:pPr>
-        <w:pStyle w:val="Normal"/>
-        <w:ind w:hanging="0" w:left="0" w:right="0"/>
-        <w:rPr/>
-      </w:pPr>
-      <w:r>
-        <w:rPr/>
-      </w:r>
-    </w:p>
-    <w:p>
-      <w:pPr>
-        <w:pStyle w:val="Normal"/>
-        <w:ind w:hanging="0" w:left="0" w:right="0"/>
-        <w:rPr/>
-      </w:pPr>
-      <w:r>
-        <w:rPr/>
-      </w:r>
-    </w:p>
-    <w:p>
-      <w:pPr>
-        <w:pStyle w:val="Normal"/>
-        <w:ind w:hanging="0" w:left="0" w:right="0"/>
-        <w:rPr/>
-      </w:pPr>
-      <w:r>
-        <w:rPr/>
-      </w:r>
-    </w:p>
-    <w:p>
-      <w:pPr>
-        <w:pStyle w:val="Normal"/>
-        <w:ind w:hanging="0" w:left="0" w:right="0"/>
-        <w:rPr/>
-      </w:pPr>
-      <w:r>
-        <w:rPr/>
-      </w:r>
-    </w:p>
-    <w:p>
-      <w:pPr>
-        <w:pStyle w:val="Heading2"/>
+        <w:ind w:left="0" w:right="0" w:hanging="0"/>
+        <w:rPr/>
+      </w:pPr>
+      <w:r>
+        <w:rPr/>
+      </w:r>
+    </w:p>
+    <w:p>
+      <w:pPr>
+        <w:pStyle w:val="Normal"/>
+        <w:ind w:left="0" w:right="0" w:hanging="0"/>
+        <w:rPr/>
+      </w:pPr>
+      <w:r>
+        <w:rPr/>
+      </w:r>
+    </w:p>
+    <w:p>
+      <w:pPr>
+        <w:pStyle w:val="Normal"/>
+        <w:ind w:left="0" w:right="0" w:hanging="0"/>
+        <w:rPr/>
+      </w:pPr>
+      <w:r>
+        <w:rPr/>
+      </w:r>
+    </w:p>
+    <w:p>
+      <w:pPr>
+        <w:pStyle w:val="Normal"/>
+        <w:ind w:left="0" w:right="0" w:hanging="0"/>
+        <w:rPr/>
+      </w:pPr>
+      <w:r>
+        <w:rPr/>
+      </w:r>
+    </w:p>
+    <w:p>
+      <w:pPr>
+        <w:pStyle w:val="Normal"/>
+        <w:ind w:left="0" w:right="0" w:hanging="0"/>
+        <w:rPr/>
+      </w:pPr>
+      <w:r>
+        <w:rPr/>
+      </w:r>
+    </w:p>
+    <w:p>
+      <w:pPr>
+        <w:pStyle w:val="Normal"/>
+        <w:ind w:left="0" w:right="0" w:hanging="0"/>
+        <w:rPr/>
+      </w:pPr>
+      <w:r>
+        <w:rPr/>
+      </w:r>
+    </w:p>
+    <w:p>
+      <w:pPr>
+        <w:pStyle w:val="Normal"/>
+        <w:ind w:left="0" w:right="0" w:hanging="0"/>
+        <w:rPr/>
+      </w:pPr>
+      <w:r>
+        <w:rPr/>
+      </w:r>
+    </w:p>
+    <w:p>
+      <w:pPr>
+        <w:pStyle w:val="Ttulo2"/>
         <w:numPr>
           <w:ilvl w:val="1"/>
           <w:numId w:val="4"/>
         </w:numPr>
-        <w:ind w:hanging="360" w:left="360" w:right="0"/>
-        <w:rPr/>
-      </w:pPr>
-      <w:bookmarkStart w:id="17" w:name="_Toc119164375"/>
+        <w:ind w:left="360" w:right="0" w:hanging="360"/>
+        <w:rPr/>
+      </w:pPr>
+      <w:bookmarkStart w:id="19" w:name="_Toc119164375"/>
       <w:r>
         <w:rPr/>
         <w:t>Diagrama de Caso de Uso</w:t>
       </w:r>
-      <w:bookmarkEnd w:id="17"/>
+      <w:bookmarkEnd w:id="19"/>
     </w:p>
     <w:p>
       <w:pPr>
@@ -8371,11 +9517,11 @@
           <w:tab w:val="clear" w:pos="720"/>
           <w:tab w:val="left" w:pos="-5" w:leader="none"/>
         </w:tabs>
-        <w:ind w:hanging="861" w:left="720" w:right="0"/>
-        <w:rPr/>
-      </w:pPr>
-      <w:bookmarkStart w:id="18" w:name="_heading=h.44sinio"/>
-      <w:bookmarkEnd w:id="18"/>
+        <w:ind w:left="720" w:right="0" w:hanging="861"/>
+        <w:rPr/>
+      </w:pPr>
+      <w:bookmarkStart w:id="20" w:name="_heading=h.44sinio"/>
+      <w:bookmarkEnd w:id="20"/>
       <w:r>
         <w:rPr>
           <w:b/>
@@ -8401,8 +9547,9 @@
           <w:tab w:val="clear" w:pos="720"/>
           <w:tab w:val="left" w:pos="-5" w:leader="none"/>
         </w:tabs>
-        <w:ind w:hanging="861" w:left="720" w:right="0"/>
-        <w:rPr>
+        <w:ind w:left="720" w:right="0" w:hanging="861"/>
+        <w:rPr>
+          <w:b/>
           <w:b/>
           <w:sz w:val="20"/>
           <w:szCs w:val="20"/>
@@ -8423,9 +9570,11 @@
           <w:tab w:val="clear" w:pos="720"/>
           <w:tab w:val="left" w:pos="-5" w:leader="none"/>
         </w:tabs>
-        <w:ind w:hanging="861" w:left="720" w:right="0"/>
-        <w:rPr>
-          <w:b/>
+        <w:ind w:left="720" w:right="0" w:hanging="861"/>
+        <w:rPr>
+          <w:b/>
+          <w:b/>
+          <w:color w:val="C9211E"/>
           <w:sz w:val="20"/>
           <w:szCs w:val="20"/>
         </w:rPr>
@@ -8433,9 +9582,11 @@
       <w:r>
         <w:rPr>
           <w:b/>
+          <w:color w:val="C9211E"/>
           <w:sz w:val="20"/>
           <w:szCs w:val="20"/>
         </w:rPr>
+        <w:t>diagrama de caso e uso</w:t>
       </w:r>
     </w:p>
     <w:p>
@@ -8445,8 +9596,9 @@
           <w:tab w:val="clear" w:pos="720"/>
           <w:tab w:val="left" w:pos="-5" w:leader="none"/>
         </w:tabs>
-        <w:ind w:hanging="861" w:left="720" w:right="0"/>
-        <w:rPr>
+        <w:ind w:left="720" w:right="0" w:hanging="861"/>
+        <w:rPr>
+          <w:b/>
           <w:b/>
           <w:sz w:val="20"/>
           <w:szCs w:val="20"/>
@@ -8467,12 +9619,11 @@
           <w:tab w:val="clear" w:pos="720"/>
           <w:tab w:val="left" w:pos="-5" w:leader="none"/>
         </w:tabs>
-        <w:ind w:hanging="861" w:left="720" w:right="0"/>
-        <w:rPr/>
-      </w:pPr>
-      <w:r>
-        <w:rPr/>
-        <w:t>DIAGRAMA 02</w:t>
+        <w:ind w:left="720" w:right="0" w:hanging="861"/>
+        <w:rPr/>
+      </w:pPr>
+      <w:r>
+        <w:rPr/>
       </w:r>
     </w:p>
     <w:p>
@@ -8482,273 +9633,646 @@
           <w:tab w:val="clear" w:pos="720"/>
           <w:tab w:val="left" w:pos="709" w:leader="none"/>
         </w:tabs>
-        <w:ind w:hanging="0" w:left="0" w:right="0"/>
-        <w:rPr/>
-      </w:pPr>
-      <w:r>
-        <w:rPr/>
-      </w:r>
-    </w:p>
-    <w:p>
-      <w:pPr>
-        <w:pStyle w:val="Normal"/>
-        <w:rPr/>
-      </w:pPr>
-      <w:r>
-        <w:rPr>
-          <w:b/>
-          <w:sz w:val="20"/>
-          <w:szCs w:val="20"/>
-        </w:rPr>
-        <w:t>Fonte: O autor, 202</w:t>
-      </w:r>
-      <w:r>
-        <w:rPr>
-          <w:b/>
-          <w:sz w:val="20"/>
-          <w:szCs w:val="20"/>
-          <w:lang w:val="pt-BR"/>
-        </w:rPr>
-        <w:t>6</w:t>
-      </w:r>
-    </w:p>
-    <w:p>
-      <w:pPr>
-        <w:pStyle w:val="Heading3"/>
-        <w:numPr>
-          <w:ilvl w:val="2"/>
-          <w:numId w:val="4"/>
-        </w:numPr>
-        <w:ind w:hanging="720" w:left="720" w:right="0"/>
-        <w:rPr/>
-      </w:pPr>
-      <w:bookmarkStart w:id="19" w:name="_Toc119164376"/>
-      <w:r>
-        <w:rPr/>
-        <w:t>Cadastrar</w:t>
-      </w:r>
-      <w:bookmarkEnd w:id="19"/>
-    </w:p>
-    <w:p>
-      <w:pPr>
-        <w:pStyle w:val="Normal"/>
-        <w:ind w:hanging="0" w:left="0" w:right="0"/>
-        <w:rPr>
-          <w:b/>
-        </w:rPr>
-      </w:pPr>
-      <w:r>
-        <w:rPr>
-          <w:b/>
-        </w:rPr>
-      </w:r>
-    </w:p>
-    <w:p>
-      <w:pPr>
-        <w:pStyle w:val="Heading3"/>
-        <w:numPr>
-          <w:ilvl w:val="2"/>
-          <w:numId w:val="4"/>
-        </w:numPr>
-        <w:ind w:hanging="720" w:left="720" w:right="0"/>
-        <w:rPr/>
-      </w:pPr>
-      <w:bookmarkStart w:id="20" w:name="_Toc119164377"/>
-      <w:bookmarkStart w:id="21" w:name="_heading=h.vsohz8hitavy"/>
-      <w:bookmarkEnd w:id="21"/>
-      <w:r>
-        <w:rPr/>
-        <w:t>Logar</w:t>
-      </w:r>
-      <w:bookmarkEnd w:id="20"/>
-    </w:p>
-    <w:p>
-      <w:pPr>
-        <w:pStyle w:val="Normal"/>
-        <w:tabs>
-          <w:tab w:val="clear" w:pos="720"/>
-          <w:tab w:val="left" w:pos="709" w:leader="none"/>
-        </w:tabs>
-        <w:ind w:hanging="0" w:left="0" w:right="0"/>
-        <w:rPr>
-          <w:b/>
-        </w:rPr>
-      </w:pPr>
-      <w:r>
-        <w:rPr>
-          <w:b/>
-        </w:rPr>
-      </w:r>
-    </w:p>
-    <w:p>
-      <w:pPr>
-        <w:pStyle w:val="Heading3"/>
-        <w:numPr>
-          <w:ilvl w:val="2"/>
-          <w:numId w:val="4"/>
-        </w:numPr>
-        <w:ind w:hanging="720" w:left="720" w:right="0"/>
-        <w:rPr/>
-      </w:pPr>
-      <w:bookmarkStart w:id="22" w:name="_Toc119164378"/>
-      <w:bookmarkStart w:id="23" w:name="_heading=h.w4pjqu5od5l"/>
-      <w:bookmarkEnd w:id="23"/>
-      <w:r>
-        <w:rPr/>
-        <w:t>Cadastro de funcionário/profissional</w:t>
-      </w:r>
-      <w:bookmarkEnd w:id="22"/>
-    </w:p>
-    <w:p>
-      <w:pPr>
-        <w:pStyle w:val="Normal"/>
-        <w:tabs>
-          <w:tab w:val="clear" w:pos="720"/>
-          <w:tab w:val="left" w:pos="709" w:leader="none"/>
-        </w:tabs>
-        <w:ind w:hanging="0" w:left="0" w:right="0"/>
-        <w:rPr/>
-      </w:pPr>
-      <w:r>
-        <w:rPr/>
-      </w:r>
-    </w:p>
-    <w:p>
-      <w:pPr>
-        <w:pStyle w:val="Normal"/>
-        <w:tabs>
-          <w:tab w:val="clear" w:pos="720"/>
-          <w:tab w:val="left" w:pos="709" w:leader="none"/>
-        </w:tabs>
-        <w:ind w:hanging="0" w:left="0" w:right="0"/>
-        <w:rPr/>
-      </w:pPr>
-      <w:r>
-        <w:rPr/>
-      </w:r>
-    </w:p>
-    <w:p>
-      <w:pPr>
-        <w:pStyle w:val="Heading3"/>
-        <w:numPr>
-          <w:ilvl w:val="2"/>
-          <w:numId w:val="4"/>
-        </w:numPr>
-        <w:spacing w:lineRule="auto" w:line="240" w:before="240" w:after="0"/>
-        <w:ind w:hanging="720" w:left="720" w:right="0"/>
-        <w:rPr/>
-      </w:pPr>
-      <w:bookmarkStart w:id="24" w:name="_Toc119164379"/>
-      <w:bookmarkStart w:id="25" w:name="_heading=h.iimt9dgudcin"/>
-      <w:bookmarkEnd w:id="25"/>
-      <w:r>
-        <w:rPr/>
-        <w:t>Consultar profissionais</w:t>
-      </w:r>
-      <w:bookmarkEnd w:id="24"/>
-      <w:r>
-        <w:rPr/>
-        <w:t xml:space="preserve"> </w:t>
-      </w:r>
-    </w:p>
-    <w:p>
-      <w:pPr>
-        <w:pStyle w:val="Normal"/>
-        <w:tabs>
-          <w:tab w:val="clear" w:pos="720"/>
-          <w:tab w:val="left" w:pos="709" w:leader="none"/>
-        </w:tabs>
-        <w:ind w:hanging="0" w:left="720" w:right="0"/>
-        <w:rPr/>
-      </w:pPr>
-      <w:r>
-        <w:rPr/>
-      </w:r>
-    </w:p>
-    <w:p>
-      <w:pPr>
-        <w:pStyle w:val="Normal"/>
-        <w:ind w:hanging="0" w:left="0" w:right="0"/>
-        <w:rPr/>
-      </w:pPr>
-      <w:r>
-        <w:rPr/>
-      </w:r>
-    </w:p>
-    <w:p>
-      <w:pPr>
-        <w:pStyle w:val="Heading3"/>
-        <w:numPr>
-          <w:ilvl w:val="2"/>
-          <w:numId w:val="4"/>
-        </w:numPr>
-        <w:ind w:hanging="720" w:left="720" w:right="0"/>
-        <w:rPr/>
-      </w:pPr>
-      <w:bookmarkStart w:id="26" w:name="_Toc119164380"/>
-      <w:bookmarkStart w:id="27" w:name="_heading=h.hyvwenoixavx"/>
-      <w:bookmarkEnd w:id="27"/>
-      <w:r>
-        <w:rPr/>
-        <w:t>Agendamento</w:t>
-      </w:r>
-      <w:bookmarkEnd w:id="26"/>
-    </w:p>
-    <w:p>
-      <w:pPr>
-        <w:pStyle w:val="Normal"/>
-        <w:tabs>
-          <w:tab w:val="clear" w:pos="720"/>
-          <w:tab w:val="left" w:pos="709" w:leader="none"/>
-        </w:tabs>
-        <w:ind w:hanging="0" w:left="0" w:right="0"/>
-        <w:rPr/>
-      </w:pPr>
-      <w:r>
-        <w:rPr/>
-      </w:r>
-    </w:p>
-    <w:p>
-      <w:pPr>
-        <w:pStyle w:val="Normal"/>
-        <w:ind w:hanging="0" w:left="0" w:right="0"/>
-        <w:rPr/>
-      </w:pPr>
-      <w:r>
-        <w:rPr/>
-      </w:r>
-    </w:p>
-    <w:p>
-      <w:pPr>
-        <w:pStyle w:val="Normal"/>
-        <w:ind w:hanging="0" w:left="0" w:right="0"/>
-        <w:rPr/>
-      </w:pPr>
-      <w:r>
-        <w:rPr/>
-      </w:r>
-    </w:p>
-    <w:p>
-      <w:pPr>
-        <w:pStyle w:val="Heading2"/>
+        <w:ind w:left="0" w:right="0" w:hanging="0"/>
+        <w:rPr/>
+      </w:pPr>
+      <w:r>
+        <w:rPr/>
+      </w:r>
+    </w:p>
+    <w:p>
+      <w:pPr>
+        <w:pStyle w:val="Normal"/>
+        <w:ind w:left="0" w:right="0" w:hanging="0"/>
+        <w:rPr/>
+      </w:pPr>
+      <w:r>
+        <w:rPr/>
+      </w:r>
+    </w:p>
+    <w:p>
+      <w:pPr>
+        <w:pStyle w:val="Normal"/>
+        <w:ind w:left="0" w:right="0" w:hanging="0"/>
+        <w:rPr/>
+      </w:pPr>
+      <w:r>
+        <w:rPr/>
+        <w:t>1. Cenário da Imobiliária (Contexto)</w:t>
+      </w:r>
+    </w:p>
+    <w:p>
+      <w:pPr>
+        <w:pStyle w:val="Normal"/>
+        <w:ind w:left="0" w:right="0" w:hanging="0"/>
+        <w:rPr/>
+      </w:pPr>
+      <w:r>
+        <w:rPr/>
+        <w:t>Nome do Sistema: Sistema Integrado de Gestão Imobiliária (SIGI)</w:t>
+      </w:r>
+    </w:p>
+    <w:p>
+      <w:pPr>
+        <w:pStyle w:val="Normal"/>
+        <w:ind w:left="0" w:right="0" w:hanging="0"/>
+        <w:rPr/>
+      </w:pPr>
+      <w:r>
+        <w:rPr/>
+      </w:r>
+    </w:p>
+    <w:p>
+      <w:pPr>
+        <w:pStyle w:val="Normal"/>
+        <w:ind w:left="0" w:right="0" w:hanging="0"/>
+        <w:rPr/>
+      </w:pPr>
+      <w:r>
+        <w:rPr/>
+        <w:t>Descrição do Negócio:</w:t>
+      </w:r>
+    </w:p>
+    <w:p>
+      <w:pPr>
+        <w:pStyle w:val="Normal"/>
+        <w:ind w:left="0" w:right="0" w:hanging="0"/>
+        <w:rPr/>
+      </w:pPr>
+      <w:r>
+        <w:rPr/>
+        <w:t>A imobiliária "Casa Nova" atua na mediação de compra, venda e locação de imóveis residenciais e comerciais. Ela possui uma equipe de corretores, um administrativo e um gerente geral. O sistema deve permitir o cadastro de imóveis, clientes (compradores, vendedores e inquilinos), a gestão de contratos de locação e vendas, o controle financeiro de comissões e aluguéis, e a geração de relatórios gerenciais.</w:t>
+      </w:r>
+    </w:p>
+    <w:p>
+      <w:pPr>
+        <w:pStyle w:val="Normal"/>
+        <w:ind w:left="0" w:right="0" w:hanging="0"/>
+        <w:rPr/>
+      </w:pPr>
+      <w:r>
+        <w:rPr/>
+      </w:r>
+    </w:p>
+    <w:p>
+      <w:pPr>
+        <w:pStyle w:val="Normal"/>
+        <w:ind w:left="0" w:right="0" w:hanging="0"/>
+        <w:rPr/>
+      </w:pPr>
+      <w:r>
+        <w:rPr/>
+        <w:t>Regras de Negócio Relevantes:</w:t>
+      </w:r>
+    </w:p>
+    <w:p>
+      <w:pPr>
+        <w:pStyle w:val="Normal"/>
+        <w:ind w:left="0" w:right="0" w:hanging="0"/>
+        <w:rPr/>
+      </w:pPr>
+      <w:r>
+        <w:rPr/>
+      </w:r>
+    </w:p>
+    <w:p>
+      <w:pPr>
+        <w:pStyle w:val="Normal"/>
+        <w:ind w:left="0" w:right="0" w:hanging="0"/>
+        <w:rPr/>
+      </w:pPr>
+      <w:r>
+        <w:rPr/>
+        <w:t>Um imóvel só pode ser alugado ou vendido se estiver com status "Disponível".</w:t>
+      </w:r>
+    </w:p>
+    <w:p>
+      <w:pPr>
+        <w:pStyle w:val="Normal"/>
+        <w:ind w:left="0" w:right="0" w:hanging="0"/>
+        <w:rPr/>
+      </w:pPr>
+      <w:r>
+        <w:rPr/>
+      </w:r>
+    </w:p>
+    <w:p>
+      <w:pPr>
+        <w:pStyle w:val="Normal"/>
+        <w:ind w:left="0" w:right="0" w:hanging="0"/>
+        <w:rPr/>
+      </w:pPr>
+      <w:r>
+        <w:rPr/>
+        <w:t>Um contrato de locação exige um fiador ou caução.</w:t>
+      </w:r>
+    </w:p>
+    <w:p>
+      <w:pPr>
+        <w:pStyle w:val="Normal"/>
+        <w:ind w:left="0" w:right="0" w:hanging="0"/>
+        <w:rPr/>
+      </w:pPr>
+      <w:r>
+        <w:rPr/>
+      </w:r>
+    </w:p>
+    <w:p>
+      <w:pPr>
+        <w:pStyle w:val="Normal"/>
+        <w:ind w:left="0" w:right="0" w:hanging="0"/>
+        <w:rPr/>
+      </w:pPr>
+      <w:r>
+        <w:rPr/>
+        <w:t>A comissão do corretor é calculada sobre o valor do negócio (venda ou aluguel).</w:t>
+      </w:r>
+    </w:p>
+    <w:p>
+      <w:pPr>
+        <w:pStyle w:val="Normal"/>
+        <w:ind w:left="0" w:right="0" w:hanging="0"/>
+        <w:rPr/>
+      </w:pPr>
+      <w:r>
+        <w:rPr/>
+      </w:r>
+    </w:p>
+    <w:p>
+      <w:pPr>
+        <w:pStyle w:val="Normal"/>
+        <w:ind w:left="0" w:right="0" w:hanging="0"/>
+        <w:rPr/>
+      </w:pPr>
+      <w:r>
+        <w:rPr/>
+        <w:t>O gerente pode visualizar todos os dados, mas não pode alterar contratos assinados (apenas cancelar).</w:t>
+      </w:r>
+    </w:p>
+    <w:p>
+      <w:pPr>
+        <w:pStyle w:val="Normal"/>
+        <w:ind w:left="0" w:right="0" w:hanging="0"/>
+        <w:rPr/>
+      </w:pPr>
+      <w:r>
+        <w:rPr/>
+      </w:r>
+    </w:p>
+    <w:p>
+      <w:pPr>
+        <w:pStyle w:val="Normal"/>
+        <w:ind w:left="0" w:right="0" w:hanging="0"/>
+        <w:rPr/>
+      </w:pPr>
+      <w:r>
+        <w:rPr/>
+        <w:t>O cliente (pessoa física ou jurídica) pode se cadastrar via site ou presencialmente.</w:t>
+      </w:r>
+    </w:p>
+    <w:p>
+      <w:pPr>
+        <w:pStyle w:val="Normal"/>
+        <w:ind w:left="0" w:right="0" w:hanging="0"/>
+        <w:rPr/>
+      </w:pPr>
+      <w:r>
+        <w:rPr/>
+      </w:r>
+    </w:p>
+    <w:p>
+      <w:pPr>
+        <w:pStyle w:val="Normal"/>
+        <w:ind w:left="0" w:right="0" w:hanging="0"/>
+        <w:rPr/>
+      </w:pPr>
+      <w:r>
+        <w:rPr/>
+        <w:t>2. Atores (Quem interage com o sistema)</w:t>
+      </w:r>
+    </w:p>
+    <w:p>
+      <w:pPr>
+        <w:pStyle w:val="Normal"/>
+        <w:ind w:left="0" w:right="0" w:hanging="0"/>
+        <w:rPr/>
+      </w:pPr>
+      <w:r>
+        <w:rPr/>
+        <w:t>Ator</w:t>
+        <w:tab/>
+        <w:t>Descrição</w:t>
+      </w:r>
+    </w:p>
+    <w:p>
+      <w:pPr>
+        <w:pStyle w:val="Normal"/>
+        <w:ind w:left="0" w:right="0" w:hanging="0"/>
+        <w:rPr/>
+      </w:pPr>
+      <w:r>
+        <w:rPr/>
+        <w:t>Cliente</w:t>
+        <w:tab/>
+        <w:t>Pessoa Física ou Jurídica que deseja comprar, vender ou alugar um imóvel.</w:t>
+      </w:r>
+    </w:p>
+    <w:p>
+      <w:pPr>
+        <w:pStyle w:val="Normal"/>
+        <w:ind w:left="0" w:right="0" w:hanging="0"/>
+        <w:rPr/>
+      </w:pPr>
+      <w:r>
+        <w:rPr/>
+        <w:t>Corretor</w:t>
+        <w:tab/>
+        <w:t>Funcionário responsável por atender clientes, mostrar imóveis e fechar negócios.</w:t>
+      </w:r>
+    </w:p>
+    <w:p>
+      <w:pPr>
+        <w:pStyle w:val="Normal"/>
+        <w:ind w:left="0" w:right="0" w:hanging="0"/>
+        <w:rPr/>
+      </w:pPr>
+      <w:r>
+        <w:rPr/>
+        <w:t>Administrador</w:t>
+        <w:tab/>
+        <w:t>Funcionário do setor financeiro e de contratos. Responsável por cadastros gerais e gestão de pagamentos.</w:t>
+      </w:r>
+    </w:p>
+    <w:p>
+      <w:pPr>
+        <w:pStyle w:val="Normal"/>
+        <w:ind w:left="0" w:right="0" w:hanging="0"/>
+        <w:rPr/>
+      </w:pPr>
+      <w:r>
+        <w:rPr/>
+        <w:t>Gerente</w:t>
+        <w:tab/>
+        <w:t>Responsável pela visão estratégica. Aprova promoções, cancela contratos e gera relatórios.</w:t>
+      </w:r>
+    </w:p>
+    <w:p>
+      <w:pPr>
+        <w:pStyle w:val="Normal"/>
+        <w:ind w:left="0" w:right="0" w:hanging="0"/>
+        <w:rPr/>
+      </w:pPr>
+      <w:r>
+        <w:rPr/>
+        <w:t>Sistema de Pagamento</w:t>
+        <w:tab/>
+        <w:t>Ator externo (API) para processar boletos e cartões de crédito.</w:t>
+      </w:r>
+    </w:p>
+    <w:p>
+      <w:pPr>
+        <w:pStyle w:val="Normal"/>
+        <w:ind w:left="0" w:right="0" w:hanging="0"/>
+        <w:rPr/>
+      </w:pPr>
+      <w:r>
+        <w:rPr/>
+        <w:t>3. Casos de Uso (Funcionalidades)</w:t>
+      </w:r>
+    </w:p>
+    <w:p>
+      <w:pPr>
+        <w:pStyle w:val="Normal"/>
+        <w:ind w:left="0" w:right="0" w:hanging="0"/>
+        <w:rPr/>
+      </w:pPr>
+      <w:r>
+        <w:rPr/>
+        <w:t>Caso de Uso</w:t>
+        <w:tab/>
+        <w:t>Descrição resumida</w:t>
+      </w:r>
+    </w:p>
+    <w:p>
+      <w:pPr>
+        <w:pStyle w:val="Normal"/>
+        <w:ind w:left="0" w:right="0" w:hanging="0"/>
+        <w:rPr/>
+      </w:pPr>
+      <w:r>
+        <w:rPr/>
+        <w:t>Cadastrar Imóvel</w:t>
+        <w:tab/>
+        <w:t>Inserir dados do imóvel (endereço, área, quartos, valor, fotos).</w:t>
+      </w:r>
+    </w:p>
+    <w:p>
+      <w:pPr>
+        <w:pStyle w:val="Normal"/>
+        <w:ind w:left="0" w:right="0" w:hanging="0"/>
+        <w:rPr/>
+      </w:pPr>
+      <w:r>
+        <w:rPr/>
+        <w:t>Consultar Imóvel</w:t>
+        <w:tab/>
+        <w:t>Buscar imóveis por filtros (bairro, preço, tipo).</w:t>
+      </w:r>
+    </w:p>
+    <w:p>
+      <w:pPr>
+        <w:pStyle w:val="Normal"/>
+        <w:ind w:left="0" w:right="0" w:hanging="0"/>
+        <w:rPr/>
+      </w:pPr>
+      <w:r>
+        <w:rPr/>
+        <w:t>Gerenciar Clientes</w:t>
+        <w:tab/>
+        <w:t>Cadastrar, editar e inativar clientes (compradores/vendedores).</w:t>
+      </w:r>
+    </w:p>
+    <w:p>
+      <w:pPr>
+        <w:pStyle w:val="Normal"/>
+        <w:ind w:left="0" w:right="0" w:hanging="0"/>
+        <w:rPr/>
+      </w:pPr>
+      <w:r>
+        <w:rPr/>
+        <w:t>Registrar Interesse</w:t>
+        <w:tab/>
+        <w:t>Cliente manifesta interesse em um imóvel (gera lead para o corretor).</w:t>
+      </w:r>
+    </w:p>
+    <w:p>
+      <w:pPr>
+        <w:pStyle w:val="Normal"/>
+        <w:ind w:left="0" w:right="0" w:hanging="0"/>
+        <w:rPr/>
+      </w:pPr>
+      <w:r>
+        <w:rPr/>
+        <w:t>Agendar Visita</w:t>
+        <w:tab/>
+        <w:t>Marcar data e horário para o corretor mostrar o imóvel ao cliente.</w:t>
+      </w:r>
+    </w:p>
+    <w:p>
+      <w:pPr>
+        <w:pStyle w:val="Normal"/>
+        <w:ind w:left="0" w:right="0" w:hanging="0"/>
+        <w:rPr/>
+      </w:pPr>
+      <w:r>
+        <w:rPr/>
+        <w:t>Gerar Contrato de Locação</w:t>
+        <w:tab/>
+        <w:t>Criar minuta do contrato com valores, prazos e garantias.</w:t>
+      </w:r>
+    </w:p>
+    <w:p>
+      <w:pPr>
+        <w:pStyle w:val="Normal"/>
+        <w:ind w:left="0" w:right="0" w:hanging="0"/>
+        <w:rPr/>
+      </w:pPr>
+      <w:r>
+        <w:rPr/>
+        <w:t>Gerar Contrato de Venda</w:t>
+        <w:tab/>
+        <w:t>Criar minuta do contrato de compra e venda.</w:t>
+      </w:r>
+    </w:p>
+    <w:p>
+      <w:pPr>
+        <w:pStyle w:val="Normal"/>
+        <w:ind w:left="0" w:right="0" w:hanging="0"/>
+        <w:rPr/>
+      </w:pPr>
+      <w:r>
+        <w:rPr/>
+        <w:t>Assinar Contrato</w:t>
+        <w:tab/>
+        <w:t>Registrar a assinatura digital ou física do contrato (muda status do imóvel).</w:t>
+      </w:r>
+    </w:p>
+    <w:p>
+      <w:pPr>
+        <w:pStyle w:val="Normal"/>
+        <w:ind w:left="0" w:right="0" w:hanging="0"/>
+        <w:rPr/>
+      </w:pPr>
+      <w:r>
+        <w:rPr/>
+        <w:t>Processar Pagamento</w:t>
+        <w:tab/>
+        <w:t>Integrar com gateway de pagamento para receber aluguel/sinal.</w:t>
+      </w:r>
+    </w:p>
+    <w:p>
+      <w:pPr>
+        <w:pStyle w:val="Normal"/>
+        <w:ind w:left="0" w:right="0" w:hanging="0"/>
+        <w:rPr/>
+      </w:pPr>
+      <w:r>
+        <w:rPr/>
+        <w:t>Calcular Comissão</w:t>
+        <w:tab/>
+        <w:t>Calcular automaticamente a porcentagem do corretor sobre o negócio.</w:t>
+      </w:r>
+    </w:p>
+    <w:p>
+      <w:pPr>
+        <w:pStyle w:val="Normal"/>
+        <w:ind w:left="0" w:right="0" w:hanging="0"/>
+        <w:rPr/>
+      </w:pPr>
+      <w:r>
+        <w:rPr/>
+        <w:t>Cancelar Contrato</w:t>
+        <w:tab/>
+        <w:t>Gerente ou Administrador cancelam um contrato vigente.</w:t>
+      </w:r>
+    </w:p>
+    <w:p>
+      <w:pPr>
+        <w:pStyle w:val="Normal"/>
+        <w:ind w:left="0" w:right="0" w:hanging="0"/>
+        <w:rPr/>
+      </w:pPr>
+      <w:r>
+        <w:rPr/>
+        <w:t>Emitir Relatórios</w:t>
+        <w:tab/>
+        <w:t>Gerar relatórios de vendas, inadimplência e performance de corretores.</w:t>
+      </w:r>
+    </w:p>
+    <w:p>
+      <w:pPr>
+        <w:pStyle w:val="Normal"/>
+        <w:ind w:left="0" w:right="0" w:hanging="0"/>
+        <w:rPr/>
+      </w:pPr>
+      <w:r>
+        <w:rPr/>
+        <w:t>Manter Tabela de Preços</w:t>
+        <w:tab/>
+        <w:t>Atualizar valores de referência por m² ou taxas de condomínio.</w:t>
+      </w:r>
+    </w:p>
+    <w:p>
+      <w:pPr>
+        <w:pStyle w:val="Normal"/>
+        <w:ind w:left="0" w:right="0" w:hanging="0"/>
+        <w:rPr/>
+      </w:pPr>
+      <w:r>
+        <w:rPr/>
+        <w:t>Gerenciar Usuários</w:t>
+        <w:tab/>
+        <w:t>Administrador cria/edit/remove acessos de corretores e gerentes.</w:t>
+      </w:r>
+    </w:p>
+    <w:p>
+      <w:pPr>
+        <w:pStyle w:val="Normal"/>
+        <w:ind w:left="0" w:right="0" w:hanging="0"/>
+        <w:rPr/>
+      </w:pPr>
+      <w:r>
+        <w:rPr/>
+        <w:t>4. Relacionamentos (Include e Extend)</w:t>
+      </w:r>
+    </w:p>
+    <w:p>
+      <w:pPr>
+        <w:pStyle w:val="Normal"/>
+        <w:ind w:left="0" w:right="0" w:hanging="0"/>
+        <w:rPr/>
+      </w:pPr>
+      <w:r>
+        <w:rPr/>
+        <w:t>"Assinar Contrato" extend "Gerar Contrato" (só assina se o contrato estiver pronto).</w:t>
+      </w:r>
+    </w:p>
+    <w:p>
+      <w:pPr>
+        <w:pStyle w:val="Normal"/>
+        <w:ind w:left="0" w:right="0" w:hanging="0"/>
+        <w:rPr/>
+      </w:pPr>
+      <w:r>
+        <w:rPr/>
+      </w:r>
+    </w:p>
+    <w:p>
+      <w:pPr>
+        <w:pStyle w:val="Normal"/>
+        <w:ind w:left="0" w:right="0" w:hanging="0"/>
+        <w:rPr/>
+      </w:pPr>
+      <w:r>
+        <w:rPr/>
+        <w:t>"Processar Pagamento" include "Calcular Comissão" (ao receber, calcula a comissão).</w:t>
+      </w:r>
+    </w:p>
+    <w:p>
+      <w:pPr>
+        <w:pStyle w:val="Normal"/>
+        <w:ind w:left="0" w:right="0" w:hanging="0"/>
+        <w:rPr/>
+      </w:pPr>
+      <w:r>
+        <w:rPr/>
+      </w:r>
+    </w:p>
+    <w:p>
+      <w:pPr>
+        <w:pStyle w:val="Normal"/>
+        <w:ind w:left="0" w:right="0" w:hanging="0"/>
+        <w:rPr/>
+      </w:pPr>
+      <w:r>
+        <w:rPr/>
+        <w:t>"Cancelar Contrato" extend "Gerenciar Contratos" (ação excepcional).</w:t>
+      </w:r>
+    </w:p>
+    <w:p>
+      <w:pPr>
+        <w:pStyle w:val="Normal"/>
+        <w:ind w:left="0" w:right="0" w:hanging="0"/>
+        <w:rPr/>
+      </w:pPr>
+      <w:r>
+        <w:rPr/>
+      </w:r>
+    </w:p>
+    <w:p>
+      <w:pPr>
+        <w:pStyle w:val="Normal"/>
+        <w:ind w:left="0" w:right="0" w:hanging="0"/>
+        <w:rPr/>
+      </w:pPr>
+      <w:r>
+        <w:rPr/>
+        <w:t>"Emitir Relatórios" é usado por todos os atores, mas com níveis de permissão diferentes.</w:t>
+      </w:r>
+    </w:p>
+    <w:p>
+      <w:pPr>
+        <w:pStyle w:val="Normal"/>
+        <w:ind w:left="0" w:right="0" w:hanging="0"/>
+        <w:rPr/>
+      </w:pPr>
+      <w:r>
+        <w:rPr/>
+      </w:r>
+    </w:p>
+    <w:p>
+      <w:pPr>
+        <w:pStyle w:val="Normal"/>
+        <w:ind w:left="0" w:right="0" w:hanging="0"/>
+        <w:rPr/>
+      </w:pPr>
+      <w:r>
+        <w:rPr/>
+        <w:t>5. Diagrama em Mermaid (Visual)</w:t>
+      </w:r>
+    </w:p>
+    <w:p>
+      <w:pPr>
+        <w:pStyle w:val="Normal"/>
+        <w:ind w:left="0" w:right="0" w:hanging="0"/>
+        <w:rPr/>
+      </w:pPr>
+      <w:r>
+        <w:rPr/>
+        <w:t>Copie o código abaixo e cole no Mermaid Live Editor ou no GitHub para ver o diagrama renderizado.</w:t>
+      </w:r>
+    </w:p>
+    <w:p>
+      <w:pPr>
+        <w:pStyle w:val="Ttulo2"/>
         <w:numPr>
           <w:ilvl w:val="1"/>
           <w:numId w:val="4"/>
         </w:numPr>
-        <w:ind w:hanging="578" w:left="578" w:right="0"/>
-        <w:rPr/>
-      </w:pPr>
-      <w:bookmarkStart w:id="28" w:name="_Toc119164381"/>
+        <w:ind w:left="578" w:right="0" w:hanging="578"/>
+        <w:rPr/>
+      </w:pPr>
+      <w:bookmarkStart w:id="21" w:name="_Toc119164381"/>
       <w:r>
         <w:rPr/>
         <w:t>Diagrama de Classe</w:t>
       </w:r>
-      <w:bookmarkEnd w:id="28"/>
-    </w:p>
-    <w:p>
-      <w:pPr>
-        <w:pStyle w:val="Normal"/>
-        <w:ind w:hanging="0" w:left="0" w:right="0"/>
+      <w:bookmarkEnd w:id="21"/>
+    </w:p>
+    <w:p>
+      <w:pPr>
+        <w:pStyle w:val="Normal"/>
+        <w:ind w:left="0" w:right="0" w:hanging="0"/>
         <w:rPr/>
       </w:pPr>
       <w:r>
@@ -8771,49 +10295,49 @@
     </w:p>
     <w:p>
       <w:pPr>
-        <w:pStyle w:val="Heading2"/>
+        <w:pStyle w:val="Ttulo2"/>
         <w:numPr>
           <w:ilvl w:val="1"/>
           <w:numId w:val="4"/>
         </w:numPr>
-        <w:ind w:hanging="578" w:left="578" w:right="0"/>
-        <w:rPr/>
-      </w:pPr>
-      <w:bookmarkStart w:id="29" w:name="_Toc119164382"/>
+        <w:ind w:left="578" w:right="0" w:hanging="578"/>
+        <w:rPr/>
+      </w:pPr>
+      <w:bookmarkStart w:id="22" w:name="_Toc119164382"/>
       <w:r>
         <w:rPr/>
         <w:t>Diagrama de Sequência</w:t>
       </w:r>
-      <w:bookmarkEnd w:id="29"/>
-      <w:r>
-        <w:rPr/>
-        <w:t xml:space="preserve"> </w:t>
-      </w:r>
-    </w:p>
-    <w:p>
-      <w:pPr>
-        <w:pStyle w:val="Normal"/>
-        <w:ind w:hanging="0" w:left="709" w:right="0"/>
-        <w:rPr/>
-      </w:pPr>
-      <w:r>
-        <w:rPr/>
-      </w:r>
-    </w:p>
-    <w:p>
-      <w:pPr>
-        <w:pStyle w:val="Normal"/>
-        <w:ind w:hanging="709" w:left="709" w:right="0"/>
-        <w:rPr/>
-      </w:pPr>
-      <w:r>
-        <w:rPr/>
-      </w:r>
-    </w:p>
-    <w:p>
-      <w:pPr>
-        <w:pStyle w:val="Normal"/>
-        <w:ind w:hanging="0" w:left="709" w:right="0"/>
+      <w:bookmarkEnd w:id="22"/>
+      <w:r>
+        <w:rPr/>
+        <w:t xml:space="preserve"> </w:t>
+      </w:r>
+    </w:p>
+    <w:p>
+      <w:pPr>
+        <w:pStyle w:val="Normal"/>
+        <w:ind w:left="709" w:right="0" w:hanging="0"/>
+        <w:rPr/>
+      </w:pPr>
+      <w:r>
+        <w:rPr/>
+      </w:r>
+    </w:p>
+    <w:p>
+      <w:pPr>
+        <w:pStyle w:val="Normal"/>
+        <w:ind w:left="709" w:right="0" w:hanging="709"/>
+        <w:rPr/>
+      </w:pPr>
+      <w:r>
+        <w:rPr/>
+      </w:r>
+    </w:p>
+    <w:p>
+      <w:pPr>
+        <w:pStyle w:val="Normal"/>
+        <w:ind w:left="709" w:right="0" w:hanging="0"/>
         <w:rPr>
           <w:sz w:val="22"/>
           <w:szCs w:val="22"/>
@@ -8829,7 +10353,7 @@
     <w:p>
       <w:pPr>
         <w:pStyle w:val="Normal"/>
-        <w:ind w:hanging="0" w:left="0" w:right="0"/>
+        <w:ind w:left="0" w:right="0" w:hanging="0"/>
         <w:rPr/>
       </w:pPr>
       <w:r>
@@ -8853,55 +10377,55 @@
     <w:p>
       <w:pPr>
         <w:pStyle w:val="Normal"/>
-        <w:ind w:hanging="0" w:left="0" w:right="0"/>
-        <w:rPr/>
-      </w:pPr>
-      <w:r>
-        <w:rPr/>
-      </w:r>
-    </w:p>
-    <w:p>
-      <w:pPr>
-        <w:pStyle w:val="Normal"/>
-        <w:ind w:hanging="0" w:left="0" w:right="0"/>
-        <w:rPr/>
-      </w:pPr>
-      <w:r>
-        <w:rPr/>
-      </w:r>
-    </w:p>
-    <w:p>
-      <w:pPr>
-        <w:pStyle w:val="Heading2"/>
+        <w:ind w:left="0" w:right="0" w:hanging="0"/>
+        <w:rPr/>
+      </w:pPr>
+      <w:r>
+        <w:rPr/>
+      </w:r>
+    </w:p>
+    <w:p>
+      <w:pPr>
+        <w:pStyle w:val="Normal"/>
+        <w:ind w:left="0" w:right="0" w:hanging="0"/>
+        <w:rPr/>
+      </w:pPr>
+      <w:r>
+        <w:rPr/>
+      </w:r>
+    </w:p>
+    <w:p>
+      <w:pPr>
+        <w:pStyle w:val="Ttulo2"/>
         <w:numPr>
           <w:ilvl w:val="1"/>
           <w:numId w:val="4"/>
         </w:numPr>
-        <w:ind w:hanging="578" w:left="578" w:right="0"/>
-        <w:rPr/>
-      </w:pPr>
-      <w:bookmarkStart w:id="30" w:name="_Toc119164383"/>
+        <w:ind w:left="578" w:right="0" w:hanging="578"/>
+        <w:rPr/>
+      </w:pPr>
+      <w:bookmarkStart w:id="23" w:name="_Toc119164383"/>
       <w:r>
         <w:rPr/>
         <w:t>Diagrama de Atividade</w:t>
       </w:r>
-      <w:bookmarkEnd w:id="30"/>
-    </w:p>
-    <w:p>
-      <w:pPr>
-        <w:pStyle w:val="Normal"/>
-        <w:spacing w:lineRule="auto" w:line="360"/>
-        <w:ind w:hanging="709" w:left="709" w:right="0"/>
-        <w:rPr/>
-      </w:pPr>
-      <w:r>
-        <w:rPr/>
-      </w:r>
-    </w:p>
-    <w:p>
-      <w:pPr>
-        <w:pStyle w:val="Normal"/>
-        <w:ind w:hanging="0" w:left="0" w:right="0"/>
+      <w:bookmarkEnd w:id="23"/>
+    </w:p>
+    <w:p>
+      <w:pPr>
+        <w:pStyle w:val="Normal"/>
+        <w:spacing w:lineRule="auto" w:line="360"/>
+        <w:ind w:left="709" w:right="0" w:hanging="709"/>
+        <w:rPr/>
+      </w:pPr>
+      <w:r>
+        <w:rPr/>
+      </w:r>
+    </w:p>
+    <w:p>
+      <w:pPr>
+        <w:pStyle w:val="Normal"/>
+        <w:ind w:left="0" w:right="0" w:hanging="0"/>
         <w:rPr/>
       </w:pPr>
       <w:r>
@@ -8924,20 +10448,20 @@
     </w:p>
     <w:p>
       <w:pPr>
-        <w:pStyle w:val="Heading1"/>
+        <w:pStyle w:val="Ttulo1"/>
         <w:numPr>
           <w:ilvl w:val="0"/>
           <w:numId w:val="4"/>
         </w:numPr>
-        <w:ind w:hanging="0" w:left="0" w:right="0"/>
-        <w:rPr/>
-      </w:pPr>
-      <w:bookmarkStart w:id="31" w:name="_Toc119164384"/>
+        <w:ind w:left="0" w:right="0" w:hanging="0"/>
+        <w:rPr/>
+      </w:pPr>
+      <w:bookmarkStart w:id="24" w:name="_Toc119164384"/>
       <w:r>
         <w:rPr/>
         <w:t>Telas</w:t>
       </w:r>
-      <w:bookmarkEnd w:id="31"/>
+      <w:bookmarkEnd w:id="24"/>
       <w:r>
         <w:rPr/>
         <w:t xml:space="preserve"> </w:t>
@@ -8950,7 +10474,7 @@
           <w:tab w:val="clear" w:pos="720"/>
           <w:tab w:val="left" w:pos="709" w:leader="none"/>
         </w:tabs>
-        <w:ind w:hanging="0" w:left="0" w:right="0"/>
+        <w:ind w:left="0" w:right="0" w:hanging="0"/>
         <w:rPr/>
       </w:pPr>
       <w:r>
@@ -8964,7 +10488,7 @@
           <w:tab w:val="clear" w:pos="720"/>
           <w:tab w:val="left" w:pos="709" w:leader="none"/>
         </w:tabs>
-        <w:ind w:hanging="0" w:left="0" w:right="0"/>
+        <w:ind w:left="0" w:right="0" w:hanging="0"/>
         <w:rPr/>
       </w:pPr>
       <w:r>
@@ -8978,7 +10502,7 @@
           <w:tab w:val="clear" w:pos="720"/>
           <w:tab w:val="left" w:pos="709" w:leader="none"/>
         </w:tabs>
-        <w:ind w:hanging="0" w:left="0" w:right="0"/>
+        <w:ind w:left="0" w:right="0" w:hanging="0"/>
         <w:rPr/>
       </w:pPr>
       <w:r>
@@ -8992,7 +10516,7 @@
           <w:tab w:val="clear" w:pos="720"/>
           <w:tab w:val="left" w:pos="709" w:leader="none"/>
         </w:tabs>
-        <w:ind w:hanging="0" w:left="0" w:right="0"/>
+        <w:ind w:left="0" w:right="0" w:hanging="0"/>
         <w:rPr/>
       </w:pPr>
       <w:r>
@@ -9006,7 +10530,7 @@
           <w:tab w:val="clear" w:pos="720"/>
           <w:tab w:val="left" w:pos="709" w:leader="none"/>
         </w:tabs>
-        <w:ind w:hanging="0" w:left="0" w:right="0"/>
+        <w:ind w:left="0" w:right="0" w:hanging="0"/>
         <w:rPr/>
       </w:pPr>
       <w:r>
@@ -9020,7 +10544,7 @@
           <w:tab w:val="clear" w:pos="720"/>
           <w:tab w:val="left" w:pos="709" w:leader="none"/>
         </w:tabs>
-        <w:ind w:hanging="0" w:left="0" w:right="0"/>
+        <w:ind w:left="0" w:right="0" w:hanging="0"/>
         <w:rPr/>
       </w:pPr>
       <w:r>
@@ -9034,7 +10558,7 @@
           <w:tab w:val="clear" w:pos="720"/>
           <w:tab w:val="left" w:pos="709" w:leader="none"/>
         </w:tabs>
-        <w:ind w:hanging="0" w:left="0" w:right="0"/>
+        <w:ind w:left="0" w:right="0" w:hanging="0"/>
         <w:rPr/>
       </w:pPr>
       <w:r>
@@ -9048,7 +10572,7 @@
           <w:tab w:val="clear" w:pos="720"/>
           <w:tab w:val="left" w:pos="709" w:leader="none"/>
         </w:tabs>
-        <w:ind w:hanging="0" w:left="0" w:right="0"/>
+        <w:ind w:left="0" w:right="0" w:hanging="0"/>
         <w:rPr/>
       </w:pPr>
       <w:r>
@@ -9062,7 +10586,7 @@
           <w:tab w:val="clear" w:pos="720"/>
           <w:tab w:val="left" w:pos="709" w:leader="none"/>
         </w:tabs>
-        <w:ind w:hanging="0" w:left="0" w:right="0"/>
+        <w:ind w:left="0" w:right="0" w:hanging="0"/>
         <w:rPr/>
       </w:pPr>
       <w:r>
@@ -9076,7 +10600,7 @@
           <w:tab w:val="clear" w:pos="720"/>
           <w:tab w:val="left" w:pos="709" w:leader="none"/>
         </w:tabs>
-        <w:ind w:hanging="0" w:left="0" w:right="0"/>
+        <w:ind w:left="0" w:right="0" w:hanging="0"/>
         <w:rPr/>
       </w:pPr>
       <w:r>
@@ -9090,7 +10614,7 @@
           <w:tab w:val="clear" w:pos="720"/>
           <w:tab w:val="left" w:pos="709" w:leader="none"/>
         </w:tabs>
-        <w:ind w:hanging="0" w:left="0" w:right="0"/>
+        <w:ind w:left="0" w:right="0" w:hanging="0"/>
         <w:rPr/>
       </w:pPr>
       <w:r>
@@ -9104,7 +10628,7 @@
           <w:tab w:val="clear" w:pos="720"/>
           <w:tab w:val="left" w:pos="709" w:leader="none"/>
         </w:tabs>
-        <w:ind w:hanging="0" w:left="0" w:right="0"/>
+        <w:ind w:left="0" w:right="0" w:hanging="0"/>
         <w:rPr/>
       </w:pPr>
       <w:r>
@@ -9118,7 +10642,7 @@
           <w:tab w:val="clear" w:pos="720"/>
           <w:tab w:val="left" w:pos="709" w:leader="none"/>
         </w:tabs>
-        <w:ind w:hanging="0" w:left="0" w:right="0"/>
+        <w:ind w:left="0" w:right="0" w:hanging="0"/>
         <w:rPr/>
       </w:pPr>
       <w:r>
@@ -9132,7 +10656,7 @@
           <w:tab w:val="clear" w:pos="720"/>
           <w:tab w:val="left" w:pos="709" w:leader="none"/>
         </w:tabs>
-        <w:ind w:hanging="0" w:left="0" w:right="0"/>
+        <w:ind w:left="0" w:right="0" w:hanging="0"/>
         <w:rPr/>
       </w:pPr>
       <w:r>
@@ -9146,7 +10670,7 @@
           <w:tab w:val="clear" w:pos="720"/>
           <w:tab w:val="left" w:pos="709" w:leader="none"/>
         </w:tabs>
-        <w:ind w:hanging="0" w:left="0" w:right="0"/>
+        <w:ind w:left="0" w:right="0" w:hanging="0"/>
         <w:rPr/>
       </w:pPr>
       <w:r>
@@ -9160,7 +10684,7 @@
           <w:tab w:val="clear" w:pos="720"/>
           <w:tab w:val="left" w:pos="709" w:leader="none"/>
         </w:tabs>
-        <w:ind w:hanging="0" w:left="0" w:right="0"/>
+        <w:ind w:left="0" w:right="0" w:hanging="0"/>
         <w:rPr/>
       </w:pPr>
       <w:r>
@@ -9174,7 +10698,7 @@
           <w:tab w:val="clear" w:pos="720"/>
           <w:tab w:val="left" w:pos="709" w:leader="none"/>
         </w:tabs>
-        <w:ind w:hanging="0" w:left="0" w:right="0"/>
+        <w:ind w:left="0" w:right="0" w:hanging="0"/>
         <w:rPr/>
       </w:pPr>
       <w:r>
@@ -9188,7 +10712,7 @@
           <w:tab w:val="clear" w:pos="720"/>
           <w:tab w:val="left" w:pos="709" w:leader="none"/>
         </w:tabs>
-        <w:ind w:hanging="0" w:left="0" w:right="0"/>
+        <w:ind w:left="0" w:right="0" w:hanging="0"/>
         <w:rPr/>
       </w:pPr>
       <w:r>
@@ -9202,7 +10726,7 @@
           <w:tab w:val="clear" w:pos="720"/>
           <w:tab w:val="left" w:pos="709" w:leader="none"/>
         </w:tabs>
-        <w:ind w:hanging="0" w:left="0" w:right="0"/>
+        <w:ind w:left="0" w:right="0" w:hanging="0"/>
         <w:rPr/>
       </w:pPr>
       <w:r>
@@ -9216,7 +10740,7 @@
           <w:tab w:val="clear" w:pos="720"/>
           <w:tab w:val="left" w:pos="709" w:leader="none"/>
         </w:tabs>
-        <w:ind w:hanging="0" w:left="0" w:right="0"/>
+        <w:ind w:left="0" w:right="0" w:hanging="0"/>
         <w:rPr/>
       </w:pPr>
       <w:r>
@@ -9230,7 +10754,7 @@
           <w:tab w:val="clear" w:pos="720"/>
           <w:tab w:val="left" w:pos="709" w:leader="none"/>
         </w:tabs>
-        <w:ind w:hanging="0" w:left="0" w:right="0"/>
+        <w:ind w:left="0" w:right="0" w:hanging="0"/>
         <w:rPr/>
       </w:pPr>
       <w:r>
@@ -9244,7 +10768,7 @@
           <w:tab w:val="clear" w:pos="720"/>
           <w:tab w:val="left" w:pos="709" w:leader="none"/>
         </w:tabs>
-        <w:ind w:hanging="0" w:left="0" w:right="0"/>
+        <w:ind w:left="0" w:right="0" w:hanging="0"/>
         <w:rPr/>
       </w:pPr>
       <w:r>
@@ -9258,7 +10782,7 @@
           <w:tab w:val="clear" w:pos="720"/>
           <w:tab w:val="left" w:pos="709" w:leader="none"/>
         </w:tabs>
-        <w:ind w:hanging="0" w:left="0" w:right="0"/>
+        <w:ind w:left="0" w:right="0" w:hanging="0"/>
         <w:rPr/>
       </w:pPr>
       <w:r>
@@ -9272,7 +10796,7 @@
           <w:tab w:val="clear" w:pos="720"/>
           <w:tab w:val="left" w:pos="709" w:leader="none"/>
         </w:tabs>
-        <w:ind w:hanging="0" w:left="0" w:right="0"/>
+        <w:ind w:left="0" w:right="0" w:hanging="0"/>
         <w:rPr/>
       </w:pPr>
       <w:r>
@@ -9286,7 +10810,7 @@
           <w:tab w:val="clear" w:pos="720"/>
           <w:tab w:val="left" w:pos="709" w:leader="none"/>
         </w:tabs>
-        <w:ind w:hanging="0" w:left="0" w:right="0"/>
+        <w:ind w:left="0" w:right="0" w:hanging="0"/>
         <w:rPr/>
       </w:pPr>
       <w:r>
@@ -9300,7 +10824,7 @@
           <w:tab w:val="clear" w:pos="720"/>
           <w:tab w:val="left" w:pos="709" w:leader="none"/>
         </w:tabs>
-        <w:ind w:hanging="0" w:left="0" w:right="0"/>
+        <w:ind w:left="0" w:right="0" w:hanging="0"/>
         <w:rPr/>
       </w:pPr>
       <w:r>
@@ -9314,7 +10838,7 @@
           <w:tab w:val="clear" w:pos="720"/>
           <w:tab w:val="left" w:pos="709" w:leader="none"/>
         </w:tabs>
-        <w:ind w:hanging="0" w:left="0" w:right="0"/>
+        <w:ind w:left="0" w:right="0" w:hanging="0"/>
         <w:rPr/>
       </w:pPr>
       <w:r>
@@ -9328,7 +10852,7 @@
           <w:tab w:val="clear" w:pos="720"/>
           <w:tab w:val="left" w:pos="709" w:leader="none"/>
         </w:tabs>
-        <w:ind w:hanging="0" w:left="0" w:right="0"/>
+        <w:ind w:left="0" w:right="0" w:hanging="0"/>
         <w:rPr/>
       </w:pPr>
       <w:r>
@@ -9342,7 +10866,7 @@
           <w:tab w:val="clear" w:pos="720"/>
           <w:tab w:val="left" w:pos="709" w:leader="none"/>
         </w:tabs>
-        <w:ind w:hanging="0" w:left="0" w:right="0"/>
+        <w:ind w:left="0" w:right="0" w:hanging="0"/>
         <w:rPr/>
       </w:pPr>
       <w:r>
@@ -9356,7 +10880,7 @@
           <w:tab w:val="clear" w:pos="720"/>
           <w:tab w:val="left" w:pos="709" w:leader="none"/>
         </w:tabs>
-        <w:ind w:hanging="0" w:left="0" w:right="0"/>
+        <w:ind w:left="0" w:right="0" w:hanging="0"/>
         <w:rPr/>
       </w:pPr>
       <w:r>
@@ -9370,7 +10894,7 @@
           <w:tab w:val="clear" w:pos="720"/>
           <w:tab w:val="left" w:pos="709" w:leader="none"/>
         </w:tabs>
-        <w:ind w:hanging="0" w:left="0" w:right="0"/>
+        <w:ind w:left="0" w:right="0" w:hanging="0"/>
         <w:rPr/>
       </w:pPr>
       <w:r>
@@ -9384,7 +10908,7 @@
           <w:tab w:val="clear" w:pos="720"/>
           <w:tab w:val="left" w:pos="709" w:leader="none"/>
         </w:tabs>
-        <w:ind w:hanging="0" w:left="0" w:right="0"/>
+        <w:ind w:left="0" w:right="0" w:hanging="0"/>
         <w:rPr/>
       </w:pPr>
       <w:r>
@@ -9398,7 +10922,7 @@
           <w:tab w:val="clear" w:pos="720"/>
           <w:tab w:val="left" w:pos="709" w:leader="none"/>
         </w:tabs>
-        <w:ind w:hanging="0" w:left="0" w:right="0"/>
+        <w:ind w:left="0" w:right="0" w:hanging="0"/>
         <w:rPr/>
       </w:pPr>
       <w:r>
@@ -9412,7 +10936,7 @@
           <w:tab w:val="clear" w:pos="720"/>
           <w:tab w:val="left" w:pos="709" w:leader="none"/>
         </w:tabs>
-        <w:ind w:hanging="0" w:left="0" w:right="0"/>
+        <w:ind w:left="0" w:right="0" w:hanging="0"/>
         <w:rPr/>
       </w:pPr>
       <w:r>
@@ -9426,7 +10950,7 @@
           <w:tab w:val="clear" w:pos="720"/>
           <w:tab w:val="left" w:pos="709" w:leader="none"/>
         </w:tabs>
-        <w:ind w:hanging="0" w:left="0" w:right="0"/>
+        <w:ind w:left="0" w:right="0" w:hanging="0"/>
         <w:rPr/>
       </w:pPr>
       <w:r>
@@ -9440,7 +10964,7 @@
           <w:tab w:val="clear" w:pos="720"/>
           <w:tab w:val="left" w:pos="709" w:leader="none"/>
         </w:tabs>
-        <w:ind w:hanging="0" w:left="0" w:right="0"/>
+        <w:ind w:left="0" w:right="0" w:hanging="0"/>
         <w:rPr/>
       </w:pPr>
       <w:r>
@@ -9454,7 +10978,7 @@
           <w:tab w:val="clear" w:pos="720"/>
           <w:tab w:val="left" w:pos="709" w:leader="none"/>
         </w:tabs>
-        <w:ind w:hanging="0" w:left="0" w:right="0"/>
+        <w:ind w:left="0" w:right="0" w:hanging="0"/>
         <w:rPr/>
       </w:pPr>
       <w:r>
@@ -9468,7 +10992,7 @@
           <w:tab w:val="clear" w:pos="720"/>
           <w:tab w:val="left" w:pos="709" w:leader="none"/>
         </w:tabs>
-        <w:ind w:hanging="0" w:left="0" w:right="0"/>
+        <w:ind w:left="0" w:right="0" w:hanging="0"/>
         <w:rPr/>
       </w:pPr>
       <w:r>
@@ -9482,7 +11006,7 @@
           <w:tab w:val="clear" w:pos="720"/>
           <w:tab w:val="left" w:pos="709" w:leader="none"/>
         </w:tabs>
-        <w:ind w:hanging="0" w:left="0" w:right="0"/>
+        <w:ind w:left="0" w:right="0" w:hanging="0"/>
         <w:rPr/>
       </w:pPr>
       <w:r>
@@ -9496,7 +11020,7 @@
           <w:tab w:val="clear" w:pos="720"/>
           <w:tab w:val="left" w:pos="709" w:leader="none"/>
         </w:tabs>
-        <w:ind w:hanging="0" w:left="0" w:right="0"/>
+        <w:ind w:left="0" w:right="0" w:hanging="0"/>
         <w:rPr/>
       </w:pPr>
       <w:r>
@@ -9510,7 +11034,7 @@
           <w:tab w:val="clear" w:pos="720"/>
           <w:tab w:val="left" w:pos="709" w:leader="none"/>
         </w:tabs>
-        <w:ind w:hanging="0" w:left="0" w:right="0"/>
+        <w:ind w:left="0" w:right="0" w:hanging="0"/>
         <w:rPr/>
       </w:pPr>
       <w:r>
@@ -9524,7 +11048,7 @@
           <w:tab w:val="clear" w:pos="720"/>
           <w:tab w:val="left" w:pos="709" w:leader="none"/>
         </w:tabs>
-        <w:ind w:hanging="0" w:left="0" w:right="0"/>
+        <w:ind w:left="0" w:right="0" w:hanging="0"/>
         <w:rPr/>
       </w:pPr>
       <w:r>
@@ -9538,7 +11062,7 @@
           <w:tab w:val="clear" w:pos="720"/>
           <w:tab w:val="left" w:pos="709" w:leader="none"/>
         </w:tabs>
-        <w:ind w:hanging="0" w:left="0" w:right="0"/>
+        <w:ind w:left="0" w:right="0" w:hanging="0"/>
         <w:rPr/>
       </w:pPr>
       <w:r>
@@ -9552,7 +11076,7 @@
           <w:tab w:val="clear" w:pos="720"/>
           <w:tab w:val="left" w:pos="709" w:leader="none"/>
         </w:tabs>
-        <w:ind w:hanging="0" w:left="0" w:right="0"/>
+        <w:ind w:left="0" w:right="0" w:hanging="0"/>
         <w:rPr/>
       </w:pPr>
       <w:r>
@@ -9566,7 +11090,7 @@
           <w:tab w:val="clear" w:pos="720"/>
           <w:tab w:val="left" w:pos="709" w:leader="none"/>
         </w:tabs>
-        <w:ind w:hanging="0" w:left="0" w:right="0"/>
+        <w:ind w:left="0" w:right="0" w:hanging="0"/>
         <w:rPr/>
       </w:pPr>
       <w:r>
@@ -9580,7 +11104,7 @@
           <w:tab w:val="clear" w:pos="720"/>
           <w:tab w:val="left" w:pos="709" w:leader="none"/>
         </w:tabs>
-        <w:ind w:hanging="0" w:left="0" w:right="0"/>
+        <w:ind w:left="0" w:right="0" w:hanging="0"/>
         <w:rPr/>
       </w:pPr>
       <w:r>
@@ -9594,81 +11118,81 @@
           <w:tab w:val="clear" w:pos="720"/>
           <w:tab w:val="left" w:pos="709" w:leader="none"/>
         </w:tabs>
-        <w:ind w:hanging="0" w:left="0" w:right="0"/>
-        <w:rPr/>
-      </w:pPr>
-      <w:r>
-        <w:rPr/>
-      </w:r>
-    </w:p>
-    <w:p>
-      <w:pPr>
-        <w:pStyle w:val="Heading1"/>
+        <w:ind w:left="0" w:right="0" w:hanging="0"/>
+        <w:rPr/>
+      </w:pPr>
+      <w:r>
+        <w:rPr/>
+      </w:r>
+    </w:p>
+    <w:p>
+      <w:pPr>
+        <w:pStyle w:val="Ttulo1"/>
         <w:numPr>
           <w:ilvl w:val="0"/>
           <w:numId w:val="4"/>
         </w:numPr>
         <w:spacing w:lineRule="auto" w:line="360"/>
-        <w:ind w:hanging="0" w:left="0" w:right="0"/>
-        <w:rPr/>
-      </w:pPr>
-      <w:r>
-        <w:rPr/>
-        <w:t xml:space="preserve"> </w:t>
-      </w:r>
-      <w:bookmarkStart w:id="32" w:name="_Toc119164385"/>
+        <w:ind w:left="0" w:right="0" w:hanging="0"/>
+        <w:rPr/>
+      </w:pPr>
+      <w:r>
+        <w:rPr/>
+        <w:t xml:space="preserve"> </w:t>
+      </w:r>
+      <w:bookmarkStart w:id="25" w:name="_Toc119164385"/>
       <w:r>
         <w:rPr/>
         <w:t>Conclusão</w:t>
       </w:r>
-      <w:bookmarkEnd w:id="32"/>
-    </w:p>
-    <w:p>
-      <w:pPr>
-        <w:pStyle w:val="Normal"/>
-        <w:spacing w:lineRule="auto" w:line="360"/>
-        <w:ind w:hanging="0" w:left="709" w:right="0"/>
-        <w:rPr/>
-      </w:pPr>
-      <w:r>
-        <w:rPr/>
-      </w:r>
-      <w:bookmarkStart w:id="33" w:name="_heading=h.qsh70q"/>
-      <w:bookmarkStart w:id="34" w:name="_heading=h.qsh70q"/>
-      <w:bookmarkEnd w:id="34"/>
-    </w:p>
-    <w:p>
-      <w:pPr>
-        <w:pStyle w:val="Normal"/>
-        <w:ind w:hanging="0" w:left="709" w:right="0"/>
-        <w:rPr/>
-      </w:pPr>
-      <w:r>
-        <w:rPr/>
-      </w:r>
-    </w:p>
-    <w:p>
-      <w:pPr>
-        <w:pStyle w:val="Heading1"/>
+      <w:bookmarkEnd w:id="25"/>
+    </w:p>
+    <w:p>
+      <w:pPr>
+        <w:pStyle w:val="Normal"/>
+        <w:spacing w:lineRule="auto" w:line="360"/>
+        <w:ind w:left="709" w:right="0" w:hanging="0"/>
+        <w:rPr/>
+      </w:pPr>
+      <w:r>
+        <w:rPr/>
+      </w:r>
+      <w:bookmarkStart w:id="26" w:name="_heading=h.qsh70q"/>
+      <w:bookmarkStart w:id="27" w:name="_heading=h.qsh70q"/>
+      <w:bookmarkEnd w:id="27"/>
+    </w:p>
+    <w:p>
+      <w:pPr>
+        <w:pStyle w:val="Normal"/>
+        <w:ind w:left="709" w:right="0" w:hanging="0"/>
+        <w:rPr/>
+      </w:pPr>
+      <w:r>
+        <w:rPr/>
+      </w:r>
+    </w:p>
+    <w:p>
+      <w:pPr>
+        <w:pStyle w:val="Ttulo1"/>
         <w:numPr>
           <w:ilvl w:val="0"/>
           <w:numId w:val="4"/>
         </w:numPr>
-        <w:ind w:hanging="0" w:left="0" w:right="0"/>
-        <w:rPr/>
-      </w:pPr>
-      <w:bookmarkStart w:id="35" w:name="_Toc119164386"/>
+        <w:ind w:left="0" w:right="0" w:hanging="0"/>
+        <w:rPr/>
+      </w:pPr>
+      <w:bookmarkStart w:id="28" w:name="_Toc119164386"/>
       <w:r>
         <w:rPr/>
         <w:t>REFERÊNCIAS</w:t>
       </w:r>
-      <w:bookmarkEnd w:id="35"/>
-    </w:p>
-    <w:p>
-      <w:pPr>
-        <w:pStyle w:val="Normal"/>
-        <w:spacing w:lineRule="auto" w:line="360"/>
-        <w:ind w:hanging="0" w:left="0" w:right="0"/>
+      <w:bookmarkEnd w:id="28"/>
+    </w:p>
+    <w:p>
+      <w:pPr>
+        <w:pStyle w:val="Normal"/>
+        <w:spacing w:lineRule="auto" w:line="360"/>
+        <w:ind w:left="0" w:right="0" w:hanging="0"/>
         <w:jc w:val="left"/>
         <w:rPr/>
       </w:pPr>
@@ -9681,25 +11205,25 @@
       </w:r>
       <w:r>
         <w:rPr>
-          <w:rStyle w:val="Hyperlink"/>
-        </w:rPr>
-        <w:instrText xml:space="preserve"> HYPERLINK "https://robsoncamargo.com.br/blog/Ciclo-de-vida-de-um-projeto" \l ":~:text=Portanto%2C%20ciclo%20de%20vida%20de,atividades%20que%20devem%20ser%20desenvolvidas."</w:instrText>
-      </w:r>
-      <w:r>
-        <w:rPr>
-          <w:rStyle w:val="Hyperlink"/>
+          <w:rStyle w:val="LinkdaInternet"/>
+        </w:rPr>
+        <w:instrText> HYPERLINK "https://robsoncamargo.com.br/blog/Ciclo-de-vida-de-um-projeto" \l ":~:text=Portanto%2C ciclo de vida de,atividades que devem ser desenvolvidas."</w:instrText>
+      </w:r>
+      <w:r>
+        <w:rPr>
+          <w:rStyle w:val="LinkdaInternet"/>
         </w:rPr>
         <w:fldChar w:fldCharType="separate"/>
       </w:r>
       <w:r>
         <w:rPr>
-          <w:rStyle w:val="Hyperlink"/>
+          <w:rStyle w:val="LinkdaInternet"/>
         </w:rPr>
         <w:t>https://robsoncamargo.com.br/blog/Ciclo-de-vida-de-um-projeto#:~:text=Portanto%2C%20ciclo%20de%20vida%20de,atividades%20que%20devem%20ser%20desenvolvidas.</w:t>
       </w:r>
       <w:r>
         <w:rPr>
-          <w:rStyle w:val="Hyperlink"/>
+          <w:rStyle w:val="LinkdaInternet"/>
         </w:rPr>
         <w:fldChar w:fldCharType="end"/>
       </w:r>
@@ -9718,19 +11242,78 @@
       <w:pPr>
         <w:pStyle w:val="Normal"/>
         <w:spacing w:lineRule="auto" w:line="360"/>
-        <w:ind w:hanging="0" w:left="0" w:right="0"/>
+        <w:ind w:left="0" w:right="0" w:hanging="0"/>
         <w:jc w:val="left"/>
         <w:rPr/>
       </w:pPr>
       <w:r>
-        <w:rPr/>
-      </w:r>
-    </w:p>
-    <w:p>
-      <w:pPr>
-        <w:pStyle w:val="Normal"/>
-        <w:spacing w:lineRule="auto" w:line="360"/>
-        <w:ind w:hanging="0" w:left="0" w:right="0"/>
+        <w:rPr>
+          <w:rStyle w:val="Nfaseforte"/>
+          <w:caps w:val="false"/>
+          <w:smallCaps w:val="false"/>
+          <w:color w:val="0000FF"/>
+          <w:spacing w:val="0"/>
+        </w:rPr>
+        <w:t> </w:t>
+      </w:r>
+      <w:r>
+        <w:rPr>
+          <w:rFonts w:ascii="Helvetica Neue;Helvetica;Roboto;Arial;sans-serif" w:hAnsi="Helvetica Neue;Helvetica;Roboto;Arial;sans-serif"/>
+          <w:b w:val="false"/>
+          <w:i w:val="false"/>
+          <w:caps w:val="false"/>
+          <w:smallCaps w:val="false"/>
+          <w:color w:val="222222"/>
+          <w:spacing w:val="0"/>
+          <w:sz w:val="24"/>
+        </w:rPr>
+        <w:t>CLAUDIA, Ana. </w:t>
+      </w:r>
+      <w:r>
+        <w:rPr>
+          <w:rStyle w:val="Nfaseforte"/>
+          <w:rFonts w:ascii="Helvetica Neue;Helvetica;Roboto;Arial;sans-serif" w:hAnsi="Helvetica Neue;Helvetica;Roboto;Arial;sans-serif"/>
+          <w:b/>
+          <w:i w:val="false"/>
+          <w:caps w:val="false"/>
+          <w:smallCaps w:val="false"/>
+          <w:color w:val="222222"/>
+          <w:spacing w:val="0"/>
+          <w:sz w:val="24"/>
+        </w:rPr>
+        <w:t>DIAGRAMA DE FLUXO DE DADOS</w:t>
+      </w:r>
+      <w:r>
+        <w:rPr>
+          <w:rFonts w:ascii="Helvetica Neue;Helvetica;Roboto;Arial;sans-serif" w:hAnsi="Helvetica Neue;Helvetica;Roboto;Arial;sans-serif"/>
+          <w:b w:val="false"/>
+          <w:i w:val="false"/>
+          <w:caps w:val="false"/>
+          <w:smallCaps w:val="false"/>
+          <w:color w:val="222222"/>
+          <w:spacing w:val="0"/>
+          <w:sz w:val="24"/>
+        </w:rPr>
+        <w:t>. 2025. Disponível em: https://moodle.unesp.br/pluginfile.php/24930/mod_resource/content/1/2-NormasParaElaboracaoDiagramaFluxoDados.pdfh. Acesso em: 07 ago. 2026.</w:t>
+      </w:r>
+    </w:p>
+    <w:p>
+      <w:pPr>
+        <w:pStyle w:val="Normal"/>
+        <w:spacing w:lineRule="auto" w:line="360"/>
+        <w:ind w:left="0" w:right="0" w:hanging="0"/>
+        <w:jc w:val="left"/>
+        <w:rPr/>
+      </w:pPr>
+      <w:r>
+        <w:rPr/>
+      </w:r>
+    </w:p>
+    <w:p>
+      <w:pPr>
+        <w:pStyle w:val="Normal"/>
+        <w:spacing w:lineRule="auto" w:line="360"/>
+        <w:ind w:left="0" w:right="0" w:hanging="0"/>
         <w:rPr/>
       </w:pPr>
       <w:r>
@@ -9742,21 +11325,22 @@
       <w:pPr>
         <w:pStyle w:val="Normal"/>
         <w:spacing w:lineRule="auto" w:line="360"/>
-        <w:ind w:hanging="0" w:left="0" w:right="0"/>
-        <w:rPr/>
-      </w:pPr>
-      <w:r>
-        <w:rPr/>
-      </w:r>
-    </w:p>
-    <w:p>
-      <w:pPr>
-        <w:pStyle w:val="Normal"/>
-        <w:spacing w:lineRule="auto" w:line="360"/>
-        <w:ind w:hanging="0" w:left="0" w:right="0"/>
+        <w:ind w:left="0" w:right="0" w:hanging="0"/>
+        <w:rPr/>
+      </w:pPr>
+      <w:r>
+        <w:rPr/>
+      </w:r>
+    </w:p>
+    <w:p>
+      <w:pPr>
+        <w:pStyle w:val="Normal"/>
+        <w:spacing w:lineRule="auto" w:line="360"/>
+        <w:ind w:left="0" w:right="0" w:hanging="0"/>
         <w:rPr>
           <w:rFonts w:cs="Arial"/>
           <w:b w:val="false"/>
+          <w:b w:val="false"/>
           <w:i w:val="false"/>
           <w:i w:val="false"/>
           <w:caps w:val="false"/>
@@ -9790,11 +11374,12 @@
       <w:pPr>
         <w:pStyle w:val="Normal"/>
         <w:spacing w:lineRule="auto" w:line="360"/>
-        <w:ind w:hanging="0" w:left="0" w:right="0"/>
+        <w:ind w:left="0" w:right="0" w:hanging="0"/>
         <w:jc w:val="left"/>
         <w:rPr>
           <w:rFonts w:ascii="Arial" w:hAnsi="Arial" w:cs="Arial"/>
           <w:b w:val="false"/>
+          <w:b w:val="false"/>
           <w:i w:val="false"/>
           <w:i w:val="false"/>
           <w:caps w:val="false"/>
@@ -9823,11 +11408,12 @@
       <w:pPr>
         <w:pStyle w:val="Normal"/>
         <w:spacing w:lineRule="auto" w:line="360"/>
-        <w:ind w:hanging="0" w:left="0" w:right="0"/>
+        <w:ind w:left="0" w:right="0" w:hanging="0"/>
         <w:jc w:val="left"/>
         <w:rPr>
           <w:rFonts w:cs="Arial"/>
           <w:b w:val="false"/>
+          <w:b w:val="false"/>
           <w:i w:val="false"/>
           <w:i w:val="false"/>
           <w:caps w:val="false"/>
@@ -9857,11 +11443,12 @@
       <w:pPr>
         <w:pStyle w:val="Normal"/>
         <w:spacing w:lineRule="auto" w:line="360"/>
-        <w:ind w:hanging="0" w:left="0" w:right="0"/>
+        <w:ind w:left="0" w:right="0" w:hanging="0"/>
         <w:jc w:val="left"/>
         <w:rPr>
           <w:rFonts w:cs="Arial"/>
           <w:b w:val="false"/>
+          <w:b w:val="false"/>
           <w:i w:val="false"/>
           <w:i w:val="false"/>
           <w:caps w:val="false"/>
@@ -9890,11 +11477,12 @@
       <w:pPr>
         <w:pStyle w:val="Normal"/>
         <w:spacing w:lineRule="auto" w:line="360"/>
-        <w:ind w:hanging="0" w:left="0" w:right="0"/>
+        <w:ind w:left="0" w:right="0" w:hanging="0"/>
         <w:jc w:val="left"/>
         <w:rPr>
           <w:rFonts w:cs="Arial"/>
           <w:b w:val="false"/>
+          <w:b w:val="false"/>
           <w:i w:val="false"/>
           <w:i w:val="false"/>
           <w:caps w:val="false"/>
@@ -9924,11 +11512,12 @@
       <w:pPr>
         <w:pStyle w:val="Normal"/>
         <w:spacing w:lineRule="auto" w:line="360"/>
-        <w:ind w:hanging="0" w:left="0" w:right="0"/>
+        <w:ind w:left="0" w:right="0" w:hanging="0"/>
         <w:jc w:val="left"/>
         <w:rPr>
           <w:rFonts w:cs="Arial"/>
           <w:b w:val="false"/>
+          <w:b w:val="false"/>
           <w:i w:val="false"/>
           <w:i w:val="false"/>
           <w:caps w:val="false"/>
@@ -9957,11 +11546,12 @@
       <w:pPr>
         <w:pStyle w:val="Normal"/>
         <w:spacing w:lineRule="auto" w:line="360"/>
-        <w:ind w:hanging="0" w:left="0" w:right="0"/>
+        <w:ind w:left="0" w:right="0" w:hanging="0"/>
         <w:jc w:val="left"/>
         <w:rPr>
           <w:rFonts w:cs="Arial"/>
           <w:b w:val="false"/>
+          <w:b w:val="false"/>
           <w:i w:val="false"/>
           <w:i w:val="false"/>
           <w:caps w:val="false"/>
@@ -9991,11 +11581,12 @@
       <w:pPr>
         <w:pStyle w:val="Normal"/>
         <w:spacing w:lineRule="auto" w:line="360"/>
-        <w:ind w:hanging="0" w:left="0" w:right="0"/>
+        <w:ind w:left="0" w:right="0" w:hanging="0"/>
         <w:jc w:val="left"/>
         <w:rPr>
           <w:rFonts w:cs="Arial"/>
           <w:b w:val="false"/>
+          <w:b w:val="false"/>
           <w:i w:val="false"/>
           <w:i w:val="false"/>
           <w:caps w:val="false"/>
@@ -10024,11 +11615,12 @@
       <w:pPr>
         <w:pStyle w:val="Normal"/>
         <w:spacing w:lineRule="auto" w:line="360"/>
-        <w:ind w:hanging="0" w:left="0" w:right="0"/>
+        <w:ind w:left="0" w:right="0" w:hanging="0"/>
         <w:jc w:val="left"/>
         <w:rPr>
           <w:rFonts w:cs="Arial"/>
           <w:b w:val="false"/>
+          <w:b w:val="false"/>
           <w:i w:val="false"/>
           <w:i w:val="false"/>
           <w:caps w:val="false"/>
@@ -10058,11 +11650,12 @@
       <w:pPr>
         <w:pStyle w:val="Normal"/>
         <w:spacing w:lineRule="auto" w:line="360"/>
-        <w:ind w:hanging="0" w:left="0" w:right="0"/>
+        <w:ind w:left="0" w:right="0" w:hanging="0"/>
         <w:jc w:val="left"/>
         <w:rPr>
           <w:rFonts w:cs="Arial"/>
           <w:b w:val="false"/>
+          <w:b w:val="false"/>
           <w:i w:val="false"/>
           <w:i w:val="false"/>
           <w:caps w:val="false"/>
@@ -10091,11 +11684,12 @@
       <w:pPr>
         <w:pStyle w:val="Normal"/>
         <w:spacing w:lineRule="auto" w:line="360"/>
-        <w:ind w:hanging="0" w:left="0" w:right="0"/>
+        <w:ind w:left="0" w:right="0" w:hanging="0"/>
         <w:jc w:val="left"/>
         <w:rPr>
           <w:rFonts w:cs="Arial"/>
           <w:b w:val="false"/>
+          <w:b w:val="false"/>
           <w:i w:val="false"/>
           <w:i w:val="false"/>
           <w:caps w:val="false"/>
@@ -10125,11 +11719,12 @@
       <w:pPr>
         <w:pStyle w:val="Normal"/>
         <w:spacing w:lineRule="auto" w:line="360"/>
-        <w:ind w:hanging="0" w:left="0" w:right="0"/>
+        <w:ind w:left="0" w:right="0" w:hanging="0"/>
         <w:jc w:val="left"/>
         <w:rPr>
           <w:rFonts w:cs="Arial"/>
           <w:b w:val="false"/>
+          <w:b w:val="false"/>
           <w:i w:val="false"/>
           <w:i w:val="false"/>
           <w:caps w:val="false"/>
@@ -10158,11 +11753,12 @@
       <w:pPr>
         <w:pStyle w:val="Normal"/>
         <w:spacing w:lineRule="auto" w:line="360"/>
-        <w:ind w:hanging="0" w:left="0" w:right="0"/>
+        <w:ind w:left="0" w:right="0" w:hanging="0"/>
         <w:jc w:val="left"/>
         <w:rPr>
           <w:rFonts w:cs="Arial"/>
           <w:b w:val="false"/>
+          <w:b w:val="false"/>
           <w:i w:val="false"/>
           <w:i w:val="false"/>
           <w:caps w:val="false"/>
@@ -10192,11 +11788,12 @@
       <w:pPr>
         <w:pStyle w:val="Normal"/>
         <w:spacing w:lineRule="auto" w:line="360"/>
-        <w:ind w:hanging="0" w:left="0" w:right="0"/>
+        <w:ind w:left="0" w:right="0" w:hanging="0"/>
         <w:jc w:val="left"/>
         <w:rPr>
           <w:rFonts w:cs="Arial"/>
           <w:b w:val="false"/>
+          <w:b w:val="false"/>
           <w:i w:val="false"/>
           <w:i w:val="false"/>
           <w:caps w:val="false"/>
@@ -10226,11 +11823,12 @@
       <w:pPr>
         <w:pStyle w:val="Normal"/>
         <w:spacing w:lineRule="auto" w:line="360"/>
-        <w:ind w:hanging="0" w:left="0" w:right="0"/>
+        <w:ind w:left="0" w:right="0" w:hanging="0"/>
         <w:jc w:val="left"/>
         <w:rPr>
           <w:rFonts w:cs="Arial"/>
           <w:b w:val="false"/>
+          <w:b w:val="false"/>
           <w:i w:val="false"/>
           <w:i w:val="false"/>
           <w:caps w:val="false"/>
@@ -10259,11 +11857,12 @@
       <w:pPr>
         <w:pStyle w:val="Normal"/>
         <w:spacing w:lineRule="auto" w:line="360"/>
-        <w:ind w:hanging="0" w:left="0" w:right="0"/>
+        <w:ind w:left="0" w:right="0" w:hanging="0"/>
         <w:jc w:val="left"/>
         <w:rPr>
           <w:rFonts w:cs="Arial"/>
           <w:b w:val="false"/>
+          <w:b w:val="false"/>
           <w:i w:val="false"/>
           <w:i w:val="false"/>
           <w:caps w:val="false"/>
@@ -10293,11 +11892,12 @@
       <w:pPr>
         <w:pStyle w:val="Normal"/>
         <w:spacing w:lineRule="auto" w:line="360"/>
-        <w:ind w:hanging="0" w:left="0" w:right="0"/>
+        <w:ind w:left="0" w:right="0" w:hanging="0"/>
         <w:jc w:val="left"/>
         <w:rPr>
           <w:rFonts w:cs="Arial"/>
           <w:b w:val="false"/>
+          <w:b w:val="false"/>
           <w:i w:val="false"/>
           <w:i w:val="false"/>
           <w:caps w:val="false"/>
@@ -10326,11 +11926,12 @@
       <w:pPr>
         <w:pStyle w:val="Normal"/>
         <w:spacing w:lineRule="auto" w:line="360"/>
-        <w:ind w:hanging="0" w:left="0" w:right="0"/>
+        <w:ind w:left="0" w:right="0" w:hanging="0"/>
         <w:jc w:val="left"/>
         <w:rPr>
           <w:rFonts w:cs="Arial"/>
           <w:b w:val="false"/>
+          <w:b w:val="false"/>
           <w:i w:val="false"/>
           <w:i w:val="false"/>
           <w:caps w:val="false"/>
@@ -10360,11 +11961,12 @@
       <w:pPr>
         <w:pStyle w:val="Normal"/>
         <w:spacing w:lineRule="auto" w:line="360"/>
-        <w:ind w:hanging="0" w:left="0" w:right="0"/>
+        <w:ind w:left="0" w:right="0" w:hanging="0"/>
         <w:jc w:val="left"/>
         <w:rPr>
           <w:rFonts w:cs="Arial"/>
           <w:b w:val="false"/>
+          <w:b w:val="false"/>
           <w:i w:val="false"/>
           <w:i w:val="false"/>
           <w:caps w:val="false"/>
@@ -10394,11 +11996,12 @@
       <w:pPr>
         <w:pStyle w:val="Normal"/>
         <w:spacing w:lineRule="auto" w:line="360"/>
-        <w:ind w:hanging="0" w:left="0" w:right="0"/>
+        <w:ind w:left="0" w:right="0" w:hanging="0"/>
         <w:jc w:val="left"/>
         <w:rPr>
           <w:rFonts w:cs="Arial"/>
           <w:b w:val="false"/>
+          <w:b w:val="false"/>
           <w:i w:val="false"/>
           <w:i w:val="false"/>
           <w:caps w:val="false"/>
@@ -10428,11 +12031,12 @@
       <w:pPr>
         <w:pStyle w:val="Normal"/>
         <w:spacing w:lineRule="auto" w:line="360"/>
-        <w:ind w:hanging="0" w:left="0" w:right="0"/>
+        <w:ind w:left="0" w:right="0" w:hanging="0"/>
         <w:jc w:val="left"/>
         <w:rPr>
           <w:rFonts w:cs="Arial"/>
           <w:b w:val="false"/>
+          <w:b w:val="false"/>
           <w:i w:val="false"/>
           <w:i w:val="false"/>
           <w:caps w:val="false"/>
@@ -10461,11 +12065,12 @@
       <w:pPr>
         <w:pStyle w:val="Normal"/>
         <w:spacing w:lineRule="auto" w:line="360"/>
-        <w:ind w:hanging="0" w:left="0" w:right="0"/>
+        <w:ind w:left="0" w:right="0" w:hanging="0"/>
         <w:jc w:val="left"/>
         <w:rPr>
           <w:rFonts w:cs="Arial"/>
           <w:b w:val="false"/>
+          <w:b w:val="false"/>
           <w:i w:val="false"/>
           <w:i w:val="false"/>
           <w:caps w:val="false"/>
@@ -10505,7 +12110,7 @@
       <w:pPr>
         <w:pStyle w:val="Normal"/>
         <w:spacing w:lineRule="auto" w:line="360"/>
-        <w:ind w:hanging="0" w:left="0" w:right="0"/>
+        <w:ind w:left="0" w:right="0" w:hanging="0"/>
         <w:rPr/>
       </w:pPr>
       <w:r>
@@ -10527,7 +12132,7 @@
       <w:pPr>
         <w:pStyle w:val="Normal"/>
         <w:spacing w:lineRule="auto" w:line="360"/>
-        <w:ind w:hanging="0" w:left="0" w:right="0"/>
+        <w:ind w:left="0" w:right="0" w:hanging="0"/>
         <w:rPr/>
       </w:pPr>
       <w:r>
@@ -10539,18 +12144,18 @@
       <w:pPr>
         <w:pStyle w:val="Normal"/>
         <w:spacing w:lineRule="auto" w:line="360"/>
-        <w:ind w:hanging="0" w:left="0" w:right="0"/>
-        <w:rPr/>
-      </w:pPr>
-      <w:r>
-        <w:rPr/>
-      </w:r>
-    </w:p>
-    <w:p>
-      <w:pPr>
-        <w:pStyle w:val="Normal"/>
-        <w:spacing w:lineRule="auto" w:line="360"/>
-        <w:ind w:hanging="0" w:left="0" w:right="0"/>
+        <w:ind w:left="0" w:right="0" w:hanging="0"/>
+        <w:rPr/>
+      </w:pPr>
+      <w:r>
+        <w:rPr/>
+      </w:r>
+    </w:p>
+    <w:p>
+      <w:pPr>
+        <w:pStyle w:val="Normal"/>
+        <w:spacing w:lineRule="auto" w:line="360"/>
+        <w:ind w:left="0" w:right="0" w:hanging="0"/>
         <w:rPr/>
       </w:pPr>
       <w:r>
@@ -10562,18 +12167,18 @@
       <w:pPr>
         <w:pStyle w:val="Normal"/>
         <w:spacing w:lineRule="auto" w:line="360"/>
-        <w:ind w:hanging="0" w:left="0" w:right="0"/>
-        <w:rPr/>
-      </w:pPr>
-      <w:r>
-        <w:rPr/>
-      </w:r>
-    </w:p>
-    <w:p>
-      <w:pPr>
-        <w:pStyle w:val="Normal"/>
-        <w:spacing w:lineRule="auto" w:line="360"/>
-        <w:ind w:hanging="0" w:left="0" w:right="0"/>
+        <w:ind w:left="0" w:right="0" w:hanging="0"/>
+        <w:rPr/>
+      </w:pPr>
+      <w:r>
+        <w:rPr/>
+      </w:r>
+    </w:p>
+    <w:p>
+      <w:pPr>
+        <w:pStyle w:val="Normal"/>
+        <w:spacing w:lineRule="auto" w:line="360"/>
+        <w:ind w:left="0" w:right="0" w:hanging="0"/>
         <w:rPr/>
       </w:pPr>
       <w:r>
@@ -10585,18 +12190,18 @@
       <w:pPr>
         <w:pStyle w:val="Normal"/>
         <w:spacing w:lineRule="auto" w:line="360"/>
-        <w:ind w:hanging="0" w:left="0" w:right="0"/>
-        <w:rPr/>
-      </w:pPr>
-      <w:r>
-        <w:rPr/>
-      </w:r>
-    </w:p>
-    <w:p>
-      <w:pPr>
-        <w:pStyle w:val="Normal"/>
-        <w:spacing w:lineRule="auto" w:line="360"/>
-        <w:ind w:hanging="0" w:left="0" w:right="0"/>
+        <w:ind w:left="0" w:right="0" w:hanging="0"/>
+        <w:rPr/>
+      </w:pPr>
+      <w:r>
+        <w:rPr/>
+      </w:r>
+    </w:p>
+    <w:p>
+      <w:pPr>
+        <w:pStyle w:val="Normal"/>
+        <w:spacing w:lineRule="auto" w:line="360"/>
+        <w:ind w:left="0" w:right="0" w:hanging="0"/>
         <w:rPr/>
       </w:pPr>
       <w:r>
@@ -10608,11 +12213,12 @@
       <w:pPr>
         <w:pStyle w:val="Normal"/>
         <w:spacing w:lineRule="auto" w:line="360"/>
-        <w:ind w:hanging="0" w:left="0" w:right="0"/>
+        <w:ind w:left="0" w:right="0" w:hanging="0"/>
         <w:jc w:val="left"/>
         <w:rPr>
           <w:rFonts w:cs="Arial"/>
           <w:b w:val="false"/>
+          <w:b w:val="false"/>
           <w:i w:val="false"/>
           <w:i w:val="false"/>
           <w:caps w:val="false"/>
@@ -10641,7 +12247,7 @@
       <w:pPr>
         <w:pStyle w:val="Normal"/>
         <w:spacing w:lineRule="auto" w:line="360"/>
-        <w:ind w:hanging="0" w:left="0" w:right="0"/>
+        <w:ind w:left="0" w:right="0" w:hanging="0"/>
         <w:rPr/>
       </w:pPr>
       <w:r>
@@ -10653,18 +12259,18 @@
       <w:pPr>
         <w:pStyle w:val="Normal"/>
         <w:spacing w:lineRule="auto" w:line="360"/>
-        <w:ind w:hanging="0" w:left="0" w:right="0"/>
-        <w:rPr/>
-      </w:pPr>
-      <w:r>
-        <w:rPr/>
-      </w:r>
-    </w:p>
-    <w:p>
-      <w:pPr>
-        <w:pStyle w:val="Normal"/>
-        <w:spacing w:lineRule="auto" w:line="360"/>
-        <w:ind w:hanging="0" w:left="0" w:right="0"/>
+        <w:ind w:left="0" w:right="0" w:hanging="0"/>
+        <w:rPr/>
+      </w:pPr>
+      <w:r>
+        <w:rPr/>
+      </w:r>
+    </w:p>
+    <w:p>
+      <w:pPr>
+        <w:pStyle w:val="Normal"/>
+        <w:spacing w:lineRule="auto" w:line="360"/>
+        <w:ind w:left="0" w:right="0" w:hanging="0"/>
         <w:jc w:val="left"/>
         <w:rPr/>
       </w:pPr>
@@ -10677,7 +12283,7 @@
       <w:pPr>
         <w:pStyle w:val="Normal"/>
         <w:spacing w:lineRule="auto" w:line="360"/>
-        <w:ind w:hanging="0" w:left="0" w:right="0"/>
+        <w:ind w:left="0" w:right="0" w:hanging="0"/>
         <w:jc w:val="left"/>
         <w:rPr/>
       </w:pPr>
@@ -10689,7 +12295,7 @@
       <w:pPr>
         <w:pStyle w:val="Normal"/>
         <w:spacing w:lineRule="auto" w:line="360"/>
-        <w:ind w:hanging="0" w:left="0" w:right="0"/>
+        <w:ind w:left="0" w:right="0" w:hanging="0"/>
         <w:jc w:val="left"/>
         <w:rPr/>
       </w:pPr>
@@ -10702,7 +12308,7 @@
       <w:pPr>
         <w:pStyle w:val="Normal"/>
         <w:spacing w:lineRule="auto" w:line="360"/>
-        <w:ind w:hanging="0" w:left="0" w:right="0"/>
+        <w:ind w:left="0" w:right="0" w:hanging="0"/>
         <w:jc w:val="left"/>
         <w:rPr/>
       </w:pPr>
@@ -10714,7 +12320,7 @@
       <w:pPr>
         <w:pStyle w:val="Normal"/>
         <w:spacing w:lineRule="auto" w:line="360"/>
-        <w:ind w:hanging="0" w:left="0" w:right="0"/>
+        <w:ind w:left="0" w:right="0" w:hanging="0"/>
         <w:jc w:val="left"/>
         <w:rPr/>
       </w:pPr>
@@ -10727,7 +12333,7 @@
       <w:pPr>
         <w:pStyle w:val="Normal"/>
         <w:spacing w:lineRule="auto" w:line="360"/>
-        <w:ind w:hanging="0" w:left="0" w:right="0"/>
+        <w:ind w:left="0" w:right="0" w:hanging="0"/>
         <w:jc w:val="left"/>
         <w:rPr/>
       </w:pPr>
@@ -10739,7 +12345,7 @@
       <w:pPr>
         <w:pStyle w:val="Normal"/>
         <w:spacing w:lineRule="auto" w:line="360"/>
-        <w:ind w:hanging="0" w:left="0" w:right="0"/>
+        <w:ind w:left="0" w:right="0" w:hanging="0"/>
         <w:jc w:val="left"/>
         <w:rPr/>
       </w:pPr>
@@ -10752,7 +12358,7 @@
       <w:pPr>
         <w:pStyle w:val="Normal"/>
         <w:spacing w:lineRule="auto" w:line="360"/>
-        <w:ind w:hanging="0" w:left="0" w:right="0"/>
+        <w:ind w:left="0" w:right="0" w:hanging="0"/>
         <w:jc w:val="left"/>
         <w:rPr/>
       </w:pPr>
@@ -10764,7 +12370,7 @@
       <w:pPr>
         <w:pStyle w:val="Normal"/>
         <w:spacing w:lineRule="auto" w:line="360"/>
-        <w:ind w:hanging="0" w:left="0" w:right="0"/>
+        <w:ind w:left="0" w:right="0" w:hanging="0"/>
         <w:jc w:val="left"/>
         <w:rPr/>
       </w:pPr>
@@ -10777,7 +12383,7 @@
       <w:pPr>
         <w:pStyle w:val="Normal"/>
         <w:spacing w:lineRule="auto" w:line="360"/>
-        <w:ind w:hanging="0" w:left="0" w:right="0"/>
+        <w:ind w:left="0" w:right="0" w:hanging="0"/>
         <w:jc w:val="left"/>
         <w:rPr/>
       </w:pPr>
@@ -10789,7 +12395,7 @@
       <w:pPr>
         <w:pStyle w:val="Normal"/>
         <w:spacing w:lineRule="auto" w:line="360"/>
-        <w:ind w:hanging="0" w:left="0" w:right="0"/>
+        <w:ind w:left="0" w:right="0" w:hanging="0"/>
         <w:jc w:val="left"/>
         <w:rPr/>
       </w:pPr>
@@ -10802,7 +12408,7 @@
       <w:pPr>
         <w:pStyle w:val="Normal"/>
         <w:spacing w:lineRule="auto" w:line="360"/>
-        <w:ind w:hanging="0" w:left="0" w:right="0"/>
+        <w:ind w:left="0" w:right="0" w:hanging="0"/>
         <w:jc w:val="left"/>
         <w:rPr/>
       </w:pPr>
@@ -10814,7 +12420,7 @@
       <w:pPr>
         <w:pStyle w:val="Normal"/>
         <w:spacing w:lineRule="auto" w:line="360"/>
-        <w:ind w:hanging="0" w:left="0" w:right="0"/>
+        <w:ind w:left="0" w:right="0" w:hanging="0"/>
         <w:jc w:val="left"/>
         <w:rPr/>
       </w:pPr>
@@ -10826,7 +12432,7 @@
       <w:pPr>
         <w:pStyle w:val="Normal"/>
         <w:spacing w:lineRule="auto" w:line="360"/>
-        <w:ind w:hanging="0" w:left="0" w:right="0"/>
+        <w:ind w:left="0" w:right="0" w:hanging="0"/>
         <w:jc w:val="left"/>
         <w:rPr/>
       </w:pPr>
@@ -10839,7 +12445,7 @@
       <w:pPr>
         <w:pStyle w:val="Normal"/>
         <w:spacing w:lineRule="auto" w:line="360"/>
-        <w:ind w:hanging="0" w:left="0" w:right="0"/>
+        <w:ind w:left="0" w:right="0" w:hanging="0"/>
         <w:jc w:val="left"/>
         <w:rPr/>
       </w:pPr>
@@ -10851,7 +12457,7 @@
       <w:pPr>
         <w:pStyle w:val="Normal"/>
         <w:spacing w:lineRule="auto" w:line="360"/>
-        <w:ind w:hanging="0" w:left="0" w:right="0"/>
+        <w:ind w:left="0" w:right="0" w:hanging="0"/>
         <w:jc w:val="left"/>
         <w:rPr/>
       </w:pPr>
@@ -10914,7 +12520,7 @@
       <w:pPr>
         <w:pStyle w:val="Normal"/>
         <w:spacing w:lineRule="auto" w:line="360"/>
-        <w:ind w:hanging="0" w:left="0" w:right="0"/>
+        <w:ind w:left="0" w:right="0" w:hanging="0"/>
         <w:jc w:val="left"/>
         <w:rPr/>
       </w:pPr>
@@ -10926,7 +12532,7 @@
       <w:pPr>
         <w:pStyle w:val="Normal"/>
         <w:spacing w:lineRule="auto" w:line="360"/>
-        <w:ind w:hanging="0" w:left="0" w:right="0"/>
+        <w:ind w:left="0" w:right="0" w:hanging="0"/>
         <w:jc w:val="left"/>
         <w:rPr/>
       </w:pPr>
@@ -10939,7 +12545,7 @@
       <w:pPr>
         <w:pStyle w:val="Normal"/>
         <w:spacing w:lineRule="auto" w:line="360"/>
-        <w:ind w:hanging="0" w:left="0" w:right="0"/>
+        <w:ind w:left="0" w:right="0" w:hanging="0"/>
         <w:jc w:val="left"/>
         <w:rPr/>
       </w:pPr>
@@ -10951,7 +12557,7 @@
       <w:pPr>
         <w:pStyle w:val="Normal"/>
         <w:spacing w:lineRule="auto" w:line="360"/>
-        <w:ind w:hanging="0" w:left="0" w:right="0"/>
+        <w:ind w:left="0" w:right="0" w:hanging="0"/>
         <w:jc w:val="left"/>
         <w:rPr/>
       </w:pPr>
@@ -10964,7 +12570,7 @@
       <w:pPr>
         <w:pStyle w:val="Normal"/>
         <w:spacing w:lineRule="auto" w:line="360"/>
-        <w:ind w:hanging="0" w:left="0" w:right="0"/>
+        <w:ind w:left="0" w:right="0" w:hanging="0"/>
         <w:jc w:val="left"/>
         <w:rPr/>
       </w:pPr>
@@ -10976,7 +12582,7 @@
       <w:pPr>
         <w:pStyle w:val="Normal"/>
         <w:spacing w:lineRule="auto" w:line="360"/>
-        <w:ind w:hanging="0" w:left="0" w:right="0"/>
+        <w:ind w:left="0" w:right="0" w:hanging="0"/>
         <w:jc w:val="left"/>
         <w:rPr/>
       </w:pPr>
@@ -10989,7 +12595,7 @@
       <w:pPr>
         <w:pStyle w:val="Normal"/>
         <w:spacing w:lineRule="auto" w:line="360"/>
-        <w:ind w:hanging="0" w:left="0" w:right="0"/>
+        <w:ind w:left="0" w:right="0" w:hanging="0"/>
         <w:jc w:val="left"/>
         <w:rPr/>
       </w:pPr>
@@ -11001,7 +12607,7 @@
       <w:pPr>
         <w:pStyle w:val="Normal"/>
         <w:spacing w:lineRule="auto" w:line="360"/>
-        <w:ind w:hanging="0" w:left="0" w:right="0"/>
+        <w:ind w:left="0" w:right="0" w:hanging="0"/>
         <w:jc w:val="left"/>
         <w:rPr/>
       </w:pPr>
@@ -11014,7 +12620,7 @@
       <w:pPr>
         <w:pStyle w:val="Normal"/>
         <w:spacing w:lineRule="auto" w:line="360"/>
-        <w:ind w:hanging="0" w:left="0" w:right="0"/>
+        <w:ind w:left="0" w:right="0" w:hanging="0"/>
         <w:jc w:val="left"/>
         <w:rPr/>
       </w:pPr>
@@ -11026,7 +12632,7 @@
       <w:pPr>
         <w:pStyle w:val="Normal"/>
         <w:spacing w:lineRule="auto" w:line="360"/>
-        <w:ind w:hanging="0" w:left="0" w:right="0"/>
+        <w:ind w:left="0" w:right="0" w:hanging="0"/>
         <w:jc w:val="left"/>
         <w:rPr/>
       </w:pPr>
@@ -11037,26 +12643,85 @@
     </w:p>
     <w:p>
       <w:pPr>
-        <w:pStyle w:val="Normal"/>
-        <w:spacing w:lineRule="auto" w:line="360"/>
-        <w:ind w:hanging="0" w:left="0" w:right="0"/>
+        <w:pStyle w:val="Corpodotexto"/>
+        <w:spacing w:lineRule="auto" w:line="360"/>
+        <w:ind w:left="0" w:right="0" w:hanging="0"/>
         <w:jc w:val="left"/>
         <w:rPr/>
       </w:pPr>
       <w:r>
-        <w:rPr/>
-      </w:r>
-    </w:p>
-    <w:p>
-      <w:pPr>
-        <w:pStyle w:val="Normal"/>
-        <w:spacing w:lineRule="auto" w:line="360"/>
-        <w:ind w:hanging="0" w:left="0" w:right="0"/>
+        <w:rPr>
+          <w:rStyle w:val="Nfaseforte"/>
+          <w:caps w:val="false"/>
+          <w:smallCaps w:val="false"/>
+          <w:color w:val="0000FF"/>
+          <w:spacing w:val="0"/>
+        </w:rPr>
+        <w:t> </w:t>
+      </w:r>
+      <w:r>
+        <w:rPr>
+          <w:rFonts w:ascii="Helvetica Neue;Helvetica;Roboto;Arial;sans-serif" w:hAnsi="Helvetica Neue;Helvetica;Roboto;Arial;sans-serif"/>
+          <w:b w:val="false"/>
+          <w:i w:val="false"/>
+          <w:caps w:val="false"/>
+          <w:smallCaps w:val="false"/>
+          <w:color w:val="222222"/>
+          <w:spacing w:val="0"/>
+          <w:sz w:val="24"/>
+        </w:rPr>
+        <w:t>PEDRIQUEZ, By Daleska. </w:t>
+      </w:r>
+      <w:r>
+        <w:rPr>
+          <w:rStyle w:val="Nfaseforte"/>
+          <w:rFonts w:ascii="Helvetica Neue;Helvetica;Roboto;Arial;sans-serif" w:hAnsi="Helvetica Neue;Helvetica;Roboto;Arial;sans-serif"/>
+          <w:b/>
+          <w:i w:val="false"/>
+          <w:caps w:val="false"/>
+          <w:smallCaps w:val="false"/>
+          <w:color w:val="222222"/>
+          <w:spacing w:val="0"/>
+          <w:sz w:val="24"/>
+        </w:rPr>
+        <w:t>O que é um diagrama de contexto? (e como você pode criar um)</w:t>
+      </w:r>
+      <w:r>
+        <w:rPr>
+          <w:rFonts w:ascii="Helvetica Neue;Helvetica;Roboto;Arial;sans-serif" w:hAnsi="Helvetica Neue;Helvetica;Roboto;Arial;sans-serif"/>
+          <w:b w:val="false"/>
+          <w:i w:val="false"/>
+          <w:caps w:val="false"/>
+          <w:smallCaps w:val="false"/>
+          <w:color w:val="222222"/>
+          <w:spacing w:val="0"/>
+          <w:sz w:val="24"/>
+        </w:rPr>
+        <w:t>. 2023. Disponível em: https://pt.venngage.com/blog/diagrama-de-contexto/. Acesso em: 07 ago. 2026.</w:t>
+      </w:r>
+    </w:p>
+    <w:p>
+      <w:pPr>
+        <w:pStyle w:val="Normal"/>
+        <w:spacing w:lineRule="auto" w:line="360"/>
+        <w:ind w:left="0" w:right="0" w:hanging="0"/>
         <w:jc w:val="left"/>
         <w:rPr/>
       </w:pPr>
       <w:r>
         <w:rPr/>
+      </w:r>
+    </w:p>
+    <w:p>
+      <w:pPr>
+        <w:pStyle w:val="Normal"/>
+        <w:spacing w:lineRule="auto" w:line="360"/>
+        <w:ind w:left="0" w:right="0" w:hanging="0"/>
+        <w:jc w:val="left"/>
+        <w:rPr/>
+      </w:pPr>
+      <w:r>
+        <w:rPr/>
         <w:t xml:space="preserve">SOMMERVILLE, Ian. Engenharia de software. 10. ed. São Paulo: Pearson, 2018. </w:t>
       </w:r>
     </w:p>
@@ -11064,7 +12729,7 @@
       <w:pPr>
         <w:pStyle w:val="Normal"/>
         <w:spacing w:lineRule="auto" w:line="360"/>
-        <w:ind w:hanging="0" w:left="0" w:right="0"/>
+        <w:ind w:left="0" w:right="0" w:hanging="0"/>
         <w:jc w:val="left"/>
         <w:rPr/>
       </w:pPr>
@@ -11076,7 +12741,7 @@
       <w:pPr>
         <w:pStyle w:val="Normal"/>
         <w:spacing w:lineRule="auto" w:line="360"/>
-        <w:ind w:hanging="0" w:left="0" w:right="0"/>
+        <w:ind w:left="0" w:right="0" w:hanging="0"/>
         <w:jc w:val="left"/>
         <w:rPr/>
       </w:pPr>
@@ -11090,7 +12755,7 @@
       <w:pPr>
         <w:pStyle w:val="Normal"/>
         <w:spacing w:lineRule="auto" w:line="240" w:before="0" w:after="240"/>
-        <w:ind w:hanging="0" w:left="0" w:right="0"/>
+        <w:ind w:left="0" w:right="0" w:hanging="0"/>
         <w:jc w:val="center"/>
         <w:rPr/>
       </w:pPr>
@@ -11099,15 +12764,13 @@
       </w:r>
     </w:p>
     <w:sectPr>
-      <w:footerReference w:type="even" r:id="rId9"/>
-      <w:footerReference w:type="default" r:id="rId10"/>
-      <w:footerReference w:type="first" r:id="rId11"/>
+      <w:footerReference w:type="default" r:id="rId15"/>
       <w:footnotePr>
         <w:numFmt w:val="decimal"/>
       </w:footnotePr>
       <w:type w:val="nextPage"/>
       <w:pgSz w:w="11906" w:h="16838"/>
-      <w:pgMar w:left="1701" w:right="1134" w:gutter="0" w:header="0" w:top="794" w:footer="0" w:bottom="1661"/>
+      <w:pgMar w:left="1701" w:right="1134" w:header="0" w:top="794" w:footer="0" w:bottom="1661" w:gutter="0"/>
       <w:pgNumType w:start="1" w:fmt="decimal"/>
       <w:formProt w:val="false"/>
       <w:textDirection w:val="lrTb"/>
@@ -11118,25 +12781,11 @@
 </file>
 
 <file path=word/footer1.xml><?xml version="1.0" encoding="utf-8"?>
-<w:ftr xmlns:o="urn:schemas-microsoft-com:office:office" xmlns:r="http://schemas.openxmlformats.org/officeDocument/2006/relationships" xmlns:v="urn:schemas-microsoft-com:vml" xmlns:w="http://schemas.openxmlformats.org/wordprocessingml/2006/main" xmlns:w10="urn:schemas-microsoft-com:office:word" xmlns:wp="http://schemas.openxmlformats.org/drawingml/2006/wordprocessingDrawing" xmlns:wps="http://schemas.microsoft.com/office/word/2010/wordprocessingShape" xmlns:wpg="http://schemas.microsoft.com/office/word/2010/wordprocessingGroup" xmlns:mc="http://schemas.openxmlformats.org/markup-compatibility/2006" xmlns:wp14="http://schemas.microsoft.com/office/word/2010/wordprocessingDrawing" xmlns:w14="http://schemas.microsoft.com/office/word/2010/wordml" xmlns:w15="http://schemas.microsoft.com/office/word/2012/wordml" mc:Ignorable="w14 wp14 w15">
-  <w:p>
-    <w:pPr>
-      <w:pStyle w:val="Footer"/>
-      <w:rPr/>
-    </w:pPr>
-    <w:r>
-      <w:rPr/>
-    </w:r>
-  </w:p>
-</w:ftr>
-</file>
-
-<file path=word/footer2.xml><?xml version="1.0" encoding="utf-8"?>
-<w:ftr xmlns:o="urn:schemas-microsoft-com:office:office" xmlns:r="http://schemas.openxmlformats.org/officeDocument/2006/relationships" xmlns:v="urn:schemas-microsoft-com:vml" xmlns:w="http://schemas.openxmlformats.org/wordprocessingml/2006/main" xmlns:w10="urn:schemas-microsoft-com:office:word" xmlns:wp="http://schemas.openxmlformats.org/drawingml/2006/wordprocessingDrawing" xmlns:wps="http://schemas.microsoft.com/office/word/2010/wordprocessingShape" xmlns:wpg="http://schemas.microsoft.com/office/word/2010/wordprocessingGroup" xmlns:mc="http://schemas.openxmlformats.org/markup-compatibility/2006" xmlns:wp14="http://schemas.microsoft.com/office/word/2010/wordprocessingDrawing" xmlns:w14="http://schemas.microsoft.com/office/word/2010/wordml" xmlns:w15="http://schemas.microsoft.com/office/word/2012/wordml" mc:Ignorable="w14 wp14 w15">
+<w:ftr xmlns:o="urn:schemas-microsoft-com:office:office" xmlns:r="http://schemas.openxmlformats.org/officeDocument/2006/relationships" xmlns:v="urn:schemas-microsoft-com:vml" xmlns:w="http://schemas.openxmlformats.org/wordprocessingml/2006/main" xmlns:w10="urn:schemas-microsoft-com:office:word" xmlns:wp="http://schemas.openxmlformats.org/drawingml/2006/wordprocessingDrawing" xmlns:wps="http://schemas.microsoft.com/office/word/2010/wordprocessingShape" xmlns:wpg="http://schemas.microsoft.com/office/word/2010/wordprocessingGroup" xmlns:mc="http://schemas.openxmlformats.org/markup-compatibility/2006" xmlns:wp14="http://schemas.microsoft.com/office/word/2010/wordprocessingDrawing" xmlns:w14="http://schemas.microsoft.com/office/word/2010/wordml" mc:Ignorable="w14 wp14">
   <w:p>
     <w:pPr>
       <w:pStyle w:val="Normal"/>
-      <w:ind w:hanging="0" w:left="0" w:right="0"/>
+      <w:ind w:left="0" w:right="0" w:hanging="0"/>
       <w:rPr>
         <w:color w:val="000000"/>
       </w:rPr>
@@ -11150,40 +12799,7 @@
   <w:p>
     <w:pPr>
       <w:pStyle w:val="Normal"/>
-      <w:ind w:hanging="0" w:left="0" w:right="0"/>
-      <w:rPr>
-        <w:color w:val="000000"/>
-      </w:rPr>
-    </w:pPr>
-    <w:r>
-      <w:rPr>
-        <w:color w:val="000000"/>
-      </w:rPr>
-    </w:r>
-  </w:p>
-</w:ftr>
-</file>
-
-<file path=word/footer3.xml><?xml version="1.0" encoding="utf-8"?>
-<w:ftr xmlns:o="urn:schemas-microsoft-com:office:office" xmlns:r="http://schemas.openxmlformats.org/officeDocument/2006/relationships" xmlns:v="urn:schemas-microsoft-com:vml" xmlns:w="http://schemas.openxmlformats.org/wordprocessingml/2006/main" xmlns:w10="urn:schemas-microsoft-com:office:word" xmlns:wp="http://schemas.openxmlformats.org/drawingml/2006/wordprocessingDrawing" xmlns:wps="http://schemas.microsoft.com/office/word/2010/wordprocessingShape" xmlns:wpg="http://schemas.microsoft.com/office/word/2010/wordprocessingGroup" xmlns:mc="http://schemas.openxmlformats.org/markup-compatibility/2006" xmlns:wp14="http://schemas.microsoft.com/office/word/2010/wordprocessingDrawing" xmlns:w14="http://schemas.microsoft.com/office/word/2010/wordml" xmlns:w15="http://schemas.microsoft.com/office/word/2012/wordml" mc:Ignorable="w14 wp14 w15">
-  <w:p>
-    <w:pPr>
-      <w:pStyle w:val="Normal"/>
-      <w:ind w:hanging="0" w:left="0" w:right="0"/>
-      <w:rPr>
-        <w:color w:val="000000"/>
-      </w:rPr>
-    </w:pPr>
-    <w:r>
-      <w:rPr>
-        <w:color w:val="000000"/>
-      </w:rPr>
-    </w:r>
-  </w:p>
-  <w:p>
-    <w:pPr>
-      <w:pStyle w:val="Normal"/>
-      <w:ind w:hanging="0" w:left="0" w:right="0"/>
+      <w:ind w:left="0" w:right="0" w:hanging="0"/>
       <w:rPr>
         <w:color w:val="000000"/>
       </w:rPr>
@@ -11198,7 +12814,7 @@
 </file>
 
 <file path=word/footnotes.xml><?xml version="1.0" encoding="utf-8"?>
-<w:footnotes xmlns:o="urn:schemas-microsoft-com:office:office" xmlns:r="http://schemas.openxmlformats.org/officeDocument/2006/relationships" xmlns:v="urn:schemas-microsoft-com:vml" xmlns:w="http://schemas.openxmlformats.org/wordprocessingml/2006/main" xmlns:w10="urn:schemas-microsoft-com:office:word" xmlns:wp="http://schemas.openxmlformats.org/drawingml/2006/wordprocessingDrawing" xmlns:wps="http://schemas.microsoft.com/office/word/2010/wordprocessingShape" xmlns:wpg="http://schemas.microsoft.com/office/word/2010/wordprocessingGroup" xmlns:mc="http://schemas.openxmlformats.org/markup-compatibility/2006" xmlns:wp14="http://schemas.microsoft.com/office/word/2010/wordprocessingDrawing" xmlns:w14="http://schemas.microsoft.com/office/word/2010/wordml" xmlns:w15="http://schemas.microsoft.com/office/word/2012/wordml" mc:Ignorable="w14 wp14 w15">
+<w:footnotes xmlns:o="urn:schemas-microsoft-com:office:office" xmlns:r="http://schemas.openxmlformats.org/officeDocument/2006/relationships" xmlns:v="urn:schemas-microsoft-com:vml" xmlns:w="http://schemas.openxmlformats.org/wordprocessingml/2006/main" xmlns:w10="urn:schemas-microsoft-com:office:word" xmlns:wp="http://schemas.openxmlformats.org/drawingml/2006/wordprocessingDrawing" xmlns:wps="http://schemas.microsoft.com/office/word/2010/wordprocessingShape" xmlns:wpg="http://schemas.microsoft.com/office/word/2010/wordprocessingGroup" xmlns:mc="http://schemas.openxmlformats.org/markup-compatibility/2006" xmlns:wp14="http://schemas.microsoft.com/office/word/2010/wordprocessingDrawing" xmlns:w14="http://schemas.microsoft.com/office/word/2010/wordml" mc:Ignorable="w14 wp14">
   <w:footnote w:id="0" w:type="separator">
     <w:p>
       <w:pPr>
@@ -11228,7 +12844,7 @@
       <w:pPr>
         <w:pStyle w:val="Normal"/>
         <w:spacing w:lineRule="auto" w:line="240"/>
-        <w:ind w:hanging="0" w:left="0" w:right="0"/>
+        <w:ind w:left="0" w:right="0" w:hanging="0"/>
         <w:rPr/>
       </w:pPr>
       <w:r>
@@ -11259,7 +12875,7 @@
       <w:pPr>
         <w:pStyle w:val="Normal"/>
         <w:spacing w:lineRule="auto" w:line="240"/>
-        <w:ind w:hanging="0" w:left="0" w:right="0"/>
+        <w:ind w:left="0" w:right="0" w:hanging="0"/>
         <w:rPr/>
       </w:pPr>
       <w:r>
@@ -11284,7 +12900,7 @@
       <w:pPr>
         <w:pStyle w:val="Normal"/>
         <w:spacing w:lineRule="auto" w:line="240"/>
-        <w:ind w:hanging="0" w:left="0" w:right="0"/>
+        <w:ind w:left="0" w:right="0" w:hanging="0"/>
         <w:rPr/>
       </w:pPr>
       <w:r>
@@ -11296,7 +12912,7 @@
 </file>
 
 <file path=word/numbering.xml><?xml version="1.0" encoding="utf-8"?>
-<w:numbering xmlns:w="http://schemas.openxmlformats.org/wordprocessingml/2006/main" xmlns:o="urn:schemas-microsoft-com:office:office" xmlns:r="http://schemas.openxmlformats.org/officeDocument/2006/relationships" xmlns:v="urn:schemas-microsoft-com:vml" xmlns:mc="http://schemas.openxmlformats.org/markup-compatibility/2006" xmlns:w14="http://schemas.microsoft.com/office/word/2010/wordml" mc:Ignorable="w14">
+<w:numbering xmlns:w="http://schemas.openxmlformats.org/wordprocessingml/2006/main" xmlns:o="urn:schemas-microsoft-com:office:office" xmlns:r="http://schemas.openxmlformats.org/officeDocument/2006/relationships" xmlns:v="urn:schemas-microsoft-com:vml">
   <w:abstractNum w:abstractNumId="1">
     <w:lvl w:ilvl="0">
       <w:start w:val="1"/>
@@ -11309,7 +12925,6 @@
         </w:tabs>
         <w:ind w:left="432" w:hanging="432"/>
       </w:pPr>
-      <w:rPr/>
     </w:lvl>
     <w:lvl w:ilvl="1">
       <w:start w:val="1"/>
@@ -11322,7 +12937,6 @@
         </w:tabs>
         <w:ind w:left="576" w:hanging="576"/>
       </w:pPr>
-      <w:rPr/>
     </w:lvl>
     <w:lvl w:ilvl="2">
       <w:start w:val="1"/>
@@ -11335,7 +12949,6 @@
         </w:tabs>
         <w:ind w:left="720" w:hanging="720"/>
       </w:pPr>
-      <w:rPr/>
     </w:lvl>
     <w:lvl w:ilvl="3">
       <w:start w:val="1"/>
@@ -11348,7 +12961,6 @@
         </w:tabs>
         <w:ind w:left="864" w:hanging="864"/>
       </w:pPr>
-      <w:rPr/>
     </w:lvl>
     <w:lvl w:ilvl="4">
       <w:start w:val="1"/>
@@ -11361,7 +12973,6 @@
         </w:tabs>
         <w:ind w:left="1008" w:hanging="1008"/>
       </w:pPr>
-      <w:rPr/>
     </w:lvl>
     <w:lvl w:ilvl="5">
       <w:start w:val="1"/>
@@ -11374,7 +12985,6 @@
         </w:tabs>
         <w:ind w:left="1152" w:hanging="1152"/>
       </w:pPr>
-      <w:rPr/>
     </w:lvl>
     <w:lvl w:ilvl="6">
       <w:start w:val="1"/>
@@ -11387,7 +12997,6 @@
         </w:tabs>
         <w:ind w:left="1296" w:hanging="1296"/>
       </w:pPr>
-      <w:rPr/>
     </w:lvl>
     <w:lvl w:ilvl="7">
       <w:start w:val="1"/>
@@ -11400,7 +13009,6 @@
         </w:tabs>
         <w:ind w:left="1440" w:hanging="1440"/>
       </w:pPr>
-      <w:rPr/>
     </w:lvl>
     <w:lvl w:ilvl="8">
       <w:start w:val="1"/>
@@ -11413,7 +13021,6 @@
         </w:tabs>
         <w:ind w:left="1584" w:hanging="1584"/>
       </w:pPr>
-      <w:rPr/>
     </w:lvl>
   </w:abstractNum>
   <w:abstractNum w:abstractNumId="2">
@@ -11443,7 +13050,6 @@
         </w:tabs>
         <w:ind w:left="1080" w:hanging="360"/>
       </w:pPr>
-      <w:rPr/>
     </w:lvl>
     <w:lvl w:ilvl="2">
       <w:start w:val="1"/>
@@ -11456,7 +13062,6 @@
         </w:tabs>
         <w:ind w:left="1440" w:hanging="360"/>
       </w:pPr>
-      <w:rPr/>
     </w:lvl>
     <w:lvl w:ilvl="3">
       <w:start w:val="1"/>
@@ -11469,7 +13074,6 @@
         </w:tabs>
         <w:ind w:left="1800" w:hanging="360"/>
       </w:pPr>
-      <w:rPr/>
     </w:lvl>
     <w:lvl w:ilvl="4">
       <w:start w:val="1"/>
@@ -11482,7 +13086,6 @@
         </w:tabs>
         <w:ind w:left="2160" w:hanging="360"/>
       </w:pPr>
-      <w:rPr/>
     </w:lvl>
     <w:lvl w:ilvl="5">
       <w:start w:val="1"/>
@@ -11495,7 +13098,6 @@
         </w:tabs>
         <w:ind w:left="2520" w:hanging="360"/>
       </w:pPr>
-      <w:rPr/>
     </w:lvl>
     <w:lvl w:ilvl="6">
       <w:start w:val="1"/>
@@ -11508,7 +13110,6 @@
         </w:tabs>
         <w:ind w:left="2880" w:hanging="360"/>
       </w:pPr>
-      <w:rPr/>
     </w:lvl>
     <w:lvl w:ilvl="7">
       <w:start w:val="1"/>
@@ -11521,7 +13122,6 @@
         </w:tabs>
         <w:ind w:left="3240" w:hanging="360"/>
       </w:pPr>
-      <w:rPr/>
     </w:lvl>
     <w:lvl w:ilvl="8">
       <w:start w:val="1"/>
@@ -11534,7 +13134,6 @@
         </w:tabs>
         <w:ind w:left="3600" w:hanging="360"/>
       </w:pPr>
-      <w:rPr/>
     </w:lvl>
   </w:abstractNum>
   <w:abstractNum w:abstractNumId="3">
@@ -11549,7 +13148,6 @@
         </w:tabs>
         <w:ind w:left="360" w:hanging="360"/>
       </w:pPr>
-      <w:rPr/>
     </w:lvl>
     <w:lvl w:ilvl="1">
       <w:start w:val="2"/>
@@ -11562,7 +13160,6 @@
         </w:tabs>
         <w:ind w:left="360" w:hanging="360"/>
       </w:pPr>
-      <w:rPr/>
     </w:lvl>
     <w:lvl w:ilvl="2">
       <w:start w:val="1"/>
@@ -11575,7 +13172,6 @@
         </w:tabs>
         <w:ind w:left="720" w:hanging="720"/>
       </w:pPr>
-      <w:rPr/>
     </w:lvl>
     <w:lvl w:ilvl="3">
       <w:start w:val="1"/>
@@ -11588,7 +13184,6 @@
         </w:tabs>
         <w:ind w:left="1080" w:hanging="1080"/>
       </w:pPr>
-      <w:rPr/>
     </w:lvl>
     <w:lvl w:ilvl="4">
       <w:start w:val="1"/>
@@ -11601,7 +13196,6 @@
         </w:tabs>
         <w:ind w:left="1080" w:hanging="1080"/>
       </w:pPr>
-      <w:rPr/>
     </w:lvl>
     <w:lvl w:ilvl="5">
       <w:start w:val="1"/>
@@ -11614,7 +13208,6 @@
         </w:tabs>
         <w:ind w:left="1440" w:hanging="1440"/>
       </w:pPr>
-      <w:rPr/>
     </w:lvl>
     <w:lvl w:ilvl="6">
       <w:start w:val="1"/>
@@ -11627,7 +13220,6 @@
         </w:tabs>
         <w:ind w:left="1440" w:hanging="1440"/>
       </w:pPr>
-      <w:rPr/>
     </w:lvl>
     <w:lvl w:ilvl="7">
       <w:start w:val="1"/>
@@ -11640,7 +13232,6 @@
         </w:tabs>
         <w:ind w:left="1800" w:hanging="1800"/>
       </w:pPr>
-      <w:rPr/>
     </w:lvl>
     <w:lvl w:ilvl="8">
       <w:start w:val="1"/>
@@ -11653,7 +13244,6 @@
         </w:tabs>
         <w:ind w:left="1800" w:hanging="1800"/>
       </w:pPr>
-      <w:rPr/>
     </w:lvl>
   </w:abstractNum>
   <w:abstractNum w:abstractNumId="4">
@@ -11668,7 +13258,6 @@
         </w:tabs>
         <w:ind w:left="360" w:hanging="360"/>
       </w:pPr>
-      <w:rPr/>
     </w:lvl>
     <w:lvl w:ilvl="1">
       <w:start w:val="6"/>
@@ -11681,7 +13270,6 @@
         </w:tabs>
         <w:ind w:left="360" w:hanging="360"/>
       </w:pPr>
-      <w:rPr/>
     </w:lvl>
     <w:lvl w:ilvl="2">
       <w:start w:val="1"/>
@@ -11694,7 +13282,6 @@
         </w:tabs>
         <w:ind w:left="720" w:hanging="720"/>
       </w:pPr>
-      <w:rPr/>
     </w:lvl>
     <w:lvl w:ilvl="3">
       <w:start w:val="1"/>
@@ -11707,7 +13294,6 @@
         </w:tabs>
         <w:ind w:left="1080" w:hanging="1080"/>
       </w:pPr>
-      <w:rPr/>
     </w:lvl>
     <w:lvl w:ilvl="4">
       <w:start w:val="1"/>
@@ -11720,7 +13306,6 @@
         </w:tabs>
         <w:ind w:left="1080" w:hanging="1080"/>
       </w:pPr>
-      <w:rPr/>
     </w:lvl>
     <w:lvl w:ilvl="5">
       <w:start w:val="1"/>
@@ -11733,7 +13318,6 @@
         </w:tabs>
         <w:ind w:left="1440" w:hanging="1440"/>
       </w:pPr>
-      <w:rPr/>
     </w:lvl>
     <w:lvl w:ilvl="6">
       <w:start w:val="1"/>
@@ -11746,7 +13330,6 @@
         </w:tabs>
         <w:ind w:left="1440" w:hanging="1440"/>
       </w:pPr>
-      <w:rPr/>
     </w:lvl>
     <w:lvl w:ilvl="7">
       <w:start w:val="1"/>
@@ -11759,7 +13342,6 @@
         </w:tabs>
         <w:ind w:left="1800" w:hanging="1800"/>
       </w:pPr>
-      <w:rPr/>
     </w:lvl>
     <w:lvl w:ilvl="8">
       <w:start w:val="1"/>
@@ -11772,7 +13354,6 @@
         </w:tabs>
         <w:ind w:left="1800" w:hanging="1800"/>
       </w:pPr>
-      <w:rPr/>
     </w:lvl>
   </w:abstractNum>
   <w:abstractNum w:abstractNumId="5">
@@ -11784,7 +13365,7 @@
       <w:lvlJc w:val="left"/>
       <w:pPr>
         <w:tabs>
-          <w:tab w:val="num" w:pos="709"/>
+          <w:tab w:val="num" w:pos="0"/>
         </w:tabs>
         <w:ind w:left="709" w:hanging="0"/>
       </w:pPr>
@@ -11922,7 +13503,7 @@
       <w:lvlJc w:val="left"/>
       <w:pPr>
         <w:tabs>
-          <w:tab w:val="num" w:pos="709"/>
+          <w:tab w:val="num" w:pos="0"/>
         </w:tabs>
         <w:ind w:left="709" w:hanging="0"/>
       </w:pPr>
@@ -12060,7 +13641,7 @@
       <w:lvlJc w:val="left"/>
       <w:pPr>
         <w:tabs>
-          <w:tab w:val="num" w:pos="709"/>
+          <w:tab w:val="num" w:pos="0"/>
         </w:tabs>
         <w:ind w:left="709" w:hanging="0"/>
       </w:pPr>
@@ -12198,7 +13779,7 @@
       <w:lvlJc w:val="left"/>
       <w:pPr>
         <w:tabs>
-          <w:tab w:val="num" w:pos="709"/>
+          <w:tab w:val="num" w:pos="0"/>
         </w:tabs>
         <w:ind w:left="709" w:hanging="0"/>
       </w:pPr>
@@ -12328,6 +13909,144 @@
     </w:lvl>
   </w:abstractNum>
   <w:abstractNum w:abstractNumId="9">
+    <w:lvl w:ilvl="0">
+      <w:start w:val="1"/>
+      <w:numFmt w:val="bullet"/>
+      <w:suff w:val="nothing"/>
+      <w:lvlText w:val=""/>
+      <w:lvlJc w:val="left"/>
+      <w:pPr>
+        <w:tabs>
+          <w:tab w:val="num" w:pos="0"/>
+        </w:tabs>
+        <w:ind w:left="0" w:hanging="0"/>
+      </w:pPr>
+      <w:rPr>
+        <w:rFonts w:ascii="Wingdings" w:hAnsi="Wingdings" w:cs="Wingdings" w:hint="default"/>
+      </w:rPr>
+    </w:lvl>
+    <w:lvl w:ilvl="1">
+      <w:start w:val="1"/>
+      <w:numFmt w:val="bullet"/>
+      <w:lvlText w:val=""/>
+      <w:lvlJc w:val="left"/>
+      <w:pPr>
+        <w:tabs>
+          <w:tab w:val="num" w:pos="1414"/>
+        </w:tabs>
+        <w:ind w:left="1414" w:hanging="283"/>
+      </w:pPr>
+      <w:rPr>
+        <w:rFonts w:ascii="Symbol" w:hAnsi="Symbol" w:cs="Symbol" w:hint="default"/>
+      </w:rPr>
+    </w:lvl>
+    <w:lvl w:ilvl="2">
+      <w:start w:val="1"/>
+      <w:numFmt w:val="bullet"/>
+      <w:lvlText w:val=""/>
+      <w:lvlJc w:val="left"/>
+      <w:pPr>
+        <w:tabs>
+          <w:tab w:val="num" w:pos="2121"/>
+        </w:tabs>
+        <w:ind w:left="2121" w:hanging="283"/>
+      </w:pPr>
+      <w:rPr>
+        <w:rFonts w:ascii="Symbol" w:hAnsi="Symbol" w:cs="Symbol" w:hint="default"/>
+      </w:rPr>
+    </w:lvl>
+    <w:lvl w:ilvl="3">
+      <w:start w:val="1"/>
+      <w:numFmt w:val="bullet"/>
+      <w:lvlText w:val=""/>
+      <w:lvlJc w:val="left"/>
+      <w:pPr>
+        <w:tabs>
+          <w:tab w:val="num" w:pos="2828"/>
+        </w:tabs>
+        <w:ind w:left="2828" w:hanging="283"/>
+      </w:pPr>
+      <w:rPr>
+        <w:rFonts w:ascii="Symbol" w:hAnsi="Symbol" w:cs="Symbol" w:hint="default"/>
+      </w:rPr>
+    </w:lvl>
+    <w:lvl w:ilvl="4">
+      <w:start w:val="1"/>
+      <w:numFmt w:val="bullet"/>
+      <w:lvlText w:val=""/>
+      <w:lvlJc w:val="left"/>
+      <w:pPr>
+        <w:tabs>
+          <w:tab w:val="num" w:pos="3535"/>
+        </w:tabs>
+        <w:ind w:left="3535" w:hanging="283"/>
+      </w:pPr>
+      <w:rPr>
+        <w:rFonts w:ascii="Symbol" w:hAnsi="Symbol" w:cs="Symbol" w:hint="default"/>
+      </w:rPr>
+    </w:lvl>
+    <w:lvl w:ilvl="5">
+      <w:start w:val="1"/>
+      <w:numFmt w:val="bullet"/>
+      <w:lvlText w:val=""/>
+      <w:lvlJc w:val="left"/>
+      <w:pPr>
+        <w:tabs>
+          <w:tab w:val="num" w:pos="4242"/>
+        </w:tabs>
+        <w:ind w:left="4242" w:hanging="283"/>
+      </w:pPr>
+      <w:rPr>
+        <w:rFonts w:ascii="Symbol" w:hAnsi="Symbol" w:cs="Symbol" w:hint="default"/>
+      </w:rPr>
+    </w:lvl>
+    <w:lvl w:ilvl="6">
+      <w:start w:val="1"/>
+      <w:numFmt w:val="bullet"/>
+      <w:lvlText w:val=""/>
+      <w:lvlJc w:val="left"/>
+      <w:pPr>
+        <w:tabs>
+          <w:tab w:val="num" w:pos="4949"/>
+        </w:tabs>
+        <w:ind w:left="4949" w:hanging="283"/>
+      </w:pPr>
+      <w:rPr>
+        <w:rFonts w:ascii="Symbol" w:hAnsi="Symbol" w:cs="Symbol" w:hint="default"/>
+      </w:rPr>
+    </w:lvl>
+    <w:lvl w:ilvl="7">
+      <w:start w:val="1"/>
+      <w:numFmt w:val="bullet"/>
+      <w:lvlText w:val=""/>
+      <w:lvlJc w:val="left"/>
+      <w:pPr>
+        <w:tabs>
+          <w:tab w:val="num" w:pos="5656"/>
+        </w:tabs>
+        <w:ind w:left="5656" w:hanging="283"/>
+      </w:pPr>
+      <w:rPr>
+        <w:rFonts w:ascii="Symbol" w:hAnsi="Symbol" w:cs="Symbol" w:hint="default"/>
+      </w:rPr>
+    </w:lvl>
+    <w:lvl w:ilvl="8">
+      <w:start w:val="1"/>
+      <w:numFmt w:val="bullet"/>
+      <w:lvlText w:val=""/>
+      <w:lvlJc w:val="left"/>
+      <w:pPr>
+        <w:tabs>
+          <w:tab w:val="num" w:pos="6363"/>
+        </w:tabs>
+        <w:ind w:left="6363" w:hanging="283"/>
+      </w:pPr>
+      <w:rPr>
+        <w:rFonts w:ascii="Symbol" w:hAnsi="Symbol" w:cs="Symbol" w:hint="default"/>
+      </w:rPr>
+    </w:lvl>
+  </w:abstractNum>
+  <w:abstractNum w:abstractNumId="10">
     <w:lvl w:ilvl="0">
       <w:start w:val="1"/>
       <w:numFmt w:val="none"/>
@@ -12472,6 +14191,9 @@
   </w:num>
   <w:num w:numId="9">
     <w:abstractNumId w:val="9"/>
+  </w:num>
+  <w:num w:numId="10">
+    <w:abstractNumId w:val="10"/>
   </w:num>
 </w:numbering>
 </file>
@@ -12652,10 +14374,10 @@
     <w:pPr>
       <w:widowControl w:val="false"/>
       <w:suppressAutoHyphens w:val="true"/>
-      <w:overflowPunct w:val="false"/>
+      <w:overflowPunct w:val="true"/>
       <w:bidi w:val="0"/>
       <w:spacing w:lineRule="auto" w:line="480" w:before="0" w:after="0"/>
-      <w:ind w:firstLine="709" w:left="0" w:right="0"/>
+      <w:ind w:left="0" w:right="0" w:firstLine="709"/>
       <w:jc w:val="both"/>
     </w:pPr>
     <w:rPr>
@@ -12667,7 +14389,7 @@
       <w:lang w:val="pt-BR" w:eastAsia="pt-BR" w:bidi="ar-SA"/>
     </w:rPr>
   </w:style>
-  <w:style w:type="paragraph" w:styleId="Heading1">
+  <w:style w:type="paragraph" w:styleId="Ttulo1">
     <w:name w:val="Heading 1"/>
     <w:basedOn w:val="Normal"/>
     <w:next w:val="Normal"/>
@@ -12677,16 +14399,12 @@
       <w:keepNext w:val="true"/>
       <w:keepLines/>
       <w:pageBreakBefore/>
-      <w:numPr>
-        <w:ilvl w:val="0"/>
-        <w:numId w:val="0"/>
-      </w:numPr>
       <w:tabs>
         <w:tab w:val="clear" w:pos="720"/>
         <w:tab w:val="left" w:pos="709" w:leader="none"/>
       </w:tabs>
       <w:spacing w:lineRule="auto" w:line="240"/>
-      <w:ind w:hanging="0" w:left="0" w:right="0"/>
+      <w:ind w:left="0" w:right="0" w:hanging="0"/>
       <w:jc w:val="left"/>
       <w:outlineLvl w:val="0"/>
     </w:pPr>
@@ -12697,7 +14415,7 @@
       <w:szCs w:val="28"/>
     </w:rPr>
   </w:style>
-  <w:style w:type="paragraph" w:styleId="Heading2">
+  <w:style w:type="paragraph" w:styleId="Ttulo2">
     <w:name w:val="Heading 2"/>
     <w:basedOn w:val="Normal"/>
     <w:next w:val="Normal"/>
@@ -12705,23 +14423,19 @@
     <w:qFormat/>
     <w:pPr>
       <w:keepNext w:val="true"/>
-      <w:numPr>
-        <w:ilvl w:val="0"/>
-        <w:numId w:val="0"/>
-      </w:numPr>
       <w:tabs>
         <w:tab w:val="clear" w:pos="720"/>
         <w:tab w:val="left" w:pos="0" w:leader="none"/>
       </w:tabs>
       <w:spacing w:lineRule="auto" w:line="360" w:before="120" w:after="120"/>
-      <w:ind w:hanging="578" w:left="578" w:right="0"/>
+      <w:ind w:left="578" w:right="0" w:hanging="578"/>
       <w:outlineLvl w:val="1"/>
     </w:pPr>
     <w:rPr>
       <w:b/>
     </w:rPr>
   </w:style>
-  <w:style w:type="paragraph" w:styleId="Heading3">
+  <w:style w:type="paragraph" w:styleId="Ttulo3">
     <w:name w:val="Heading 3"/>
     <w:basedOn w:val="Normal"/>
     <w:next w:val="Normal"/>
@@ -12729,21 +14443,17 @@
     <w:qFormat/>
     <w:pPr>
       <w:keepNext w:val="true"/>
-      <w:numPr>
-        <w:ilvl w:val="0"/>
-        <w:numId w:val="0"/>
-      </w:numPr>
       <w:tabs>
         <w:tab w:val="clear" w:pos="720"/>
         <w:tab w:val="left" w:pos="709" w:leader="none"/>
       </w:tabs>
       <w:spacing w:before="240" w:after="240"/>
-      <w:ind w:hanging="720" w:left="720" w:right="0"/>
+      <w:ind w:left="720" w:right="0" w:hanging="720"/>
       <w:outlineLvl w:val="2"/>
     </w:pPr>
     <w:rPr/>
   </w:style>
-  <w:style w:type="paragraph" w:styleId="Heading4">
+  <w:style w:type="paragraph" w:styleId="Ttulo4">
     <w:name w:val="Heading 4"/>
     <w:basedOn w:val="Normal"/>
     <w:next w:val="Normal"/>
@@ -12751,21 +14461,17 @@
     <w:qFormat/>
     <w:pPr>
       <w:keepNext w:val="true"/>
-      <w:numPr>
-        <w:ilvl w:val="0"/>
-        <w:numId w:val="0"/>
-      </w:numPr>
       <w:tabs>
         <w:tab w:val="clear" w:pos="720"/>
         <w:tab w:val="left" w:pos="0" w:leader="none"/>
       </w:tabs>
       <w:spacing w:before="240" w:after="60"/>
-      <w:ind w:hanging="864" w:left="864" w:right="0"/>
+      <w:ind w:left="864" w:right="0" w:hanging="864"/>
       <w:outlineLvl w:val="3"/>
     </w:pPr>
     <w:rPr/>
   </w:style>
-  <w:style w:type="paragraph" w:styleId="Heading5">
+  <w:style w:type="paragraph" w:styleId="Ttulo5">
     <w:name w:val="Heading 5"/>
     <w:basedOn w:val="Normal"/>
     <w:next w:val="Normal"/>
@@ -12773,15 +14479,11 @@
     <w:qFormat/>
     <w:pPr>
       <w:keepNext w:val="true"/>
-      <w:numPr>
-        <w:ilvl w:val="0"/>
-        <w:numId w:val="0"/>
-      </w:numPr>
       <w:tabs>
         <w:tab w:val="clear" w:pos="720"/>
         <w:tab w:val="left" w:pos="0" w:leader="none"/>
       </w:tabs>
-      <w:ind w:hanging="1008" w:left="1008" w:right="0"/>
+      <w:ind w:left="1008" w:right="0" w:hanging="1008"/>
       <w:outlineLvl w:val="4"/>
     </w:pPr>
     <w:rPr>
@@ -12789,7 +14491,7 @@
       <w:color w:val="FF0000"/>
     </w:rPr>
   </w:style>
-  <w:style w:type="paragraph" w:styleId="Heading6">
+  <w:style w:type="paragraph" w:styleId="Ttulo6">
     <w:name w:val="Heading 6"/>
     <w:basedOn w:val="Normal"/>
     <w:next w:val="Normal"/>
@@ -12797,15 +14499,11 @@
     <w:qFormat/>
     <w:pPr>
       <w:keepNext w:val="true"/>
-      <w:numPr>
-        <w:ilvl w:val="0"/>
-        <w:numId w:val="0"/>
-      </w:numPr>
       <w:tabs>
         <w:tab w:val="clear" w:pos="720"/>
         <w:tab w:val="left" w:pos="0" w:leader="none"/>
       </w:tabs>
-      <w:ind w:hanging="1152" w:left="1152" w:right="0"/>
+      <w:ind w:left="1152" w:right="0" w:hanging="1152"/>
       <w:outlineLvl w:val="5"/>
     </w:pPr>
     <w:rPr>
@@ -12829,7 +14527,7 @@
     </w:rPr>
   </w:style>
   <w:style w:type="character" w:styleId="InternetLink">
-    <w:name w:val="Internet Link"/>
+    <w:name w:val="Hyperlink"/>
     <w:basedOn w:val="DefaultParagraphFont"/>
     <w:uiPriority w:val="0"/>
     <w:qFormat/>
@@ -12838,10 +14536,8 @@
       <w:u w:val="single"/>
     </w:rPr>
   </w:style>
-  <w:style w:type="character" w:styleId="FootnoteReference" w:customStyle="1">
-    <w:name w:val="Footnote Reference"/>
-    <w:uiPriority w:val="0"/>
-    <w:qFormat/>
+  <w:style w:type="character" w:styleId="Ncoradanotaderodap">
+    <w:name w:val="Âncora da nota de rodapé"/>
     <w:rPr>
       <w:vertAlign w:val="superscript"/>
     </w:rPr>
@@ -12854,8 +14550,8 @@
       <w:vertAlign w:val="superscript"/>
     </w:rPr>
   </w:style>
-  <w:style w:type="character" w:styleId="Hyperlink" w:customStyle="1">
-    <w:name w:val="Hyperlink"/>
+  <w:style w:type="character" w:styleId="LinkdaInternet" w:customStyle="1">
+    <w:name w:val="Link da Internet"/>
     <w:basedOn w:val="DefaultParagraphFont"/>
     <w:uiPriority w:val="0"/>
     <w:qFormat/>
@@ -12894,9 +14590,16 @@
     <w:qFormat/>
     <w:rPr/>
   </w:style>
-  <w:style w:type="character" w:styleId="EndnoteReference" w:customStyle="1">
-    <w:name w:val="Endnote Reference"/>
+  <w:style w:type="character" w:styleId="Ncoradanotadefim">
+    <w:name w:val="Âncora da nota de fim"/>
+    <w:rPr>
+      <w:vertAlign w:val="superscript"/>
+    </w:rPr>
+  </w:style>
+  <w:style w:type="character" w:styleId="EndnoteCharacters" w:customStyle="1">
+    <w:name w:val="Endnote Characters"/>
     <w:uiPriority w:val="0"/>
+    <w:qFormat/>
     <w:rPr>
       <w:vertAlign w:val="superscript"/>
     </w:rPr>
@@ -12921,7 +14624,7 @@
       <w:rFonts w:ascii="OpenSymbol" w:hAnsi="OpenSymbol" w:eastAsia="OpenSymbol" w:cs="OpenSymbol"/>
     </w:rPr>
   </w:style>
-  <w:style w:type="character" w:styleId="nfase1" w:customStyle="1">
+  <w:style w:type="character" w:styleId="Nfase1" w:customStyle="1">
     <w:name w:val="Ênfase1"/>
     <w:uiPriority w:val="0"/>
     <w:qFormat/>
@@ -12937,10 +14640,26 @@
       <w:rFonts w:ascii="OpenSymbol" w:hAnsi="OpenSymbol" w:eastAsia="OpenSymbol" w:cs="OpenSymbol"/>
     </w:rPr>
   </w:style>
+  <w:style w:type="character" w:styleId="Nfaseforte">
+    <w:name w:val="Ênfase forte"/>
+    <w:qFormat/>
+    <w:rPr>
+      <w:b/>
+      <w:bCs/>
+    </w:rPr>
+  </w:style>
+  <w:style w:type="character" w:styleId="Nfase">
+    <w:name w:val="Ênfase"/>
+    <w:qFormat/>
+    <w:rPr>
+      <w:i/>
+      <w:iCs/>
+    </w:rPr>
+  </w:style>
   <w:style w:type="paragraph" w:styleId="Ttulo">
     <w:name w:val="Título"/>
     <w:basedOn w:val="Normal"/>
-    <w:next w:val="BodyText"/>
+    <w:next w:val="Corpodotexto"/>
     <w:qFormat/>
     <w:pPr>
       <w:keepNext w:val="true"/>
@@ -12952,7 +14671,7 @@
       <w:szCs w:val="28"/>
     </w:rPr>
   </w:style>
-  <w:style w:type="paragraph" w:styleId="BodyText">
+  <w:style w:type="paragraph" w:styleId="Corpodotexto">
     <w:name w:val="Body Text"/>
     <w:basedOn w:val="Normal"/>
     <w:uiPriority w:val="0"/>
@@ -12962,9 +14681,9 @@
     </w:pPr>
     <w:rPr/>
   </w:style>
-  <w:style w:type="paragraph" w:styleId="List">
+  <w:style w:type="paragraph" w:styleId="Lista">
     <w:name w:val="List"/>
-    <w:basedOn w:val="BodyText"/>
+    <w:basedOn w:val="Corpodotexto"/>
     <w:uiPriority w:val="0"/>
     <w:qFormat/>
     <w:pPr/>
@@ -12972,7 +14691,7 @@
       <w:rFonts w:cs="Lohit Devanagari"/>
     </w:rPr>
   </w:style>
-  <w:style w:type="paragraph" w:styleId="Caption">
+  <w:style w:type="paragraph" w:styleId="Legenda">
     <w:name w:val="Caption"/>
     <w:basedOn w:val="Normal"/>
     <w:uiPriority w:val="0"/>
@@ -12989,7 +14708,7 @@
       <w:szCs w:val="24"/>
     </w:rPr>
   </w:style>
-  <w:style w:type="paragraph" w:styleId="ndice" w:customStyle="1">
+  <w:style w:type="paragraph" w:styleId="Ndice" w:customStyle="1">
     <w:name w:val="Índice"/>
     <w:basedOn w:val="Normal"/>
     <w:uiPriority w:val="0"/>
@@ -13001,7 +14720,7 @@
       <w:rFonts w:cs="Lohit Devanagari"/>
     </w:rPr>
   </w:style>
-  <w:style w:type="paragraph" w:styleId="TOC2">
+  <w:style w:type="paragraph" w:styleId="Sumrio2">
     <w:name w:val="TOC 2"/>
     <w:basedOn w:val="Normal"/>
     <w:next w:val="Normal"/>
@@ -13010,11 +14729,11 @@
     <w:qFormat/>
     <w:pPr>
       <w:spacing w:before="0" w:after="100"/>
-      <w:ind w:firstLine="709" w:left="240" w:right="0"/>
+      <w:ind w:left="240" w:right="0" w:firstLine="709"/>
     </w:pPr>
     <w:rPr/>
   </w:style>
-  <w:style w:type="paragraph" w:styleId="Title">
+  <w:style w:type="paragraph" w:styleId="Ttulododocumento">
     <w:name w:val="Title"/>
     <w:basedOn w:val="Normal"/>
     <w:next w:val="Normal"/>
@@ -13039,7 +14758,7 @@
     <w:pPr>
       <w:widowControl/>
       <w:spacing w:lineRule="auto" w:line="240" w:before="280" w:after="280"/>
-      <w:ind w:hanging="0" w:left="0" w:right="0"/>
+      <w:ind w:left="0" w:right="0" w:hanging="0"/>
       <w:jc w:val="left"/>
     </w:pPr>
     <w:rPr>
@@ -13054,7 +14773,14 @@
     <w:pPr/>
     <w:rPr/>
   </w:style>
-  <w:style w:type="paragraph" w:styleId="Header">
+  <w:style w:type="paragraph" w:styleId="CabealhoeRodap1">
+    <w:name w:val="Cabeçalho e Rodapé"/>
+    <w:basedOn w:val="Normal"/>
+    <w:qFormat/>
+    <w:pPr/>
+    <w:rPr/>
+  </w:style>
+  <w:style w:type="paragraph" w:styleId="Cabealho">
     <w:name w:val="Header"/>
     <w:basedOn w:val="Normal"/>
     <w:uiPriority w:val="0"/>
@@ -13067,7 +14793,7 @@
         <w:tab w:val="right" w:pos="8504" w:leader="none"/>
       </w:tabs>
       <w:spacing w:lineRule="auto" w:line="240"/>
-      <w:ind w:hanging="0" w:left="0" w:right="0"/>
+      <w:ind w:left="0" w:right="0" w:hanging="0"/>
       <w:jc w:val="left"/>
     </w:pPr>
     <w:rPr>
@@ -13077,14 +14803,14 @@
       <w:lang w:val="en-US" w:eastAsia="zh-CN"/>
     </w:rPr>
   </w:style>
-  <w:style w:type="paragraph" w:styleId="Footer">
+  <w:style w:type="paragraph" w:styleId="Rodap">
     <w:name w:val="Footer"/>
     <w:basedOn w:val="Cabealhoerodap"/>
     <w:uiPriority w:val="0"/>
     <w:pPr/>
     <w:rPr/>
   </w:style>
-  <w:style w:type="paragraph" w:styleId="TOC3">
+  <w:style w:type="paragraph" w:styleId="Sumrio3">
     <w:name w:val="TOC 3"/>
     <w:basedOn w:val="Normal"/>
     <w:next w:val="Normal"/>
@@ -13093,11 +14819,11 @@
     <w:qFormat/>
     <w:pPr>
       <w:spacing w:before="0" w:after="100"/>
-      <w:ind w:firstLine="709" w:left="480" w:right="0"/>
+      <w:ind w:left="480" w:right="0" w:firstLine="709"/>
     </w:pPr>
     <w:rPr/>
   </w:style>
-  <w:style w:type="paragraph" w:styleId="Subtitle">
+  <w:style w:type="paragraph" w:styleId="Subttulo">
     <w:name w:val="Subtitle"/>
     <w:basedOn w:val="Normal"/>
     <w:next w:val="Normal"/>
@@ -13114,7 +14840,7 @@
       <w:szCs w:val="28"/>
     </w:rPr>
   </w:style>
-  <w:style w:type="paragraph" w:styleId="FootnoteText">
+  <w:style w:type="paragraph" w:styleId="Notaderodap">
     <w:name w:val="Footnote Text"/>
     <w:basedOn w:val="Normal"/>
     <w:uiPriority w:val="0"/>
@@ -13130,7 +14856,7 @@
       <w:lang w:eastAsia="zh-CN"/>
     </w:rPr>
   </w:style>
-  <w:style w:type="paragraph" w:styleId="TOC1">
+  <w:style w:type="paragraph" w:styleId="Sumrio1">
     <w:name w:val="TOC 1"/>
     <w:basedOn w:val="Normal"/>
     <w:next w:val="Normal"/>
@@ -13150,7 +14876,7 @@
   <w:style w:type="paragraph" w:styleId="Ttulo11" w:customStyle="1">
     <w:name w:val="Título11"/>
     <w:basedOn w:val="Normal"/>
-    <w:next w:val="BodyText"/>
+    <w:next w:val="Corpodotexto"/>
     <w:uiPriority w:val="0"/>
     <w:qFormat/>
     <w:pPr>
@@ -13163,10 +14889,10 @@
       <w:szCs w:val="28"/>
     </w:rPr>
   </w:style>
-  <w:style w:type="paragraph" w:styleId="Ttulo1" w:customStyle="1">
+  <w:style w:type="paragraph" w:styleId="Ttulo12" w:customStyle="1">
     <w:name w:val="Título1"/>
     <w:basedOn w:val="Normal"/>
-    <w:next w:val="BodyText"/>
+    <w:next w:val="Corpodotexto"/>
     <w:uiPriority w:val="0"/>
     <w:qFormat/>
     <w:pPr>
@@ -13188,7 +14914,7 @@
       <w:widowControl/>
       <w:suppressAutoHyphens w:val="true"/>
       <w:spacing w:lineRule="auto" w:line="240"/>
-      <w:ind w:hanging="0" w:left="0" w:right="0"/>
+      <w:ind w:left="0" w:right="0" w:hanging="0"/>
       <w:jc w:val="right"/>
     </w:pPr>
     <w:rPr>
@@ -13204,7 +14930,7 @@
     <w:qFormat/>
     <w:pPr>
       <w:spacing w:before="0" w:after="0"/>
-      <w:ind w:firstLine="709" w:left="720" w:right="0"/>
+      <w:ind w:left="720" w:right="0" w:firstLine="709"/>
       <w:contextualSpacing/>
     </w:pPr>
     <w:rPr/>
@@ -13216,10 +14942,10 @@
     <w:pPr>
       <w:widowControl w:val="false"/>
       <w:suppressAutoHyphens w:val="true"/>
-      <w:overflowPunct w:val="false"/>
+      <w:overflowPunct w:val="true"/>
       <w:bidi w:val="0"/>
       <w:spacing w:lineRule="auto" w:line="240" w:before="0" w:after="0"/>
-      <w:ind w:firstLine="709" w:left="0" w:right="0"/>
+      <w:ind w:left="0" w:right="0" w:firstLine="709"/>
       <w:jc w:val="both"/>
     </w:pPr>
     <w:rPr>
@@ -13231,7 +14957,7 @@
       <w:lang w:val="pt-BR" w:eastAsia="zh-CN" w:bidi="ar-SA"/>
     </w:rPr>
   </w:style>
-  <w:style w:type="paragraph" w:styleId="IndexHeading">
+  <w:style w:type="paragraph" w:styleId="Ttulodondicealfabtico">
     <w:name w:val="Index Heading"/>
     <w:basedOn w:val="Ttulo"/>
     <w:pPr/>
@@ -13239,7 +14965,7 @@
   </w:style>
   <w:style w:type="paragraph" w:styleId="TOCHeading" w:customStyle="1">
     <w:name w:val="TOC Heading"/>
-    <w:basedOn w:val="Heading1"/>
+    <w:basedOn w:val="Ttulo1"/>
     <w:next w:val="Normal"/>
     <w:uiPriority w:val="0"/>
     <w:qFormat/>
@@ -13268,7 +14994,7 @@
     <w:qFormat/>
     <w:pPr>
       <w:spacing w:before="0" w:after="283"/>
-      <w:ind w:hanging="0" w:left="567" w:right="567"/>
+      <w:ind w:left="567" w:right="567" w:hanging="0"/>
     </w:pPr>
     <w:rPr/>
   </w:style>
@@ -13303,6 +15029,23 @@
     <w:qFormat/>
     <w:pPr/>
     <w:rPr/>
+  </w:style>
+  <w:style w:type="paragraph" w:styleId="Linhahorizontal">
+    <w:name w:val="Linha horizontal"/>
+    <w:basedOn w:val="Normal"/>
+    <w:next w:val="Corpodotexto"/>
+    <w:qFormat/>
+    <w:pPr>
+      <w:suppressLineNumbers/>
+      <w:pBdr>
+        <w:bottom w:val="double" w:sz="2" w:space="0" w:color="808080"/>
+      </w:pBdr>
+      <w:spacing w:before="0" w:after="283"/>
+    </w:pPr>
+    <w:rPr>
+      <w:sz w:val="12"/>
+      <w:szCs w:val="12"/>
+    </w:rPr>
   </w:style>
   <w:style w:type="table" w:default="1" w:styleId="9">
     <w:name w:val="Normal Table"/>

--- a/EDUARDA. tcc 2026 (1).docx
+++ b/EDUARDA. tcc 2026 (1).docx
@@ -7947,7 +7947,7 @@
       <w:r>
         <w:rPr/>
         <w:drawing>
-          <wp:anchor behindDoc="0" distT="0" distB="0" distL="0" distR="0" simplePos="0" locked="0" layoutInCell="1" allowOverlap="1" relativeHeight="5">
+          <wp:anchor behindDoc="0" distT="0" distB="0" distL="0" distR="0" simplePos="0" locked="0" layoutInCell="1" allowOverlap="1" relativeHeight="4">
             <wp:simplePos x="0" y="0"/>
             <wp:positionH relativeFrom="column">
               <wp:align>center</wp:align>
@@ -8021,8 +8021,7 @@
       <w:pPr>
         <w:pStyle w:val="Corpodotexto"/>
         <w:widowControl/>
-        <w:pBdr/>
-        <w:spacing w:lineRule="auto" w:line="410" w:before="0" w:after="360"/>
+        <w:spacing w:lineRule="auto" w:line="408" w:before="0" w:after="360"/>
         <w:ind w:left="0" w:right="0" w:hanging="0"/>
         <w:rPr>
           <w:sz w:val="24"/>
@@ -8048,12 +8047,13 @@
       <w:pPr>
         <w:pStyle w:val="Corpodotexto"/>
         <w:widowControl/>
-        <w:pBdr/>
-        <w:spacing w:lineRule="auto" w:line="410" w:before="0" w:after="360"/>
+        <w:spacing w:lineRule="auto" w:line="408" w:before="0" w:after="360"/>
         <w:ind w:left="0" w:right="0" w:hanging="0"/>
         <w:rPr>
           <w:rFonts w:ascii="Inter;Oxygen;Helvetica;Arial;sans-serif" w:hAnsi="Inter;Oxygen;Helvetica;Arial;sans-serif"/>
           <w:b w:val="false"/>
+          <w:b w:val="false"/>
+          <w:i w:val="false"/>
           <w:i w:val="false"/>
           <w:caps w:val="false"/>
           <w:smallCaps w:val="false"/>
@@ -8082,12 +8082,13 @@
       <w:pPr>
         <w:pStyle w:val="Ttulo3"/>
         <w:widowControl/>
-        <w:pBdr/>
-        <w:spacing w:lineRule="auto" w:line="410" w:before="0" w:after="360"/>
+        <w:spacing w:lineRule="auto" w:line="408" w:before="0" w:after="360"/>
         <w:ind w:left="0" w:right="0" w:hanging="0"/>
         <w:rPr>
           <w:rFonts w:ascii="Inter;Oxygen;Helvetica;Arial;sans-serif" w:hAnsi="Inter;Oxygen;Helvetica;Arial;sans-serif"/>
           <w:b w:val="false"/>
+          <w:b w:val="false"/>
+          <w:i w:val="false"/>
           <w:i w:val="false"/>
           <w:caps w:val="false"/>
           <w:smallCaps w:val="false"/>
@@ -8117,12 +8118,13 @@
       <w:pPr>
         <w:pStyle w:val="Ttulo3"/>
         <w:widowControl/>
-        <w:pBdr/>
-        <w:spacing w:lineRule="auto" w:line="410" w:before="0" w:after="360"/>
+        <w:spacing w:lineRule="auto" w:line="408" w:before="0" w:after="360"/>
         <w:ind w:left="0" w:right="0" w:hanging="0"/>
         <w:rPr>
           <w:rFonts w:ascii="Inter;Oxygen;Helvetica;Arial;sans-serif" w:hAnsi="Inter;Oxygen;Helvetica;Arial;sans-serif"/>
           <w:b w:val="false"/>
+          <w:b w:val="false"/>
+          <w:i w:val="false"/>
           <w:i w:val="false"/>
           <w:caps w:val="false"/>
           <w:smallCaps w:val="false"/>
@@ -8155,12 +8157,11 @@
           <w:ilvl w:val="0"/>
           <w:numId w:val="9"/>
         </w:numPr>
-        <w:pBdr/>
         <w:tabs>
           <w:tab w:val="clear" w:pos="720"/>
           <w:tab w:val="left" w:pos="0" w:leader="none"/>
         </w:tabs>
-        <w:spacing w:lineRule="auto" w:line="410" w:before="0" w:after="0"/>
+        <w:spacing w:lineRule="auto" w:line="408" w:before="0" w:after="0"/>
         <w:ind w:left="0" w:right="0" w:hanging="0"/>
         <w:rPr/>
       </w:pPr>
@@ -8237,12 +8238,11 @@
           <w:ilvl w:val="0"/>
           <w:numId w:val="9"/>
         </w:numPr>
-        <w:pBdr/>
         <w:tabs>
           <w:tab w:val="clear" w:pos="720"/>
           <w:tab w:val="left" w:pos="0" w:leader="none"/>
         </w:tabs>
-        <w:spacing w:lineRule="auto" w:line="410" w:before="0" w:after="0"/>
+        <w:spacing w:lineRule="auto" w:line="408" w:before="0" w:after="0"/>
         <w:ind w:left="0" w:right="0" w:hanging="0"/>
         <w:rPr/>
       </w:pPr>
@@ -8284,12 +8284,11 @@
           <w:ilvl w:val="0"/>
           <w:numId w:val="9"/>
         </w:numPr>
-        <w:pBdr/>
         <w:tabs>
           <w:tab w:val="clear" w:pos="720"/>
           <w:tab w:val="left" w:pos="0" w:leader="none"/>
         </w:tabs>
-        <w:spacing w:lineRule="auto" w:line="410" w:before="0" w:after="0"/>
+        <w:spacing w:lineRule="auto" w:line="408" w:before="0" w:after="0"/>
         <w:ind w:left="0" w:right="0" w:hanging="0"/>
         <w:rPr/>
       </w:pPr>
@@ -8327,7 +8326,6 @@
       <w:pPr>
         <w:pStyle w:val="Ttulo3"/>
         <w:widowControl/>
-        <w:pBdr/>
         <w:spacing w:before="0" w:after="0"/>
         <w:ind w:left="720" w:right="0" w:hanging="720"/>
         <w:rPr/>
@@ -8352,12 +8350,13 @@
       <w:pPr>
         <w:pStyle w:val="Corpodotexto"/>
         <w:widowControl/>
-        <w:pBdr/>
-        <w:spacing w:lineRule="auto" w:line="410" w:before="0" w:after="360"/>
+        <w:spacing w:lineRule="auto" w:line="408" w:before="0" w:after="360"/>
         <w:ind w:left="0" w:right="0" w:hanging="0"/>
         <w:rPr>
           <w:rFonts w:ascii="Inter;Oxygen;Helvetica;Arial;sans-serif" w:hAnsi="Inter;Oxygen;Helvetica;Arial;sans-serif"/>
           <w:b w:val="false"/>
+          <w:b w:val="false"/>
+          <w:i w:val="false"/>
           <w:i w:val="false"/>
           <w:caps w:val="false"/>
           <w:smallCaps w:val="false"/>
@@ -8386,12 +8385,13 @@
       <w:pPr>
         <w:pStyle w:val="Corpodotexto"/>
         <w:widowControl/>
-        <w:pBdr/>
-        <w:spacing w:lineRule="auto" w:line="410" w:before="0" w:after="360"/>
+        <w:spacing w:lineRule="auto" w:line="408" w:before="0" w:after="360"/>
         <w:ind w:left="0" w:right="0" w:hanging="0"/>
         <w:rPr>
           <w:rFonts w:ascii="Inter;Oxygen;Helvetica;Arial;sans-serif" w:hAnsi="Inter;Oxygen;Helvetica;Arial;sans-serif"/>
           <w:b w:val="false"/>
+          <w:b w:val="false"/>
+          <w:i w:val="false"/>
           <w:i w:val="false"/>
           <w:caps w:val="false"/>
           <w:smallCaps w:val="false"/>
@@ -8420,12 +8420,13 @@
       <w:pPr>
         <w:pStyle w:val="Ttulo2"/>
         <w:widowControl/>
-        <w:pBdr/>
-        <w:spacing w:lineRule="auto" w:line="410" w:before="0" w:after="360"/>
+        <w:spacing w:lineRule="auto" w:line="408" w:before="0" w:after="360"/>
         <w:ind w:left="0" w:right="0" w:hanging="0"/>
         <w:rPr>
           <w:rFonts w:ascii="Inter;Oxygen;Helvetica;Arial;sans-serif" w:hAnsi="Inter;Oxygen;Helvetica;Arial;sans-serif"/>
           <w:b w:val="false"/>
+          <w:b w:val="false"/>
+          <w:i w:val="false"/>
           <w:i w:val="false"/>
           <w:caps w:val="false"/>
           <w:smallCaps w:val="false"/>
@@ -8457,12 +8458,13 @@
       <w:pPr>
         <w:pStyle w:val="Corpodotexto"/>
         <w:widowControl/>
-        <w:pBdr/>
-        <w:spacing w:lineRule="auto" w:line="410" w:before="0" w:after="360"/>
+        <w:spacing w:lineRule="auto" w:line="408" w:before="0" w:after="360"/>
         <w:ind w:left="0" w:right="0" w:hanging="0"/>
         <w:rPr>
           <w:rFonts w:ascii="Inter;Oxygen;Helvetica;Arial;sans-serif" w:hAnsi="Inter;Oxygen;Helvetica;Arial;sans-serif"/>
           <w:b w:val="false"/>
+          <w:b w:val="false"/>
+          <w:i w:val="false"/>
           <w:i w:val="false"/>
           <w:caps w:val="false"/>
           <w:smallCaps w:val="false"/>
@@ -8491,7 +8493,6 @@
       <w:pPr>
         <w:pStyle w:val="Ttulo3"/>
         <w:widowControl/>
-        <w:pBdr/>
         <w:spacing w:before="0" w:after="0"/>
         <w:ind w:left="720" w:right="0" w:hanging="720"/>
         <w:rPr/>
@@ -8516,12 +8517,13 @@
       <w:pPr>
         <w:pStyle w:val="Corpodotexto"/>
         <w:widowControl/>
-        <w:pBdr/>
-        <w:spacing w:lineRule="auto" w:line="410" w:before="0" w:after="360"/>
+        <w:spacing w:lineRule="auto" w:line="408" w:before="0" w:after="360"/>
         <w:ind w:left="0" w:right="0" w:hanging="0"/>
         <w:rPr>
           <w:rFonts w:ascii="Inter;Oxygen;Helvetica;Arial;sans-serif" w:hAnsi="Inter;Oxygen;Helvetica;Arial;sans-serif"/>
           <w:b w:val="false"/>
+          <w:b w:val="false"/>
+          <w:i w:val="false"/>
           <w:i w:val="false"/>
           <w:caps w:val="false"/>
           <w:smallCaps w:val="false"/>
@@ -8550,12 +8552,13 @@
       <w:pPr>
         <w:pStyle w:val="Corpodotexto"/>
         <w:widowControl/>
-        <w:pBdr/>
-        <w:spacing w:lineRule="auto" w:line="410" w:before="0" w:after="360"/>
+        <w:spacing w:lineRule="auto" w:line="408" w:before="0" w:after="360"/>
         <w:ind w:left="0" w:right="0" w:hanging="0"/>
         <w:rPr>
           <w:rFonts w:ascii="Inter;Oxygen;Helvetica;Arial;sans-serif" w:hAnsi="Inter;Oxygen;Helvetica;Arial;sans-serif"/>
           <w:b w:val="false"/>
+          <w:b w:val="false"/>
+          <w:i w:val="false"/>
           <w:i w:val="false"/>
           <w:caps w:val="false"/>
           <w:smallCaps w:val="false"/>
@@ -8619,7 +8622,6 @@
       <w:pPr>
         <w:pStyle w:val="Ttulo3"/>
         <w:widowControl/>
-        <w:pBdr/>
         <w:spacing w:before="0" w:after="0"/>
         <w:ind w:left="720" w:right="0" w:hanging="720"/>
         <w:rPr/>
@@ -8644,8 +8646,7 @@
       <w:pPr>
         <w:pStyle w:val="Corpodotexto"/>
         <w:widowControl/>
-        <w:pBdr/>
-        <w:spacing w:lineRule="auto" w:line="410" w:before="0" w:after="0"/>
+        <w:spacing w:lineRule="auto" w:line="408" w:before="0" w:after="0"/>
         <w:ind w:left="0" w:right="0" w:hanging="0"/>
         <w:rPr/>
       </w:pPr>
@@ -8703,12 +8704,13 @@
       <w:pPr>
         <w:pStyle w:val="Corpodotexto"/>
         <w:widowControl/>
-        <w:pBdr/>
-        <w:spacing w:lineRule="auto" w:line="410" w:before="0" w:after="360"/>
+        <w:spacing w:lineRule="auto" w:line="408" w:before="0" w:after="360"/>
         <w:ind w:left="0" w:right="0" w:hanging="0"/>
         <w:rPr>
           <w:rFonts w:ascii="Inter;Oxygen;Helvetica;Arial;sans-serif" w:hAnsi="Inter;Oxygen;Helvetica;Arial;sans-serif"/>
           <w:b w:val="false"/>
+          <w:b w:val="false"/>
+          <w:i w:val="false"/>
           <w:i w:val="false"/>
           <w:caps w:val="false"/>
           <w:smallCaps w:val="false"/>
@@ -8736,12 +8738,13 @@
       <w:pPr>
         <w:pStyle w:val="Corpodotexto"/>
         <w:widowControl/>
-        <w:pBdr/>
-        <w:spacing w:lineRule="auto" w:line="410" w:before="0" w:after="360"/>
+        <w:spacing w:lineRule="auto" w:line="408" w:before="0" w:after="360"/>
         <w:ind w:left="0" w:right="0" w:hanging="0"/>
         <w:rPr>
           <w:rFonts w:ascii="Inter;Oxygen;Helvetica;Arial;sans-serif" w:hAnsi="Inter;Oxygen;Helvetica;Arial;sans-serif"/>
           <w:b w:val="false"/>
+          <w:b w:val="false"/>
+          <w:i w:val="false"/>
           <w:i w:val="false"/>
           <w:caps w:val="false"/>
           <w:smallCaps w:val="false"/>
@@ -8880,7 +8883,7 @@
       </w:pPr>
       <w:r>
         <w:drawing>
-          <wp:anchor behindDoc="0" distT="0" distB="0" distL="0" distR="0" simplePos="0" locked="0" layoutInCell="1" allowOverlap="1" relativeHeight="6">
+          <wp:anchor behindDoc="0" distT="0" distB="0" distL="0" distR="0" simplePos="0" locked="0" layoutInCell="1" allowOverlap="1" relativeHeight="5">
             <wp:simplePos x="0" y="0"/>
             <wp:positionH relativeFrom="column">
               <wp:align>center</wp:align>
@@ -8954,7 +8957,7 @@
       <w:r>
         <w:rPr/>
         <w:drawing>
-          <wp:anchor behindDoc="0" distT="0" distB="0" distL="0" distR="0" simplePos="0" locked="0" layoutInCell="1" allowOverlap="1" relativeHeight="7">
+          <wp:anchor behindDoc="0" distT="0" distB="0" distL="0" distR="0" simplePos="0" locked="0" layoutInCell="1" allowOverlap="1" relativeHeight="6">
             <wp:simplePos x="0" y="0"/>
             <wp:positionH relativeFrom="column">
               <wp:align>center</wp:align>
@@ -9275,6 +9278,61 @@
     <w:p>
       <w:pPr>
         <w:pStyle w:val="Normal"/>
+        <w:ind w:left="578" w:right="0" w:hanging="578"/>
+        <w:rPr/>
+      </w:pPr>
+      <w:r>
+        <w:rPr/>
+        <w:drawing>
+          <wp:anchor behindDoc="0" distT="0" distB="0" distL="0" distR="0" simplePos="0" locked="0" layoutInCell="1" allowOverlap="1" relativeHeight="10">
+            <wp:simplePos x="0" y="0"/>
+            <wp:positionH relativeFrom="column">
+              <wp:align>center</wp:align>
+            </wp:positionH>
+            <wp:positionV relativeFrom="paragraph">
+              <wp:posOffset>635</wp:posOffset>
+            </wp:positionV>
+            <wp:extent cx="5760085" cy="4162425"/>
+            <wp:effectExtent l="0" t="0" r="0" b="0"/>
+            <wp:wrapSquare wrapText="largest"/>
+            <wp:docPr id="7" name="Figura8" descr=""/>
+            <wp:cNvGraphicFramePr>
+              <a:graphicFrameLocks xmlns:a="http://schemas.openxmlformats.org/drawingml/2006/main" noChangeAspect="1"/>
+            </wp:cNvGraphicFramePr>
+            <a:graphic xmlns:a="http://schemas.openxmlformats.org/drawingml/2006/main">
+              <a:graphicData uri="http://schemas.openxmlformats.org/drawingml/2006/picture">
+                <pic:pic xmlns:pic="http://schemas.openxmlformats.org/drawingml/2006/picture">
+                  <pic:nvPicPr>
+                    <pic:cNvPr id="7" name="Figura8" descr=""/>
+                    <pic:cNvPicPr>
+                      <a:picLocks noChangeAspect="1" noChangeArrowheads="1"/>
+                    </pic:cNvPicPr>
+                  </pic:nvPicPr>
+                  <pic:blipFill>
+                    <a:blip r:embed="rId15"/>
+                    <a:stretch>
+                      <a:fillRect/>
+                    </a:stretch>
+                  </pic:blipFill>
+                  <pic:spPr bwMode="auto">
+                    <a:xfrm>
+                      <a:off x="0" y="0"/>
+                      <a:ext cx="5760085" cy="4162425"/>
+                    </a:xfrm>
+                    <a:prstGeom prst="rect">
+                      <a:avLst/>
+                    </a:prstGeom>
+                  </pic:spPr>
+                </pic:pic>
+              </a:graphicData>
+            </a:graphic>
+          </wp:anchor>
+        </w:drawing>
+      </w:r>
+    </w:p>
+    <w:p>
+      <w:pPr>
+        <w:pStyle w:val="Normal"/>
         <w:ind w:left="0" w:right="0" w:hanging="0"/>
         <w:rPr/>
       </w:pPr>
@@ -10322,6 +10380,51 @@
       </w:pPr>
       <w:r>
         <w:rPr/>
+        <w:drawing>
+          <wp:anchor behindDoc="0" distT="0" distB="0" distL="0" distR="0" simplePos="0" locked="0" layoutInCell="1" allowOverlap="1" relativeHeight="7">
+            <wp:simplePos x="0" y="0"/>
+            <wp:positionH relativeFrom="column">
+              <wp:posOffset>-213995</wp:posOffset>
+            </wp:positionH>
+            <wp:positionV relativeFrom="paragraph">
+              <wp:posOffset>76835</wp:posOffset>
+            </wp:positionV>
+            <wp:extent cx="5760085" cy="6632575"/>
+            <wp:effectExtent l="0" t="0" r="0" b="0"/>
+            <wp:wrapSquare wrapText="largest"/>
+            <wp:docPr id="8" name="Figura6" descr=""/>
+            <wp:cNvGraphicFramePr>
+              <a:graphicFrameLocks xmlns:a="http://schemas.openxmlformats.org/drawingml/2006/main" noChangeAspect="1"/>
+            </wp:cNvGraphicFramePr>
+            <a:graphic xmlns:a="http://schemas.openxmlformats.org/drawingml/2006/main">
+              <a:graphicData uri="http://schemas.openxmlformats.org/drawingml/2006/picture">
+                <pic:pic xmlns:pic="http://schemas.openxmlformats.org/drawingml/2006/picture">
+                  <pic:nvPicPr>
+                    <pic:cNvPr id="8" name="Figura6" descr=""/>
+                    <pic:cNvPicPr>
+                      <a:picLocks noChangeAspect="1" noChangeArrowheads="1"/>
+                    </pic:cNvPicPr>
+                  </pic:nvPicPr>
+                  <pic:blipFill>
+                    <a:blip r:embed="rId16"/>
+                    <a:stretch>
+                      <a:fillRect/>
+                    </a:stretch>
+                  </pic:blipFill>
+                  <pic:spPr bwMode="auto">
+                    <a:xfrm>
+                      <a:off x="0" y="0"/>
+                      <a:ext cx="5760085" cy="6632575"/>
+                    </a:xfrm>
+                    <a:prstGeom prst="rect">
+                      <a:avLst/>
+                    </a:prstGeom>
+                  </pic:spPr>
+                </pic:pic>
+              </a:graphicData>
+            </a:graphic>
+          </wp:anchor>
+        </w:drawing>
       </w:r>
     </w:p>
     <w:p>
@@ -10420,6 +10523,51 @@
       </w:pPr>
       <w:r>
         <w:rPr/>
+        <w:drawing>
+          <wp:anchor behindDoc="0" distT="0" distB="0" distL="0" distR="0" simplePos="0" locked="0" layoutInCell="1" allowOverlap="1" relativeHeight="8">
+            <wp:simplePos x="0" y="0"/>
+            <wp:positionH relativeFrom="column">
+              <wp:align>center</wp:align>
+            </wp:positionH>
+            <wp:positionV relativeFrom="paragraph">
+              <wp:posOffset>635</wp:posOffset>
+            </wp:positionV>
+            <wp:extent cx="5760085" cy="2883535"/>
+            <wp:effectExtent l="0" t="0" r="0" b="0"/>
+            <wp:wrapSquare wrapText="largest"/>
+            <wp:docPr id="9" name="Figura7" descr=""/>
+            <wp:cNvGraphicFramePr>
+              <a:graphicFrameLocks xmlns:a="http://schemas.openxmlformats.org/drawingml/2006/main" noChangeAspect="1"/>
+            </wp:cNvGraphicFramePr>
+            <a:graphic xmlns:a="http://schemas.openxmlformats.org/drawingml/2006/main">
+              <a:graphicData uri="http://schemas.openxmlformats.org/drawingml/2006/picture">
+                <pic:pic xmlns:pic="http://schemas.openxmlformats.org/drawingml/2006/picture">
+                  <pic:nvPicPr>
+                    <pic:cNvPr id="9" name="Figura7" descr=""/>
+                    <pic:cNvPicPr>
+                      <a:picLocks noChangeAspect="1" noChangeArrowheads="1"/>
+                    </pic:cNvPicPr>
+                  </pic:nvPicPr>
+                  <pic:blipFill>
+                    <a:blip r:embed="rId17"/>
+                    <a:stretch>
+                      <a:fillRect/>
+                    </a:stretch>
+                  </pic:blipFill>
+                  <pic:spPr bwMode="auto">
+                    <a:xfrm>
+                      <a:off x="0" y="0"/>
+                      <a:ext cx="5760085" cy="2883535"/>
+                    </a:xfrm>
+                    <a:prstGeom prst="rect">
+                      <a:avLst/>
+                    </a:prstGeom>
+                  </pic:spPr>
+                </pic:pic>
+              </a:graphicData>
+            </a:graphic>
+          </wp:anchor>
+        </w:drawing>
       </w:r>
     </w:p>
     <w:p>
@@ -12764,7 +12912,7 @@
       </w:r>
     </w:p>
     <w:sectPr>
-      <w:footerReference w:type="default" r:id="rId15"/>
+      <w:footerReference w:type="default" r:id="rId18"/>
       <w:footnotePr>
         <w:numFmt w:val="decimal"/>
       </w:footnotePr>
@@ -14526,8 +14674,8 @@
       <w:bCs/>
     </w:rPr>
   </w:style>
-  <w:style w:type="character" w:styleId="InternetLink">
-    <w:name w:val="Hyperlink"/>
+  <w:style w:type="character" w:styleId="LinkdaInternet" w:customStyle="1">
+    <w:name w:val="Link da Internet"/>
     <w:basedOn w:val="DefaultParagraphFont"/>
     <w:uiPriority w:val="0"/>
     <w:qFormat/>
@@ -14548,16 +14696,6 @@
     <w:qFormat/>
     <w:rPr>
       <w:vertAlign w:val="superscript"/>
-    </w:rPr>
-  </w:style>
-  <w:style w:type="character" w:styleId="LinkdaInternet" w:customStyle="1">
-    <w:name w:val="Link da Internet"/>
-    <w:basedOn w:val="DefaultParagraphFont"/>
-    <w:uiPriority w:val="0"/>
-    <w:qFormat/>
-    <w:rPr>
-      <w:color w:val="0000FF"/>
-      <w:u w:val="single"/>
     </w:rPr>
   </w:style>
   <w:style w:type="character" w:styleId="TextodenotaderodapChar" w:customStyle="1">

--- a/EDUARDA. tcc 2026 (1).docx
+++ b/EDUARDA. tcc 2026 (1).docx
@@ -8513,7 +8513,17 @@
         </w:rPr>
       </w:pPr>
       <w:r>
-        <w:rPr/>
+        <w:rPr>
+          <w:rFonts w:ascii="Inter;Oxygen;Helvetica;Arial;sans-serif" w:hAnsi="Inter;Oxygen;Helvetica;Arial;sans-serif"/>
+          <w:b w:val="false"/>
+          <w:i w:val="false"/>
+          <w:caps w:val="false"/>
+          <w:smallCaps w:val="false"/>
+          <w:color w:val="2B2B35"/>
+          <w:spacing w:val="0"/>
+          <w:sz w:val="24"/>
+          <w:szCs w:val="24"/>
+        </w:rPr>
       </w:r>
     </w:p>
     <w:p>
@@ -8579,8 +8589,14 @@
       </w:pPr>
       <w:r>
         <w:rPr>
-          <w:sz w:val="32"/>
-          <w:szCs w:val="32"/>
+          <w:rFonts w:ascii="Helvetica Neue;Helvetica;Roboto;Arial;sans-serif" w:hAnsi="Helvetica Neue;Helvetica;Roboto;Arial;sans-serif"/>
+          <w:b/>
+          <w:i w:val="false"/>
+          <w:caps w:val="false"/>
+          <w:smallCaps w:val="false"/>
+          <w:color w:val="000000"/>
+          <w:spacing w:val="0"/>
+          <w:lang w:val="pt-BR"/>
         </w:rPr>
       </w:r>
     </w:p>
@@ -8595,8 +8611,8 @@
         <w:rPr/>
       </w:pPr>
       <w:bookmarkStart w:id="16" w:name="_Toc119164372"/>
-      <w:r>
-        <w:rPr/>
+      <w:bookmarkEnd w:id="16"/>
+      <w:r>
         <w:drawing>
           <wp:anchor behindDoc="0" distT="0" distB="0" distL="0" distR="0" simplePos="0" locked="0" layoutInCell="0" allowOverlap="1" relativeHeight="6">
             <wp:simplePos x="0" y="0"/>
@@ -8643,7 +8659,6 @@
           </wp:anchor>
         </w:drawing>
       </w:r>
-      <w:bookmarkEnd w:id="16"/>
       <w:r>
         <w:rPr/>
         <w:t>Diagrama de Fluxo de dados</w:t>
@@ -8677,12 +8692,12 @@
       <w:pPr>
         <w:pStyle w:val="BodyText"/>
         <w:widowControl/>
-        <w:pBdr/>
-        <w:spacing w:lineRule="auto" w:line="410" w:before="0" w:after="360"/>
+        <w:spacing w:lineRule="auto" w:line="408" w:before="0" w:after="360"/>
         <w:ind w:hanging="0" w:left="0" w:right="0"/>
         <w:rPr>
           <w:rFonts w:ascii="Inter;Oxygen;Helvetica;Arial;sans-serif" w:hAnsi="Inter;Oxygen;Helvetica;Arial;sans-serif"/>
           <w:b w:val="false"/>
+          <w:i w:val="false"/>
           <w:i w:val="false"/>
           <w:caps w:val="false"/>
           <w:smallCaps w:val="false"/>
@@ -8711,8 +8726,7 @@
       <w:pPr>
         <w:pStyle w:val="BodyText"/>
         <w:widowControl/>
-        <w:pBdr/>
-        <w:spacing w:lineRule="auto" w:line="410" w:before="0" w:after="360"/>
+        <w:spacing w:lineRule="auto" w:line="408" w:before="0" w:after="360"/>
         <w:ind w:hanging="0" w:left="0" w:right="0"/>
         <w:rPr/>
       </w:pPr>
@@ -8735,8 +8749,7 @@
       <w:pPr>
         <w:pStyle w:val="Heading2"/>
         <w:widowControl/>
-        <w:pBdr/>
-        <w:spacing w:lineRule="auto" w:line="410" w:before="0" w:after="360"/>
+        <w:spacing w:lineRule="auto" w:line="408" w:before="0" w:after="360"/>
         <w:ind w:hanging="0" w:left="0" w:right="0"/>
         <w:rPr/>
       </w:pPr>
@@ -8762,12 +8775,12 @@
       <w:pPr>
         <w:pStyle w:val="BodyText"/>
         <w:widowControl/>
-        <w:pBdr/>
-        <w:spacing w:lineRule="auto" w:line="410" w:before="0" w:after="360"/>
+        <w:spacing w:lineRule="auto" w:line="408" w:before="0" w:after="360"/>
         <w:ind w:hanging="0" w:left="0" w:right="0"/>
         <w:rPr>
           <w:rFonts w:ascii="Inter;Oxygen;Helvetica;Arial;sans-serif" w:hAnsi="Inter;Oxygen;Helvetica;Arial;sans-serif"/>
           <w:b w:val="false"/>
+          <w:i w:val="false"/>
           <w:i w:val="false"/>
           <w:caps w:val="false"/>
           <w:smallCaps w:val="false"/>
@@ -8795,7 +8808,6 @@
       <w:pPr>
         <w:pStyle w:val="Heading3"/>
         <w:widowControl/>
-        <w:pBdr/>
         <w:spacing w:before="0" w:after="0"/>
         <w:ind w:hanging="720" w:left="0" w:right="0"/>
         <w:rPr/>
@@ -8820,12 +8832,12 @@
       <w:pPr>
         <w:pStyle w:val="BodyText"/>
         <w:widowControl/>
-        <w:pBdr/>
-        <w:spacing w:lineRule="auto" w:line="410" w:before="0" w:after="360"/>
+        <w:spacing w:lineRule="auto" w:line="408" w:before="0" w:after="360"/>
         <w:ind w:hanging="0" w:left="0" w:right="0"/>
         <w:rPr>
           <w:rFonts w:ascii="Inter;Oxygen;Helvetica;Arial;sans-serif" w:hAnsi="Inter;Oxygen;Helvetica;Arial;sans-serif"/>
           <w:b w:val="false"/>
+          <w:i w:val="false"/>
           <w:i w:val="false"/>
           <w:caps w:val="false"/>
           <w:smallCaps w:val="false"/>
@@ -8858,16 +8870,16 @@
           <w:ilvl w:val="0"/>
           <w:numId w:val="10"/>
         </w:numPr>
-        <w:pBdr/>
         <w:tabs>
           <w:tab w:val="clear" w:pos="720"/>
           <w:tab w:val="left" w:pos="0" w:leader="none"/>
         </w:tabs>
-        <w:spacing w:lineRule="auto" w:line="410" w:before="0" w:after="0"/>
+        <w:spacing w:lineRule="auto" w:line="408" w:before="0" w:after="0"/>
         <w:ind w:hanging="0" w:left="0" w:right="0"/>
         <w:rPr>
           <w:rFonts w:ascii="Inter;Oxygen;Helvetica;Arial;sans-serif" w:hAnsi="Inter;Oxygen;Helvetica;Arial;sans-serif"/>
           <w:b w:val="false"/>
+          <w:i w:val="false"/>
           <w:i w:val="false"/>
           <w:caps w:val="false"/>
           <w:smallCaps w:val="false"/>
@@ -8900,16 +8912,16 @@
           <w:ilvl w:val="0"/>
           <w:numId w:val="10"/>
         </w:numPr>
-        <w:pBdr/>
         <w:tabs>
           <w:tab w:val="clear" w:pos="720"/>
           <w:tab w:val="left" w:pos="0" w:leader="none"/>
         </w:tabs>
-        <w:spacing w:lineRule="auto" w:line="410" w:before="0" w:after="0"/>
+        <w:spacing w:lineRule="auto" w:line="408" w:before="0" w:after="0"/>
         <w:ind w:hanging="0" w:left="0" w:right="0"/>
         <w:rPr>
           <w:rFonts w:ascii="Inter;Oxygen;Helvetica;Arial;sans-serif" w:hAnsi="Inter;Oxygen;Helvetica;Arial;sans-serif"/>
           <w:b w:val="false"/>
+          <w:i w:val="false"/>
           <w:i w:val="false"/>
           <w:caps w:val="false"/>
           <w:smallCaps w:val="false"/>
@@ -8941,16 +8953,16 @@
           <w:ilvl w:val="0"/>
           <w:numId w:val="10"/>
         </w:numPr>
-        <w:pBdr/>
         <w:tabs>
           <w:tab w:val="clear" w:pos="720"/>
           <w:tab w:val="left" w:pos="0" w:leader="none"/>
         </w:tabs>
-        <w:spacing w:lineRule="auto" w:line="410" w:before="0" w:after="0"/>
+        <w:spacing w:lineRule="auto" w:line="408" w:before="0" w:after="0"/>
         <w:ind w:hanging="0" w:left="0" w:right="0"/>
         <w:rPr>
           <w:rFonts w:ascii="Inter;Oxygen;Helvetica;Arial;sans-serif" w:hAnsi="Inter;Oxygen;Helvetica;Arial;sans-serif"/>
           <w:b w:val="false"/>
+          <w:i w:val="false"/>
           <w:i w:val="false"/>
           <w:caps w:val="false"/>
           <w:smallCaps w:val="false"/>
@@ -8983,16 +8995,16 @@
           <w:ilvl w:val="0"/>
           <w:numId w:val="10"/>
         </w:numPr>
-        <w:pBdr/>
         <w:tabs>
           <w:tab w:val="clear" w:pos="720"/>
           <w:tab w:val="left" w:pos="0" w:leader="none"/>
         </w:tabs>
-        <w:spacing w:lineRule="auto" w:line="410" w:before="0" w:after="0"/>
+        <w:spacing w:lineRule="auto" w:line="408" w:before="0" w:after="0"/>
         <w:ind w:hanging="0" w:left="0" w:right="0"/>
         <w:rPr>
           <w:rFonts w:ascii="Inter;Oxygen;Helvetica;Arial;sans-serif" w:hAnsi="Inter;Oxygen;Helvetica;Arial;sans-serif"/>
           <w:b w:val="false"/>
+          <w:i w:val="false"/>
           <w:i w:val="false"/>
           <w:caps w:val="false"/>
           <w:smallCaps w:val="false"/>
@@ -9021,7 +9033,6 @@
       <w:pPr>
         <w:pStyle w:val="Heading3"/>
         <w:widowControl/>
-        <w:pBdr/>
         <w:spacing w:before="0" w:after="0"/>
         <w:ind w:hanging="720" w:left="0" w:right="0"/>
         <w:rPr/>
@@ -9046,12 +9057,12 @@
       <w:pPr>
         <w:pStyle w:val="BodyText"/>
         <w:widowControl/>
-        <w:pBdr/>
-        <w:spacing w:lineRule="auto" w:line="410" w:before="0" w:after="360"/>
+        <w:spacing w:lineRule="auto" w:line="408" w:before="0" w:after="360"/>
         <w:ind w:hanging="0" w:left="0" w:right="0"/>
         <w:rPr>
           <w:rFonts w:ascii="Inter;Oxygen;Helvetica;Arial;sans-serif" w:hAnsi="Inter;Oxygen;Helvetica;Arial;sans-serif"/>
           <w:b w:val="false"/>
+          <w:i w:val="false"/>
           <w:i w:val="false"/>
           <w:caps w:val="false"/>
           <w:smallCaps w:val="false"/>
@@ -9080,12 +9091,12 @@
       <w:pPr>
         <w:pStyle w:val="BodyText"/>
         <w:widowControl/>
-        <w:pBdr/>
-        <w:spacing w:lineRule="auto" w:line="410" w:before="0" w:after="360"/>
+        <w:spacing w:lineRule="auto" w:line="408" w:before="0" w:after="360"/>
         <w:ind w:hanging="0" w:left="0" w:right="0"/>
         <w:rPr>
           <w:rFonts w:ascii="Inter;Oxygen;Helvetica;Arial;sans-serif" w:hAnsi="Inter;Oxygen;Helvetica;Arial;sans-serif"/>
           <w:b w:val="false"/>
+          <w:i w:val="false"/>
           <w:i w:val="false"/>
           <w:caps w:val="false"/>
           <w:smallCaps w:val="false"/>
@@ -9118,12 +9129,11 @@
           <w:ilvl w:val="0"/>
           <w:numId w:val="11"/>
         </w:numPr>
-        <w:pBdr/>
         <w:tabs>
           <w:tab w:val="clear" w:pos="720"/>
           <w:tab w:val="left" w:pos="0" w:leader="none"/>
         </w:tabs>
-        <w:spacing w:lineRule="auto" w:line="410" w:before="0" w:after="0"/>
+        <w:spacing w:lineRule="auto" w:line="408" w:before="0" w:after="0"/>
         <w:ind w:hanging="0" w:left="0" w:right="0"/>
         <w:rPr/>
       </w:pPr>
@@ -9151,16 +9161,16 @@
           <w:ilvl w:val="1"/>
           <w:numId w:val="11"/>
         </w:numPr>
-        <w:pBdr/>
         <w:tabs>
           <w:tab w:val="clear" w:pos="720"/>
           <w:tab w:val="left" w:pos="0" w:leader="none"/>
         </w:tabs>
-        <w:spacing w:lineRule="auto" w:line="410" w:before="0" w:after="0"/>
+        <w:spacing w:lineRule="auto" w:line="408" w:before="0" w:after="0"/>
         <w:ind w:hanging="0" w:left="0" w:right="0"/>
         <w:rPr>
           <w:rFonts w:ascii="Inter;Oxygen;Helvetica;Arial;sans-serif" w:hAnsi="Inter;Oxygen;Helvetica;Arial;sans-serif"/>
           <w:b w:val="false"/>
+          <w:i w:val="false"/>
           <w:i w:val="false"/>
           <w:caps w:val="false"/>
           <w:smallCaps w:val="false"/>
@@ -9193,16 +9203,16 @@
           <w:ilvl w:val="1"/>
           <w:numId w:val="11"/>
         </w:numPr>
-        <w:pBdr/>
         <w:tabs>
           <w:tab w:val="clear" w:pos="720"/>
           <w:tab w:val="left" w:pos="0" w:leader="none"/>
         </w:tabs>
-        <w:spacing w:lineRule="auto" w:line="410" w:before="0" w:after="0"/>
+        <w:spacing w:lineRule="auto" w:line="408" w:before="0" w:after="0"/>
         <w:ind w:hanging="0" w:left="0" w:right="0"/>
         <w:rPr>
           <w:rFonts w:ascii="Inter;Oxygen;Helvetica;Arial;sans-serif" w:hAnsi="Inter;Oxygen;Helvetica;Arial;sans-serif"/>
           <w:b w:val="false"/>
+          <w:i w:val="false"/>
           <w:i w:val="false"/>
           <w:caps w:val="false"/>
           <w:smallCaps w:val="false"/>
@@ -9235,16 +9245,16 @@
           <w:ilvl w:val="1"/>
           <w:numId w:val="11"/>
         </w:numPr>
-        <w:pBdr/>
         <w:tabs>
           <w:tab w:val="clear" w:pos="720"/>
           <w:tab w:val="left" w:pos="0" w:leader="none"/>
         </w:tabs>
-        <w:spacing w:lineRule="auto" w:line="410" w:before="0" w:after="0"/>
+        <w:spacing w:lineRule="auto" w:line="408" w:before="0" w:after="0"/>
         <w:ind w:hanging="0" w:left="0" w:right="0"/>
         <w:rPr>
           <w:rFonts w:ascii="Inter;Oxygen;Helvetica;Arial;sans-serif" w:hAnsi="Inter;Oxygen;Helvetica;Arial;sans-serif"/>
           <w:b w:val="false"/>
+          <w:i w:val="false"/>
           <w:i w:val="false"/>
           <w:caps w:val="false"/>
           <w:smallCaps w:val="false"/>
@@ -9277,16 +9287,16 @@
           <w:ilvl w:val="1"/>
           <w:numId w:val="11"/>
         </w:numPr>
-        <w:pBdr/>
         <w:tabs>
           <w:tab w:val="clear" w:pos="720"/>
           <w:tab w:val="left" w:pos="0" w:leader="none"/>
         </w:tabs>
-        <w:spacing w:lineRule="auto" w:line="410" w:before="0" w:after="0"/>
+        <w:spacing w:lineRule="auto" w:line="408" w:before="0" w:after="0"/>
         <w:ind w:hanging="0" w:left="0" w:right="0"/>
         <w:rPr>
           <w:rFonts w:ascii="Inter;Oxygen;Helvetica;Arial;sans-serif" w:hAnsi="Inter;Oxygen;Helvetica;Arial;sans-serif"/>
           <w:b w:val="false"/>
+          <w:i w:val="false"/>
           <w:i w:val="false"/>
           <w:caps w:val="false"/>
           <w:smallCaps w:val="false"/>
@@ -9319,12 +9329,11 @@
           <w:ilvl w:val="0"/>
           <w:numId w:val="11"/>
         </w:numPr>
-        <w:pBdr/>
         <w:tabs>
           <w:tab w:val="clear" w:pos="720"/>
           <w:tab w:val="left" w:pos="0" w:leader="none"/>
         </w:tabs>
-        <w:spacing w:lineRule="auto" w:line="410" w:before="0" w:after="0"/>
+        <w:spacing w:lineRule="auto" w:line="408" w:before="0" w:after="0"/>
         <w:ind w:hanging="0" w:left="0" w:right="0"/>
         <w:rPr/>
       </w:pPr>
@@ -9352,16 +9361,16 @@
           <w:ilvl w:val="1"/>
           <w:numId w:val="11"/>
         </w:numPr>
-        <w:pBdr/>
         <w:tabs>
           <w:tab w:val="clear" w:pos="720"/>
           <w:tab w:val="left" w:pos="0" w:leader="none"/>
         </w:tabs>
-        <w:spacing w:lineRule="auto" w:line="410" w:before="0" w:after="0"/>
+        <w:spacing w:lineRule="auto" w:line="408" w:before="0" w:after="0"/>
         <w:ind w:hanging="0" w:left="0" w:right="0"/>
         <w:rPr>
           <w:rFonts w:ascii="Inter;Oxygen;Helvetica;Arial;sans-serif" w:hAnsi="Inter;Oxygen;Helvetica;Arial;sans-serif"/>
           <w:b w:val="false"/>
+          <w:i w:val="false"/>
           <w:i w:val="false"/>
           <w:caps w:val="false"/>
           <w:smallCaps w:val="false"/>
@@ -9394,16 +9403,16 @@
           <w:ilvl w:val="1"/>
           <w:numId w:val="11"/>
         </w:numPr>
-        <w:pBdr/>
         <w:tabs>
           <w:tab w:val="clear" w:pos="720"/>
           <w:tab w:val="left" w:pos="0" w:leader="none"/>
         </w:tabs>
-        <w:spacing w:lineRule="auto" w:line="410" w:before="0" w:after="0"/>
+        <w:spacing w:lineRule="auto" w:line="408" w:before="0" w:after="0"/>
         <w:ind w:hanging="0" w:left="0" w:right="0"/>
         <w:rPr>
           <w:rFonts w:ascii="Inter;Oxygen;Helvetica;Arial;sans-serif" w:hAnsi="Inter;Oxygen;Helvetica;Arial;sans-serif"/>
           <w:b w:val="false"/>
+          <w:i w:val="false"/>
           <w:i w:val="false"/>
           <w:caps w:val="false"/>
           <w:smallCaps w:val="false"/>
@@ -9436,16 +9445,16 @@
           <w:ilvl w:val="1"/>
           <w:numId w:val="11"/>
         </w:numPr>
-        <w:pBdr/>
         <w:tabs>
           <w:tab w:val="clear" w:pos="720"/>
           <w:tab w:val="left" w:pos="0" w:leader="none"/>
         </w:tabs>
-        <w:spacing w:lineRule="auto" w:line="410" w:before="0" w:after="0"/>
+        <w:spacing w:lineRule="auto" w:line="408" w:before="0" w:after="0"/>
         <w:ind w:hanging="0" w:left="0" w:right="0"/>
         <w:rPr>
           <w:rFonts w:ascii="Inter;Oxygen;Helvetica;Arial;sans-serif" w:hAnsi="Inter;Oxygen;Helvetica;Arial;sans-serif"/>
           <w:b w:val="false"/>
+          <w:i w:val="false"/>
           <w:i w:val="false"/>
           <w:caps w:val="false"/>
           <w:smallCaps w:val="false"/>
@@ -9478,16 +9487,16 @@
           <w:ilvl w:val="1"/>
           <w:numId w:val="11"/>
         </w:numPr>
-        <w:pBdr/>
         <w:tabs>
           <w:tab w:val="clear" w:pos="720"/>
           <w:tab w:val="left" w:pos="0" w:leader="none"/>
         </w:tabs>
-        <w:spacing w:lineRule="auto" w:line="410" w:before="0" w:after="0"/>
+        <w:spacing w:lineRule="auto" w:line="408" w:before="0" w:after="0"/>
         <w:ind w:hanging="0" w:left="0" w:right="0"/>
         <w:rPr>
           <w:rFonts w:ascii="Inter;Oxygen;Helvetica;Arial;sans-serif" w:hAnsi="Inter;Oxygen;Helvetica;Arial;sans-serif"/>
           <w:b w:val="false"/>
+          <w:i w:val="false"/>
           <w:i w:val="false"/>
           <w:caps w:val="false"/>
           <w:smallCaps w:val="false"/>
@@ -9520,12 +9529,11 @@
           <w:ilvl w:val="0"/>
           <w:numId w:val="11"/>
         </w:numPr>
-        <w:pBdr/>
         <w:tabs>
           <w:tab w:val="clear" w:pos="720"/>
           <w:tab w:val="left" w:pos="0" w:leader="none"/>
         </w:tabs>
-        <w:spacing w:lineRule="auto" w:line="410" w:before="0" w:after="0"/>
+        <w:spacing w:lineRule="auto" w:line="408" w:before="0" w:after="0"/>
         <w:ind w:hanging="0" w:left="0" w:right="0"/>
         <w:rPr/>
       </w:pPr>
@@ -9567,16 +9575,16 @@
           <w:ilvl w:val="1"/>
           <w:numId w:val="11"/>
         </w:numPr>
-        <w:pBdr/>
         <w:tabs>
           <w:tab w:val="clear" w:pos="720"/>
           <w:tab w:val="left" w:pos="0" w:leader="none"/>
         </w:tabs>
-        <w:spacing w:lineRule="auto" w:line="410" w:before="0" w:after="0"/>
+        <w:spacing w:lineRule="auto" w:line="408" w:before="0" w:after="0"/>
         <w:ind w:hanging="0" w:left="0" w:right="0"/>
         <w:rPr>
           <w:rFonts w:ascii="Inter;Oxygen;Helvetica;Arial;sans-serif" w:hAnsi="Inter;Oxygen;Helvetica;Arial;sans-serif"/>
           <w:b w:val="false"/>
+          <w:i w:val="false"/>
           <w:i w:val="false"/>
           <w:caps w:val="false"/>
           <w:smallCaps w:val="false"/>
@@ -9609,16 +9617,16 @@
           <w:ilvl w:val="1"/>
           <w:numId w:val="11"/>
         </w:numPr>
-        <w:pBdr/>
         <w:tabs>
           <w:tab w:val="clear" w:pos="720"/>
           <w:tab w:val="left" w:pos="0" w:leader="none"/>
         </w:tabs>
-        <w:spacing w:lineRule="auto" w:line="410" w:before="0" w:after="0"/>
+        <w:spacing w:lineRule="auto" w:line="408" w:before="0" w:after="0"/>
         <w:ind w:hanging="0" w:left="0" w:right="0"/>
         <w:rPr>
           <w:rFonts w:ascii="Inter;Oxygen;Helvetica;Arial;sans-serif" w:hAnsi="Inter;Oxygen;Helvetica;Arial;sans-serif"/>
           <w:b w:val="false"/>
+          <w:i w:val="false"/>
           <w:i w:val="false"/>
           <w:caps w:val="false"/>
           <w:smallCaps w:val="false"/>
@@ -9651,16 +9659,16 @@
           <w:ilvl w:val="1"/>
           <w:numId w:val="11"/>
         </w:numPr>
-        <w:pBdr/>
         <w:tabs>
           <w:tab w:val="clear" w:pos="720"/>
           <w:tab w:val="left" w:pos="0" w:leader="none"/>
         </w:tabs>
-        <w:spacing w:lineRule="auto" w:line="410" w:before="0" w:after="0"/>
+        <w:spacing w:lineRule="auto" w:line="408" w:before="0" w:after="0"/>
         <w:ind w:hanging="0" w:left="0" w:right="0"/>
         <w:rPr>
           <w:rFonts w:ascii="Inter;Oxygen;Helvetica;Arial;sans-serif" w:hAnsi="Inter;Oxygen;Helvetica;Arial;sans-serif"/>
           <w:b w:val="false"/>
+          <w:i w:val="false"/>
           <w:i w:val="false"/>
           <w:caps w:val="false"/>
           <w:smallCaps w:val="false"/>
@@ -9693,16 +9701,16 @@
           <w:ilvl w:val="1"/>
           <w:numId w:val="11"/>
         </w:numPr>
-        <w:pBdr/>
         <w:tabs>
           <w:tab w:val="clear" w:pos="720"/>
           <w:tab w:val="left" w:pos="0" w:leader="none"/>
         </w:tabs>
-        <w:spacing w:lineRule="auto" w:line="410" w:before="0" w:after="0"/>
+        <w:spacing w:lineRule="auto" w:line="408" w:before="0" w:after="0"/>
         <w:ind w:hanging="0" w:left="0" w:right="0"/>
         <w:rPr>
           <w:rFonts w:ascii="Inter;Oxygen;Helvetica;Arial;sans-serif" w:hAnsi="Inter;Oxygen;Helvetica;Arial;sans-serif"/>
           <w:b w:val="false"/>
+          <w:i w:val="false"/>
           <w:i w:val="false"/>
           <w:caps w:val="false"/>
           <w:smallCaps w:val="false"/>
@@ -9735,12 +9743,11 @@
           <w:ilvl w:val="0"/>
           <w:numId w:val="11"/>
         </w:numPr>
-        <w:pBdr/>
         <w:tabs>
           <w:tab w:val="clear" w:pos="720"/>
           <w:tab w:val="left" w:pos="0" w:leader="none"/>
         </w:tabs>
-        <w:spacing w:lineRule="auto" w:line="410" w:before="0" w:after="0"/>
+        <w:spacing w:lineRule="auto" w:line="408" w:before="0" w:after="0"/>
         <w:ind w:hanging="0" w:left="0" w:right="0"/>
         <w:rPr/>
       </w:pPr>
@@ -9782,16 +9789,16 @@
           <w:ilvl w:val="1"/>
           <w:numId w:val="11"/>
         </w:numPr>
-        <w:pBdr/>
         <w:tabs>
           <w:tab w:val="clear" w:pos="720"/>
           <w:tab w:val="left" w:pos="0" w:leader="none"/>
         </w:tabs>
-        <w:spacing w:lineRule="auto" w:line="410" w:before="0" w:after="0"/>
+        <w:spacing w:lineRule="auto" w:line="408" w:before="0" w:after="0"/>
         <w:ind w:hanging="0" w:left="0" w:right="0"/>
         <w:rPr>
           <w:rFonts w:ascii="Inter;Oxygen;Helvetica;Arial;sans-serif" w:hAnsi="Inter;Oxygen;Helvetica;Arial;sans-serif"/>
           <w:b w:val="false"/>
+          <w:i w:val="false"/>
           <w:i w:val="false"/>
           <w:caps w:val="false"/>
           <w:smallCaps w:val="false"/>
@@ -9824,16 +9831,16 @@
           <w:ilvl w:val="1"/>
           <w:numId w:val="11"/>
         </w:numPr>
-        <w:pBdr/>
         <w:tabs>
           <w:tab w:val="clear" w:pos="720"/>
           <w:tab w:val="left" w:pos="0" w:leader="none"/>
         </w:tabs>
-        <w:spacing w:lineRule="auto" w:line="410" w:before="0" w:after="0"/>
+        <w:spacing w:lineRule="auto" w:line="408" w:before="0" w:after="0"/>
         <w:ind w:hanging="0" w:left="0" w:right="0"/>
         <w:rPr>
           <w:rFonts w:ascii="Inter;Oxygen;Helvetica;Arial;sans-serif" w:hAnsi="Inter;Oxygen;Helvetica;Arial;sans-serif"/>
           <w:b w:val="false"/>
+          <w:i w:val="false"/>
           <w:i w:val="false"/>
           <w:caps w:val="false"/>
           <w:smallCaps w:val="false"/>
@@ -9866,16 +9873,16 @@
           <w:ilvl w:val="1"/>
           <w:numId w:val="11"/>
         </w:numPr>
-        <w:pBdr/>
         <w:tabs>
           <w:tab w:val="clear" w:pos="720"/>
           <w:tab w:val="left" w:pos="0" w:leader="none"/>
         </w:tabs>
-        <w:spacing w:lineRule="auto" w:line="410" w:before="0" w:after="0"/>
+        <w:spacing w:lineRule="auto" w:line="408" w:before="0" w:after="0"/>
         <w:ind w:hanging="0" w:left="0" w:right="0"/>
         <w:rPr>
           <w:rFonts w:ascii="Inter;Oxygen;Helvetica;Arial;sans-serif" w:hAnsi="Inter;Oxygen;Helvetica;Arial;sans-serif"/>
           <w:b w:val="false"/>
+          <w:i w:val="false"/>
           <w:i w:val="false"/>
           <w:caps w:val="false"/>
           <w:smallCaps w:val="false"/>
@@ -9908,16 +9915,16 @@
           <w:ilvl w:val="1"/>
           <w:numId w:val="11"/>
         </w:numPr>
-        <w:pBdr/>
         <w:tabs>
           <w:tab w:val="clear" w:pos="720"/>
           <w:tab w:val="left" w:pos="0" w:leader="none"/>
         </w:tabs>
-        <w:spacing w:lineRule="auto" w:line="410" w:before="0" w:after="0"/>
+        <w:spacing w:lineRule="auto" w:line="408" w:before="0" w:after="0"/>
         <w:ind w:hanging="0" w:left="0" w:right="0"/>
         <w:rPr>
           <w:rFonts w:ascii="Inter;Oxygen;Helvetica;Arial;sans-serif" w:hAnsi="Inter;Oxygen;Helvetica;Arial;sans-serif"/>
           <w:b w:val="false"/>
+          <w:i w:val="false"/>
           <w:i w:val="false"/>
           <w:caps w:val="false"/>
           <w:smallCaps w:val="false"/>
@@ -9946,12 +9953,12 @@
       <w:pPr>
         <w:pStyle w:val="BodyText"/>
         <w:widowControl/>
-        <w:pBdr/>
-        <w:spacing w:lineRule="auto" w:line="410" w:before="0" w:after="360"/>
+        <w:spacing w:lineRule="auto" w:line="408" w:before="0" w:after="360"/>
         <w:ind w:hanging="0" w:left="0" w:right="0"/>
         <w:rPr>
           <w:rFonts w:ascii="Inter;Oxygen;Helvetica;Arial;sans-serif" w:hAnsi="Inter;Oxygen;Helvetica;Arial;sans-serif"/>
           <w:b w:val="false"/>
+          <w:i w:val="false"/>
           <w:i w:val="false"/>
           <w:caps w:val="false"/>
           <w:smallCaps w:val="false"/>
@@ -9980,7 +9987,6 @@
       <w:pPr>
         <w:pStyle w:val="Heading3"/>
         <w:widowControl/>
-        <w:pBdr/>
         <w:spacing w:before="0" w:after="0"/>
         <w:ind w:hanging="720" w:left="0" w:right="0"/>
         <w:rPr/>
@@ -10005,12 +10011,12 @@
       <w:pPr>
         <w:pStyle w:val="BodyText"/>
         <w:widowControl/>
-        <w:pBdr/>
-        <w:spacing w:lineRule="auto" w:line="410" w:before="0" w:after="360"/>
+        <w:spacing w:lineRule="auto" w:line="408" w:before="0" w:after="360"/>
         <w:ind w:hanging="0" w:left="0" w:right="0"/>
         <w:rPr>
           <w:rFonts w:ascii="Inter;Oxygen;Helvetica;Arial;sans-serif" w:hAnsi="Inter;Oxygen;Helvetica;Arial;sans-serif"/>
           <w:b w:val="false"/>
+          <w:i w:val="false"/>
           <w:i w:val="false"/>
           <w:caps w:val="false"/>
           <w:smallCaps w:val="false"/>
@@ -10039,12 +10045,12 @@
       <w:pPr>
         <w:pStyle w:val="BodyText"/>
         <w:widowControl/>
-        <w:pBdr/>
-        <w:spacing w:lineRule="auto" w:line="410" w:before="0" w:after="360"/>
+        <w:spacing w:lineRule="auto" w:line="408" w:before="0" w:after="360"/>
         <w:ind w:hanging="0" w:left="0" w:right="0"/>
         <w:rPr>
           <w:rFonts w:ascii="Inter;Oxygen;Helvetica;Arial;sans-serif" w:hAnsi="Inter;Oxygen;Helvetica;Arial;sans-serif"/>
           <w:b w:val="false"/>
+          <w:i w:val="false"/>
           <w:i w:val="false"/>
           <w:caps w:val="false"/>
           <w:smallCaps w:val="false"/>
@@ -10073,12 +10079,12 @@
       <w:pPr>
         <w:pStyle w:val="BodyText"/>
         <w:widowControl/>
-        <w:pBdr/>
-        <w:spacing w:lineRule="auto" w:line="410" w:before="0" w:after="360"/>
+        <w:spacing w:lineRule="auto" w:line="408" w:before="0" w:after="360"/>
         <w:ind w:hanging="0" w:left="0" w:right="0"/>
         <w:rPr>
           <w:rFonts w:ascii="Inter;Oxygen;Helvetica;Arial;sans-serif" w:hAnsi="Inter;Oxygen;Helvetica;Arial;sans-serif"/>
           <w:b w:val="false"/>
+          <w:i w:val="false"/>
           <w:i w:val="false"/>
           <w:caps w:val="false"/>
           <w:smallCaps w:val="false"/>
@@ -10107,12 +10113,12 @@
       <w:pPr>
         <w:pStyle w:val="BodyText"/>
         <w:widowControl/>
-        <w:pBdr/>
-        <w:spacing w:lineRule="auto" w:line="410" w:before="0" w:after="360"/>
+        <w:spacing w:lineRule="auto" w:line="408" w:before="0" w:after="360"/>
         <w:ind w:hanging="0" w:left="0" w:right="0"/>
         <w:rPr>
           <w:rFonts w:ascii="Inter;Oxygen;Helvetica;Arial;sans-serif" w:hAnsi="Inter;Oxygen;Helvetica;Arial;sans-serif"/>
           <w:b w:val="false"/>
+          <w:i w:val="false"/>
           <w:i w:val="false"/>
           <w:caps w:val="false"/>
           <w:smallCaps w:val="false"/>
@@ -10141,12 +10147,12 @@
       <w:pPr>
         <w:pStyle w:val="BodyText"/>
         <w:widowControl/>
-        <w:pBdr/>
-        <w:spacing w:lineRule="auto" w:line="410" w:before="0" w:after="360"/>
+        <w:spacing w:lineRule="auto" w:line="408" w:before="0" w:after="360"/>
         <w:ind w:hanging="0" w:left="0" w:right="0"/>
         <w:rPr>
           <w:rFonts w:ascii="Inter;Oxygen;Helvetica;Arial;sans-serif" w:hAnsi="Inter;Oxygen;Helvetica;Arial;sans-serif"/>
           <w:b w:val="false"/>
+          <w:i w:val="false"/>
           <w:i w:val="false"/>
           <w:caps w:val="false"/>
           <w:smallCaps w:val="false"/>
@@ -10214,12 +10220,12 @@
       <w:pPr>
         <w:pStyle w:val="BodyText"/>
         <w:widowControl/>
-        <w:pBdr/>
-        <w:spacing w:lineRule="auto" w:line="410" w:before="0" w:after="360"/>
+        <w:spacing w:lineRule="auto" w:line="408" w:before="0" w:after="360"/>
         <w:ind w:hanging="0" w:left="0" w:right="0"/>
         <w:rPr>
           <w:rFonts w:ascii="Inter;Oxygen;Helvetica;Arial;sans-serif" w:hAnsi="Inter;Oxygen;Helvetica;Arial;sans-serif"/>
           <w:b w:val="false"/>
+          <w:i w:val="false"/>
           <w:i w:val="false"/>
           <w:caps w:val="false"/>
           <w:smallCaps w:val="false"/>
@@ -10247,12 +10253,12 @@
       <w:pPr>
         <w:pStyle w:val="BodyText"/>
         <w:widowControl/>
-        <w:pBdr/>
-        <w:spacing w:lineRule="auto" w:line="410" w:before="0" w:after="360"/>
+        <w:spacing w:lineRule="auto" w:line="408" w:before="0" w:after="360"/>
         <w:ind w:hanging="0" w:left="0" w:right="0"/>
         <w:rPr>
           <w:rFonts w:ascii="Inter;Oxygen;Helvetica;Arial;sans-serif" w:hAnsi="Inter;Oxygen;Helvetica;Arial;sans-serif"/>
           <w:b w:val="false"/>
+          <w:i w:val="false"/>
           <w:i w:val="false"/>
           <w:caps w:val="false"/>
           <w:smallCaps w:val="false"/>
@@ -10280,12 +10286,12 @@
       <w:pPr>
         <w:pStyle w:val="BodyText"/>
         <w:widowControl/>
-        <w:pBdr/>
-        <w:spacing w:lineRule="auto" w:line="410" w:before="0" w:after="360"/>
+        <w:spacing w:lineRule="auto" w:line="408" w:before="0" w:after="360"/>
         <w:ind w:hanging="0" w:left="0" w:right="0"/>
         <w:rPr>
           <w:rFonts w:ascii="Inter;Oxygen;Helvetica;Arial;sans-serif" w:hAnsi="Inter;Oxygen;Helvetica;Arial;sans-serif"/>
           <w:b w:val="false"/>
+          <w:i w:val="false"/>
           <w:i w:val="false"/>
           <w:caps w:val="false"/>
           <w:smallCaps w:val="false"/>
@@ -10340,12 +10346,12 @@
       <w:pPr>
         <w:pStyle w:val="BodyText"/>
         <w:widowControl/>
-        <w:pBdr/>
-        <w:spacing w:lineRule="auto" w:line="410" w:before="0" w:after="360"/>
+        <w:spacing w:lineRule="auto" w:line="408" w:before="0" w:after="360"/>
         <w:ind w:hanging="0" w:left="0" w:right="0"/>
         <w:rPr>
           <w:rFonts w:ascii="Inter;Oxygen;Helvetica;Arial;sans-serif" w:hAnsi="Inter;Oxygen;Helvetica;Arial;sans-serif"/>
           <w:b w:val="false"/>
+          <w:i w:val="false"/>
           <w:i w:val="false"/>
           <w:caps w:val="false"/>
           <w:smallCaps w:val="false"/>
@@ -10374,13 +10380,13 @@
       <w:pPr>
         <w:pStyle w:val="BodyText"/>
         <w:widowControl/>
-        <w:pBdr/>
-        <w:spacing w:lineRule="auto" w:line="410" w:before="0" w:after="0"/>
+        <w:spacing w:lineRule="auto" w:line="408" w:before="0" w:after="0"/>
         <w:ind w:hanging="0" w:left="0" w:right="0"/>
         <w:rPr>
           <w:rStyle w:val="Strong"/>
           <w:rFonts w:ascii="Inter;Oxygen;Helvetica;Arial;sans-serif" w:hAnsi="Inter;Oxygen;Helvetica;Arial;sans-serif"/>
           <w:b/>
+          <w:i w:val="false"/>
           <w:i w:val="false"/>
           <w:caps w:val="false"/>
           <w:smallCaps w:val="false"/>
@@ -10395,14 +10401,27 @@
         </w:rPr>
       </w:pPr>
       <w:r>
-        <w:rPr/>
+        <w:rPr>
+          <w:rFonts w:ascii="Inter;Oxygen;Helvetica;Arial;sans-serif" w:hAnsi="Inter;Oxygen;Helvetica;Arial;sans-serif"/>
+          <w:b/>
+          <w:i w:val="false"/>
+          <w:caps w:val="false"/>
+          <w:smallCaps w:val="false"/>
+          <w:strike w:val="false"/>
+          <w:dstrike w:val="false"/>
+          <w:color w:val="0073E6"/>
+          <w:spacing w:val="0"/>
+          <w:sz w:val="20"/>
+          <w:szCs w:val="20"/>
+          <w:u w:val="none"/>
+          <w:effect w:val="none"/>
+        </w:rPr>
       </w:r>
     </w:p>
     <w:p>
       <w:pPr>
         <w:pStyle w:val="Heading2"/>
         <w:widowControl/>
-        <w:pBdr/>
         <w:spacing w:lineRule="auto" w:line="288" w:before="0" w:after="0"/>
         <w:ind w:hanging="578" w:left="0" w:right="0"/>
         <w:rPr/>
@@ -10429,12 +10448,12 @@
       <w:pPr>
         <w:pStyle w:val="BodyText"/>
         <w:widowControl/>
-        <w:pBdr/>
-        <w:spacing w:lineRule="auto" w:line="410" w:before="0" w:after="360"/>
+        <w:spacing w:lineRule="auto" w:line="408" w:before="0" w:after="360"/>
         <w:ind w:hanging="0" w:left="0" w:right="0"/>
         <w:rPr>
           <w:rFonts w:ascii="Inter;Oxygen;Helvetica;Arial;sans-serif" w:hAnsi="Inter;Oxygen;Helvetica;Arial;sans-serif"/>
           <w:b w:val="false"/>
+          <w:i w:val="false"/>
           <w:i w:val="false"/>
           <w:caps w:val="false"/>
           <w:smallCaps w:val="false"/>
@@ -10463,7 +10482,6 @@
       <w:pPr>
         <w:pStyle w:val="Heading3"/>
         <w:widowControl/>
-        <w:pBdr/>
         <w:spacing w:before="0" w:after="0"/>
         <w:ind w:hanging="720" w:left="0" w:right="0"/>
         <w:rPr/>
@@ -10488,8 +10506,7 @@
       <w:pPr>
         <w:pStyle w:val="BodyText"/>
         <w:widowControl/>
-        <w:pBdr/>
-        <w:spacing w:lineRule="auto" w:line="410" w:before="0" w:after="360"/>
+        <w:spacing w:lineRule="auto" w:line="408" w:before="0" w:after="360"/>
         <w:ind w:hanging="0" w:left="0" w:right="0"/>
         <w:rPr/>
       </w:pPr>
@@ -10512,8 +10529,7 @@
       <w:pPr>
         <w:pStyle w:val="BodyText"/>
         <w:widowControl/>
-        <w:pBdr/>
-        <w:spacing w:lineRule="auto" w:line="410" w:before="0" w:after="360"/>
+        <w:spacing w:lineRule="auto" w:line="408" w:before="0" w:after="360"/>
         <w:ind w:hanging="0" w:left="0" w:right="0"/>
         <w:rPr/>
       </w:pPr>
@@ -10618,6 +10634,7 @@
         <w:rPr/>
       </w:pPr>
       <w:r>
+        <w:rPr/>
         <w:drawing>
           <wp:anchor behindDoc="0" distT="0" distB="0" distL="0" distR="0" simplePos="0" locked="0" layoutInCell="0" allowOverlap="1" relativeHeight="9">
             <wp:simplePos x="0" y="0"/>
@@ -10664,20 +10681,6 @@
           </wp:anchor>
         </w:drawing>
       </w:r>
-      <w:r>
-        <w:rPr/>
-        <w:t>v</w:t>
-      </w:r>
-    </w:p>
-    <w:p>
-      <w:pPr>
-        <w:pStyle w:val="Normal"/>
-        <w:ind w:hanging="0" w:left="0" w:right="0"/>
-        <w:rPr/>
-      </w:pPr>
-      <w:r>
-        <w:rPr/>
-      </w:r>
     </w:p>
     <w:p>
       <w:pPr>
@@ -10705,34 +10708,6 @@
           <w:lang w:val="pt-BR"/>
         </w:rPr>
         <w:t>6CAMARGO, Robson. Ciclo de vida de um projeto: saiba cumprir etapas para ter mais sucesso. 2019. Disponível em: https://robsoncamargo.com.br/blog/Ciclo-de-vida-de-um-projeto#:~:text=Portanto%2C%20ciclo%20de%20vida%20de,atividades%20que%20devem%20ser%20desenvolvidas.. Acesso em: 18 jun. 2026.</w:t>
-      </w:r>
-    </w:p>
-    <w:p>
-      <w:pPr>
-        <w:pStyle w:val="Normal"/>
-        <w:tabs>
-          <w:tab w:val="clear" w:pos="720"/>
-          <w:tab w:val="left" w:pos="0" w:leader="none"/>
-        </w:tabs>
-        <w:ind w:hanging="0" w:left="0" w:right="0"/>
-        <w:rPr/>
-      </w:pPr>
-      <w:r>
-        <w:rPr/>
-      </w:r>
-    </w:p>
-    <w:p>
-      <w:pPr>
-        <w:pStyle w:val="Normal"/>
-        <w:tabs>
-          <w:tab w:val="clear" w:pos="720"/>
-          <w:tab w:val="left" w:pos="0" w:leader="none"/>
-        </w:tabs>
-        <w:ind w:hanging="0" w:left="0" w:right="0"/>
-        <w:rPr/>
-      </w:pPr>
-      <w:r>
-        <w:rPr/>
       </w:r>
     </w:p>
     <w:p>
@@ -10982,26 +10957,1072 @@
     </w:p>
     <w:p>
       <w:pPr>
-        <w:pStyle w:val="Normal"/>
+        <w:pStyle w:val="Heading2"/>
+        <w:spacing w:lineRule="auto" w:line="360" w:before="240" w:after="0"/>
+        <w:ind w:hanging="0" w:left="0" w:right="0"/>
+        <w:rPr>
+          <w:rFonts w:ascii="Twemoji Country Flags;system-ui;apple-system;BlinkMacSystemFont;Segoe UI;Roboto;Oxygen;Ubuntu;Cantarell;Fira Sans;Droid Sans;Helvetica Neue;sans-serif" w:hAnsi="Twemoji Country Flags;system-ui;apple-system;BlinkMacSystemFont;Segoe UI;Roboto;Oxygen;Ubuntu;Cantarell;Fira Sans;Droid Sans;Helvetica Neue;sans-serif"/>
+          <w:b/>
+          <w:color w:val="30353A"/>
+          <w:sz w:val="20"/>
+          <w:szCs w:val="20"/>
+        </w:rPr>
+      </w:pPr>
+      <w:r>
+        <w:rPr>
+          <w:rFonts w:ascii="Twemoji Country Flags;system-ui;apple-system;BlinkMacSystemFont;Segoe UI;Roboto;Oxygen;Ubuntu;Cantarell;Fira Sans;Droid Sans;Helvetica Neue;sans-serif" w:hAnsi="Twemoji Country Flags;system-ui;apple-system;BlinkMacSystemFont;Segoe UI;Roboto;Oxygen;Ubuntu;Cantarell;Fira Sans;Droid Sans;Helvetica Neue;sans-serif"/>
+          <w:b/>
+          <w:color w:val="30353A"/>
+          <w:sz w:val="20"/>
+          <w:szCs w:val="20"/>
+        </w:rPr>
+        <w:t>Introdução ao Dicionário de Dados</w:t>
+      </w:r>
+    </w:p>
+    <w:p>
+      <w:pPr>
+        <w:pStyle w:val="BodyText"/>
+        <w:spacing w:before="0" w:after="225"/>
+        <w:ind w:hanging="0" w:left="0" w:right="0"/>
+        <w:rPr>
+          <w:sz w:val="20"/>
+          <w:szCs w:val="20"/>
+        </w:rPr>
+      </w:pPr>
+      <w:r>
+        <w:rPr>
+          <w:sz w:val="20"/>
+          <w:szCs w:val="20"/>
+        </w:rPr>
+        <w:t>O dicionário de dados é um dos componentes mais fundamentais da plataforma Sankhya, ele é composto por um conjunto de tabelas que provêm informações sobre as demais tabelas do banco de dados. Dessa forma, o dicionário de dados se configura como um repositório de metadados, armazenados em um banco de dados relacional, que descrevem e mapeiam a estrutura de dados do sistema, englobando informações sobre:</w:t>
+      </w:r>
+    </w:p>
+    <w:p>
+      <w:pPr>
+        <w:pStyle w:val="BodyText"/>
+        <w:numPr>
+          <w:ilvl w:val="0"/>
+          <w:numId w:val="17"/>
+        </w:numPr>
         <w:tabs>
           <w:tab w:val="clear" w:pos="720"/>
           <w:tab w:val="left" w:pos="0" w:leader="none"/>
         </w:tabs>
-        <w:spacing w:lineRule="auto" w:line="360" w:before="240" w:after="0"/>
-        <w:ind w:hanging="0" w:left="0" w:right="0"/>
-        <w:rPr/>
-      </w:pPr>
-      <w:r>
-        <w:rPr/>
-      </w:r>
-    </w:p>
-    <w:p>
-      <w:pPr>
-        <w:pStyle w:val="Normal"/>
+        <w:spacing w:before="0" w:after="140"/>
+        <w:ind w:hanging="283" w:left="709" w:right="0"/>
+        <w:rPr/>
+      </w:pPr>
+      <w:r>
+        <w:rPr>
+          <w:rStyle w:val="Strong"/>
+          <w:b/>
+          <w:sz w:val="20"/>
+          <w:szCs w:val="20"/>
+        </w:rPr>
+        <w:t>Tabelas</w:t>
+      </w:r>
+    </w:p>
+    <w:p>
+      <w:pPr>
+        <w:pStyle w:val="BodyText"/>
+        <w:numPr>
+          <w:ilvl w:val="0"/>
+          <w:numId w:val="17"/>
+        </w:numPr>
         <w:tabs>
           <w:tab w:val="clear" w:pos="720"/>
           <w:tab w:val="left" w:pos="0" w:leader="none"/>
         </w:tabs>
+        <w:spacing w:before="0" w:after="140"/>
+        <w:ind w:hanging="283" w:left="709" w:right="0"/>
+        <w:rPr/>
+      </w:pPr>
+      <w:r>
+        <w:rPr>
+          <w:rStyle w:val="Strong"/>
+          <w:b/>
+          <w:sz w:val="20"/>
+          <w:szCs w:val="20"/>
+        </w:rPr>
+        <w:t>Campos</w:t>
+      </w:r>
+    </w:p>
+    <w:p>
+      <w:pPr>
+        <w:pStyle w:val="BodyText"/>
+        <w:numPr>
+          <w:ilvl w:val="0"/>
+          <w:numId w:val="17"/>
+        </w:numPr>
+        <w:tabs>
+          <w:tab w:val="clear" w:pos="720"/>
+          <w:tab w:val="left" w:pos="0" w:leader="none"/>
+        </w:tabs>
+        <w:spacing w:before="0" w:after="140"/>
+        <w:ind w:hanging="283" w:left="709" w:right="0"/>
+        <w:rPr/>
+      </w:pPr>
+      <w:r>
+        <w:rPr>
+          <w:rStyle w:val="Strong"/>
+          <w:b/>
+          <w:sz w:val="20"/>
+          <w:szCs w:val="20"/>
+        </w:rPr>
+        <w:t>Ligações</w:t>
+      </w:r>
+    </w:p>
+    <w:p>
+      <w:pPr>
+        <w:pStyle w:val="BodyText"/>
+        <w:numPr>
+          <w:ilvl w:val="0"/>
+          <w:numId w:val="17"/>
+        </w:numPr>
+        <w:tabs>
+          <w:tab w:val="clear" w:pos="720"/>
+          <w:tab w:val="left" w:pos="0" w:leader="none"/>
+        </w:tabs>
+        <w:spacing w:before="0" w:after="140"/>
+        <w:ind w:hanging="283" w:left="709" w:right="0"/>
+        <w:rPr/>
+      </w:pPr>
+      <w:r>
+        <w:rPr>
+          <w:rStyle w:val="Strong"/>
+          <w:b/>
+          <w:sz w:val="20"/>
+          <w:szCs w:val="20"/>
+        </w:rPr>
+        <w:t>Entidades</w:t>
+      </w:r>
+    </w:p>
+    <w:p>
+      <w:pPr>
+        <w:pStyle w:val="BodyText"/>
+        <w:numPr>
+          <w:ilvl w:val="0"/>
+          <w:numId w:val="17"/>
+        </w:numPr>
+        <w:tabs>
+          <w:tab w:val="clear" w:pos="720"/>
+          <w:tab w:val="left" w:pos="0" w:leader="none"/>
+        </w:tabs>
+        <w:spacing w:before="0" w:after="140"/>
+        <w:ind w:hanging="283" w:left="709" w:right="0"/>
+        <w:rPr/>
+      </w:pPr>
+      <w:r>
+        <w:rPr>
+          <w:rStyle w:val="Strong"/>
+          <w:b/>
+          <w:sz w:val="20"/>
+          <w:szCs w:val="20"/>
+        </w:rPr>
+        <w:t>Propriedades</w:t>
+      </w:r>
+    </w:p>
+    <w:p>
+      <w:pPr>
+        <w:pStyle w:val="BodyText"/>
+        <w:numPr>
+          <w:ilvl w:val="0"/>
+          <w:numId w:val="17"/>
+        </w:numPr>
+        <w:tabs>
+          <w:tab w:val="clear" w:pos="720"/>
+          <w:tab w:val="left" w:pos="0" w:leader="none"/>
+        </w:tabs>
+        <w:spacing w:before="0" w:after="140"/>
+        <w:ind w:hanging="283" w:left="709" w:right="0"/>
+        <w:rPr/>
+      </w:pPr>
+      <w:r>
+        <w:rPr>
+          <w:rStyle w:val="Strong"/>
+          <w:b/>
+          <w:sz w:val="20"/>
+          <w:szCs w:val="20"/>
+        </w:rPr>
+        <w:t>Regras de domínio</w:t>
+      </w:r>
+    </w:p>
+    <w:p>
+      <w:pPr>
+        <w:pStyle w:val="BodyText"/>
+        <w:spacing w:before="0" w:after="225"/>
+        <w:ind w:hanging="0" w:left="0" w:right="0"/>
+        <w:rPr>
+          <w:sz w:val="20"/>
+          <w:szCs w:val="20"/>
+        </w:rPr>
+      </w:pPr>
+      <w:r>
+        <w:rPr>
+          <w:sz w:val="20"/>
+          <w:szCs w:val="20"/>
+        </w:rPr>
+        <w:t>Incluindo por exemplo, descrições e possíveis valores para campos do sistema. Ele controla também a hierarquia de telas e restrições por licença.</w:t>
+      </w:r>
+    </w:p>
+    <w:p>
+      <w:pPr>
+        <w:pStyle w:val="BodyText"/>
+        <w:spacing w:before="0" w:after="225"/>
+        <w:ind w:hanging="0" w:left="0" w:right="0"/>
+        <w:rPr>
+          <w:sz w:val="20"/>
+          <w:szCs w:val="20"/>
+        </w:rPr>
+      </w:pPr>
+      <w:r>
+        <w:rPr>
+          <w:sz w:val="20"/>
+          <w:szCs w:val="20"/>
+        </w:rPr>
+        <w:t>Essa estrutura possibilita o uso de técnicas de programação table-driven, de forma que boa parte do sistema pode ser montada em tempo de execução, por componentes que usam as meta-informações do dicionário de dados como entrada.</w:t>
+      </w:r>
+    </w:p>
+    <w:p>
+      <w:pPr>
+        <w:pStyle w:val="BodyText"/>
+        <w:spacing w:before="0" w:after="225"/>
+        <w:ind w:hanging="0" w:left="0" w:right="0"/>
+        <w:rPr>
+          <w:sz w:val="20"/>
+          <w:szCs w:val="20"/>
+        </w:rPr>
+      </w:pPr>
+      <w:r>
+        <w:rPr>
+          <w:sz w:val="20"/>
+          <w:szCs w:val="20"/>
+        </w:rPr>
+        <w:t>Na Sankhya o Dicionário de dados é aplicado em pelos menos três frentes:</w:t>
+      </w:r>
+    </w:p>
+    <w:p>
+      <w:pPr>
+        <w:pStyle w:val="BodyText"/>
+        <w:spacing w:before="0" w:after="225"/>
+        <w:ind w:hanging="0" w:left="0" w:right="0"/>
+        <w:rPr/>
+      </w:pPr>
+      <w:r>
+        <w:rPr>
+          <w:rStyle w:val="Strong"/>
+          <w:b/>
+          <w:sz w:val="20"/>
+          <w:szCs w:val="20"/>
+        </w:rPr>
+        <w:t>Documentação:</w:t>
+      </w:r>
+      <w:r>
+        <w:rPr>
+          <w:sz w:val="20"/>
+          <w:szCs w:val="20"/>
+        </w:rPr>
+        <w:t> Depois de compreendida a estrutura dos dados, o mapeamento também pode ser consumido como documentação, pois a sua estrutura contém informações sobre o nome, tipo, tamanho, ligações, ou seja, todos os metadados que podem ser utilizados para determinar o comportamento de componentes, persistência, entre outras coisas.</w:t>
+      </w:r>
+    </w:p>
+    <w:p>
+      <w:pPr>
+        <w:pStyle w:val="BodyText"/>
+        <w:spacing w:before="0" w:after="225"/>
+        <w:ind w:hanging="0" w:left="0" w:right="0"/>
+        <w:rPr/>
+      </w:pPr>
+      <w:r>
+        <w:rPr>
+          <w:rStyle w:val="Strong"/>
+          <w:b/>
+          <w:sz w:val="20"/>
+          <w:szCs w:val="20"/>
+        </w:rPr>
+        <w:t>JAPE:</w:t>
+      </w:r>
+      <w:r>
+        <w:rPr>
+          <w:sz w:val="20"/>
+          <w:szCs w:val="20"/>
+        </w:rPr>
+        <w:t> Framework de persistência. Baseado no conjunto de meta informações o JAPE gera, dinamicamente, as estruturas SQL, como por exemplo: INSERT, UPDATE, DELETE e SELECT.</w:t>
+      </w:r>
+    </w:p>
+    <w:p>
+      <w:pPr>
+        <w:pStyle w:val="BodyText"/>
+        <w:spacing w:before="0" w:after="225"/>
+        <w:ind w:hanging="0" w:left="0" w:right="0"/>
+        <w:rPr/>
+      </w:pPr>
+      <w:r>
+        <w:rPr>
+          <w:rStyle w:val="Strong"/>
+          <w:b/>
+          <w:sz w:val="20"/>
+          <w:szCs w:val="20"/>
+        </w:rPr>
+        <w:t>Dynaform:</w:t>
+      </w:r>
+      <w:r>
+        <w:rPr>
+          <w:sz w:val="20"/>
+          <w:szCs w:val="20"/>
+        </w:rPr>
+        <w:t> Framework para construção de telas. Baseado nos metadados, o Dynaform possibilita a criação dinâmica de telas sem nenhuma definição de código de backend e front-end.</w:t>
+      </w:r>
+    </w:p>
+    <w:p>
+      <w:pPr>
+        <w:sectPr>
+          <w:footerReference w:type="even" r:id="rId16"/>
+          <w:footerReference w:type="default" r:id="rId17"/>
+          <w:footerReference w:type="first" r:id="rId18"/>
+          <w:footnotePr>
+            <w:numFmt w:val="decimal"/>
+          </w:footnotePr>
+          <w:type w:val="nextPage"/>
+          <w:pgSz w:w="11906" w:h="16838"/>
+          <w:pgMar w:left="1701" w:right="1134" w:gutter="0" w:header="0" w:top="794" w:footer="0" w:bottom="1661"/>
+          <w:pgNumType w:start="1" w:fmt="decimal"/>
+          <w:formProt w:val="false"/>
+          <w:textDirection w:val="lrTb"/>
+          <w:docGrid w:type="default" w:linePitch="100" w:charSpace="0"/>
+        </w:sectPr>
+      </w:pPr>
+    </w:p>
+    <w:p>
+      <w:pPr>
+        <w:pStyle w:val="Heading2"/>
+        <w:ind w:hanging="578" w:left="278" w:right="0"/>
+        <w:rPr>
+          <w:sz w:val="20"/>
+          <w:szCs w:val="20"/>
+        </w:rPr>
+      </w:pPr>
+      <w:r>
+        <w:rPr>
+          <w:sz w:val="20"/>
+          <w:szCs w:val="20"/>
+        </w:rPr>
+      </w:r>
+    </w:p>
+    <w:p>
+      <w:pPr>
+        <w:sectPr>
+          <w:footnotePr>
+            <w:numFmt w:val="decimal"/>
+          </w:footnotePr>
+          <w:type w:val="continuous"/>
+          <w:pgSz w:w="11906" w:h="16838"/>
+          <w:pgMar w:left="1701" w:right="1134" w:gutter="0" w:header="0" w:top="794" w:footer="0" w:bottom="1661"/>
+          <w:formProt w:val="false"/>
+          <w:textDirection w:val="lrTb"/>
+          <w:docGrid w:type="default" w:linePitch="100" w:charSpace="0"/>
+        </w:sectPr>
+      </w:pPr>
+    </w:p>
+    <w:p>
+      <w:pPr>
+        <w:pStyle w:val="Heading2"/>
+        <w:spacing w:lineRule="auto" w:line="300" w:before="420" w:after="225"/>
+        <w:ind w:hanging="578" w:left="578" w:right="0"/>
+        <w:rPr>
+          <w:rFonts w:ascii="Twemoji Country Flags;system-ui;apple-system;BlinkMacSystemFont;Segoe UI;Roboto;Oxygen;Ubuntu;Cantarell;Fira Sans;Droid Sans;Helvetica Neue;sans-serif" w:hAnsi="Twemoji Country Flags;system-ui;apple-system;BlinkMacSystemFont;Segoe UI;Roboto;Oxygen;Ubuntu;Cantarell;Fira Sans;Droid Sans;Helvetica Neue;sans-serif"/>
+          <w:b/>
+          <w:color w:val="30353A"/>
+          <w:sz w:val="20"/>
+          <w:szCs w:val="20"/>
+        </w:rPr>
+      </w:pPr>
+      <w:r>
+        <w:rPr>
+          <w:rFonts w:ascii="Twemoji Country Flags;system-ui;apple-system;BlinkMacSystemFont;Segoe UI;Roboto;Oxygen;Ubuntu;Cantarell;Fira Sans;Droid Sans;Helvetica Neue;sans-serif" w:hAnsi="Twemoji Country Flags;system-ui;apple-system;BlinkMacSystemFont;Segoe UI;Roboto;Oxygen;Ubuntu;Cantarell;Fira Sans;Droid Sans;Helvetica Neue;sans-serif"/>
+          <w:b/>
+          <w:color w:val="30353A"/>
+          <w:sz w:val="20"/>
+          <w:szCs w:val="20"/>
+        </w:rPr>
+        <w:t>Funções do Dicionário de dados</w:t>
+      </w:r>
+    </w:p>
+    <w:p>
+      <w:pPr>
+        <w:pStyle w:val="BodyText"/>
+        <w:numPr>
+          <w:ilvl w:val="0"/>
+          <w:numId w:val="18"/>
+        </w:numPr>
+        <w:tabs>
+          <w:tab w:val="clear" w:pos="720"/>
+          <w:tab w:val="left" w:pos="0" w:leader="none"/>
+        </w:tabs>
+        <w:spacing w:before="0" w:after="140"/>
+        <w:ind w:hanging="283" w:left="709" w:right="0"/>
+        <w:rPr>
+          <w:sz w:val="20"/>
+          <w:szCs w:val="20"/>
+        </w:rPr>
+      </w:pPr>
+      <w:r>
+        <w:rPr>
+          <w:sz w:val="20"/>
+          <w:szCs w:val="20"/>
+        </w:rPr>
+        <w:t>O sistema consume informações do dicionário de dados para montar suas telas</w:t>
+      </w:r>
+    </w:p>
+    <w:p>
+      <w:pPr>
+        <w:pStyle w:val="BodyText"/>
+        <w:numPr>
+          <w:ilvl w:val="0"/>
+          <w:numId w:val="18"/>
+        </w:numPr>
+        <w:tabs>
+          <w:tab w:val="clear" w:pos="720"/>
+          <w:tab w:val="left" w:pos="0" w:leader="none"/>
+        </w:tabs>
+        <w:spacing w:before="0" w:after="140"/>
+        <w:ind w:hanging="283" w:left="709" w:right="0"/>
+        <w:rPr>
+          <w:sz w:val="20"/>
+          <w:szCs w:val="20"/>
+        </w:rPr>
+      </w:pPr>
+      <w:r>
+        <w:rPr>
+          <w:sz w:val="20"/>
+          <w:szCs w:val="20"/>
+        </w:rPr>
+        <w:t>O dicionário de dados é atualizado quando melhorias ou novas implementações são realizadas, mantendo a integridade dos dados do sistema</w:t>
+      </w:r>
+    </w:p>
+    <w:p>
+      <w:pPr>
+        <w:pStyle w:val="BodyText"/>
+        <w:numPr>
+          <w:ilvl w:val="0"/>
+          <w:numId w:val="18"/>
+        </w:numPr>
+        <w:tabs>
+          <w:tab w:val="clear" w:pos="720"/>
+          <w:tab w:val="left" w:pos="0" w:leader="none"/>
+        </w:tabs>
+        <w:spacing w:before="0" w:after="140"/>
+        <w:ind w:hanging="283" w:left="709" w:right="0"/>
+        <w:rPr>
+          <w:sz w:val="20"/>
+          <w:szCs w:val="20"/>
+        </w:rPr>
+      </w:pPr>
+      <w:r>
+        <w:rPr>
+          <w:sz w:val="20"/>
+          <w:szCs w:val="20"/>
+        </w:rPr>
+        <w:t>Todo desenvolvedor pode usar o dicionário de dados como referência para obter informações sobre o banco de dados</w:t>
+      </w:r>
+    </w:p>
+    <w:p>
+      <w:pPr>
+        <w:sectPr>
+          <w:footnotePr>
+            <w:numFmt w:val="decimal"/>
+          </w:footnotePr>
+          <w:type w:val="continuous"/>
+          <w:pgSz w:w="11906" w:h="16838"/>
+          <w:pgMar w:left="1701" w:right="1134" w:gutter="0" w:header="0" w:top="794" w:footer="0" w:bottom="1661"/>
+          <w:pgNumType w:fmt="decimal"/>
+          <w:formProt w:val="false"/>
+          <w:textDirection w:val="lrTb"/>
+          <w:docGrid w:type="default" w:linePitch="100" w:charSpace="0"/>
+        </w:sectPr>
+      </w:pPr>
+    </w:p>
+    <w:p>
+      <w:pPr>
+        <w:pStyle w:val="Heading2"/>
+        <w:ind w:hanging="578" w:left="278" w:right="0"/>
+        <w:rPr>
+          <w:sz w:val="20"/>
+          <w:szCs w:val="20"/>
+        </w:rPr>
+      </w:pPr>
+      <w:r>
+        <w:rPr>
+          <w:sz w:val="20"/>
+          <w:szCs w:val="20"/>
+        </w:rPr>
+      </w:r>
+    </w:p>
+    <w:p>
+      <w:pPr>
+        <w:sectPr>
+          <w:footnotePr>
+            <w:numFmt w:val="decimal"/>
+          </w:footnotePr>
+          <w:type w:val="continuous"/>
+          <w:pgSz w:w="11906" w:h="16838"/>
+          <w:pgMar w:left="1701" w:right="1134" w:gutter="0" w:header="0" w:top="794" w:footer="0" w:bottom="1661"/>
+          <w:formProt w:val="false"/>
+          <w:textDirection w:val="lrTb"/>
+          <w:docGrid w:type="default" w:linePitch="100" w:charSpace="0"/>
+        </w:sectPr>
+      </w:pPr>
+    </w:p>
+    <w:p>
+      <w:pPr>
+        <w:pStyle w:val="Heading2"/>
+        <w:spacing w:lineRule="auto" w:line="300" w:before="420" w:after="105"/>
+        <w:ind w:hanging="578" w:left="578" w:right="0"/>
+        <w:rPr>
+          <w:rFonts w:ascii="Twemoji Country Flags;system-ui;apple-system;BlinkMacSystemFont;Segoe UI;Roboto;Oxygen;Ubuntu;Cantarell;Fira Sans;Droid Sans;Helvetica Neue;sans-serif" w:hAnsi="Twemoji Country Flags;system-ui;apple-system;BlinkMacSystemFont;Segoe UI;Roboto;Oxygen;Ubuntu;Cantarell;Fira Sans;Droid Sans;Helvetica Neue;sans-serif"/>
+          <w:b/>
+          <w:color w:val="30353A"/>
+          <w:sz w:val="20"/>
+          <w:szCs w:val="20"/>
+        </w:rPr>
+      </w:pPr>
+      <w:r>
+        <w:rPr>
+          <w:rFonts w:ascii="Twemoji Country Flags;system-ui;apple-system;BlinkMacSystemFont;Segoe UI;Roboto;Oxygen;Ubuntu;Cantarell;Fira Sans;Droid Sans;Helvetica Neue;sans-serif" w:hAnsi="Twemoji Country Flags;system-ui;apple-system;BlinkMacSystemFont;Segoe UI;Roboto;Oxygen;Ubuntu;Cantarell;Fira Sans;Droid Sans;Helvetica Neue;sans-serif"/>
+          <w:b/>
+          <w:color w:val="30353A"/>
+          <w:sz w:val="20"/>
+          <w:szCs w:val="20"/>
+        </w:rPr>
+        <w:t>Arquitetura do Dicionário de Dados</w:t>
+      </w:r>
+    </w:p>
+    <w:p>
+      <w:pPr>
+        <w:pStyle w:val="BodyText"/>
+        <w:spacing w:before="0" w:after="225"/>
+        <w:ind w:hanging="0" w:left="0" w:right="0"/>
+        <w:rPr>
+          <w:sz w:val="20"/>
+          <w:szCs w:val="20"/>
+        </w:rPr>
+      </w:pPr>
+      <w:r>
+        <w:rPr>
+          <w:sz w:val="20"/>
+          <w:szCs w:val="20"/>
+        </w:rPr>
+        <w:t>O dicionário de dados consiste no seguinte conjunto de tabelas:</w:t>
+      </w:r>
+    </w:p>
+    <w:p>
+      <w:pPr>
+        <w:pStyle w:val="BodyText"/>
+        <w:numPr>
+          <w:ilvl w:val="0"/>
+          <w:numId w:val="19"/>
+        </w:numPr>
+        <w:tabs>
+          <w:tab w:val="clear" w:pos="720"/>
+          <w:tab w:val="left" w:pos="0" w:leader="none"/>
+        </w:tabs>
+        <w:spacing w:before="0" w:after="140"/>
+        <w:ind w:hanging="283" w:left="709" w:right="0"/>
+        <w:rPr/>
+      </w:pPr>
+      <w:r>
+        <w:rPr>
+          <w:rStyle w:val="Strong"/>
+          <w:b/>
+          <w:sz w:val="20"/>
+          <w:szCs w:val="20"/>
+        </w:rPr>
+        <w:t>TDDTAB</w:t>
+      </w:r>
+    </w:p>
+    <w:p>
+      <w:pPr>
+        <w:pStyle w:val="BodyText"/>
+        <w:numPr>
+          <w:ilvl w:val="0"/>
+          <w:numId w:val="19"/>
+        </w:numPr>
+        <w:tabs>
+          <w:tab w:val="clear" w:pos="720"/>
+          <w:tab w:val="left" w:pos="0" w:leader="none"/>
+        </w:tabs>
+        <w:spacing w:before="0" w:after="140"/>
+        <w:ind w:hanging="283" w:left="709" w:right="0"/>
+        <w:rPr/>
+      </w:pPr>
+      <w:r>
+        <w:rPr>
+          <w:rStyle w:val="Strong"/>
+          <w:b/>
+          <w:sz w:val="20"/>
+          <w:szCs w:val="20"/>
+        </w:rPr>
+        <w:t>TDDCAM</w:t>
+      </w:r>
+    </w:p>
+    <w:p>
+      <w:pPr>
+        <w:pStyle w:val="BodyText"/>
+        <w:numPr>
+          <w:ilvl w:val="0"/>
+          <w:numId w:val="19"/>
+        </w:numPr>
+        <w:tabs>
+          <w:tab w:val="clear" w:pos="720"/>
+          <w:tab w:val="left" w:pos="0" w:leader="none"/>
+        </w:tabs>
+        <w:spacing w:before="0" w:after="140"/>
+        <w:ind w:hanging="283" w:left="709" w:right="0"/>
+        <w:rPr/>
+      </w:pPr>
+      <w:r>
+        <w:rPr>
+          <w:rStyle w:val="Strong"/>
+          <w:b/>
+          <w:sz w:val="20"/>
+          <w:szCs w:val="20"/>
+        </w:rPr>
+        <w:t>TDDOPC</w:t>
+      </w:r>
+    </w:p>
+    <w:p>
+      <w:pPr>
+        <w:pStyle w:val="BodyText"/>
+        <w:numPr>
+          <w:ilvl w:val="0"/>
+          <w:numId w:val="19"/>
+        </w:numPr>
+        <w:tabs>
+          <w:tab w:val="clear" w:pos="720"/>
+          <w:tab w:val="left" w:pos="0" w:leader="none"/>
+        </w:tabs>
+        <w:spacing w:before="0" w:after="140"/>
+        <w:ind w:hanging="283" w:left="709" w:right="0"/>
+        <w:rPr/>
+      </w:pPr>
+      <w:r>
+        <w:rPr>
+          <w:rStyle w:val="Strong"/>
+          <w:b/>
+          <w:sz w:val="20"/>
+          <w:szCs w:val="20"/>
+        </w:rPr>
+        <w:t>TDDPCO</w:t>
+      </w:r>
+    </w:p>
+    <w:p>
+      <w:pPr>
+        <w:pStyle w:val="BodyText"/>
+        <w:numPr>
+          <w:ilvl w:val="0"/>
+          <w:numId w:val="19"/>
+        </w:numPr>
+        <w:tabs>
+          <w:tab w:val="clear" w:pos="720"/>
+          <w:tab w:val="left" w:pos="0" w:leader="none"/>
+        </w:tabs>
+        <w:spacing w:before="0" w:after="140"/>
+        <w:ind w:hanging="283" w:left="709" w:right="0"/>
+        <w:rPr/>
+      </w:pPr>
+      <w:r>
+        <w:rPr>
+          <w:rStyle w:val="Strong"/>
+          <w:b/>
+          <w:sz w:val="20"/>
+          <w:szCs w:val="20"/>
+        </w:rPr>
+        <w:t>TDDINS</w:t>
+      </w:r>
+    </w:p>
+    <w:p>
+      <w:pPr>
+        <w:pStyle w:val="BodyText"/>
+        <w:numPr>
+          <w:ilvl w:val="0"/>
+          <w:numId w:val="19"/>
+        </w:numPr>
+        <w:tabs>
+          <w:tab w:val="clear" w:pos="720"/>
+          <w:tab w:val="left" w:pos="0" w:leader="none"/>
+        </w:tabs>
+        <w:spacing w:before="0" w:after="140"/>
+        <w:ind w:hanging="283" w:left="709" w:right="0"/>
+        <w:rPr/>
+      </w:pPr>
+      <w:r>
+        <w:rPr>
+          <w:rStyle w:val="Strong"/>
+          <w:b/>
+          <w:sz w:val="20"/>
+          <w:szCs w:val="20"/>
+        </w:rPr>
+        <w:t>TDDLIG</w:t>
+      </w:r>
+    </w:p>
+    <w:p>
+      <w:pPr>
+        <w:pStyle w:val="BodyText"/>
+        <w:numPr>
+          <w:ilvl w:val="0"/>
+          <w:numId w:val="19"/>
+        </w:numPr>
+        <w:tabs>
+          <w:tab w:val="clear" w:pos="720"/>
+          <w:tab w:val="left" w:pos="0" w:leader="none"/>
+        </w:tabs>
+        <w:spacing w:before="0" w:after="140"/>
+        <w:ind w:hanging="283" w:left="709" w:right="0"/>
+        <w:rPr/>
+      </w:pPr>
+      <w:r>
+        <w:rPr>
+          <w:rStyle w:val="Strong"/>
+          <w:b/>
+          <w:sz w:val="20"/>
+          <w:szCs w:val="20"/>
+        </w:rPr>
+        <w:t>TDDLGC</w:t>
+      </w:r>
+    </w:p>
+    <w:p>
+      <w:pPr>
+        <w:pStyle w:val="BodyText"/>
+        <w:numPr>
+          <w:ilvl w:val="0"/>
+          <w:numId w:val="19"/>
+        </w:numPr>
+        <w:tabs>
+          <w:tab w:val="clear" w:pos="720"/>
+          <w:tab w:val="left" w:pos="0" w:leader="none"/>
+        </w:tabs>
+        <w:spacing w:before="0" w:after="140"/>
+        <w:ind w:hanging="283" w:left="709" w:right="0"/>
+        <w:rPr/>
+      </w:pPr>
+      <w:r>
+        <w:rPr>
+          <w:rStyle w:val="Strong"/>
+          <w:b/>
+          <w:sz w:val="20"/>
+          <w:szCs w:val="20"/>
+        </w:rPr>
+        <w:t>TRDCON</w:t>
+      </w:r>
+    </w:p>
+    <w:p>
+      <w:pPr>
+        <w:pStyle w:val="BodyText"/>
+        <w:numPr>
+          <w:ilvl w:val="0"/>
+          <w:numId w:val="19"/>
+        </w:numPr>
+        <w:tabs>
+          <w:tab w:val="clear" w:pos="720"/>
+          <w:tab w:val="left" w:pos="0" w:leader="none"/>
+        </w:tabs>
+        <w:spacing w:before="0" w:after="140"/>
+        <w:ind w:hanging="283" w:left="709" w:right="0"/>
+        <w:rPr/>
+      </w:pPr>
+      <w:r>
+        <w:rPr>
+          <w:rStyle w:val="Strong"/>
+          <w:b/>
+          <w:sz w:val="20"/>
+          <w:szCs w:val="20"/>
+        </w:rPr>
+        <w:t>TRDPCO</w:t>
+      </w:r>
+    </w:p>
+    <w:p>
+      <w:pPr>
+        <w:pStyle w:val="BodyText"/>
+        <w:numPr>
+          <w:ilvl w:val="0"/>
+          <w:numId w:val="19"/>
+        </w:numPr>
+        <w:tabs>
+          <w:tab w:val="clear" w:pos="720"/>
+          <w:tab w:val="left" w:pos="0" w:leader="none"/>
+        </w:tabs>
+        <w:spacing w:before="0" w:after="140"/>
+        <w:ind w:hanging="283" w:left="709" w:right="0"/>
+        <w:rPr/>
+      </w:pPr>
+      <w:r>
+        <w:rPr>
+          <w:rStyle w:val="Strong"/>
+          <w:b/>
+          <w:sz w:val="20"/>
+          <w:szCs w:val="20"/>
+        </w:rPr>
+        <w:t>TRDFCO</w:t>
+      </w:r>
+    </w:p>
+    <w:p>
+      <w:pPr>
+        <w:pStyle w:val="BodyText"/>
+        <w:numPr>
+          <w:ilvl w:val="0"/>
+          <w:numId w:val="19"/>
+        </w:numPr>
+        <w:tabs>
+          <w:tab w:val="clear" w:pos="720"/>
+          <w:tab w:val="left" w:pos="0" w:leader="none"/>
+        </w:tabs>
+        <w:spacing w:before="0" w:after="140"/>
+        <w:ind w:hanging="283" w:left="709" w:right="0"/>
+        <w:rPr/>
+      </w:pPr>
+      <w:r>
+        <w:rPr>
+          <w:rStyle w:val="Strong"/>
+          <w:b/>
+          <w:sz w:val="20"/>
+          <w:szCs w:val="20"/>
+        </w:rPr>
+        <w:t>TRDEVE</w:t>
+      </w:r>
+    </w:p>
+    <w:p>
+      <w:pPr>
+        <w:pStyle w:val="BodyText"/>
+        <w:numPr>
+          <w:ilvl w:val="0"/>
+          <w:numId w:val="19"/>
+        </w:numPr>
+        <w:tabs>
+          <w:tab w:val="clear" w:pos="720"/>
+          <w:tab w:val="left" w:pos="0" w:leader="none"/>
+        </w:tabs>
+        <w:spacing w:before="0" w:after="140"/>
+        <w:ind w:hanging="283" w:left="709" w:right="0"/>
+        <w:rPr/>
+      </w:pPr>
+      <w:r>
+        <w:rPr>
+          <w:rStyle w:val="Strong"/>
+          <w:b/>
+          <w:sz w:val="20"/>
+          <w:szCs w:val="20"/>
+        </w:rPr>
+        <w:t>TDDIAC</w:t>
+      </w:r>
+    </w:p>
+    <w:p>
+      <w:pPr>
+        <w:pStyle w:val="BodyText"/>
+        <w:numPr>
+          <w:ilvl w:val="0"/>
+          <w:numId w:val="19"/>
+        </w:numPr>
+        <w:tabs>
+          <w:tab w:val="clear" w:pos="720"/>
+          <w:tab w:val="left" w:pos="0" w:leader="none"/>
+        </w:tabs>
+        <w:spacing w:before="0" w:after="140"/>
+        <w:ind w:hanging="283" w:left="709" w:right="0"/>
+        <w:rPr/>
+      </w:pPr>
+      <w:r>
+        <w:rPr>
+          <w:rStyle w:val="Strong"/>
+          <w:b/>
+          <w:sz w:val="20"/>
+          <w:szCs w:val="20"/>
+        </w:rPr>
+        <w:t>TDDTABI18N</w:t>
+      </w:r>
+    </w:p>
+    <w:p>
+      <w:pPr>
+        <w:pStyle w:val="BodyText"/>
+        <w:numPr>
+          <w:ilvl w:val="0"/>
+          <w:numId w:val="19"/>
+        </w:numPr>
+        <w:tabs>
+          <w:tab w:val="clear" w:pos="720"/>
+          <w:tab w:val="left" w:pos="0" w:leader="none"/>
+        </w:tabs>
+        <w:spacing w:before="0" w:after="140"/>
+        <w:ind w:hanging="283" w:left="709" w:right="0"/>
+        <w:rPr/>
+      </w:pPr>
+      <w:r>
+        <w:rPr>
+          <w:rStyle w:val="Strong"/>
+          <w:b/>
+          <w:sz w:val="20"/>
+          <w:szCs w:val="20"/>
+        </w:rPr>
+        <w:t>TDDCAMI18N</w:t>
+      </w:r>
+    </w:p>
+    <w:p>
+      <w:pPr>
+        <w:pStyle w:val="BodyText"/>
+        <w:numPr>
+          <w:ilvl w:val="0"/>
+          <w:numId w:val="19"/>
+        </w:numPr>
+        <w:tabs>
+          <w:tab w:val="clear" w:pos="720"/>
+          <w:tab w:val="left" w:pos="0" w:leader="none"/>
+        </w:tabs>
+        <w:spacing w:before="0" w:after="140"/>
+        <w:ind w:hanging="283" w:left="709" w:right="0"/>
+        <w:rPr/>
+      </w:pPr>
+      <w:r>
+        <w:rPr>
+          <w:rStyle w:val="Strong"/>
+          <w:b/>
+          <w:sz w:val="20"/>
+          <w:szCs w:val="20"/>
+        </w:rPr>
+        <w:t>TDDOPCI18N</w:t>
+      </w:r>
+    </w:p>
+    <w:p>
+      <w:pPr>
+        <w:pStyle w:val="BodyText"/>
+        <w:numPr>
+          <w:ilvl w:val="0"/>
+          <w:numId w:val="19"/>
+        </w:numPr>
+        <w:tabs>
+          <w:tab w:val="clear" w:pos="720"/>
+          <w:tab w:val="left" w:pos="0" w:leader="none"/>
+        </w:tabs>
+        <w:spacing w:before="0" w:after="140"/>
+        <w:ind w:hanging="283" w:left="709" w:right="0"/>
+        <w:rPr/>
+      </w:pPr>
+      <w:r>
+        <w:rPr>
+          <w:rStyle w:val="Strong"/>
+          <w:b/>
+          <w:sz w:val="20"/>
+          <w:szCs w:val="20"/>
+        </w:rPr>
+        <w:t>TDDINSI18N</w:t>
+      </w:r>
+    </w:p>
+    <w:p>
+      <w:pPr>
+        <w:pStyle w:val="BodyText"/>
+        <w:numPr>
+          <w:ilvl w:val="0"/>
+          <w:numId w:val="19"/>
+        </w:numPr>
+        <w:tabs>
+          <w:tab w:val="clear" w:pos="720"/>
+          <w:tab w:val="left" w:pos="0" w:leader="none"/>
+        </w:tabs>
+        <w:spacing w:before="0" w:after="140"/>
+        <w:ind w:hanging="283" w:left="709" w:right="0"/>
+        <w:rPr/>
+      </w:pPr>
+      <w:r>
+        <w:rPr>
+          <w:rStyle w:val="Strong"/>
+          <w:b/>
+          <w:sz w:val="20"/>
+          <w:szCs w:val="20"/>
+        </w:rPr>
+        <w:t>TRDCONI18N</w:t>
+      </w:r>
+    </w:p>
+    <w:p>
+      <w:pPr>
+        <w:pStyle w:val="BodyText"/>
+        <w:numPr>
+          <w:ilvl w:val="0"/>
+          <w:numId w:val="19"/>
+        </w:numPr>
+        <w:tabs>
+          <w:tab w:val="clear" w:pos="720"/>
+          <w:tab w:val="left" w:pos="0" w:leader="none"/>
+        </w:tabs>
+        <w:spacing w:before="0" w:after="140"/>
+        <w:ind w:hanging="283" w:left="709" w:right="0"/>
+        <w:rPr/>
+      </w:pPr>
+      <w:r>
+        <w:rPr>
+          <w:rStyle w:val="Strong"/>
+          <w:b/>
+          <w:sz w:val="20"/>
+          <w:szCs w:val="20"/>
+        </w:rPr>
+        <w:t>TDDI18N</w:t>
+      </w:r>
+    </w:p>
+    <w:p>
+      <w:pPr>
+        <w:pStyle w:val="BodyText"/>
+        <w:spacing w:before="0" w:after="225"/>
+        <w:ind w:hanging="0" w:left="0" w:right="0"/>
+        <w:rPr/>
+      </w:pPr>
+      <w:r>
+        <w:rPr>
+          <w:sz w:val="20"/>
+          <w:szCs w:val="20"/>
+        </w:rPr>
+        <w:t>A tabela abaixo apresenta a descrição de cada uma das tabelas do dicionário de dados e alguns dos seus campos e respectivos valores.</w:t>
+      </w:r>
+    </w:p>
+    <w:p>
+      <w:pPr>
+        <w:pStyle w:val="BodyText"/>
+        <w:spacing w:before="0" w:after="225"/>
+        <w:ind w:hanging="0" w:left="0" w:right="0"/>
+        <w:rPr/>
+      </w:pPr>
+      <w:r>
+        <w:rPr>
+          <w:rFonts w:ascii="Twemoji Country Flags;system-ui;apple-system;BlinkMacSystemFont;Segoe UI;Roboto;Oxygen;Ubuntu;Cantarell;Fira Sans;Droid Sans;Helvetica Neue;sans-serif" w:hAnsi="Twemoji Country Flags;system-ui;apple-system;BlinkMacSystemFont;Segoe UI;Roboto;Oxygen;Ubuntu;Cantarell;Fira Sans;Droid Sans;Helvetica Neue;sans-serif"/>
+          <w:b/>
+          <w:color w:val="30353A"/>
+          <w:sz w:val="20"/>
+          <w:szCs w:val="20"/>
+        </w:rPr>
+        <w:t>DER - Dicionário de dados</w:t>
+      </w:r>
+    </w:p>
+    <w:p>
+      <w:pPr>
+        <w:pStyle w:val="BodyText"/>
+        <w:spacing w:before="0" w:after="225"/>
+        <w:ind w:hanging="0" w:left="0" w:right="0"/>
+        <w:rPr/>
+      </w:pPr>
+      <w:r>
+        <w:rPr>
+          <w:sz w:val="20"/>
+          <w:szCs w:val="20"/>
+        </w:rPr>
+        <w:t>O diagrama a seguir apresenta as entidades do dicionário de dados e suas relações entre si, assim como seus atributos</w:t>
+      </w:r>
+      <w:r>
+        <w:rPr/>
+        <w:t>.</w:t>
+      </w:r>
+    </w:p>
+    <w:p>
+      <w:pPr>
+        <w:pStyle w:val="Normal"/>
+        <w:tabs>
+          <w:tab w:val="clear" w:pos="720"/>
+          <w:tab w:val="left" w:pos="0" w:leader="none"/>
+        </w:tabs>
         <w:spacing w:lineRule="auto" w:line="360" w:before="240" w:after="0"/>
         <w:ind w:hanging="0" w:left="0" w:right="0"/>
         <w:rPr/>
@@ -11022,16 +12043,31 @@
           <w:sz w:val="20"/>
           <w:szCs w:val="20"/>
         </w:rPr>
-        <w:t>Fonte: O autor, 202</w:t>
-      </w:r>
-      <w:r>
-        <w:rPr>
-          <w:b/>
-          <w:sz w:val="20"/>
-          <w:szCs w:val="20"/>
-          <w:lang w:val="pt-BR"/>
-        </w:rPr>
-        <w:t>6</w:t>
+        <w:t>Fonte:</w:t>
+      </w:r>
+      <w:r>
+        <w:rPr>
+          <w:rFonts w:ascii="Helvetica Neue;Helvetica;Roboto;Arial;sans-serif" w:hAnsi="Helvetica Neue;Helvetica;Roboto;Arial;sans-serif"/>
+          <w:b w:val="false"/>
+          <w:i w:val="false"/>
+          <w:caps w:val="false"/>
+          <w:smallCaps w:val="false"/>
+          <w:color w:val="222222"/>
+          <w:spacing w:val="0"/>
+          <w:sz w:val="24"/>
+          <w:szCs w:val="20"/>
+          <w:lang w:val="pt-BR"/>
+        </w:rPr>
+        <w:t>(CALIXTO, 2020)</w:t>
+      </w:r>
+      <w:r>
+        <w:rPr>
+          <w:b/>
+          <w:sz w:val="20"/>
+          <w:szCs w:val="20"/>
+          <w:lang w:val="pt-BR"/>
+        </w:rPr>
+        <w:t xml:space="preserve"> </w:t>
       </w:r>
     </w:p>
     <w:p>
@@ -11956,7 +12992,7 @@
                     </pic:cNvPicPr>
                   </pic:nvPicPr>
                   <pic:blipFill>
-                    <a:blip r:embed="rId16"/>
+                    <a:blip r:embed="rId19"/>
                     <a:stretch>
                       <a:fillRect/>
                     </a:stretch>
@@ -11979,6 +13015,679 @@
     </w:p>
     <w:p>
       <w:pPr>
+        <w:pStyle w:val="Heading2"/>
+        <w:ind w:hanging="709" w:left="709" w:right="0"/>
+        <w:rPr>
+          <w:b/>
+          <w:sz w:val="20"/>
+          <w:szCs w:val="20"/>
+        </w:rPr>
+      </w:pPr>
+      <w:bookmarkStart w:id="26" w:name="heading_20667_1"/>
+      <w:bookmarkEnd w:id="26"/>
+      <w:r>
+        <w:rPr>
+          <w:b/>
+          <w:sz w:val="20"/>
+          <w:szCs w:val="20"/>
+        </w:rPr>
+        <w:t>O que é um diagrama de sequência em UML?</w:t>
+      </w:r>
+    </w:p>
+    <w:p>
+      <w:pPr>
+        <w:sectPr>
+          <w:footnotePr>
+            <w:numFmt w:val="decimal"/>
+          </w:footnotePr>
+          <w:type w:val="continuous"/>
+          <w:pgSz w:w="11906" w:h="16838"/>
+          <w:pgMar w:left="1701" w:right="1134" w:gutter="0" w:header="0" w:top="794" w:footer="0" w:bottom="1661"/>
+          <w:pgNumType w:fmt="decimal"/>
+          <w:formProt w:val="false"/>
+          <w:textDirection w:val="lrTb"/>
+          <w:docGrid w:type="default" w:linePitch="100" w:charSpace="0"/>
+        </w:sectPr>
+      </w:pPr>
+    </w:p>
+    <w:p>
+      <w:pPr>
+        <w:pStyle w:val="BodyText"/>
+        <w:pBdr/>
+        <w:spacing w:before="0" w:after="0"/>
+        <w:ind w:hanging="0" w:left="0" w:right="0"/>
+        <w:rPr/>
+      </w:pPr>
+      <w:r>
+        <w:rPr>
+          <w:sz w:val="20"/>
+          <w:szCs w:val="20"/>
+        </w:rPr>
+        <w:t>Para entender o que é um diagrama de sequência, é importante conhecer a função da </w:t>
+      </w:r>
+      <w:hyperlink r:id="rId20">
+        <w:r>
+          <w:rPr>
+            <w:rStyle w:val="Hyperlink"/>
+            <w:strike w:val="false"/>
+            <w:dstrike w:val="false"/>
+            <w:color w:val="AB4200"/>
+            <w:sz w:val="20"/>
+            <w:szCs w:val="20"/>
+            <w:u w:val="none"/>
+            <w:effect w:val="none"/>
+            <w:lang w:val="pt-PT"/>
+          </w:rPr>
+          <w:t>Linguagem de modelagem unificada</w:t>
+        </w:r>
+      </w:hyperlink>
+      <w:r>
+        <w:rPr>
+          <w:sz w:val="20"/>
+          <w:szCs w:val="20"/>
+        </w:rPr>
+        <w:t>, conhecida como UML. UML é um kit de ferramentas de modelagem que orienta a criação e notação de muitos tipos de diagramas, incluindo diagramas de comportamento, interação e estrutura.</w:t>
+      </w:r>
+    </w:p>
+    <w:p>
+      <w:pPr>
+        <w:pStyle w:val="BodyText"/>
+        <w:pBdr/>
+        <w:spacing w:before="0" w:after="0"/>
+        <w:ind w:hanging="0" w:left="0" w:right="0"/>
+        <w:rPr>
+          <w:sz w:val="20"/>
+          <w:szCs w:val="20"/>
+        </w:rPr>
+      </w:pPr>
+      <w:r>
+        <w:rPr>
+          <w:sz w:val="20"/>
+          <w:szCs w:val="20"/>
+        </w:rPr>
+        <w:t>Diagrama de sequência é um tipo de diagrama de interação, pois descreve como, e em qual ordem, um grupo de objetos trabalha em conjunto. Estes diagramas são usados por desenvolvedores de software e profissionais de negócios para entender os requisitos de um novo sistema ou para documentar um processo existente. Diagramas de sequência são conhecidos como diagramas de eventos ou cenários de eventos.</w:t>
+      </w:r>
+    </w:p>
+    <w:p>
+      <w:pPr>
+        <w:pStyle w:val="BodyText"/>
+        <w:pBdr/>
+        <w:spacing w:before="0" w:after="0"/>
+        <w:ind w:hanging="0" w:left="0" w:right="0"/>
+        <w:rPr>
+          <w:sz w:val="20"/>
+          <w:szCs w:val="20"/>
+        </w:rPr>
+      </w:pPr>
+      <w:r>
+        <w:rPr>
+          <w:sz w:val="20"/>
+          <w:szCs w:val="20"/>
+        </w:rPr>
+        <w:t>Diagramas de sequência são úteis principalmente para visualizar interações ao longo do tempo em arquiteturas complexas, mantendo o fluxo compreensível tanto para partes interessadas técnicas quanto não técnicas.</w:t>
+      </w:r>
+    </w:p>
+    <w:p>
+      <w:pPr>
+        <w:pStyle w:val="BodyText"/>
+        <w:pBdr/>
+        <w:spacing w:before="0" w:after="0"/>
+        <w:ind w:hanging="0" w:left="0" w:right="0"/>
+        <w:rPr>
+          <w:sz w:val="20"/>
+          <w:szCs w:val="20"/>
+        </w:rPr>
+      </w:pPr>
+      <w:r>
+        <w:rPr>
+          <w:sz w:val="20"/>
+          <w:szCs w:val="20"/>
+        </w:rPr>
+        <w:t>Você também pode encontrar uma variante especializada chamada diagrama de sequência do sistema (DSS). Os diagramas de sequência do sistema, também conhecidos como DSSs, são na verdade um subtipo de diagramas de sequência em UML. Esses gráficos mostram detalhes de eventos gerados por atores de fora do sistema. Enquanto um diagrama de sequência padrão pode modelar a colaboração de vários objetos internos, um DSS normalmente trata o sistema como uma "caixa-preta" e se concentra no fluxo de eventos do ator externo ao sistema de um caso de uso específico.</w:t>
+      </w:r>
+    </w:p>
+    <w:p>
+      <w:pPr>
+        <w:pStyle w:val="BodyText"/>
+        <w:pBdr/>
+        <w:spacing w:before="0" w:after="0"/>
+        <w:ind w:hanging="0" w:left="0" w:right="0"/>
+        <w:rPr/>
+      </w:pPr>
+      <w:r>
+        <w:rPr>
+          <w:sz w:val="20"/>
+          <w:szCs w:val="20"/>
+        </w:rPr>
+        <w:t>Observe que existem dois tipos de diagramas de sequência: diagramas UML e diagramas baseados em código. O baseado em código é proveniente de código de programação e não será abordado neste guia. O</w:t>
+      </w:r>
+      <w:hyperlink r:id="rId21">
+        <w:r>
+          <w:rPr>
+            <w:rStyle w:val="Hyperlink"/>
+            <w:strike w:val="false"/>
+            <w:dstrike w:val="false"/>
+            <w:color w:val="AB4200"/>
+            <w:sz w:val="20"/>
+            <w:szCs w:val="20"/>
+            <w:u w:val="none"/>
+            <w:effect w:val="none"/>
+          </w:rPr>
+          <w:t> </w:t>
+        </w:r>
+        <w:r>
+          <w:rPr>
+            <w:rStyle w:val="Hyperlink"/>
+            <w:strike w:val="false"/>
+            <w:dstrike w:val="false"/>
+            <w:color w:val="AB4200"/>
+            <w:sz w:val="20"/>
+            <w:szCs w:val="20"/>
+            <w:u w:val="none"/>
+            <w:effect w:val="none"/>
+            <w:lang w:val="pt-PT"/>
+          </w:rPr>
+          <w:t>programa de diagramação UML</w:t>
+        </w:r>
+      </w:hyperlink>
+      <w:r>
+        <w:rPr>
+          <w:sz w:val="20"/>
+          <w:szCs w:val="20"/>
+        </w:rPr>
+        <w:t> do Lucidchart contém todas as formas e recursos de que você precisa para modelar ambos. Com nossa funcionalidade de diagrama por código, isso ficou mais rápido e fácil do que nunca. Você pode criar um diagrama de sequência personalizado no seu documento do Lucidchart usando a codificação Mermaid.</w:t>
+      </w:r>
+    </w:p>
+    <w:p>
+      <w:pPr>
+        <w:sectPr>
+          <w:footnotePr>
+            <w:numFmt w:val="decimal"/>
+          </w:footnotePr>
+          <w:type w:val="continuous"/>
+          <w:pgSz w:w="11906" w:h="16838"/>
+          <w:pgMar w:left="1701" w:right="1134" w:gutter="0" w:header="0" w:top="794" w:footer="0" w:bottom="1661"/>
+          <w:formProt w:val="false"/>
+          <w:textDirection w:val="lrTb"/>
+          <w:docGrid w:type="default" w:linePitch="100" w:charSpace="0"/>
+        </w:sectPr>
+      </w:pPr>
+    </w:p>
+    <w:p>
+      <w:pPr>
+        <w:pStyle w:val="Heading2"/>
+        <w:pBdr/>
+        <w:spacing w:before="480" w:after="480"/>
+        <w:ind w:hanging="0" w:left="0" w:right="0"/>
+        <w:rPr>
+          <w:b/>
+          <w:sz w:val="20"/>
+          <w:szCs w:val="20"/>
+        </w:rPr>
+      </w:pPr>
+      <w:bookmarkStart w:id="27" w:name="heading_20668_1"/>
+      <w:bookmarkEnd w:id="27"/>
+      <w:r>
+        <w:rPr>
+          <w:b/>
+          <w:sz w:val="20"/>
+          <w:szCs w:val="20"/>
+        </w:rPr>
+        <w:t>Os benefícios de diagramas de sequência</w:t>
+      </w:r>
+    </w:p>
+    <w:p>
+      <w:pPr>
+        <w:pStyle w:val="BodyText"/>
+        <w:pBdr/>
+        <w:spacing w:before="0" w:after="0"/>
+        <w:ind w:hanging="0" w:left="0" w:right="0"/>
+        <w:rPr>
+          <w:sz w:val="20"/>
+          <w:szCs w:val="20"/>
+        </w:rPr>
+      </w:pPr>
+      <w:r>
+        <w:rPr>
+          <w:sz w:val="20"/>
+          <w:szCs w:val="20"/>
+        </w:rPr>
+        <w:t>Diagramas de sequência podem ser referências úteis para empresas e outras organizações. Experimente desenhar um diagrama de sequência para:</w:t>
+      </w:r>
+    </w:p>
+    <w:p>
+      <w:pPr>
+        <w:pStyle w:val="BodyText"/>
+        <w:numPr>
+          <w:ilvl w:val="0"/>
+          <w:numId w:val="14"/>
+        </w:numPr>
+        <w:pBdr/>
+        <w:tabs>
+          <w:tab w:val="clear" w:pos="720"/>
+          <w:tab w:val="left" w:pos="0" w:leader="none"/>
+        </w:tabs>
+        <w:spacing w:before="0" w:after="240"/>
+        <w:ind w:hanging="283" w:left="480" w:right="0"/>
+        <w:rPr>
+          <w:sz w:val="20"/>
+          <w:szCs w:val="20"/>
+        </w:rPr>
+      </w:pPr>
+      <w:r>
+        <w:rPr>
+          <w:sz w:val="20"/>
+          <w:szCs w:val="20"/>
+        </w:rPr>
+        <w:t>Representar os detalhes de um caso de uso UML.</w:t>
+      </w:r>
+    </w:p>
+    <w:p>
+      <w:pPr>
+        <w:pStyle w:val="BodyText"/>
+        <w:numPr>
+          <w:ilvl w:val="0"/>
+          <w:numId w:val="14"/>
+        </w:numPr>
+        <w:pBdr/>
+        <w:tabs>
+          <w:tab w:val="clear" w:pos="720"/>
+          <w:tab w:val="left" w:pos="0" w:leader="none"/>
+        </w:tabs>
+        <w:spacing w:before="0" w:after="240"/>
+        <w:ind w:hanging="283" w:left="480" w:right="0"/>
+        <w:rPr>
+          <w:sz w:val="20"/>
+          <w:szCs w:val="20"/>
+        </w:rPr>
+      </w:pPr>
+      <w:r>
+        <w:rPr>
+          <w:sz w:val="20"/>
+          <w:szCs w:val="20"/>
+        </w:rPr>
+        <w:t>Modelar a lógica de um processo, função ou operação sofisticado.</w:t>
+      </w:r>
+    </w:p>
+    <w:p>
+      <w:pPr>
+        <w:pStyle w:val="BodyText"/>
+        <w:numPr>
+          <w:ilvl w:val="0"/>
+          <w:numId w:val="14"/>
+        </w:numPr>
+        <w:pBdr/>
+        <w:tabs>
+          <w:tab w:val="clear" w:pos="720"/>
+          <w:tab w:val="left" w:pos="0" w:leader="none"/>
+        </w:tabs>
+        <w:spacing w:before="0" w:after="240"/>
+        <w:ind w:hanging="283" w:left="480" w:right="0"/>
+        <w:rPr>
+          <w:sz w:val="20"/>
+          <w:szCs w:val="20"/>
+        </w:rPr>
+      </w:pPr>
+      <w:r>
+        <w:rPr>
+          <w:sz w:val="20"/>
+          <w:szCs w:val="20"/>
+        </w:rPr>
+        <w:t>Ver como objetos e componentes interagem uns com os outros para concluir um processo.</w:t>
+      </w:r>
+    </w:p>
+    <w:p>
+      <w:pPr>
+        <w:pStyle w:val="BodyText"/>
+        <w:numPr>
+          <w:ilvl w:val="0"/>
+          <w:numId w:val="14"/>
+        </w:numPr>
+        <w:pBdr/>
+        <w:tabs>
+          <w:tab w:val="clear" w:pos="720"/>
+          <w:tab w:val="left" w:pos="0" w:leader="none"/>
+        </w:tabs>
+        <w:spacing w:before="0" w:after="240"/>
+        <w:ind w:hanging="283" w:left="480" w:right="0"/>
+        <w:rPr>
+          <w:sz w:val="20"/>
+          <w:szCs w:val="20"/>
+        </w:rPr>
+      </w:pPr>
+      <w:r>
+        <w:rPr>
+          <w:sz w:val="20"/>
+          <w:szCs w:val="20"/>
+        </w:rPr>
+        <w:t>Planejar e compreender a funcionalidade detalhada de um cenário existente ou futuro.</w:t>
+      </w:r>
+    </w:p>
+    <w:p>
+      <w:pPr>
+        <w:pStyle w:val="BodyText"/>
+        <w:pBdr/>
+        <w:spacing w:before="0" w:after="0"/>
+        <w:ind w:hanging="0" w:left="0" w:right="0"/>
+        <w:rPr>
+          <w:sz w:val="20"/>
+          <w:szCs w:val="20"/>
+        </w:rPr>
+      </w:pPr>
+      <w:r>
+        <w:rPr>
+          <w:sz w:val="20"/>
+          <w:szCs w:val="20"/>
+        </w:rPr>
+        <w:t>Se você estiver usando especificamente um diagrama de sequência do sistema (DSS), ele também pode ajudar a esclarecer como o sistema reage a eventos gerados externamente e quais operações esses eventos devem acionar. DSSs são ideais para demonstrar quando e como as tarefas são concluídas em um sistema, principalmente porque essas tarefas são relacionadas a casos de uso.</w:t>
+      </w:r>
+    </w:p>
+    <w:p>
+      <w:pPr>
+        <w:pStyle w:val="BodyText"/>
+        <w:pBdr/>
+        <w:spacing w:before="0" w:after="0"/>
+        <w:ind w:hanging="0" w:left="0" w:right="0"/>
+        <w:rPr>
+          <w:sz w:val="20"/>
+          <w:szCs w:val="20"/>
+        </w:rPr>
+      </w:pPr>
+      <w:r>
+        <w:rPr>
+          <w:sz w:val="20"/>
+          <w:szCs w:val="20"/>
+        </w:rPr>
+        <w:t>Seguem alguns exemplos específicos de quando usar DSSs:</w:t>
+      </w:r>
+    </w:p>
+    <w:p>
+      <w:pPr>
+        <w:pStyle w:val="BodyText"/>
+        <w:numPr>
+          <w:ilvl w:val="0"/>
+          <w:numId w:val="15"/>
+        </w:numPr>
+        <w:pBdr/>
+        <w:tabs>
+          <w:tab w:val="clear" w:pos="720"/>
+          <w:tab w:val="left" w:pos="0" w:leader="none"/>
+        </w:tabs>
+        <w:spacing w:before="0" w:after="240"/>
+        <w:ind w:hanging="283" w:left="480" w:right="0"/>
+        <w:rPr>
+          <w:sz w:val="20"/>
+          <w:szCs w:val="20"/>
+        </w:rPr>
+      </w:pPr>
+      <w:r>
+        <w:rPr>
+          <w:sz w:val="20"/>
+          <w:szCs w:val="20"/>
+        </w:rPr>
+        <w:t>De uma forma passo a passo, modelando operações do sistema em resposta a eventos</w:t>
+      </w:r>
+    </w:p>
+    <w:p>
+      <w:pPr>
+        <w:pStyle w:val="BodyText"/>
+        <w:numPr>
+          <w:ilvl w:val="0"/>
+          <w:numId w:val="15"/>
+        </w:numPr>
+        <w:pBdr/>
+        <w:tabs>
+          <w:tab w:val="clear" w:pos="720"/>
+          <w:tab w:val="left" w:pos="0" w:leader="none"/>
+        </w:tabs>
+        <w:spacing w:before="0" w:after="240"/>
+        <w:ind w:hanging="283" w:left="480" w:right="0"/>
+        <w:rPr>
+          <w:sz w:val="20"/>
+          <w:szCs w:val="20"/>
+        </w:rPr>
+      </w:pPr>
+      <w:r>
+        <w:rPr>
+          <w:sz w:val="20"/>
+          <w:szCs w:val="20"/>
+        </w:rPr>
+        <w:t>Ao elaborar um estratagema para o principal cenário de sucesso de um determinado caso de uso e, em seguida, criar percursos alternativos</w:t>
+      </w:r>
+    </w:p>
+    <w:p>
+      <w:pPr>
+        <w:pStyle w:val="BodyText"/>
+        <w:numPr>
+          <w:ilvl w:val="0"/>
+          <w:numId w:val="15"/>
+        </w:numPr>
+        <w:pBdr/>
+        <w:tabs>
+          <w:tab w:val="clear" w:pos="720"/>
+          <w:tab w:val="left" w:pos="0" w:leader="none"/>
+        </w:tabs>
+        <w:spacing w:before="0" w:after="240"/>
+        <w:ind w:hanging="283" w:left="480" w:right="0"/>
+        <w:rPr>
+          <w:sz w:val="20"/>
+          <w:szCs w:val="20"/>
+        </w:rPr>
+      </w:pPr>
+      <w:r>
+        <w:rPr>
+          <w:sz w:val="20"/>
+          <w:szCs w:val="20"/>
+        </w:rPr>
+        <w:t>Ao identificar os principais eventos e operações do sistema, a fim de determinar estimativas realistas de recursos necessários</w:t>
+      </w:r>
+    </w:p>
+    <w:p>
+      <w:pPr>
+        <w:sectPr>
+          <w:footnotePr>
+            <w:numFmt w:val="decimal"/>
+          </w:footnotePr>
+          <w:type w:val="continuous"/>
+          <w:pgSz w:w="11906" w:h="16838"/>
+          <w:pgMar w:left="1701" w:right="1134" w:gutter="0" w:header="0" w:top="794" w:footer="0" w:bottom="1661"/>
+          <w:formProt w:val="false"/>
+          <w:textDirection w:val="lrTb"/>
+          <w:docGrid w:type="default" w:linePitch="100" w:charSpace="0"/>
+        </w:sectPr>
+      </w:pPr>
+    </w:p>
+    <w:p>
+      <w:pPr>
+        <w:pStyle w:val="Heading2"/>
+        <w:pBdr/>
+        <w:spacing w:before="480" w:after="480"/>
+        <w:ind w:hanging="0" w:left="0" w:right="0"/>
+        <w:rPr>
+          <w:b/>
+          <w:sz w:val="20"/>
+          <w:szCs w:val="20"/>
+        </w:rPr>
+      </w:pPr>
+      <w:bookmarkStart w:id="28" w:name="heading_20669_1"/>
+      <w:bookmarkEnd w:id="28"/>
+      <w:r>
+        <w:rPr>
+          <w:b/>
+          <w:sz w:val="20"/>
+          <w:szCs w:val="20"/>
+        </w:rPr>
+        <w:t>Casos de uso de diagramas de sequência</w:t>
+      </w:r>
+    </w:p>
+    <w:p>
+      <w:pPr>
+        <w:pStyle w:val="BodyText"/>
+        <w:pBdr/>
+        <w:spacing w:before="0" w:after="0"/>
+        <w:ind w:hanging="0" w:left="0" w:right="0"/>
+        <w:rPr>
+          <w:sz w:val="20"/>
+          <w:szCs w:val="20"/>
+        </w:rPr>
+      </w:pPr>
+      <w:r>
+        <w:rPr>
+          <w:sz w:val="20"/>
+          <w:szCs w:val="20"/>
+        </w:rPr>
+        <w:t>Os seguintes cenários são ideais para o uso de um diagrama de sequência:</w:t>
+      </w:r>
+    </w:p>
+    <w:p>
+      <w:pPr>
+        <w:pStyle w:val="BodyText"/>
+        <w:numPr>
+          <w:ilvl w:val="0"/>
+          <w:numId w:val="16"/>
+        </w:numPr>
+        <w:pBdr/>
+        <w:tabs>
+          <w:tab w:val="clear" w:pos="720"/>
+          <w:tab w:val="left" w:pos="0" w:leader="none"/>
+        </w:tabs>
+        <w:spacing w:before="0" w:after="0"/>
+        <w:ind w:hanging="283" w:left="480" w:right="0"/>
+        <w:rPr/>
+      </w:pPr>
+      <w:r>
+        <w:rPr>
+          <w:rStyle w:val="Strong"/>
+          <w:b/>
+          <w:sz w:val="20"/>
+          <w:szCs w:val="20"/>
+        </w:rPr>
+        <w:t>Cenário de uso:</w:t>
+      </w:r>
+      <w:r>
+        <w:rPr>
+          <w:sz w:val="20"/>
+          <w:szCs w:val="20"/>
+        </w:rPr>
+        <w:t> um cenário de uso é um diagrama de como seu sistema poderia ser utilizado. É ótimo para certificar-se de que você compreendeu a lógica de cada cenário de uso do sistema.</w:t>
+      </w:r>
+    </w:p>
+    <w:p>
+      <w:pPr>
+        <w:pStyle w:val="BodyText"/>
+        <w:numPr>
+          <w:ilvl w:val="0"/>
+          <w:numId w:val="16"/>
+        </w:numPr>
+        <w:pBdr/>
+        <w:tabs>
+          <w:tab w:val="clear" w:pos="720"/>
+          <w:tab w:val="left" w:pos="0" w:leader="none"/>
+        </w:tabs>
+        <w:spacing w:before="0" w:after="0"/>
+        <w:ind w:hanging="283" w:left="480" w:right="0"/>
+        <w:rPr/>
+      </w:pPr>
+      <w:r>
+        <w:rPr>
+          <w:rStyle w:val="Strong"/>
+          <w:b/>
+          <w:sz w:val="20"/>
+          <w:szCs w:val="20"/>
+        </w:rPr>
+        <w:t>Lógica do método:</w:t>
+      </w:r>
+      <w:r>
+        <w:rPr>
+          <w:sz w:val="20"/>
+          <w:szCs w:val="20"/>
+        </w:rPr>
+        <w:t> assim como você usaria um diagrama de sequência UML para explorar a lógica de um caso de uso, você pode usá-lo para explorar a lógica de qualquer função, procedimento ou processo complexo.</w:t>
+      </w:r>
+    </w:p>
+    <w:p>
+      <w:pPr>
+        <w:pStyle w:val="BodyText"/>
+        <w:numPr>
+          <w:ilvl w:val="0"/>
+          <w:numId w:val="16"/>
+        </w:numPr>
+        <w:pBdr/>
+        <w:tabs>
+          <w:tab w:val="clear" w:pos="720"/>
+          <w:tab w:val="left" w:pos="0" w:leader="none"/>
+        </w:tabs>
+        <w:spacing w:before="0" w:after="0"/>
+        <w:ind w:hanging="283" w:left="480" w:right="0"/>
+        <w:rPr/>
+      </w:pPr>
+      <w:r>
+        <w:rPr>
+          <w:rStyle w:val="Strong"/>
+          <w:b/>
+          <w:sz w:val="20"/>
+          <w:szCs w:val="20"/>
+        </w:rPr>
+        <w:t>Lógica de serviço:</w:t>
+      </w:r>
+      <w:r>
+        <w:rPr>
+          <w:sz w:val="20"/>
+          <w:szCs w:val="20"/>
+        </w:rPr>
+        <w:t> se você acredita que serviços são métodos de alto nível usados por clientes, um diagrama de sequência é ideal para mapeá-lo.</w:t>
+      </w:r>
+    </w:p>
+    <w:p>
+      <w:pPr>
+        <w:pStyle w:val="BodyText"/>
+        <w:numPr>
+          <w:ilvl w:val="0"/>
+          <w:numId w:val="16"/>
+        </w:numPr>
+        <w:pBdr/>
+        <w:tabs>
+          <w:tab w:val="clear" w:pos="720"/>
+          <w:tab w:val="left" w:pos="0" w:leader="none"/>
+        </w:tabs>
+        <w:spacing w:before="0" w:after="0"/>
+        <w:ind w:hanging="283" w:left="480" w:right="0"/>
+        <w:rPr/>
+      </w:pPr>
+      <w:r>
+        <w:rPr>
+          <w:rStyle w:val="Strong"/>
+          <w:b/>
+          <w:sz w:val="20"/>
+          <w:szCs w:val="20"/>
+        </w:rPr>
+        <w:t>Diagrama de sequência do Visio</w:t>
+      </w:r>
+      <w:r>
+        <w:rPr>
+          <w:sz w:val="20"/>
+          <w:szCs w:val="20"/>
+        </w:rPr>
+        <w:t> - qualquer diagrama de sequência que você criar com o Visio também pode ser aberto no Lucidchart. O Lucidchart suporta a importação de arquivos .vsd e .vdx e é uma ótima alternativa ao Microsoft Visio. Quase todas as imagens que você vê na seção UML deste site foram geradas usando o Lucidchart.</w:t>
+      </w:r>
+    </w:p>
+    <w:p>
+      <w:pPr>
+        <w:sectPr>
+          <w:footnotePr>
+            <w:numFmt w:val="decimal"/>
+          </w:footnotePr>
+          <w:type w:val="continuous"/>
+          <w:pgSz w:w="11906" w:h="16838"/>
+          <w:pgMar w:left="1701" w:right="1134" w:gutter="0" w:header="0" w:top="794" w:footer="0" w:bottom="1661"/>
+          <w:formProt w:val="false"/>
+          <w:textDirection w:val="lrTb"/>
+          <w:docGrid w:type="default" w:linePitch="100" w:charSpace="0"/>
+        </w:sectPr>
+      </w:pPr>
+    </w:p>
+    <w:p>
+      <w:pPr>
         <w:pStyle w:val="Normal"/>
         <w:ind w:hanging="709" w:left="709" w:right="0"/>
         <w:rPr/>
@@ -12015,16 +13724,31 @@
           <w:sz w:val="20"/>
           <w:szCs w:val="20"/>
         </w:rPr>
-        <w:t>Fonte: O autor, 202</w:t>
-      </w:r>
-      <w:r>
-        <w:rPr>
-          <w:b/>
-          <w:sz w:val="20"/>
-          <w:szCs w:val="20"/>
-          <w:lang w:val="pt-BR"/>
-        </w:rPr>
-        <w:t>6</w:t>
+        <w:t xml:space="preserve">Fonte: </w:t>
+      </w:r>
+      <w:r>
+        <w:rPr>
+          <w:rFonts w:ascii="Helvetica Neue;Helvetica;Roboto;Arial;sans-serif" w:hAnsi="Helvetica Neue;Helvetica;Roboto;Arial;sans-serif"/>
+          <w:b w:val="false"/>
+          <w:i w:val="false"/>
+          <w:caps w:val="false"/>
+          <w:smallCaps w:val="false"/>
+          <w:color w:val="222222"/>
+          <w:spacing w:val="0"/>
+          <w:sz w:val="24"/>
+          <w:szCs w:val="20"/>
+          <w:lang w:val="pt-BR"/>
+        </w:rPr>
+        <w:t>(GROW, 2022)</w:t>
+      </w:r>
+      <w:r>
+        <w:rPr>
+          <w:b/>
+          <w:sz w:val="20"/>
+          <w:szCs w:val="20"/>
+          <w:lang w:val="pt-BR"/>
+        </w:rPr>
+        <w:t xml:space="preserve"> </w:t>
       </w:r>
     </w:p>
     <w:p>
@@ -12057,19 +13781,38 @@
         <w:ind w:hanging="578" w:left="578" w:right="0"/>
         <w:rPr/>
       </w:pPr>
-      <w:bookmarkStart w:id="26" w:name="_Toc119164383"/>
+      <w:bookmarkStart w:id="29" w:name="_Toc119164383"/>
       <w:r>
         <w:rPr/>
         <w:t>Diagrama de Atividade</w:t>
       </w:r>
-      <w:bookmarkEnd w:id="26"/>
-    </w:p>
-    <w:p>
-      <w:pPr>
-        <w:pStyle w:val="Normal"/>
-        <w:spacing w:lineRule="auto" w:line="360"/>
-        <w:ind w:hanging="709" w:left="709" w:right="0"/>
-        <w:rPr/>
+      <w:bookmarkEnd w:id="29"/>
+    </w:p>
+    <w:p>
+      <w:pPr>
+        <w:pStyle w:val="Normal"/>
+        <w:ind w:hanging="578" w:left="578" w:right="0"/>
+        <w:rPr>
+          <w:b/>
+          <w:sz w:val="20"/>
+          <w:szCs w:val="20"/>
+          <w:lang w:val="pt-BR"/>
+        </w:rPr>
+      </w:pPr>
+      <w:r>
+        <w:rPr/>
+      </w:r>
+    </w:p>
+    <w:p>
+      <w:pPr>
+        <w:pStyle w:val="Normal"/>
+        <w:ind w:hanging="578" w:left="578" w:right="0"/>
+        <w:rPr>
+          <w:b/>
+          <w:sz w:val="20"/>
+          <w:szCs w:val="20"/>
+          <w:lang w:val="pt-BR"/>
+        </w:rPr>
       </w:pPr>
       <w:r>
         <w:rPr/>
@@ -12099,7 +13842,7 @@
                     </pic:cNvPicPr>
                   </pic:nvPicPr>
                   <pic:blipFill>
-                    <a:blip r:embed="rId17"/>
+                    <a:blip r:embed="rId22"/>
                     <a:stretch>
                       <a:fillRect/>
                     </a:stretch>
@@ -12124,24 +13867,665 @@
       <w:pPr>
         <w:pStyle w:val="Normal"/>
         <w:ind w:hanging="0" w:left="0" w:right="0"/>
-        <w:rPr/>
-      </w:pPr>
-      <w:r>
-        <w:rPr>
-          <w:b/>
-          <w:sz w:val="20"/>
-          <w:szCs w:val="20"/>
-        </w:rPr>
-        <w:t>Fonte: O autor, 202</w:t>
-      </w:r>
-      <w:r>
-        <w:rPr>
-          <w:b/>
-          <w:sz w:val="20"/>
-          <w:szCs w:val="20"/>
-          <w:lang w:val="pt-BR"/>
-        </w:rPr>
-        <w:t>6</w:t>
+        <w:rPr>
+          <w:b/>
+          <w:sz w:val="20"/>
+          <w:szCs w:val="20"/>
+          <w:lang w:val="pt-BR"/>
+        </w:rPr>
+      </w:pPr>
+      <w:r>
+        <w:rPr/>
+      </w:r>
+    </w:p>
+    <w:p>
+      <w:pPr>
+        <w:pStyle w:val="Heading2"/>
+        <w:ind w:hanging="0" w:left="0" w:right="0"/>
+        <w:rPr>
+          <w:b/>
+          <w:sz w:val="22"/>
+          <w:szCs w:val="22"/>
+        </w:rPr>
+      </w:pPr>
+      <w:bookmarkStart w:id="30" w:name="heading_21401_1"/>
+      <w:bookmarkEnd w:id="30"/>
+      <w:r>
+        <w:rPr>
+          <w:b/>
+          <w:sz w:val="22"/>
+          <w:szCs w:val="22"/>
+        </w:rPr>
+        <w:t>O que é um diagrama de atividade?</w:t>
+      </w:r>
+    </w:p>
+    <w:p>
+      <w:pPr>
+        <w:sectPr>
+          <w:footnotePr>
+            <w:numFmt w:val="decimal"/>
+          </w:footnotePr>
+          <w:type w:val="continuous"/>
+          <w:pgSz w:w="11906" w:h="16838"/>
+          <w:pgMar w:left="1701" w:right="1134" w:gutter="0" w:header="0" w:top="794" w:footer="0" w:bottom="1661"/>
+          <w:pgNumType w:fmt="decimal"/>
+          <w:formProt w:val="false"/>
+          <w:textDirection w:val="lrTb"/>
+          <w:docGrid w:type="default" w:linePitch="100" w:charSpace="0"/>
+        </w:sectPr>
+      </w:pPr>
+    </w:p>
+    <w:p>
+      <w:pPr>
+        <w:pStyle w:val="BodyText"/>
+        <w:pBdr/>
+        <w:spacing w:before="0" w:after="0"/>
+        <w:ind w:hanging="0" w:left="0" w:right="0"/>
+        <w:rPr>
+          <w:sz w:val="20"/>
+          <w:szCs w:val="20"/>
+        </w:rPr>
+      </w:pPr>
+      <w:r>
+        <w:rPr>
+          <w:sz w:val="20"/>
+          <w:szCs w:val="20"/>
+        </w:rPr>
+        <w:t>A Linguagem de Modelagem Unificada inclui vários subconjuntos de diagramas, incluindo diagramas de estrutura, diagramas de interação e diagramas de comportamento. Os diagramas de atividades, juntamente com os diagramas de caso de uso e de máquina de estados, são considerados diagramas de comportamento porque descrevem o que deve acontecer no sistema que está sendo modelado.</w:t>
+      </w:r>
+    </w:p>
+    <w:p>
+      <w:pPr>
+        <w:pStyle w:val="BodyText"/>
+        <w:pBdr/>
+        <w:spacing w:before="0" w:after="0"/>
+        <w:ind w:hanging="0" w:left="0" w:right="0"/>
+        <w:rPr>
+          <w:sz w:val="20"/>
+          <w:szCs w:val="20"/>
+        </w:rPr>
+      </w:pPr>
+      <w:r>
+        <w:rPr>
+          <w:sz w:val="20"/>
+          <w:szCs w:val="20"/>
+        </w:rPr>
+        <w:t>As partes interessadas lidam com muitas questões, portanto, é importante se comunicar com clareza e concisão. Diagramas de atividade ajudam a unir as pessoas das áreas de negócios e de desenvolvimento de uma organização para entender o mesmo processo e comportamento. Para criar um diagrama de atividade, é necessário um conjunto de símbolos especiais, incluindo aqueles para dar partida, encerrar, fundir ou receber etapas no fluxo — o qual abordaremos de forma mais aprofundada neste guia de diagramas de atividade.</w:t>
+      </w:r>
+    </w:p>
+    <w:p>
+      <w:pPr>
+        <w:sectPr>
+          <w:footnotePr>
+            <w:numFmt w:val="decimal"/>
+          </w:footnotePr>
+          <w:type w:val="continuous"/>
+          <w:pgSz w:w="11906" w:h="16838"/>
+          <w:pgMar w:left="1701" w:right="1134" w:gutter="0" w:header="0" w:top="794" w:footer="0" w:bottom="1661"/>
+          <w:formProt w:val="false"/>
+          <w:textDirection w:val="lrTb"/>
+          <w:docGrid w:type="default" w:linePitch="100" w:charSpace="0"/>
+        </w:sectPr>
+      </w:pPr>
+    </w:p>
+    <w:p>
+      <w:pPr>
+        <w:pStyle w:val="Heading2"/>
+        <w:pBdr/>
+        <w:spacing w:before="480" w:after="480"/>
+        <w:ind w:hanging="0" w:left="0" w:right="0"/>
+        <w:rPr>
+          <w:b/>
+          <w:sz w:val="20"/>
+          <w:szCs w:val="20"/>
+        </w:rPr>
+      </w:pPr>
+      <w:bookmarkStart w:id="31" w:name="heading_21402_1"/>
+      <w:bookmarkEnd w:id="31"/>
+      <w:r>
+        <w:rPr>
+          <w:b/>
+          <w:sz w:val="20"/>
+          <w:szCs w:val="20"/>
+        </w:rPr>
+        <w:t>Benefícios de diagramas de atividade</w:t>
+      </w:r>
+    </w:p>
+    <w:p>
+      <w:pPr>
+        <w:pStyle w:val="BodyText"/>
+        <w:pBdr/>
+        <w:spacing w:before="0" w:after="0"/>
+        <w:ind w:hanging="0" w:left="0" w:right="0"/>
+        <w:rPr>
+          <w:sz w:val="20"/>
+          <w:szCs w:val="20"/>
+        </w:rPr>
+      </w:pPr>
+      <w:r>
+        <w:rPr>
+          <w:sz w:val="20"/>
+          <w:szCs w:val="20"/>
+        </w:rPr>
+        <w:t>Diagramas de atividade oferecem uma série de benefícios para os usuários. Considere criar um diagrama de atividade para:</w:t>
+      </w:r>
+    </w:p>
+    <w:p>
+      <w:pPr>
+        <w:pStyle w:val="BodyText"/>
+        <w:numPr>
+          <w:ilvl w:val="0"/>
+          <w:numId w:val="12"/>
+        </w:numPr>
+        <w:pBdr/>
+        <w:tabs>
+          <w:tab w:val="clear" w:pos="720"/>
+          <w:tab w:val="left" w:pos="0" w:leader="none"/>
+        </w:tabs>
+        <w:spacing w:before="0" w:after="0"/>
+        <w:ind w:hanging="283" w:left="480" w:right="0"/>
+        <w:rPr>
+          <w:sz w:val="20"/>
+          <w:szCs w:val="20"/>
+        </w:rPr>
+      </w:pPr>
+      <w:r>
+        <w:rPr>
+          <w:sz w:val="20"/>
+          <w:szCs w:val="20"/>
+        </w:rPr>
+        <w:t>Demonstrar a lógica de um algoritmo.</w:t>
+      </w:r>
+    </w:p>
+    <w:p>
+      <w:pPr>
+        <w:pStyle w:val="BodyText"/>
+        <w:numPr>
+          <w:ilvl w:val="0"/>
+          <w:numId w:val="12"/>
+        </w:numPr>
+        <w:pBdr/>
+        <w:tabs>
+          <w:tab w:val="clear" w:pos="720"/>
+          <w:tab w:val="left" w:pos="0" w:leader="none"/>
+        </w:tabs>
+        <w:spacing w:before="0" w:after="0"/>
+        <w:ind w:hanging="283" w:left="480" w:right="0"/>
+        <w:rPr>
+          <w:sz w:val="20"/>
+          <w:szCs w:val="20"/>
+        </w:rPr>
+      </w:pPr>
+      <w:r>
+        <w:rPr>
+          <w:sz w:val="20"/>
+          <w:szCs w:val="20"/>
+        </w:rPr>
+        <w:t>Descrever as etapas realizadas em um caso de uso UML.</w:t>
+      </w:r>
+    </w:p>
+    <w:p>
+      <w:pPr>
+        <w:pStyle w:val="BodyText"/>
+        <w:numPr>
+          <w:ilvl w:val="0"/>
+          <w:numId w:val="12"/>
+        </w:numPr>
+        <w:pBdr/>
+        <w:tabs>
+          <w:tab w:val="clear" w:pos="720"/>
+          <w:tab w:val="left" w:pos="0" w:leader="none"/>
+        </w:tabs>
+        <w:spacing w:before="0" w:after="0"/>
+        <w:ind w:hanging="283" w:left="480" w:right="0"/>
+        <w:rPr>
+          <w:sz w:val="20"/>
+          <w:szCs w:val="20"/>
+        </w:rPr>
+      </w:pPr>
+      <w:r>
+        <w:rPr>
+          <w:sz w:val="20"/>
+          <w:szCs w:val="20"/>
+        </w:rPr>
+        <w:t>Ilustrar um processo de negócio ou fluxo de trabalho entre usuários e o sistema.</w:t>
+      </w:r>
+    </w:p>
+    <w:p>
+      <w:pPr>
+        <w:pStyle w:val="BodyText"/>
+        <w:numPr>
+          <w:ilvl w:val="0"/>
+          <w:numId w:val="12"/>
+        </w:numPr>
+        <w:pBdr/>
+        <w:tabs>
+          <w:tab w:val="clear" w:pos="720"/>
+          <w:tab w:val="left" w:pos="0" w:leader="none"/>
+        </w:tabs>
+        <w:spacing w:before="0" w:after="0"/>
+        <w:ind w:hanging="283" w:left="480" w:right="0"/>
+        <w:rPr>
+          <w:sz w:val="20"/>
+          <w:szCs w:val="20"/>
+        </w:rPr>
+      </w:pPr>
+      <w:r>
+        <w:rPr>
+          <w:sz w:val="20"/>
+          <w:szCs w:val="20"/>
+        </w:rPr>
+        <w:t>Simplificar e melhorar qualquer processo ao esclarecer casos de uso complicados.</w:t>
+      </w:r>
+    </w:p>
+    <w:p>
+      <w:pPr>
+        <w:pStyle w:val="BodyText"/>
+        <w:numPr>
+          <w:ilvl w:val="0"/>
+          <w:numId w:val="12"/>
+        </w:numPr>
+        <w:pBdr/>
+        <w:tabs>
+          <w:tab w:val="clear" w:pos="720"/>
+          <w:tab w:val="left" w:pos="0" w:leader="none"/>
+        </w:tabs>
+        <w:spacing w:before="0" w:after="0"/>
+        <w:ind w:hanging="283" w:left="480" w:right="0"/>
+        <w:rPr>
+          <w:sz w:val="20"/>
+          <w:szCs w:val="20"/>
+        </w:rPr>
+      </w:pPr>
+      <w:r>
+        <w:rPr>
+          <w:sz w:val="20"/>
+          <w:szCs w:val="20"/>
+        </w:rPr>
+        <w:t>Modelar elementos de arquitetura de software, como método, função e operação.</w:t>
+      </w:r>
+    </w:p>
+    <w:p>
+      <w:pPr>
+        <w:pStyle w:val="BodyText"/>
+        <w:spacing w:before="0" w:after="0"/>
+        <w:ind w:hanging="0" w:left="0" w:right="0"/>
+        <w:rPr/>
+      </w:pPr>
+      <w:r>
+        <w:rPr/>
+        <w:t> </w:t>
+      </w:r>
+    </w:p>
+    <w:p>
+      <w:pPr>
+        <w:sectPr>
+          <w:footnotePr>
+            <w:numFmt w:val="decimal"/>
+          </w:footnotePr>
+          <w:type w:val="continuous"/>
+          <w:pgSz w:w="11906" w:h="16838"/>
+          <w:pgMar w:left="1701" w:right="1134" w:gutter="0" w:header="0" w:top="794" w:footer="0" w:bottom="1661"/>
+          <w:formProt w:val="false"/>
+          <w:textDirection w:val="lrTb"/>
+          <w:docGrid w:type="default" w:linePitch="100" w:charSpace="0"/>
+        </w:sectPr>
+      </w:pPr>
+    </w:p>
+    <w:p>
+      <w:pPr>
+        <w:pStyle w:val="Heading2"/>
+        <w:pBdr/>
+        <w:spacing w:before="480" w:after="480"/>
+        <w:ind w:hanging="0" w:left="0" w:right="0"/>
+        <w:rPr>
+          <w:b/>
+          <w:sz w:val="22"/>
+          <w:szCs w:val="22"/>
+        </w:rPr>
+      </w:pPr>
+      <w:bookmarkStart w:id="32" w:name="heading_21403_1"/>
+      <w:bookmarkEnd w:id="32"/>
+      <w:r>
+        <w:rPr>
+          <w:b/>
+          <w:sz w:val="22"/>
+          <w:szCs w:val="22"/>
+        </w:rPr>
+        <w:t>Componentes básicos de um diagrama de atividade</w:t>
+      </w:r>
+    </w:p>
+    <w:p>
+      <w:pPr>
+        <w:pStyle w:val="BodyText"/>
+        <w:pBdr/>
+        <w:spacing w:before="0" w:after="0"/>
+        <w:ind w:hanging="0" w:left="0" w:right="0"/>
+        <w:rPr>
+          <w:sz w:val="20"/>
+          <w:szCs w:val="20"/>
+        </w:rPr>
+      </w:pPr>
+      <w:r>
+        <w:rPr>
+          <w:sz w:val="20"/>
+          <w:szCs w:val="20"/>
+        </w:rPr>
+        <w:t>Antes de criar um diagrama de atividade, é necessário primeiro entender sua composição. Alguns dos componentes mais comuns de um diagrama de atividade incluem:</w:t>
+      </w:r>
+    </w:p>
+    <w:p>
+      <w:pPr>
+        <w:pStyle w:val="BodyText"/>
+        <w:numPr>
+          <w:ilvl w:val="0"/>
+          <w:numId w:val="13"/>
+        </w:numPr>
+        <w:pBdr/>
+        <w:tabs>
+          <w:tab w:val="clear" w:pos="720"/>
+          <w:tab w:val="left" w:pos="0" w:leader="none"/>
+        </w:tabs>
+        <w:spacing w:before="0" w:after="0"/>
+        <w:ind w:hanging="283" w:left="480" w:right="0"/>
+        <w:rPr/>
+      </w:pPr>
+      <w:r>
+        <w:rPr>
+          <w:rStyle w:val="Strong"/>
+          <w:b/>
+          <w:sz w:val="20"/>
+          <w:szCs w:val="20"/>
+        </w:rPr>
+        <w:t>Ação: </w:t>
+      </w:r>
+      <w:r>
+        <w:rPr>
+          <w:sz w:val="20"/>
+          <w:szCs w:val="20"/>
+        </w:rPr>
+        <w:t>uma etapa na atividade em que os usuários ou o software realizam uma determinada tarefa. No Lucidchart, as ações são simbolizadas por retângulos com cantos arredondados.</w:t>
+      </w:r>
+    </w:p>
+    <w:p>
+      <w:pPr>
+        <w:pStyle w:val="BodyText"/>
+        <w:numPr>
+          <w:ilvl w:val="0"/>
+          <w:numId w:val="13"/>
+        </w:numPr>
+        <w:pBdr/>
+        <w:tabs>
+          <w:tab w:val="clear" w:pos="720"/>
+          <w:tab w:val="left" w:pos="0" w:leader="none"/>
+        </w:tabs>
+        <w:spacing w:before="0" w:after="0"/>
+        <w:ind w:hanging="283" w:left="480" w:right="0"/>
+        <w:rPr/>
+      </w:pPr>
+      <w:r>
+        <w:rPr>
+          <w:rStyle w:val="Strong"/>
+          <w:b/>
+          <w:sz w:val="20"/>
+          <w:szCs w:val="20"/>
+        </w:rPr>
+        <w:t>Nó de decisão:</w:t>
+      </w:r>
+      <w:r>
+        <w:rPr>
+          <w:sz w:val="20"/>
+          <w:szCs w:val="20"/>
+        </w:rPr>
+        <w:t> um ramo condicional no fluxo representado por um diamante. Inclui uma única entrada e duas ou mais saídas.</w:t>
+      </w:r>
+    </w:p>
+    <w:p>
+      <w:pPr>
+        <w:pStyle w:val="BodyText"/>
+        <w:numPr>
+          <w:ilvl w:val="0"/>
+          <w:numId w:val="13"/>
+        </w:numPr>
+        <w:pBdr/>
+        <w:tabs>
+          <w:tab w:val="clear" w:pos="720"/>
+          <w:tab w:val="left" w:pos="0" w:leader="none"/>
+        </w:tabs>
+        <w:spacing w:before="0" w:after="0"/>
+        <w:ind w:hanging="283" w:left="480" w:right="0"/>
+        <w:rPr/>
+      </w:pPr>
+      <w:r>
+        <w:rPr>
+          <w:rStyle w:val="Strong"/>
+          <w:b/>
+          <w:sz w:val="20"/>
+          <w:szCs w:val="20"/>
+        </w:rPr>
+        <w:t>Fluxos de controle:</w:t>
+      </w:r>
+      <w:r>
+        <w:rPr>
+          <w:sz w:val="20"/>
+          <w:szCs w:val="20"/>
+        </w:rPr>
+        <w:t> outro nome dado aos conectores que mostram o fluxo entre as etapas no diagrama.</w:t>
+      </w:r>
+    </w:p>
+    <w:p>
+      <w:pPr>
+        <w:pStyle w:val="BodyText"/>
+        <w:numPr>
+          <w:ilvl w:val="0"/>
+          <w:numId w:val="13"/>
+        </w:numPr>
+        <w:pBdr/>
+        <w:tabs>
+          <w:tab w:val="clear" w:pos="720"/>
+          <w:tab w:val="left" w:pos="0" w:leader="none"/>
+        </w:tabs>
+        <w:spacing w:before="0" w:after="0"/>
+        <w:ind w:hanging="283" w:left="480" w:right="0"/>
+        <w:rPr/>
+      </w:pPr>
+      <w:r>
+        <w:rPr>
+          <w:rStyle w:val="Strong"/>
+          <w:b/>
+          <w:sz w:val="20"/>
+          <w:szCs w:val="20"/>
+        </w:rPr>
+        <w:t>Nó inicial:</w:t>
+      </w:r>
+      <w:r>
+        <w:rPr>
+          <w:sz w:val="20"/>
+          <w:szCs w:val="20"/>
+        </w:rPr>
+        <w:t> simboliza o início da atividade. É representado por um círculo preto.</w:t>
+      </w:r>
+    </w:p>
+    <w:p>
+      <w:pPr>
+        <w:pStyle w:val="BodyText"/>
+        <w:numPr>
+          <w:ilvl w:val="0"/>
+          <w:numId w:val="13"/>
+        </w:numPr>
+        <w:pBdr/>
+        <w:tabs>
+          <w:tab w:val="clear" w:pos="720"/>
+          <w:tab w:val="left" w:pos="0" w:leader="none"/>
+        </w:tabs>
+        <w:spacing w:before="0" w:after="0"/>
+        <w:ind w:hanging="283" w:left="480" w:right="0"/>
+        <w:rPr/>
+      </w:pPr>
+      <w:r>
+        <w:rPr>
+          <w:rStyle w:val="Strong"/>
+          <w:b/>
+          <w:sz w:val="20"/>
+          <w:szCs w:val="20"/>
+        </w:rPr>
+        <w:t>Nó final:</w:t>
+      </w:r>
+      <w:r>
+        <w:rPr>
+          <w:sz w:val="20"/>
+          <w:szCs w:val="20"/>
+        </w:rPr>
+        <w:t> representa a etapa final da atividade. O nó final é representado por um círculo preto contornado.</w:t>
+      </w:r>
+    </w:p>
+    <w:p>
+      <w:pPr>
+        <w:sectPr>
+          <w:footnotePr>
+            <w:numFmt w:val="decimal"/>
+          </w:footnotePr>
+          <w:type w:val="continuous"/>
+          <w:pgSz w:w="11906" w:h="16838"/>
+          <w:pgMar w:left="1701" w:right="1134" w:gutter="0" w:header="0" w:top="794" w:footer="0" w:bottom="1661"/>
+          <w:formProt w:val="false"/>
+          <w:textDirection w:val="lrTb"/>
+          <w:docGrid w:type="default" w:linePitch="100" w:charSpace="0"/>
+        </w:sectPr>
+      </w:pPr>
+    </w:p>
+    <w:p>
+      <w:pPr>
+        <w:pStyle w:val="Heading2"/>
+        <w:ind w:hanging="0" w:left="0" w:right="0"/>
+        <w:rPr>
+          <w:b/>
+          <w:sz w:val="20"/>
+          <w:szCs w:val="20"/>
+        </w:rPr>
+      </w:pPr>
+      <w:bookmarkStart w:id="33" w:name="heading_21405_1"/>
+      <w:bookmarkEnd w:id="33"/>
+      <w:r>
+        <w:rPr>
+          <w:b/>
+          <w:sz w:val="20"/>
+          <w:szCs w:val="20"/>
+          <w:lang w:val="pt-BR"/>
+        </w:rPr>
+        <w:t>Exemplos de diagramas de atividade</w:t>
+      </w:r>
+    </w:p>
+    <w:p>
+      <w:pPr>
+        <w:pStyle w:val="BodyText"/>
+        <w:pBdr/>
+        <w:spacing w:before="0" w:after="0"/>
+        <w:ind w:hanging="0" w:left="0" w:right="0"/>
+        <w:rPr>
+          <w:sz w:val="20"/>
+          <w:szCs w:val="20"/>
+        </w:rPr>
+      </w:pPr>
+      <w:r>
+        <w:rPr>
+          <w:sz w:val="20"/>
+          <w:szCs w:val="20"/>
+        </w:rPr>
+        <w:t>Diagramas de atividade mapeiam fluxos de processos de maneira fácil de entender. Considere os dois exemplos abaixo quando se trata de criar diagramas de atividade UML.</w:t>
+      </w:r>
+    </w:p>
+    <w:p>
+      <w:pPr>
+        <w:pStyle w:val="Heading3"/>
+        <w:pBdr/>
+        <w:spacing w:before="360" w:after="360"/>
+        <w:ind w:hanging="0" w:left="0" w:right="0"/>
+        <w:rPr>
+          <w:b/>
+          <w:sz w:val="20"/>
+          <w:szCs w:val="20"/>
+        </w:rPr>
+      </w:pPr>
+      <w:bookmarkStart w:id="34" w:name="heading_21405_5"/>
+      <w:bookmarkEnd w:id="34"/>
+      <w:r>
+        <w:rPr>
+          <w:b/>
+          <w:sz w:val="20"/>
+          <w:szCs w:val="20"/>
+        </w:rPr>
+        <w:t>Diagrama de atividade para uma página de login</w:t>
+      </w:r>
+    </w:p>
+    <w:p>
+      <w:pPr>
+        <w:pStyle w:val="BodyText"/>
+        <w:pBdr/>
+        <w:spacing w:before="0" w:after="0"/>
+        <w:ind w:hanging="0" w:left="0" w:right="0"/>
+        <w:rPr>
+          <w:sz w:val="20"/>
+          <w:szCs w:val="20"/>
+        </w:rPr>
+      </w:pPr>
+      <w:r>
+        <w:rPr>
+          <w:sz w:val="20"/>
+          <w:szCs w:val="20"/>
+        </w:rPr>
+        <w:t>Muitas das atividades que as pessoas querem realizar on-line, como verificar e-mails, gerenciar finanças, comprar roupas etc., exigem que elas façam login em um site. Este diagrama de atividades mostra o processo de login em um site, desde inserir um nome de usuário e uma senha até fazer login no sistema com sucesso. Ele usa diferentes formas de contêiner para atividades, decisões e notas. O Lucidchart é a ferramenta ideal para criar qualquer tipo de fluxograma UML, seja um diagrama de atividades, um diagrama de caso de uso ou um diagrama de componentes. O Lucidchart oferece ferramentas de colaboração no editor e publicação instantânea na web para que você possa demonstrar a funcionalidade do seu sistema a outras pessoas.</w:t>
+      </w:r>
+    </w:p>
+    <w:p>
+      <w:pPr>
+        <w:pStyle w:val="Normal"/>
+        <w:ind w:hanging="0" w:left="0" w:right="0"/>
+        <w:rPr>
+          <w:b/>
+          <w:lang w:val="pt-BR"/>
+        </w:rPr>
+      </w:pPr>
+      <w:r>
+        <w:rPr>
+          <w:sz w:val="20"/>
+          <w:szCs w:val="20"/>
+        </w:rPr>
+      </w:r>
+    </w:p>
+    <w:p>
+      <w:pPr>
+        <w:pStyle w:val="Normal"/>
+        <w:ind w:hanging="0" w:left="0" w:right="0"/>
+        <w:rPr/>
+      </w:pPr>
+      <w:r>
+        <w:rPr>
+          <w:b/>
+          <w:lang w:val="pt-BR"/>
+        </w:rPr>
+        <w:t xml:space="preserve">Fonte: </w:t>
+      </w:r>
+      <w:r>
+        <w:rPr>
+          <w:rFonts w:ascii="Helvetica Neue;Helvetica;Roboto;Arial;sans-serif" w:hAnsi="Helvetica Neue;Helvetica;Roboto;Arial;sans-serif"/>
+          <w:b w:val="false"/>
+          <w:i w:val="false"/>
+          <w:caps w:val="false"/>
+          <w:smallCaps w:val="false"/>
+          <w:color w:val="222222"/>
+          <w:spacing w:val="0"/>
+          <w:sz w:val="24"/>
+          <w:lang w:val="pt-BR"/>
+        </w:rPr>
+        <w:t>(GROW, 2022)</w:t>
+      </w:r>
+      <w:r>
+        <w:rPr>
+          <w:b/>
+          <w:lang w:val="pt-BR"/>
+        </w:rPr>
+        <w:t xml:space="preserve"> </w:t>
       </w:r>
     </w:p>
     <w:p>
@@ -12154,12 +14538,12 @@
         <w:ind w:hanging="0" w:left="0" w:right="0"/>
         <w:rPr/>
       </w:pPr>
-      <w:bookmarkStart w:id="27" w:name="_Toc119164384"/>
+      <w:bookmarkStart w:id="35" w:name="_Toc119164384"/>
       <w:r>
         <w:rPr/>
         <w:t>Telas</w:t>
       </w:r>
-      <w:bookmarkEnd w:id="27"/>
+      <w:bookmarkEnd w:id="35"/>
       <w:r>
         <w:rPr/>
         <w:t xml:space="preserve"> </w:t>
@@ -12838,12 +15222,12 @@
         <w:rPr/>
         <w:t xml:space="preserve"> </w:t>
       </w:r>
-      <w:bookmarkStart w:id="28" w:name="_Toc119164385"/>
+      <w:bookmarkStart w:id="36" w:name="_Toc119164385"/>
       <w:r>
         <w:rPr/>
         <w:t>Conclusão</w:t>
       </w:r>
-      <w:bookmarkEnd w:id="28"/>
+      <w:bookmarkEnd w:id="36"/>
     </w:p>
     <w:p>
       <w:pPr>
@@ -12855,9 +15239,9 @@
       <w:r>
         <w:rPr/>
       </w:r>
-      <w:bookmarkStart w:id="29" w:name="_heading=h.qsh70q"/>
-      <w:bookmarkStart w:id="30" w:name="_heading=h.qsh70q"/>
-      <w:bookmarkEnd w:id="30"/>
+      <w:bookmarkStart w:id="37" w:name="_heading=h.qsh70q"/>
+      <w:bookmarkStart w:id="38" w:name="_heading=h.qsh70q"/>
+      <w:bookmarkEnd w:id="38"/>
     </w:p>
     <w:p>
       <w:pPr>
@@ -12879,12 +15263,12 @@
         <w:ind w:hanging="0" w:left="0" w:right="0"/>
         <w:rPr/>
       </w:pPr>
-      <w:bookmarkStart w:id="31" w:name="_Toc119164386"/>
+      <w:bookmarkStart w:id="39" w:name="_Toc119164386"/>
       <w:r>
         <w:rPr/>
         <w:t>REFERÊNCIAS</w:t>
       </w:r>
-      <w:bookmarkEnd w:id="31"/>
+      <w:bookmarkEnd w:id="39"/>
     </w:p>
     <w:p>
       <w:pPr>
@@ -12945,6 +15329,59 @@
         <w:rPr/>
       </w:pPr>
       <w:r>
+        <w:rPr>
+          <w:rFonts w:ascii="Helvetica Neue;Helvetica;Roboto;Arial;sans-serif" w:hAnsi="Helvetica Neue;Helvetica;Roboto;Arial;sans-serif"/>
+          <w:b w:val="false"/>
+          <w:i w:val="false"/>
+          <w:caps w:val="false"/>
+          <w:smallCaps w:val="false"/>
+          <w:color w:val="222222"/>
+          <w:spacing w:val="0"/>
+          <w:sz w:val="24"/>
+        </w:rPr>
+        <w:t>CALIXTO, Felipe. </w:t>
+      </w:r>
+      <w:r>
+        <w:rPr>
+          <w:rStyle w:val="Strong"/>
+          <w:rFonts w:ascii="Helvetica Neue;Helvetica;Roboto;Arial;sans-serif" w:hAnsi="Helvetica Neue;Helvetica;Roboto;Arial;sans-serif"/>
+          <w:b w:val="false"/>
+          <w:i w:val="false"/>
+          <w:caps w:val="false"/>
+          <w:smallCaps w:val="false"/>
+          <w:color w:val="222222"/>
+          <w:spacing w:val="0"/>
+          <w:sz w:val="24"/>
+        </w:rPr>
+        <w:t>Dicionário de Dados</w:t>
+      </w:r>
+      <w:r>
+        <w:rPr>
+          <w:rFonts w:ascii="Helvetica Neue;Helvetica;Roboto;Arial;sans-serif" w:hAnsi="Helvetica Neue;Helvetica;Roboto;Arial;sans-serif"/>
+          <w:b w:val="false"/>
+          <w:i w:val="false"/>
+          <w:caps w:val="false"/>
+          <w:smallCaps w:val="false"/>
+          <w:color w:val="222222"/>
+          <w:spacing w:val="0"/>
+          <w:sz w:val="24"/>
+        </w:rPr>
+        <w:t>: introdução ao dicionário de dados. Introdução ao Dicionário de Dados. 2020. Disponível em: https://developer.sankhya.com.br/docs/dicion%C3%A1rio-de-dados. Acesso em: 20 ago. 2026.</w:t>
+      </w:r>
+      <w:r>
+        <w:rPr/>
+        <w:t xml:space="preserve"> </w:t>
+      </w:r>
+    </w:p>
+    <w:p>
+      <w:pPr>
+        <w:pStyle w:val="Normal"/>
+        <w:spacing w:lineRule="auto" w:line="360"/>
+        <w:ind w:hanging="0" w:left="0" w:right="0"/>
+        <w:jc w:val="left"/>
+        <w:rPr/>
+      </w:pPr>
+      <w:r>
         <w:rPr/>
       </w:r>
     </w:p>
@@ -13465,6 +15902,49 @@
       </w:pPr>
       <w:r>
         <w:rPr>
+          <w:rFonts w:cs="Arial" w:ascii="Helvetica Neue;Helvetica;Roboto;Arial;sans-serif" w:hAnsi="Helvetica Neue;Helvetica;Roboto;Arial;sans-serif"/>
+          <w:b w:val="false"/>
+          <w:i w:val="false"/>
+          <w:caps w:val="false"/>
+          <w:smallCaps w:val="false"/>
+          <w:color w:val="222222"/>
+          <w:spacing w:val="0"/>
+          <w:sz w:val="24"/>
+          <w:szCs w:val="24"/>
+        </w:rPr>
+        <w:t>GROW, Dave. </w:t>
+      </w:r>
+      <w:r>
+        <w:rPr>
+          <w:rStyle w:val="Strong"/>
+          <w:rFonts w:cs="Arial" w:ascii="Helvetica Neue;Helvetica;Roboto;Arial;sans-serif" w:hAnsi="Helvetica Neue;Helvetica;Roboto;Arial;sans-serif"/>
+          <w:b w:val="false"/>
+          <w:i w:val="false"/>
+          <w:caps w:val="false"/>
+          <w:smallCaps w:val="false"/>
+          <w:color w:val="222222"/>
+          <w:spacing w:val="0"/>
+          <w:sz w:val="24"/>
+          <w:szCs w:val="24"/>
+        </w:rPr>
+        <w:t>Tutorial sobre diagramas de atividades UML</w:t>
+      </w:r>
+      <w:r>
+        <w:rPr>
+          <w:rFonts w:cs="Arial" w:ascii="Helvetica Neue;Helvetica;Roboto;Arial;sans-serif" w:hAnsi="Helvetica Neue;Helvetica;Roboto;Arial;sans-serif"/>
+          <w:b w:val="false"/>
+          <w:i w:val="false"/>
+          <w:caps w:val="false"/>
+          <w:smallCaps w:val="false"/>
+          <w:color w:val="222222"/>
+          <w:spacing w:val="0"/>
+          <w:sz w:val="24"/>
+          <w:szCs w:val="24"/>
+        </w:rPr>
+        <w:t>. 2022. Disponível em: https://lucid.co/pt/diagrama/uml/tutorial-de-diagrama-de-atividades. Acesso em: 20 ago. 2026.</w:t>
+      </w:r>
+      <w:r>
+        <w:rPr>
           <w:rFonts w:cs="Arial"/>
           <w:b w:val="false"/>
           <w:i w:val="false"/>
@@ -13475,6 +15955,7 @@
           <w:sz w:val="24"/>
           <w:szCs w:val="24"/>
         </w:rPr>
+        <w:t xml:space="preserve"> </w:t>
       </w:r>
     </w:p>
     <w:p>
@@ -13498,6 +15979,49 @@
       </w:pPr>
       <w:r>
         <w:rPr>
+          <w:rFonts w:cs="Arial" w:ascii="Helvetica Neue;Helvetica;Roboto;Arial;sans-serif" w:hAnsi="Helvetica Neue;Helvetica;Roboto;Arial;sans-serif"/>
+          <w:b w:val="false"/>
+          <w:i w:val="false"/>
+          <w:caps w:val="false"/>
+          <w:smallCaps w:val="false"/>
+          <w:color w:val="222222"/>
+          <w:spacing w:val="0"/>
+          <w:sz w:val="24"/>
+          <w:szCs w:val="24"/>
+        </w:rPr>
+        <w:t>GROW, Dave. </w:t>
+      </w:r>
+      <w:r>
+        <w:rPr>
+          <w:rStyle w:val="Strong"/>
+          <w:rFonts w:cs="Arial" w:ascii="Helvetica Neue;Helvetica;Roboto;Arial;sans-serif" w:hAnsi="Helvetica Neue;Helvetica;Roboto;Arial;sans-serif"/>
+          <w:b w:val="false"/>
+          <w:i w:val="false"/>
+          <w:caps w:val="false"/>
+          <w:smallCaps w:val="false"/>
+          <w:color w:val="222222"/>
+          <w:spacing w:val="0"/>
+          <w:sz w:val="24"/>
+          <w:szCs w:val="24"/>
+        </w:rPr>
+        <w:t>Tutorial de diagrama de sequência</w:t>
+      </w:r>
+      <w:r>
+        <w:rPr>
+          <w:rFonts w:cs="Arial" w:ascii="Helvetica Neue;Helvetica;Roboto;Arial;sans-serif" w:hAnsi="Helvetica Neue;Helvetica;Roboto;Arial;sans-serif"/>
+          <w:b w:val="false"/>
+          <w:i w:val="false"/>
+          <w:caps w:val="false"/>
+          <w:smallCaps w:val="false"/>
+          <w:color w:val="222222"/>
+          <w:spacing w:val="0"/>
+          <w:sz w:val="24"/>
+          <w:szCs w:val="24"/>
+        </w:rPr>
+        <w:t>. 2022. Disponível em: https://lucid.co/pt/diagrama/uml/tutorial-de-diagrama-de-sequencias. Acesso em: 20 ago. 2026.</w:t>
+      </w:r>
+      <w:r>
+        <w:rPr>
           <w:rFonts w:cs="Arial"/>
           <w:b w:val="false"/>
           <w:i w:val="false"/>
@@ -13508,6 +16032,73 @@
           <w:sz w:val="24"/>
           <w:szCs w:val="24"/>
         </w:rPr>
+        <w:t xml:space="preserve"> </w:t>
+      </w:r>
+    </w:p>
+    <w:p>
+      <w:pPr>
+        <w:pStyle w:val="Normal"/>
+        <w:spacing w:lineRule="auto" w:line="360"/>
+        <w:ind w:hanging="0" w:left="0" w:right="0"/>
+        <w:jc w:val="left"/>
+        <w:rPr>
+          <w:rFonts w:cs="Arial"/>
+          <w:b w:val="false"/>
+          <w:i w:val="false"/>
+          <w:i w:val="false"/>
+          <w:caps w:val="false"/>
+          <w:smallCaps w:val="false"/>
+          <w:color w:val="222222"/>
+          <w:spacing w:val="0"/>
+          <w:sz w:val="24"/>
+          <w:szCs w:val="24"/>
+        </w:rPr>
+      </w:pPr>
+      <w:r>
+        <w:rPr>
+          <w:rFonts w:cs="Arial"/>
+          <w:b w:val="false"/>
+          <w:i w:val="false"/>
+          <w:caps w:val="false"/>
+          <w:smallCaps w:val="false"/>
+          <w:color w:val="222222"/>
+          <w:spacing w:val="0"/>
+          <w:sz w:val="24"/>
+          <w:szCs w:val="24"/>
+        </w:rPr>
+      </w:r>
+    </w:p>
+    <w:p>
+      <w:pPr>
+        <w:pStyle w:val="Normal"/>
+        <w:spacing w:lineRule="auto" w:line="360"/>
+        <w:ind w:hanging="0" w:left="0" w:right="0"/>
+        <w:jc w:val="left"/>
+        <w:rPr>
+          <w:rFonts w:cs="Arial"/>
+          <w:b w:val="false"/>
+          <w:i w:val="false"/>
+          <w:i w:val="false"/>
+          <w:caps w:val="false"/>
+          <w:smallCaps w:val="false"/>
+          <w:color w:val="222222"/>
+          <w:spacing w:val="0"/>
+          <w:sz w:val="24"/>
+          <w:szCs w:val="24"/>
+        </w:rPr>
+      </w:pPr>
+      <w:r>
+        <w:rPr>
+          <w:rFonts w:cs="Arial"/>
+          <w:b w:val="false"/>
+          <w:i w:val="false"/>
+          <w:caps w:val="false"/>
+          <w:smallCaps w:val="false"/>
+          <w:color w:val="222222"/>
+          <w:spacing w:val="0"/>
+          <w:sz w:val="24"/>
+          <w:szCs w:val="24"/>
+        </w:rPr>
         <w:t xml:space="preserve">KOLIS, H. et al. PostGIS in action. 3rd ed. Shelter Island: Manning Publications, 2020. </w:t>
       </w:r>
     </w:p>
@@ -13666,7 +16257,17 @@
         </w:rPr>
       </w:pPr>
       <w:r>
-        <w:rPr/>
+        <w:rPr>
+          <w:rFonts w:cs="Arial"/>
+          <w:b w:val="false"/>
+          <w:i w:val="false"/>
+          <w:caps w:val="false"/>
+          <w:smallCaps w:val="false"/>
+          <w:color w:val="222222"/>
+          <w:spacing w:val="0"/>
+          <w:sz w:val="24"/>
+          <w:szCs w:val="24"/>
+        </w:rPr>
       </w:r>
     </w:p>
     <w:p>
@@ -14494,16 +17095,13 @@
       </w:r>
     </w:p>
     <w:sectPr>
-      <w:footerReference w:type="even" r:id="rId18"/>
-      <w:footerReference w:type="default" r:id="rId19"/>
-      <w:footerReference w:type="first" r:id="rId20"/>
       <w:footnotePr>
         <w:numFmt w:val="decimal"/>
       </w:footnotePr>
-      <w:type w:val="nextPage"/>
+      <w:type w:val="continuous"/>
       <w:pgSz w:w="11906" w:h="16838"/>
       <w:pgMar w:left="1701" w:right="1134" w:gutter="0" w:header="0" w:top="794" w:footer="0" w:bottom="1661"/>
-      <w:pgNumType w:start="1" w:fmt="decimal"/>
+      <w:pgNumType w:fmt="decimal"/>
       <w:formProt w:val="false"/>
       <w:textDirection w:val="lrTb"/>
       <w:docGrid w:type="default" w:linePitch="100" w:charSpace="0"/>
@@ -16112,6 +18710,1102 @@
   <w:abstractNum w:abstractNumId="12">
     <w:lvl w:ilvl="0">
       <w:start w:val="1"/>
+      <w:numFmt w:val="bullet"/>
+      <w:lvlText w:val=""/>
+      <w:lvlJc w:val="left"/>
+      <w:pPr>
+        <w:tabs>
+          <w:tab w:val="num" w:pos="480"/>
+        </w:tabs>
+        <w:ind w:left="480" w:hanging="283"/>
+      </w:pPr>
+      <w:rPr>
+        <w:rFonts w:ascii="Wingdings" w:hAnsi="Wingdings" w:cs="Wingdings" w:hint="default"/>
+      </w:rPr>
+    </w:lvl>
+    <w:lvl w:ilvl="1">
+      <w:start w:val="1"/>
+      <w:numFmt w:val="bullet"/>
+      <w:lvlText w:val=""/>
+      <w:lvlJc w:val="left"/>
+      <w:pPr>
+        <w:tabs>
+          <w:tab w:val="num" w:pos="1418"/>
+        </w:tabs>
+        <w:ind w:left="1418" w:hanging="283"/>
+      </w:pPr>
+      <w:rPr>
+        <w:rFonts w:ascii="Symbol" w:hAnsi="Symbol" w:cs="Symbol" w:hint="default"/>
+      </w:rPr>
+    </w:lvl>
+    <w:lvl w:ilvl="2">
+      <w:start w:val="1"/>
+      <w:numFmt w:val="bullet"/>
+      <w:lvlText w:val=""/>
+      <w:lvlJc w:val="left"/>
+      <w:pPr>
+        <w:tabs>
+          <w:tab w:val="num" w:pos="2127"/>
+        </w:tabs>
+        <w:ind w:left="2127" w:hanging="283"/>
+      </w:pPr>
+      <w:rPr>
+        <w:rFonts w:ascii="Symbol" w:hAnsi="Symbol" w:cs="Symbol" w:hint="default"/>
+      </w:rPr>
+    </w:lvl>
+    <w:lvl w:ilvl="3">
+      <w:start w:val="1"/>
+      <w:numFmt w:val="bullet"/>
+      <w:lvlText w:val=""/>
+      <w:lvlJc w:val="left"/>
+      <w:pPr>
+        <w:tabs>
+          <w:tab w:val="num" w:pos="2836"/>
+        </w:tabs>
+        <w:ind w:left="2836" w:hanging="283"/>
+      </w:pPr>
+      <w:rPr>
+        <w:rFonts w:ascii="Symbol" w:hAnsi="Symbol" w:cs="Symbol" w:hint="default"/>
+      </w:rPr>
+    </w:lvl>
+    <w:lvl w:ilvl="4">
+      <w:start w:val="1"/>
+      <w:numFmt w:val="bullet"/>
+      <w:lvlText w:val=""/>
+      <w:lvlJc w:val="left"/>
+      <w:pPr>
+        <w:tabs>
+          <w:tab w:val="num" w:pos="3545"/>
+        </w:tabs>
+        <w:ind w:left="3545" w:hanging="283"/>
+      </w:pPr>
+      <w:rPr>
+        <w:rFonts w:ascii="Symbol" w:hAnsi="Symbol" w:cs="Symbol" w:hint="default"/>
+      </w:rPr>
+    </w:lvl>
+    <w:lvl w:ilvl="5">
+      <w:start w:val="1"/>
+      <w:numFmt w:val="bullet"/>
+      <w:lvlText w:val=""/>
+      <w:lvlJc w:val="left"/>
+      <w:pPr>
+        <w:tabs>
+          <w:tab w:val="num" w:pos="4254"/>
+        </w:tabs>
+        <w:ind w:left="4254" w:hanging="283"/>
+      </w:pPr>
+      <w:rPr>
+        <w:rFonts w:ascii="Symbol" w:hAnsi="Symbol" w:cs="Symbol" w:hint="default"/>
+      </w:rPr>
+    </w:lvl>
+    <w:lvl w:ilvl="6">
+      <w:start w:val="1"/>
+      <w:numFmt w:val="bullet"/>
+      <w:lvlText w:val=""/>
+      <w:lvlJc w:val="left"/>
+      <w:pPr>
+        <w:tabs>
+          <w:tab w:val="num" w:pos="4963"/>
+        </w:tabs>
+        <w:ind w:left="4963" w:hanging="283"/>
+      </w:pPr>
+      <w:rPr>
+        <w:rFonts w:ascii="Symbol" w:hAnsi="Symbol" w:cs="Symbol" w:hint="default"/>
+      </w:rPr>
+    </w:lvl>
+    <w:lvl w:ilvl="7">
+      <w:start w:val="1"/>
+      <w:numFmt w:val="bullet"/>
+      <w:lvlText w:val=""/>
+      <w:lvlJc w:val="left"/>
+      <w:pPr>
+        <w:tabs>
+          <w:tab w:val="num" w:pos="5672"/>
+        </w:tabs>
+        <w:ind w:left="5672" w:hanging="283"/>
+      </w:pPr>
+      <w:rPr>
+        <w:rFonts w:ascii="Symbol" w:hAnsi="Symbol" w:cs="Symbol" w:hint="default"/>
+      </w:rPr>
+    </w:lvl>
+    <w:lvl w:ilvl="8">
+      <w:start w:val="1"/>
+      <w:numFmt w:val="bullet"/>
+      <w:lvlText w:val=""/>
+      <w:lvlJc w:val="left"/>
+      <w:pPr>
+        <w:tabs>
+          <w:tab w:val="num" w:pos="6381"/>
+        </w:tabs>
+        <w:ind w:left="6381" w:hanging="283"/>
+      </w:pPr>
+      <w:rPr>
+        <w:rFonts w:ascii="Symbol" w:hAnsi="Symbol" w:cs="Symbol" w:hint="default"/>
+      </w:rPr>
+    </w:lvl>
+  </w:abstractNum>
+  <w:abstractNum w:abstractNumId="13">
+    <w:lvl w:ilvl="0">
+      <w:start w:val="1"/>
+      <w:numFmt w:val="bullet"/>
+      <w:lvlText w:val=""/>
+      <w:lvlJc w:val="left"/>
+      <w:pPr>
+        <w:tabs>
+          <w:tab w:val="num" w:pos="480"/>
+        </w:tabs>
+        <w:ind w:left="480" w:hanging="283"/>
+      </w:pPr>
+      <w:rPr>
+        <w:rFonts w:ascii="Wingdings" w:hAnsi="Wingdings" w:cs="Wingdings" w:hint="default"/>
+      </w:rPr>
+    </w:lvl>
+    <w:lvl w:ilvl="1">
+      <w:start w:val="1"/>
+      <w:numFmt w:val="bullet"/>
+      <w:lvlText w:val=""/>
+      <w:lvlJc w:val="left"/>
+      <w:pPr>
+        <w:tabs>
+          <w:tab w:val="num" w:pos="1418"/>
+        </w:tabs>
+        <w:ind w:left="1418" w:hanging="283"/>
+      </w:pPr>
+      <w:rPr>
+        <w:rFonts w:ascii="Symbol" w:hAnsi="Symbol" w:cs="Symbol" w:hint="default"/>
+      </w:rPr>
+    </w:lvl>
+    <w:lvl w:ilvl="2">
+      <w:start w:val="1"/>
+      <w:numFmt w:val="bullet"/>
+      <w:lvlText w:val=""/>
+      <w:lvlJc w:val="left"/>
+      <w:pPr>
+        <w:tabs>
+          <w:tab w:val="num" w:pos="2127"/>
+        </w:tabs>
+        <w:ind w:left="2127" w:hanging="283"/>
+      </w:pPr>
+      <w:rPr>
+        <w:rFonts w:ascii="Symbol" w:hAnsi="Symbol" w:cs="Symbol" w:hint="default"/>
+      </w:rPr>
+    </w:lvl>
+    <w:lvl w:ilvl="3">
+      <w:start w:val="1"/>
+      <w:numFmt w:val="bullet"/>
+      <w:lvlText w:val=""/>
+      <w:lvlJc w:val="left"/>
+      <w:pPr>
+        <w:tabs>
+          <w:tab w:val="num" w:pos="2836"/>
+        </w:tabs>
+        <w:ind w:left="2836" w:hanging="283"/>
+      </w:pPr>
+      <w:rPr>
+        <w:rFonts w:ascii="Symbol" w:hAnsi="Symbol" w:cs="Symbol" w:hint="default"/>
+      </w:rPr>
+    </w:lvl>
+    <w:lvl w:ilvl="4">
+      <w:start w:val="1"/>
+      <w:numFmt w:val="bullet"/>
+      <w:lvlText w:val=""/>
+      <w:lvlJc w:val="left"/>
+      <w:pPr>
+        <w:tabs>
+          <w:tab w:val="num" w:pos="3545"/>
+        </w:tabs>
+        <w:ind w:left="3545" w:hanging="283"/>
+      </w:pPr>
+      <w:rPr>
+        <w:rFonts w:ascii="Symbol" w:hAnsi="Symbol" w:cs="Symbol" w:hint="default"/>
+      </w:rPr>
+    </w:lvl>
+    <w:lvl w:ilvl="5">
+      <w:start w:val="1"/>
+      <w:numFmt w:val="bullet"/>
+      <w:lvlText w:val=""/>
+      <w:lvlJc w:val="left"/>
+      <w:pPr>
+        <w:tabs>
+          <w:tab w:val="num" w:pos="4254"/>
+        </w:tabs>
+        <w:ind w:left="4254" w:hanging="283"/>
+      </w:pPr>
+      <w:rPr>
+        <w:rFonts w:ascii="Symbol" w:hAnsi="Symbol" w:cs="Symbol" w:hint="default"/>
+      </w:rPr>
+    </w:lvl>
+    <w:lvl w:ilvl="6">
+      <w:start w:val="1"/>
+      <w:numFmt w:val="bullet"/>
+      <w:lvlText w:val=""/>
+      <w:lvlJc w:val="left"/>
+      <w:pPr>
+        <w:tabs>
+          <w:tab w:val="num" w:pos="4963"/>
+        </w:tabs>
+        <w:ind w:left="4963" w:hanging="283"/>
+      </w:pPr>
+      <w:rPr>
+        <w:rFonts w:ascii="Symbol" w:hAnsi="Symbol" w:cs="Symbol" w:hint="default"/>
+      </w:rPr>
+    </w:lvl>
+    <w:lvl w:ilvl="7">
+      <w:start w:val="1"/>
+      <w:numFmt w:val="bullet"/>
+      <w:lvlText w:val=""/>
+      <w:lvlJc w:val="left"/>
+      <w:pPr>
+        <w:tabs>
+          <w:tab w:val="num" w:pos="5672"/>
+        </w:tabs>
+        <w:ind w:left="5672" w:hanging="283"/>
+      </w:pPr>
+      <w:rPr>
+        <w:rFonts w:ascii="Symbol" w:hAnsi="Symbol" w:cs="Symbol" w:hint="default"/>
+      </w:rPr>
+    </w:lvl>
+    <w:lvl w:ilvl="8">
+      <w:start w:val="1"/>
+      <w:numFmt w:val="bullet"/>
+      <w:lvlText w:val=""/>
+      <w:lvlJc w:val="left"/>
+      <w:pPr>
+        <w:tabs>
+          <w:tab w:val="num" w:pos="6381"/>
+        </w:tabs>
+        <w:ind w:left="6381" w:hanging="283"/>
+      </w:pPr>
+      <w:rPr>
+        <w:rFonts w:ascii="Symbol" w:hAnsi="Symbol" w:cs="Symbol" w:hint="default"/>
+      </w:rPr>
+    </w:lvl>
+  </w:abstractNum>
+  <w:abstractNum w:abstractNumId="14">
+    <w:lvl w:ilvl="0">
+      <w:start w:val="1"/>
+      <w:numFmt w:val="bullet"/>
+      <w:lvlText w:val=""/>
+      <w:lvlJc w:val="left"/>
+      <w:pPr>
+        <w:tabs>
+          <w:tab w:val="num" w:pos="480"/>
+        </w:tabs>
+        <w:ind w:left="480" w:hanging="283"/>
+      </w:pPr>
+      <w:rPr>
+        <w:rFonts w:ascii="Wingdings" w:hAnsi="Wingdings" w:cs="Wingdings" w:hint="default"/>
+      </w:rPr>
+    </w:lvl>
+    <w:lvl w:ilvl="1">
+      <w:start w:val="1"/>
+      <w:numFmt w:val="bullet"/>
+      <w:lvlText w:val=""/>
+      <w:lvlJc w:val="left"/>
+      <w:pPr>
+        <w:tabs>
+          <w:tab w:val="num" w:pos="1418"/>
+        </w:tabs>
+        <w:ind w:left="1418" w:hanging="283"/>
+      </w:pPr>
+      <w:rPr>
+        <w:rFonts w:ascii="Symbol" w:hAnsi="Symbol" w:cs="Symbol" w:hint="default"/>
+      </w:rPr>
+    </w:lvl>
+    <w:lvl w:ilvl="2">
+      <w:start w:val="1"/>
+      <w:numFmt w:val="bullet"/>
+      <w:lvlText w:val=""/>
+      <w:lvlJc w:val="left"/>
+      <w:pPr>
+        <w:tabs>
+          <w:tab w:val="num" w:pos="2127"/>
+        </w:tabs>
+        <w:ind w:left="2127" w:hanging="283"/>
+      </w:pPr>
+      <w:rPr>
+        <w:rFonts w:ascii="Symbol" w:hAnsi="Symbol" w:cs="Symbol" w:hint="default"/>
+      </w:rPr>
+    </w:lvl>
+    <w:lvl w:ilvl="3">
+      <w:start w:val="1"/>
+      <w:numFmt w:val="bullet"/>
+      <w:lvlText w:val=""/>
+      <w:lvlJc w:val="left"/>
+      <w:pPr>
+        <w:tabs>
+          <w:tab w:val="num" w:pos="2836"/>
+        </w:tabs>
+        <w:ind w:left="2836" w:hanging="283"/>
+      </w:pPr>
+      <w:rPr>
+        <w:rFonts w:ascii="Symbol" w:hAnsi="Symbol" w:cs="Symbol" w:hint="default"/>
+      </w:rPr>
+    </w:lvl>
+    <w:lvl w:ilvl="4">
+      <w:start w:val="1"/>
+      <w:numFmt w:val="bullet"/>
+      <w:lvlText w:val=""/>
+      <w:lvlJc w:val="left"/>
+      <w:pPr>
+        <w:tabs>
+          <w:tab w:val="num" w:pos="3545"/>
+        </w:tabs>
+        <w:ind w:left="3545" w:hanging="283"/>
+      </w:pPr>
+      <w:rPr>
+        <w:rFonts w:ascii="Symbol" w:hAnsi="Symbol" w:cs="Symbol" w:hint="default"/>
+      </w:rPr>
+    </w:lvl>
+    <w:lvl w:ilvl="5">
+      <w:start w:val="1"/>
+      <w:numFmt w:val="bullet"/>
+      <w:lvlText w:val=""/>
+      <w:lvlJc w:val="left"/>
+      <w:pPr>
+        <w:tabs>
+          <w:tab w:val="num" w:pos="4254"/>
+        </w:tabs>
+        <w:ind w:left="4254" w:hanging="283"/>
+      </w:pPr>
+      <w:rPr>
+        <w:rFonts w:ascii="Symbol" w:hAnsi="Symbol" w:cs="Symbol" w:hint="default"/>
+      </w:rPr>
+    </w:lvl>
+    <w:lvl w:ilvl="6">
+      <w:start w:val="1"/>
+      <w:numFmt w:val="bullet"/>
+      <w:lvlText w:val=""/>
+      <w:lvlJc w:val="left"/>
+      <w:pPr>
+        <w:tabs>
+          <w:tab w:val="num" w:pos="4963"/>
+        </w:tabs>
+        <w:ind w:left="4963" w:hanging="283"/>
+      </w:pPr>
+      <w:rPr>
+        <w:rFonts w:ascii="Symbol" w:hAnsi="Symbol" w:cs="Symbol" w:hint="default"/>
+      </w:rPr>
+    </w:lvl>
+    <w:lvl w:ilvl="7">
+      <w:start w:val="1"/>
+      <w:numFmt w:val="bullet"/>
+      <w:lvlText w:val=""/>
+      <w:lvlJc w:val="left"/>
+      <w:pPr>
+        <w:tabs>
+          <w:tab w:val="num" w:pos="5672"/>
+        </w:tabs>
+        <w:ind w:left="5672" w:hanging="283"/>
+      </w:pPr>
+      <w:rPr>
+        <w:rFonts w:ascii="Symbol" w:hAnsi="Symbol" w:cs="Symbol" w:hint="default"/>
+      </w:rPr>
+    </w:lvl>
+    <w:lvl w:ilvl="8">
+      <w:start w:val="1"/>
+      <w:numFmt w:val="bullet"/>
+      <w:lvlText w:val=""/>
+      <w:lvlJc w:val="left"/>
+      <w:pPr>
+        <w:tabs>
+          <w:tab w:val="num" w:pos="6381"/>
+        </w:tabs>
+        <w:ind w:left="6381" w:hanging="283"/>
+      </w:pPr>
+      <w:rPr>
+        <w:rFonts w:ascii="Symbol" w:hAnsi="Symbol" w:cs="Symbol" w:hint="default"/>
+      </w:rPr>
+    </w:lvl>
+  </w:abstractNum>
+  <w:abstractNum w:abstractNumId="15">
+    <w:lvl w:ilvl="0">
+      <w:start w:val="1"/>
+      <w:numFmt w:val="bullet"/>
+      <w:lvlText w:val=""/>
+      <w:lvlJc w:val="left"/>
+      <w:pPr>
+        <w:tabs>
+          <w:tab w:val="num" w:pos="480"/>
+        </w:tabs>
+        <w:ind w:left="480" w:hanging="283"/>
+      </w:pPr>
+      <w:rPr>
+        <w:rFonts w:ascii="Wingdings" w:hAnsi="Wingdings" w:cs="Wingdings" w:hint="default"/>
+      </w:rPr>
+    </w:lvl>
+    <w:lvl w:ilvl="1">
+      <w:start w:val="1"/>
+      <w:numFmt w:val="bullet"/>
+      <w:lvlText w:val=""/>
+      <w:lvlJc w:val="left"/>
+      <w:pPr>
+        <w:tabs>
+          <w:tab w:val="num" w:pos="1418"/>
+        </w:tabs>
+        <w:ind w:left="1418" w:hanging="283"/>
+      </w:pPr>
+      <w:rPr>
+        <w:rFonts w:ascii="Symbol" w:hAnsi="Symbol" w:cs="Symbol" w:hint="default"/>
+      </w:rPr>
+    </w:lvl>
+    <w:lvl w:ilvl="2">
+      <w:start w:val="1"/>
+      <w:numFmt w:val="bullet"/>
+      <w:lvlText w:val=""/>
+      <w:lvlJc w:val="left"/>
+      <w:pPr>
+        <w:tabs>
+          <w:tab w:val="num" w:pos="2127"/>
+        </w:tabs>
+        <w:ind w:left="2127" w:hanging="283"/>
+      </w:pPr>
+      <w:rPr>
+        <w:rFonts w:ascii="Symbol" w:hAnsi="Symbol" w:cs="Symbol" w:hint="default"/>
+      </w:rPr>
+    </w:lvl>
+    <w:lvl w:ilvl="3">
+      <w:start w:val="1"/>
+      <w:numFmt w:val="bullet"/>
+      <w:lvlText w:val=""/>
+      <w:lvlJc w:val="left"/>
+      <w:pPr>
+        <w:tabs>
+          <w:tab w:val="num" w:pos="2836"/>
+        </w:tabs>
+        <w:ind w:left="2836" w:hanging="283"/>
+      </w:pPr>
+      <w:rPr>
+        <w:rFonts w:ascii="Symbol" w:hAnsi="Symbol" w:cs="Symbol" w:hint="default"/>
+      </w:rPr>
+    </w:lvl>
+    <w:lvl w:ilvl="4">
+      <w:start w:val="1"/>
+      <w:numFmt w:val="bullet"/>
+      <w:lvlText w:val=""/>
+      <w:lvlJc w:val="left"/>
+      <w:pPr>
+        <w:tabs>
+          <w:tab w:val="num" w:pos="3545"/>
+        </w:tabs>
+        <w:ind w:left="3545" w:hanging="283"/>
+      </w:pPr>
+      <w:rPr>
+        <w:rFonts w:ascii="Symbol" w:hAnsi="Symbol" w:cs="Symbol" w:hint="default"/>
+      </w:rPr>
+    </w:lvl>
+    <w:lvl w:ilvl="5">
+      <w:start w:val="1"/>
+      <w:numFmt w:val="bullet"/>
+      <w:lvlText w:val=""/>
+      <w:lvlJc w:val="left"/>
+      <w:pPr>
+        <w:tabs>
+          <w:tab w:val="num" w:pos="4254"/>
+        </w:tabs>
+        <w:ind w:left="4254" w:hanging="283"/>
+      </w:pPr>
+      <w:rPr>
+        <w:rFonts w:ascii="Symbol" w:hAnsi="Symbol" w:cs="Symbol" w:hint="default"/>
+      </w:rPr>
+    </w:lvl>
+    <w:lvl w:ilvl="6">
+      <w:start w:val="1"/>
+      <w:numFmt w:val="bullet"/>
+      <w:lvlText w:val=""/>
+      <w:lvlJc w:val="left"/>
+      <w:pPr>
+        <w:tabs>
+          <w:tab w:val="num" w:pos="4963"/>
+        </w:tabs>
+        <w:ind w:left="4963" w:hanging="283"/>
+      </w:pPr>
+      <w:rPr>
+        <w:rFonts w:ascii="Symbol" w:hAnsi="Symbol" w:cs="Symbol" w:hint="default"/>
+      </w:rPr>
+    </w:lvl>
+    <w:lvl w:ilvl="7">
+      <w:start w:val="1"/>
+      <w:numFmt w:val="bullet"/>
+      <w:lvlText w:val=""/>
+      <w:lvlJc w:val="left"/>
+      <w:pPr>
+        <w:tabs>
+          <w:tab w:val="num" w:pos="5672"/>
+        </w:tabs>
+        <w:ind w:left="5672" w:hanging="283"/>
+      </w:pPr>
+      <w:rPr>
+        <w:rFonts w:ascii="Symbol" w:hAnsi="Symbol" w:cs="Symbol" w:hint="default"/>
+      </w:rPr>
+    </w:lvl>
+    <w:lvl w:ilvl="8">
+      <w:start w:val="1"/>
+      <w:numFmt w:val="bullet"/>
+      <w:lvlText w:val=""/>
+      <w:lvlJc w:val="left"/>
+      <w:pPr>
+        <w:tabs>
+          <w:tab w:val="num" w:pos="6381"/>
+        </w:tabs>
+        <w:ind w:left="6381" w:hanging="283"/>
+      </w:pPr>
+      <w:rPr>
+        <w:rFonts w:ascii="Symbol" w:hAnsi="Symbol" w:cs="Symbol" w:hint="default"/>
+      </w:rPr>
+    </w:lvl>
+  </w:abstractNum>
+  <w:abstractNum w:abstractNumId="16">
+    <w:lvl w:ilvl="0">
+      <w:start w:val="1"/>
+      <w:numFmt w:val="bullet"/>
+      <w:lvlText w:val=""/>
+      <w:lvlJc w:val="left"/>
+      <w:pPr>
+        <w:tabs>
+          <w:tab w:val="num" w:pos="480"/>
+        </w:tabs>
+        <w:ind w:left="480" w:hanging="283"/>
+      </w:pPr>
+      <w:rPr>
+        <w:rFonts w:ascii="Wingdings" w:hAnsi="Wingdings" w:cs="Wingdings" w:hint="default"/>
+      </w:rPr>
+    </w:lvl>
+    <w:lvl w:ilvl="1">
+      <w:start w:val="1"/>
+      <w:numFmt w:val="bullet"/>
+      <w:lvlText w:val=""/>
+      <w:lvlJc w:val="left"/>
+      <w:pPr>
+        <w:tabs>
+          <w:tab w:val="num" w:pos="1418"/>
+        </w:tabs>
+        <w:ind w:left="1418" w:hanging="283"/>
+      </w:pPr>
+      <w:rPr>
+        <w:rFonts w:ascii="Symbol" w:hAnsi="Symbol" w:cs="Symbol" w:hint="default"/>
+      </w:rPr>
+    </w:lvl>
+    <w:lvl w:ilvl="2">
+      <w:start w:val="1"/>
+      <w:numFmt w:val="bullet"/>
+      <w:lvlText w:val=""/>
+      <w:lvlJc w:val="left"/>
+      <w:pPr>
+        <w:tabs>
+          <w:tab w:val="num" w:pos="2127"/>
+        </w:tabs>
+        <w:ind w:left="2127" w:hanging="283"/>
+      </w:pPr>
+      <w:rPr>
+        <w:rFonts w:ascii="Symbol" w:hAnsi="Symbol" w:cs="Symbol" w:hint="default"/>
+      </w:rPr>
+    </w:lvl>
+    <w:lvl w:ilvl="3">
+      <w:start w:val="1"/>
+      <w:numFmt w:val="bullet"/>
+      <w:lvlText w:val=""/>
+      <w:lvlJc w:val="left"/>
+      <w:pPr>
+        <w:tabs>
+          <w:tab w:val="num" w:pos="2836"/>
+        </w:tabs>
+        <w:ind w:left="2836" w:hanging="283"/>
+      </w:pPr>
+      <w:rPr>
+        <w:rFonts w:ascii="Symbol" w:hAnsi="Symbol" w:cs="Symbol" w:hint="default"/>
+      </w:rPr>
+    </w:lvl>
+    <w:lvl w:ilvl="4">
+      <w:start w:val="1"/>
+      <w:numFmt w:val="bullet"/>
+      <w:lvlText w:val=""/>
+      <w:lvlJc w:val="left"/>
+      <w:pPr>
+        <w:tabs>
+          <w:tab w:val="num" w:pos="3545"/>
+        </w:tabs>
+        <w:ind w:left="3545" w:hanging="283"/>
+      </w:pPr>
+      <w:rPr>
+        <w:rFonts w:ascii="Symbol" w:hAnsi="Symbol" w:cs="Symbol" w:hint="default"/>
+      </w:rPr>
+    </w:lvl>
+    <w:lvl w:ilvl="5">
+      <w:start w:val="1"/>
+      <w:numFmt w:val="bullet"/>
+      <w:lvlText w:val=""/>
+      <w:lvlJc w:val="left"/>
+      <w:pPr>
+        <w:tabs>
+          <w:tab w:val="num" w:pos="4254"/>
+        </w:tabs>
+        <w:ind w:left="4254" w:hanging="283"/>
+      </w:pPr>
+      <w:rPr>
+        <w:rFonts w:ascii="Symbol" w:hAnsi="Symbol" w:cs="Symbol" w:hint="default"/>
+      </w:rPr>
+    </w:lvl>
+    <w:lvl w:ilvl="6">
+      <w:start w:val="1"/>
+      <w:numFmt w:val="bullet"/>
+      <w:lvlText w:val=""/>
+      <w:lvlJc w:val="left"/>
+      <w:pPr>
+        <w:tabs>
+          <w:tab w:val="num" w:pos="4963"/>
+        </w:tabs>
+        <w:ind w:left="4963" w:hanging="283"/>
+      </w:pPr>
+      <w:rPr>
+        <w:rFonts w:ascii="Symbol" w:hAnsi="Symbol" w:cs="Symbol" w:hint="default"/>
+      </w:rPr>
+    </w:lvl>
+    <w:lvl w:ilvl="7">
+      <w:start w:val="1"/>
+      <w:numFmt w:val="bullet"/>
+      <w:lvlText w:val=""/>
+      <w:lvlJc w:val="left"/>
+      <w:pPr>
+        <w:tabs>
+          <w:tab w:val="num" w:pos="5672"/>
+        </w:tabs>
+        <w:ind w:left="5672" w:hanging="283"/>
+      </w:pPr>
+      <w:rPr>
+        <w:rFonts w:ascii="Symbol" w:hAnsi="Symbol" w:cs="Symbol" w:hint="default"/>
+      </w:rPr>
+    </w:lvl>
+    <w:lvl w:ilvl="8">
+      <w:start w:val="1"/>
+      <w:numFmt w:val="bullet"/>
+      <w:lvlText w:val=""/>
+      <w:lvlJc w:val="left"/>
+      <w:pPr>
+        <w:tabs>
+          <w:tab w:val="num" w:pos="6381"/>
+        </w:tabs>
+        <w:ind w:left="6381" w:hanging="283"/>
+      </w:pPr>
+      <w:rPr>
+        <w:rFonts w:ascii="Symbol" w:hAnsi="Symbol" w:cs="Symbol" w:hint="default"/>
+      </w:rPr>
+    </w:lvl>
+  </w:abstractNum>
+  <w:abstractNum w:abstractNumId="17">
+    <w:lvl w:ilvl="0">
+      <w:start w:val="1"/>
+      <w:numFmt w:val="bullet"/>
+      <w:lvlText w:val=""/>
+      <w:lvlJc w:val="left"/>
+      <w:pPr>
+        <w:tabs>
+          <w:tab w:val="num" w:pos="709"/>
+        </w:tabs>
+        <w:ind w:left="709" w:hanging="283"/>
+      </w:pPr>
+      <w:rPr>
+        <w:rFonts w:ascii="Symbol" w:hAnsi="Symbol" w:cs="Symbol" w:hint="default"/>
+      </w:rPr>
+    </w:lvl>
+    <w:lvl w:ilvl="1">
+      <w:start w:val="1"/>
+      <w:numFmt w:val="bullet"/>
+      <w:lvlText w:val=""/>
+      <w:lvlJc w:val="left"/>
+      <w:pPr>
+        <w:tabs>
+          <w:tab w:val="num" w:pos="1418"/>
+        </w:tabs>
+        <w:ind w:left="1418" w:hanging="283"/>
+      </w:pPr>
+      <w:rPr>
+        <w:rFonts w:ascii="Symbol" w:hAnsi="Symbol" w:cs="Symbol" w:hint="default"/>
+      </w:rPr>
+    </w:lvl>
+    <w:lvl w:ilvl="2">
+      <w:start w:val="1"/>
+      <w:numFmt w:val="bullet"/>
+      <w:lvlText w:val=""/>
+      <w:lvlJc w:val="left"/>
+      <w:pPr>
+        <w:tabs>
+          <w:tab w:val="num" w:pos="2127"/>
+        </w:tabs>
+        <w:ind w:left="2127" w:hanging="283"/>
+      </w:pPr>
+      <w:rPr>
+        <w:rFonts w:ascii="Symbol" w:hAnsi="Symbol" w:cs="Symbol" w:hint="default"/>
+      </w:rPr>
+    </w:lvl>
+    <w:lvl w:ilvl="3">
+      <w:start w:val="1"/>
+      <w:numFmt w:val="bullet"/>
+      <w:lvlText w:val=""/>
+      <w:lvlJc w:val="left"/>
+      <w:pPr>
+        <w:tabs>
+          <w:tab w:val="num" w:pos="2836"/>
+        </w:tabs>
+        <w:ind w:left="2836" w:hanging="283"/>
+      </w:pPr>
+      <w:rPr>
+        <w:rFonts w:ascii="Symbol" w:hAnsi="Symbol" w:cs="Symbol" w:hint="default"/>
+      </w:rPr>
+    </w:lvl>
+    <w:lvl w:ilvl="4">
+      <w:start w:val="1"/>
+      <w:numFmt w:val="bullet"/>
+      <w:lvlText w:val=""/>
+      <w:lvlJc w:val="left"/>
+      <w:pPr>
+        <w:tabs>
+          <w:tab w:val="num" w:pos="3545"/>
+        </w:tabs>
+        <w:ind w:left="3545" w:hanging="283"/>
+      </w:pPr>
+      <w:rPr>
+        <w:rFonts w:ascii="Symbol" w:hAnsi="Symbol" w:cs="Symbol" w:hint="default"/>
+      </w:rPr>
+    </w:lvl>
+    <w:lvl w:ilvl="5">
+      <w:start w:val="1"/>
+      <w:numFmt w:val="bullet"/>
+      <w:lvlText w:val=""/>
+      <w:lvlJc w:val="left"/>
+      <w:pPr>
+        <w:tabs>
+          <w:tab w:val="num" w:pos="4254"/>
+        </w:tabs>
+        <w:ind w:left="4254" w:hanging="283"/>
+      </w:pPr>
+      <w:rPr>
+        <w:rFonts w:ascii="Symbol" w:hAnsi="Symbol" w:cs="Symbol" w:hint="default"/>
+      </w:rPr>
+    </w:lvl>
+    <w:lvl w:ilvl="6">
+      <w:start w:val="1"/>
+      <w:numFmt w:val="bullet"/>
+      <w:lvlText w:val=""/>
+      <w:lvlJc w:val="left"/>
+      <w:pPr>
+        <w:tabs>
+          <w:tab w:val="num" w:pos="4963"/>
+        </w:tabs>
+        <w:ind w:left="4963" w:hanging="283"/>
+      </w:pPr>
+      <w:rPr>
+        <w:rFonts w:ascii="Symbol" w:hAnsi="Symbol" w:cs="Symbol" w:hint="default"/>
+      </w:rPr>
+    </w:lvl>
+    <w:lvl w:ilvl="7">
+      <w:start w:val="1"/>
+      <w:numFmt w:val="bullet"/>
+      <w:lvlText w:val=""/>
+      <w:lvlJc w:val="left"/>
+      <w:pPr>
+        <w:tabs>
+          <w:tab w:val="num" w:pos="5672"/>
+        </w:tabs>
+        <w:ind w:left="5672" w:hanging="283"/>
+      </w:pPr>
+      <w:rPr>
+        <w:rFonts w:ascii="Symbol" w:hAnsi="Symbol" w:cs="Symbol" w:hint="default"/>
+      </w:rPr>
+    </w:lvl>
+    <w:lvl w:ilvl="8">
+      <w:start w:val="1"/>
+      <w:numFmt w:val="bullet"/>
+      <w:lvlText w:val=""/>
+      <w:lvlJc w:val="left"/>
+      <w:pPr>
+        <w:tabs>
+          <w:tab w:val="num" w:pos="6381"/>
+        </w:tabs>
+        <w:ind w:left="6381" w:hanging="283"/>
+      </w:pPr>
+      <w:rPr>
+        <w:rFonts w:ascii="Symbol" w:hAnsi="Symbol" w:cs="Symbol" w:hint="default"/>
+      </w:rPr>
+    </w:lvl>
+  </w:abstractNum>
+  <w:abstractNum w:abstractNumId="18">
+    <w:lvl w:ilvl="0">
+      <w:start w:val="1"/>
+      <w:numFmt w:val="bullet"/>
+      <w:lvlText w:val=""/>
+      <w:lvlJc w:val="left"/>
+      <w:pPr>
+        <w:tabs>
+          <w:tab w:val="num" w:pos="709"/>
+        </w:tabs>
+        <w:ind w:left="709" w:hanging="283"/>
+      </w:pPr>
+      <w:rPr>
+        <w:rFonts w:ascii="Symbol" w:hAnsi="Symbol" w:cs="Symbol" w:hint="default"/>
+      </w:rPr>
+    </w:lvl>
+    <w:lvl w:ilvl="1">
+      <w:start w:val="1"/>
+      <w:numFmt w:val="bullet"/>
+      <w:lvlText w:val=""/>
+      <w:lvlJc w:val="left"/>
+      <w:pPr>
+        <w:tabs>
+          <w:tab w:val="num" w:pos="1418"/>
+        </w:tabs>
+        <w:ind w:left="1418" w:hanging="283"/>
+      </w:pPr>
+      <w:rPr>
+        <w:rFonts w:ascii="Symbol" w:hAnsi="Symbol" w:cs="Symbol" w:hint="default"/>
+      </w:rPr>
+    </w:lvl>
+    <w:lvl w:ilvl="2">
+      <w:start w:val="1"/>
+      <w:numFmt w:val="bullet"/>
+      <w:lvlText w:val=""/>
+      <w:lvlJc w:val="left"/>
+      <w:pPr>
+        <w:tabs>
+          <w:tab w:val="num" w:pos="2127"/>
+        </w:tabs>
+        <w:ind w:left="2127" w:hanging="283"/>
+      </w:pPr>
+      <w:rPr>
+        <w:rFonts w:ascii="Symbol" w:hAnsi="Symbol" w:cs="Symbol" w:hint="default"/>
+      </w:rPr>
+    </w:lvl>
+    <w:lvl w:ilvl="3">
+      <w:start w:val="1"/>
+      <w:numFmt w:val="bullet"/>
+      <w:lvlText w:val=""/>
+      <w:lvlJc w:val="left"/>
+      <w:pPr>
+        <w:tabs>
+          <w:tab w:val="num" w:pos="2836"/>
+        </w:tabs>
+        <w:ind w:left="2836" w:hanging="283"/>
+      </w:pPr>
+      <w:rPr>
+        <w:rFonts w:ascii="Symbol" w:hAnsi="Symbol" w:cs="Symbol" w:hint="default"/>
+      </w:rPr>
+    </w:lvl>
+    <w:lvl w:ilvl="4">
+      <w:start w:val="1"/>
+      <w:numFmt w:val="bullet"/>
+      <w:lvlText w:val=""/>
+      <w:lvlJc w:val="left"/>
+      <w:pPr>
+        <w:tabs>
+          <w:tab w:val="num" w:pos="3545"/>
+        </w:tabs>
+        <w:ind w:left="3545" w:hanging="283"/>
+      </w:pPr>
+      <w:rPr>
+        <w:rFonts w:ascii="Symbol" w:hAnsi="Symbol" w:cs="Symbol" w:hint="default"/>
+      </w:rPr>
+    </w:lvl>
+    <w:lvl w:ilvl="5">
+      <w:start w:val="1"/>
+      <w:numFmt w:val="bullet"/>
+      <w:lvlText w:val=""/>
+      <w:lvlJc w:val="left"/>
+      <w:pPr>
+        <w:tabs>
+          <w:tab w:val="num" w:pos="4254"/>
+        </w:tabs>
+        <w:ind w:left="4254" w:hanging="283"/>
+      </w:pPr>
+      <w:rPr>
+        <w:rFonts w:ascii="Symbol" w:hAnsi="Symbol" w:cs="Symbol" w:hint="default"/>
+      </w:rPr>
+    </w:lvl>
+    <w:lvl w:ilvl="6">
+      <w:start w:val="1"/>
+      <w:numFmt w:val="bullet"/>
+      <w:lvlText w:val=""/>
+      <w:lvlJc w:val="left"/>
+      <w:pPr>
+        <w:tabs>
+          <w:tab w:val="num" w:pos="4963"/>
+        </w:tabs>
+        <w:ind w:left="4963" w:hanging="283"/>
+      </w:pPr>
+      <w:rPr>
+        <w:rFonts w:ascii="Symbol" w:hAnsi="Symbol" w:cs="Symbol" w:hint="default"/>
+      </w:rPr>
+    </w:lvl>
+    <w:lvl w:ilvl="7">
+      <w:start w:val="1"/>
+      <w:numFmt w:val="bullet"/>
+      <w:lvlText w:val=""/>
+      <w:lvlJc w:val="left"/>
+      <w:pPr>
+        <w:tabs>
+          <w:tab w:val="num" w:pos="5672"/>
+        </w:tabs>
+        <w:ind w:left="5672" w:hanging="283"/>
+      </w:pPr>
+      <w:rPr>
+        <w:rFonts w:ascii="Symbol" w:hAnsi="Symbol" w:cs="Symbol" w:hint="default"/>
+      </w:rPr>
+    </w:lvl>
+    <w:lvl w:ilvl="8">
+      <w:start w:val="1"/>
+      <w:numFmt w:val="bullet"/>
+      <w:lvlText w:val=""/>
+      <w:lvlJc w:val="left"/>
+      <w:pPr>
+        <w:tabs>
+          <w:tab w:val="num" w:pos="6381"/>
+        </w:tabs>
+        <w:ind w:left="6381" w:hanging="283"/>
+      </w:pPr>
+      <w:rPr>
+        <w:rFonts w:ascii="Symbol" w:hAnsi="Symbol" w:cs="Symbol" w:hint="default"/>
+      </w:rPr>
+    </w:lvl>
+  </w:abstractNum>
+  <w:abstractNum w:abstractNumId="19">
+    <w:lvl w:ilvl="0">
+      <w:start w:val="1"/>
+      <w:numFmt w:val="bullet"/>
+      <w:lvlText w:val=""/>
+      <w:lvlJc w:val="left"/>
+      <w:pPr>
+        <w:tabs>
+          <w:tab w:val="num" w:pos="709"/>
+        </w:tabs>
+        <w:ind w:left="709" w:hanging="283"/>
+      </w:pPr>
+      <w:rPr>
+        <w:rFonts w:ascii="Symbol" w:hAnsi="Symbol" w:cs="Symbol" w:hint="default"/>
+      </w:rPr>
+    </w:lvl>
+    <w:lvl w:ilvl="1">
+      <w:start w:val="1"/>
+      <w:numFmt w:val="bullet"/>
+      <w:lvlText w:val=""/>
+      <w:lvlJc w:val="left"/>
+      <w:pPr>
+        <w:tabs>
+          <w:tab w:val="num" w:pos="1418"/>
+        </w:tabs>
+        <w:ind w:left="1418" w:hanging="283"/>
+      </w:pPr>
+      <w:rPr>
+        <w:rFonts w:ascii="Symbol" w:hAnsi="Symbol" w:cs="Symbol" w:hint="default"/>
+      </w:rPr>
+    </w:lvl>
+    <w:lvl w:ilvl="2">
+      <w:start w:val="1"/>
+      <w:numFmt w:val="bullet"/>
+      <w:lvlText w:val=""/>
+      <w:lvlJc w:val="left"/>
+      <w:pPr>
+        <w:tabs>
+          <w:tab w:val="num" w:pos="2127"/>
+        </w:tabs>
+        <w:ind w:left="2127" w:hanging="283"/>
+      </w:pPr>
+      <w:rPr>
+        <w:rFonts w:ascii="Symbol" w:hAnsi="Symbol" w:cs="Symbol" w:hint="default"/>
+      </w:rPr>
+    </w:lvl>
+    <w:lvl w:ilvl="3">
+      <w:start w:val="1"/>
+      <w:numFmt w:val="bullet"/>
+      <w:lvlText w:val=""/>
+      <w:lvlJc w:val="left"/>
+      <w:pPr>
+        <w:tabs>
+          <w:tab w:val="num" w:pos="2836"/>
+        </w:tabs>
+        <w:ind w:left="2836" w:hanging="283"/>
+      </w:pPr>
+      <w:rPr>
+        <w:rFonts w:ascii="Symbol" w:hAnsi="Symbol" w:cs="Symbol" w:hint="default"/>
+      </w:rPr>
+    </w:lvl>
+    <w:lvl w:ilvl="4">
+      <w:start w:val="1"/>
+      <w:numFmt w:val="bullet"/>
+      <w:lvlText w:val=""/>
+      <w:lvlJc w:val="left"/>
+      <w:pPr>
+        <w:tabs>
+          <w:tab w:val="num" w:pos="3545"/>
+        </w:tabs>
+        <w:ind w:left="3545" w:hanging="283"/>
+      </w:pPr>
+      <w:rPr>
+        <w:rFonts w:ascii="Symbol" w:hAnsi="Symbol" w:cs="Symbol" w:hint="default"/>
+      </w:rPr>
+    </w:lvl>
+    <w:lvl w:ilvl="5">
+      <w:start w:val="1"/>
+      <w:numFmt w:val="bullet"/>
+      <w:lvlText w:val=""/>
+      <w:lvlJc w:val="left"/>
+      <w:pPr>
+        <w:tabs>
+          <w:tab w:val="num" w:pos="4254"/>
+        </w:tabs>
+        <w:ind w:left="4254" w:hanging="283"/>
+      </w:pPr>
+      <w:rPr>
+        <w:rFonts w:ascii="Symbol" w:hAnsi="Symbol" w:cs="Symbol" w:hint="default"/>
+      </w:rPr>
+    </w:lvl>
+    <w:lvl w:ilvl="6">
+      <w:start w:val="1"/>
+      <w:numFmt w:val="bullet"/>
+      <w:lvlText w:val=""/>
+      <w:lvlJc w:val="left"/>
+      <w:pPr>
+        <w:tabs>
+          <w:tab w:val="num" w:pos="4963"/>
+        </w:tabs>
+        <w:ind w:left="4963" w:hanging="283"/>
+      </w:pPr>
+      <w:rPr>
+        <w:rFonts w:ascii="Symbol" w:hAnsi="Symbol" w:cs="Symbol" w:hint="default"/>
+      </w:rPr>
+    </w:lvl>
+    <w:lvl w:ilvl="7">
+      <w:start w:val="1"/>
+      <w:numFmt w:val="bullet"/>
+      <w:lvlText w:val=""/>
+      <w:lvlJc w:val="left"/>
+      <w:pPr>
+        <w:tabs>
+          <w:tab w:val="num" w:pos="5672"/>
+        </w:tabs>
+        <w:ind w:left="5672" w:hanging="283"/>
+      </w:pPr>
+      <w:rPr>
+        <w:rFonts w:ascii="Symbol" w:hAnsi="Symbol" w:cs="Symbol" w:hint="default"/>
+      </w:rPr>
+    </w:lvl>
+    <w:lvl w:ilvl="8">
+      <w:start w:val="1"/>
+      <w:numFmt w:val="bullet"/>
+      <w:lvlText w:val=""/>
+      <w:lvlJc w:val="left"/>
+      <w:pPr>
+        <w:tabs>
+          <w:tab w:val="num" w:pos="6381"/>
+        </w:tabs>
+        <w:ind w:left="6381" w:hanging="283"/>
+      </w:pPr>
+      <w:rPr>
+        <w:rFonts w:ascii="Symbol" w:hAnsi="Symbol" w:cs="Symbol" w:hint="default"/>
+      </w:rPr>
+    </w:lvl>
+  </w:abstractNum>
+  <w:abstractNum w:abstractNumId="20">
+    <w:lvl w:ilvl="0">
+      <w:start w:val="1"/>
       <w:numFmt w:val="none"/>
       <w:suff w:val="nothing"/>
       <w:lvlText w:val=""/>
@@ -16263,6 +19957,30 @@
   </w:num>
   <w:num w:numId="12">
     <w:abstractNumId w:val="12"/>
+  </w:num>
+  <w:num w:numId="13">
+    <w:abstractNumId w:val="13"/>
+  </w:num>
+  <w:num w:numId="14">
+    <w:abstractNumId w:val="14"/>
+  </w:num>
+  <w:num w:numId="15">
+    <w:abstractNumId w:val="15"/>
+  </w:num>
+  <w:num w:numId="16">
+    <w:abstractNumId w:val="16"/>
+  </w:num>
+  <w:num w:numId="17">
+    <w:abstractNumId w:val="17"/>
+  </w:num>
+  <w:num w:numId="18">
+    <w:abstractNumId w:val="18"/>
+  </w:num>
+  <w:num w:numId="19">
+    <w:abstractNumId w:val="19"/>
+  </w:num>
+  <w:num w:numId="20">
+    <w:abstractNumId w:val="20"/>
   </w:num>
 </w:numbering>
 </file>
@@ -16443,7 +20161,7 @@
     <w:pPr>
       <w:widowControl w:val="false"/>
       <w:suppressAutoHyphens w:val="true"/>
-      <w:overflowPunct w:val="false"/>
+      <w:overflowPunct w:val="true"/>
       <w:bidi w:val="0"/>
       <w:spacing w:lineRule="auto" w:line="480" w:before="0" w:after="0"/>
       <w:ind w:firstLine="709" w:left="0" w:right="0"/>
@@ -16594,8 +20312,8 @@
       <w:bCs/>
     </w:rPr>
   </w:style>
-  <w:style w:type="character" w:styleId="Hyperlink" w:customStyle="1">
-    <w:name w:val="Hyperlink"/>
+  <w:style w:type="character" w:styleId="InternetLink" w:customStyle="1">
+    <w:name w:val="Internet Link"/>
     <w:basedOn w:val="DefaultParagraphFont"/>
     <w:uiPriority w:val="0"/>
     <w:qFormat/>
@@ -16610,8 +20328,15 @@
       <w:vertAlign w:val="superscript"/>
     </w:rPr>
   </w:style>
-  <w:style w:type="character" w:styleId="FootnoteCharacters" w:customStyle="1">
+  <w:style w:type="character" w:styleId="FootnoteCharacters">
     <w:name w:val="Footnote Characters"/>
+    <w:qFormat/>
+    <w:rPr>
+      <w:vertAlign w:val="superscript"/>
+    </w:rPr>
+  </w:style>
+  <w:style w:type="character" w:styleId="FootnoteCharacters1" w:customStyle="1">
+    <w:name w:val="Footnote Characters1"/>
     <w:uiPriority w:val="0"/>
     <w:qFormat/>
     <w:rPr>
@@ -16654,8 +20379,15 @@
       <w:vertAlign w:val="superscript"/>
     </w:rPr>
   </w:style>
-  <w:style w:type="character" w:styleId="EndnoteCharacters" w:customStyle="1">
+  <w:style w:type="character" w:styleId="EndnoteCharacters">
     <w:name w:val="Endnote Characters"/>
+    <w:qFormat/>
+    <w:rPr>
+      <w:vertAlign w:val="superscript"/>
+    </w:rPr>
+  </w:style>
+  <w:style w:type="character" w:styleId="EndnoteCharacters1" w:customStyle="1">
+    <w:name w:val="Endnote Characters1"/>
     <w:uiPriority w:val="0"/>
     <w:qFormat/>
     <w:rPr>
@@ -16704,6 +20436,13 @@
     <w:rPr>
       <w:i/>
       <w:iCs/>
+    </w:rPr>
+  </w:style>
+  <w:style w:type="character" w:styleId="Hyperlink">
+    <w:name w:val="Hyperlink"/>
+    <w:rPr>
+      <w:color w:val="000080"/>
+      <w:u w:val="single"/>
     </w:rPr>
   </w:style>
   <w:style w:type="paragraph" w:styleId="Ttulo">
@@ -16992,7 +20731,7 @@
     <w:pPr>
       <w:widowControl w:val="false"/>
       <w:suppressAutoHyphens w:val="true"/>
-      <w:overflowPunct w:val="false"/>
+      <w:overflowPunct w:val="true"/>
       <w:bidi w:val="0"/>
       <w:spacing w:lineRule="auto" w:line="240" w:before="0" w:after="0"/>
       <w:ind w:firstLine="709" w:left="0" w:right="0"/>
